--- a/report.docx
+++ b/report.docx
@@ -6214,7 +6214,56 @@
         <w:rPr>
           <w:lang w:val="el-GR"/>
         </w:rPr>
-        <w:t xml:space="preserve">, επιλέγω μερικά χαρακτηριστικά από κάθε κατηγορία για να εκπαιδεύσω το μοντέλο μου. Σκοπός είναι, μετά την αξιολόγηση του μοντέλου, να ελέγξω ποια χαρακτηριστικά είναι περισσότερο σχετικά και μου επηρεάζουν περισσότερο (θετικά) την ακρίβεια του μοντέλου. </w:t>
+        <w:t xml:space="preserve">, επιλέγω μερικά χαρακτηριστικά από κάθε κατηγορία για να εκπαιδεύσω το μοντέλο μου. Σκοπός είναι, μετά την αξιολόγηση του μοντέλου, να ελέγξω ποια χαρακτηριστικά είναι περισσότερο σχετικά και μου επηρεάζουν περισσότερο (θετικά) την ακρίβεια του </w:t>
+      </w:r>
+      <w:r>
+        <w:rPr>
+          <w:lang w:val="el-GR"/>
+        </w:rPr>
+        <w:lastRenderedPageBreak/>
+        <w:t xml:space="preserve">μοντέλου. </w:t>
+      </w:r>
+      <w:r>
+        <w:rPr>
+          <w:lang w:val="el-GR"/>
+        </w:rPr>
+        <w:t xml:space="preserve">Σχεδόν όλα τα χαρακτηριστικά εξορρίσονται με τη χρήση της βιβλιοθήκης </w:t>
+      </w:r>
+      <w:r>
+        <w:t>essentia</w:t>
+      </w:r>
+      <w:r>
+        <w:rPr>
+          <w:lang w:val="el-GR"/>
+        </w:rPr>
+        <w:t xml:space="preserve">, </w:t>
+      </w:r>
+      <w:r>
+        <w:t>standard</w:t>
+      </w:r>
+      <w:r>
+        <w:rPr>
+          <w:lang w:val="el-GR"/>
+        </w:rPr>
+        <w:t xml:space="preserve"> </w:t>
+      </w:r>
+      <w:r>
+        <w:t>mode</w:t>
+      </w:r>
+      <w:r>
+        <w:rPr>
+          <w:lang w:val="el-GR"/>
+        </w:rPr>
+        <w:t xml:space="preserve">, και τα υπόλοιπα με τη χρήση της βιβλιοθήκης </w:t>
+      </w:r>
+      <w:r>
+        <w:t>librosa</w:t>
+      </w:r>
+      <w:r>
+        <w:rPr>
+          <w:lang w:val="el-GR"/>
+        </w:rPr>
+        <w:t xml:space="preserve">. </w:t>
       </w:r>
     </w:p>
     <w:p>
@@ -6391,241 +6440,629 @@
           <w:lang w:val="el-GR"/>
         </w:rPr>
       </w:pPr>
-      <w:bookmarkStart w:id="28" w:name="_Toc208484152"/>
       <w:r>
         <w:rPr>
           <w:lang w:val="el-GR"/>
         </w:rPr>
         <w:t>Τόνος</w:t>
       </w:r>
+    </w:p>
+    <w:p>
+      <w:pPr>
+        <w:rPr>
+          <w:lang w:val="el-GR"/>
+        </w:rPr>
+      </w:pPr>
+      <w:r>
+        <w:rPr>
+          <w:lang w:val="el-GR"/>
+        </w:rPr>
+        <w:t>Η τονικότητα αντιπροσωπεύει την αντιληπτή θεμελιώδη συχνότητα ενός</w:t>
+      </w:r>
+      <w:r>
+        <w:rPr>
+          <w:lang w:val="el-GR"/>
+        </w:rPr>
+        <w:t xml:space="preserve"> </w:t>
+      </w:r>
+      <w:r>
+        <w:rPr>
+          <w:lang w:val="el-GR"/>
+        </w:rPr>
+        <w:t>ήχου. Είναι ένα από τα τρία κύρια ακουστικά χαρακτηριστικά των</w:t>
+      </w:r>
+      <w:r>
+        <w:rPr>
+          <w:lang w:val="el-GR"/>
+        </w:rPr>
+        <w:t xml:space="preserve"> </w:t>
+      </w:r>
+      <w:r>
+        <w:rPr>
+          <w:lang w:val="el-GR"/>
+        </w:rPr>
+        <w:t>ήχων, μαζί με την ένταση και την χροιά.</w:t>
+      </w:r>
+      <w:r>
+        <w:rPr>
+          <w:lang w:val="el-GR"/>
+        </w:rPr>
+        <w:t xml:space="preserve"> Η εξόρυξή του έγινε με τη χρήση των εξής αλγορίθμων, για τη σύγκρισή τους.</w:t>
+      </w:r>
+    </w:p>
+    <w:p>
+      <w:pPr>
+        <w:rPr>
+          <w:b/>
+          <w:bCs/>
+          <w:u w:val="single"/>
+          <w:lang w:val="el-GR"/>
+        </w:rPr>
+      </w:pPr>
+      <w:r>
+        <w:rPr>
+          <w:b/>
+          <w:bCs/>
+          <w:u w:val="single"/>
+        </w:rPr>
+        <w:t>YIN</w:t>
+      </w:r>
+      <w:r>
+        <w:rPr>
+          <w:b/>
+          <w:bCs/>
+          <w:u w:val="single"/>
+          <w:lang w:val="el-GR"/>
+        </w:rPr>
+        <w:t xml:space="preserve"> </w:t>
+      </w:r>
+      <w:r>
+        <w:rPr>
+          <w:b/>
+          <w:bCs/>
+          <w:u w:val="single"/>
+        </w:rPr>
+        <w:t>A</w:t>
+      </w:r>
+      <w:r>
+        <w:rPr>
+          <w:b/>
+          <w:bCs/>
+          <w:u w:val="single"/>
+        </w:rPr>
+        <w:t>lgorithm</w:t>
+      </w:r>
+    </w:p>
+    <w:p>
+      <w:pPr>
+        <w:rPr>
+          <w:lang w:val="el-GR"/>
+        </w:rPr>
+      </w:pPr>
+      <w:r>
+        <w:rPr>
+          <w:lang w:val="el-GR"/>
+        </w:rPr>
+        <w:t>Αυτός ο αλγόριθμος εκτιμά τη θεμελιώδη συχνότητα δεδομένου του πλαισίου ενός μονοφωνικού μουσικού σήματος. Είναι μια υλοποίηση του αλγορίθμου Yin για υπολογισμούς στο χρονικό πεδίο.</w:t>
+      </w:r>
+    </w:p>
+    <w:p>
+      <w:pPr>
+        <w:rPr>
+          <w:b/>
+          <w:bCs/>
+          <w:u w:val="single"/>
+          <w:lang w:val="el-GR"/>
+        </w:rPr>
+      </w:pPr>
+      <w:r>
+        <w:rPr>
+          <w:b/>
+          <w:bCs/>
+          <w:u w:val="single"/>
+        </w:rPr>
+        <w:t xml:space="preserve">Melodia </w:t>
+      </w:r>
+      <w:r>
+        <w:rPr>
+          <w:b/>
+          <w:bCs/>
+          <w:u w:val="single"/>
+        </w:rPr>
+        <w:t>A</w:t>
+      </w:r>
+      <w:r>
+        <w:rPr>
+          <w:b/>
+          <w:bCs/>
+          <w:u w:val="single"/>
+        </w:rPr>
+        <w:t>lgorithm</w:t>
+      </w:r>
+    </w:p>
+    <w:p>
+      <w:pPr>
+        <w:rPr>
+          <w:lang w:val="el-GR"/>
+        </w:rPr>
+      </w:pPr>
+      <w:r>
+        <w:rPr>
+          <w:lang w:val="el-GR"/>
+        </w:rPr>
+        <w:t>Αυτός ο αλγόριθμος εκτιμά τη θεμελιώδη συχνότητα της κυρίαρχης μελωδίας από πολυφωνικά μουσικά σήματα χρησιμοποιώντας τον αλγόριθμο MELODIA. Είναι ειδικά κατάλληλος για μουσική με κυρίαρχο μελωδικό στοιχείο, για παράδειγμα τη μελωδία της τραγουδίστριας φωνής σε μια συνοδευόμενη ηχογράφηση τραγουδιού.</w:t>
+      </w:r>
+    </w:p>
+    <w:p>
+      <w:pPr>
+        <w:pStyle w:val="Heading3"/>
+        <w:rPr>
+          <w:lang w:val="el-GR"/>
+        </w:rPr>
+      </w:pPr>
+      <w:r>
+        <w:rPr>
+          <w:lang w:val="el-GR"/>
+        </w:rPr>
+        <w:t>Εύρος Τόνου</w:t>
+      </w:r>
+    </w:p>
+    <w:p/>
+    <w:p>
+      <w:pPr>
+        <w:rPr>
+          <w:b/>
+          <w:bCs/>
+          <w:u w:val="single"/>
+          <w:lang w:val="el-GR"/>
+        </w:rPr>
+      </w:pPr>
+      <w:r>
+        <w:rPr>
+          <w:b/>
+          <w:bCs/>
+          <w:u w:val="single"/>
+        </w:rPr>
+        <w:t>Melodia algorithm</w:t>
+      </w:r>
+    </w:p>
+    <w:p>
+      <w:pPr>
+        <w:pStyle w:val="Heading3"/>
+      </w:pPr>
+      <w:bookmarkStart w:id="28" w:name="_Toc208484154"/>
+      <w:r>
+        <w:t>MIDI Note Number</w:t>
+      </w:r>
       <w:bookmarkEnd w:id="28"/>
-    </w:p>
-    <w:p>
-      <w:pPr>
-        <w:pStyle w:val="ListParagraph"/>
-        <w:numPr>
-          <w:ilvl w:val="0"/>
-          <w:numId w:val="10"/>
-        </w:numPr>
-        <w:rPr>
-          <w:lang w:val="el-GR"/>
-        </w:rPr>
-      </w:pPr>
-      <w:r>
-        <w:t>YIN algorithm</w:t>
-      </w:r>
-    </w:p>
-    <w:p>
-      <w:pPr>
-        <w:pStyle w:val="ListParagraph"/>
-        <w:numPr>
-          <w:ilvl w:val="0"/>
-          <w:numId w:val="10"/>
-        </w:numPr>
-        <w:rPr>
-          <w:lang w:val="el-GR"/>
-        </w:rPr>
-      </w:pPr>
-      <w:r>
-        <w:t>Melodia algorithm</w:t>
-      </w:r>
+      <w:r>
+        <w:t xml:space="preserve"> Statistics</w:t>
+      </w:r>
+    </w:p>
+    <w:p>
+      <w:pPr>
+        <w:rPr>
+          <w:lang w:val="el-GR"/>
+        </w:rPr>
+      </w:pPr>
+      <w:r>
+        <w:rPr>
+          <w:lang w:val="el-GR"/>
+        </w:rPr>
+        <w:t xml:space="preserve">Το Πρότυπο Συντονισμού </w:t>
+      </w:r>
+      <w:r>
+        <w:t>MIDI</w:t>
+      </w:r>
+      <w:r>
+        <w:rPr>
+          <w:lang w:val="el-GR"/>
+        </w:rPr>
+        <w:t xml:space="preserve"> (</w:t>
+      </w:r>
+      <w:r>
+        <w:t>MTS</w:t>
+      </w:r>
+      <w:r>
+        <w:rPr>
+          <w:lang w:val="el-GR"/>
+        </w:rPr>
+        <w:t xml:space="preserve">) είναι μια προδιαγραφή ακριβούς μουσικού ύψους που έχει συμφωνηθεί από την Ένωση Κατασκευαστών </w:t>
+      </w:r>
+      <w:r>
+        <w:t>MIDI</w:t>
+      </w:r>
+      <w:r>
+        <w:rPr>
+          <w:lang w:val="el-GR"/>
+        </w:rPr>
+        <w:t xml:space="preserve"> στο πρωτόκολλο </w:t>
+      </w:r>
+      <w:r>
+        <w:t>MIDI</w:t>
+      </w:r>
+      <w:r>
+        <w:rPr>
+          <w:lang w:val="el-GR"/>
+        </w:rPr>
+        <w:t xml:space="preserve">. Το </w:t>
+      </w:r>
+      <w:r>
+        <w:t>MTS</w:t>
+      </w:r>
+      <w:r>
+        <w:rPr>
+          <w:lang w:val="el-GR"/>
+        </w:rPr>
+        <w:t xml:space="preserve"> επιτρέπει τόσο ένα μήνυμα μαζικής κουρδίσματος, που δίνει ένα κούρδισμα για καθεμία από τις 128 νότες, όσο και ένα μήνυμα συντονισμού για μεμονωμένες νότες καθώς αναπαράγονται.</w:t>
+      </w:r>
+      <w:r>
+        <w:rPr>
+          <w:lang w:val="el-GR"/>
+        </w:rPr>
+        <w:t xml:space="preserve"> </w:t>
+      </w:r>
+      <w:r>
+        <w:rPr>
+          <w:lang w:val="el-GR"/>
+        </w:rPr>
+        <w:t>Αν f είναι μια συχνότητα σε hertz, τότε ο αντίστοιχος αριθμός νότας MIDI NMIDI δίνεται από τον τύπο</w:t>
+      </w:r>
+      <w:r>
+        <w:rPr>
+          <w:lang w:val="el-GR"/>
+        </w:rPr>
+        <w:t xml:space="preserve"> </w:t>
+      </w:r>
+      <m:oMath>
+        <m:r>
+          <w:rPr>
+            <w:rFonts w:ascii="Cambria Math" w:hAnsi="Cambria Math" w:cstheme="minorHAnsi"/>
+            <w:lang w:val="el-GR"/>
+          </w:rPr>
+          <m:t>N</m:t>
+        </m:r>
+        <m:r>
+          <w:rPr>
+            <w:rFonts w:ascii="Cambria Math" w:hAnsi="Cambria Math" w:cstheme="minorHAnsi"/>
+          </w:rPr>
+          <m:t>MIDI</m:t>
+        </m:r>
+        <m:r>
+          <w:rPr>
+            <w:rFonts w:ascii="Cambria Math" w:hAnsi="Cambria Math" w:cstheme="minorHAnsi"/>
+            <w:lang w:val="el-GR"/>
+          </w:rPr>
+          <m:t>=69+12×lo</m:t>
+        </m:r>
+        <m:r>
+          <w:rPr>
+            <w:rFonts w:ascii="Cambria Math" w:hAnsi="Cambria Math" w:cstheme="minorHAnsi"/>
+          </w:rPr>
+          <m:t>g</m:t>
+        </m:r>
+        <m:r>
+          <w:rPr>
+            <w:rFonts w:ascii="Cambria Math" w:hAnsi="Cambria Math" w:cstheme="minorHAnsi"/>
+            <w:lang w:val="el-GR"/>
+          </w:rPr>
+          <m:t>2(</m:t>
+        </m:r>
+        <m:f>
+          <m:fPr>
+            <m:ctrlPr>
+              <w:rPr>
+                <w:rFonts w:ascii="Cambria Math" w:hAnsi="Cambria Math" w:cstheme="minorHAnsi"/>
+                <w:i/>
+                <w:lang w:val="el-GR"/>
+              </w:rPr>
+            </m:ctrlPr>
+          </m:fPr>
+          <m:num>
+            <m:r>
+              <w:rPr>
+                <w:rFonts w:ascii="Cambria Math" w:hAnsi="Cambria Math" w:cstheme="minorHAnsi"/>
+                <w:lang w:val="el-GR"/>
+              </w:rPr>
+              <m:t>f</m:t>
+            </m:r>
+          </m:num>
+          <m:den>
+            <m:r>
+              <w:rPr>
+                <w:rFonts w:ascii="Cambria Math" w:hAnsi="Cambria Math" w:cstheme="minorHAnsi"/>
+                <w:lang w:val="el-GR"/>
+              </w:rPr>
+              <m:t>440 H</m:t>
+            </m:r>
+            <m:r>
+              <w:rPr>
+                <w:rFonts w:ascii="Cambria Math" w:hAnsi="Cambria Math" w:cstheme="minorHAnsi"/>
+              </w:rPr>
+              <m:t>z</m:t>
+            </m:r>
+          </m:den>
+        </m:f>
+        <m:r>
+          <w:rPr>
+            <w:rFonts w:ascii="Cambria Math" w:hAnsi="Cambria Math" w:cstheme="minorHAnsi"/>
+            <w:lang w:val="el-GR"/>
+          </w:rPr>
+          <m:t>)</m:t>
+        </m:r>
+      </m:oMath>
+      <w:r>
+        <w:rPr>
+          <w:rFonts w:cstheme="minorHAnsi"/>
+          <w:lang w:val="el-GR"/>
+        </w:rPr>
+        <w:t xml:space="preserve">. </w:t>
+      </w:r>
+      <w:r>
+        <w:rPr>
+          <w:rFonts w:cstheme="minorHAnsi"/>
+          <w:lang w:val="el-GR"/>
+        </w:rPr>
+        <w:t xml:space="preserve">Υπολογίστηκαν τα στατιστικά </w:t>
+      </w:r>
+      <w:r>
+        <w:rPr>
+          <w:rFonts w:cstheme="minorHAnsi"/>
+        </w:rPr>
+        <w:t>mean</w:t>
+      </w:r>
+      <w:r>
+        <w:rPr>
+          <w:rFonts w:cstheme="minorHAnsi"/>
+          <w:lang w:val="el-GR"/>
+        </w:rPr>
+        <w:t xml:space="preserve">, </w:t>
+      </w:r>
+      <w:r>
+        <w:rPr>
+          <w:rFonts w:cstheme="minorHAnsi"/>
+        </w:rPr>
+        <w:t>median</w:t>
+      </w:r>
+      <w:r>
+        <w:rPr>
+          <w:rFonts w:cstheme="minorHAnsi"/>
+          <w:lang w:val="el-GR"/>
+        </w:rPr>
+        <w:t xml:space="preserve">, </w:t>
+      </w:r>
+      <w:r>
+        <w:rPr>
+          <w:rFonts w:cstheme="minorHAnsi"/>
+        </w:rPr>
+        <w:t>std</w:t>
+      </w:r>
+      <w:r>
+        <w:rPr>
+          <w:rFonts w:cstheme="minorHAnsi"/>
+          <w:lang w:val="el-GR"/>
+        </w:rPr>
+        <w:t xml:space="preserve">, </w:t>
+      </w:r>
+      <w:r>
+        <w:rPr>
+          <w:rFonts w:cstheme="minorHAnsi"/>
+        </w:rPr>
+        <w:t>skewness</w:t>
+      </w:r>
+      <w:r>
+        <w:rPr>
+          <w:rFonts w:cstheme="minorHAnsi"/>
+          <w:lang w:val="el-GR"/>
+        </w:rPr>
+        <w:t xml:space="preserve">, </w:t>
+      </w:r>
+      <w:r>
+        <w:rPr>
+          <w:rFonts w:cstheme="minorHAnsi"/>
+        </w:rPr>
+        <w:t>kurtosis</w:t>
+      </w:r>
+      <w:r>
+        <w:rPr>
+          <w:rFonts w:cstheme="minorHAnsi"/>
+          <w:lang w:val="el-GR"/>
+        </w:rPr>
+        <w:t xml:space="preserve"> </w:t>
+      </w:r>
+      <w:r>
+        <w:rPr>
+          <w:rFonts w:cstheme="minorHAnsi"/>
+          <w:lang w:val="el-GR"/>
+        </w:rPr>
+        <w:t xml:space="preserve">και </w:t>
+      </w:r>
+      <w:r>
+        <w:rPr>
+          <w:rFonts w:cstheme="minorHAnsi"/>
+        </w:rPr>
+        <w:t>delta</w:t>
+      </w:r>
+      <w:r>
+        <w:rPr>
+          <w:rFonts w:cstheme="minorHAnsi"/>
+          <w:lang w:val="el-GR"/>
+        </w:rPr>
+        <w:t>.</w:t>
+      </w:r>
+    </w:p>
+    <w:p>
+      <w:pPr>
+        <w:rPr>
+          <w:lang w:val="el-GR"/>
+        </w:rPr>
+      </w:pPr>
+    </w:p>
+    <w:p>
+      <w:pPr>
+        <w:pStyle w:val="Heading2"/>
+      </w:pPr>
+      <w:bookmarkStart w:id="29" w:name="_Toc208484155"/>
+      <w:r>
+        <w:t>Αρμονία</w:t>
+      </w:r>
+      <w:bookmarkEnd w:id="29"/>
+    </w:p>
+    <w:p>
+      <w:pPr>
+        <w:rPr>
+          <w:lang w:val="el-GR"/>
+        </w:rPr>
+      </w:pPr>
+      <w:r>
+        <w:rPr>
+          <w:lang w:val="el-GR"/>
+        </w:rPr>
+        <w:t xml:space="preserve">Αν η μελωδία είναι το σύνολο </w:t>
+      </w:r>
+      <w:r>
+        <w:rPr>
+          <w:lang w:val="el-GR"/>
+        </w:rPr>
+        <w:t xml:space="preserve">διαδοχικών  </w:t>
+      </w:r>
+      <w:r>
+        <w:rPr>
+          <w:lang w:val="el-GR"/>
+        </w:rPr>
+        <w:t>οριζόντιων</w:t>
+      </w:r>
+      <w:r>
+        <w:rPr>
+          <w:lang w:val="el-GR"/>
+        </w:rPr>
+        <w:t xml:space="preserve"> </w:t>
+      </w:r>
+      <w:r>
+        <w:rPr>
+          <w:lang w:val="el-GR"/>
+        </w:rPr>
+        <w:t xml:space="preserve">τόνων, τότε η αρμονία είναι </w:t>
+      </w:r>
+      <w:r>
+        <w:rPr>
+          <w:lang w:val="el-GR"/>
+        </w:rPr>
+        <w:t xml:space="preserve">το σύνολο των διαδοχικών κάθετων τόνων, δηλαδή </w:t>
+      </w:r>
+      <w:r>
+        <w:rPr>
+          <w:lang w:val="el-GR"/>
+        </w:rPr>
+        <w:t xml:space="preserve">ο ήχος που παράγεται από τον συνδυασμό διαφόρων </w:t>
+      </w:r>
+      <w:r>
+        <w:rPr>
+          <w:lang w:val="el-GR"/>
+        </w:rPr>
+        <w:t>τόνων</w:t>
+      </w:r>
+      <w:r>
+        <w:rPr>
+          <w:lang w:val="el-GR"/>
+        </w:rPr>
+        <w:t xml:space="preserve"> σε συγχορδίες.</w:t>
+      </w:r>
+      <w:r>
+        <w:rPr>
+          <w:lang w:val="el-GR"/>
+        </w:rPr>
+        <w:t xml:space="preserve"> Ένα από τα αρμονικά στοιχεία είναι η κλίμακα του μουσικού κομματιού: μείζονα ή ελάσσονα.  </w:t>
+      </w:r>
+    </w:p>
+    <w:p>
+      <w:pPr>
+        <w:rPr>
+          <w:lang w:val="el-GR"/>
+        </w:rPr>
+      </w:pPr>
     </w:p>
     <w:p>
       <w:pPr>
         <w:pStyle w:val="Heading3"/>
       </w:pPr>
-      <w:bookmarkStart w:id="29" w:name="_Toc208484153"/>
-      <w:r>
-        <w:rPr>
-          <w:lang w:val="el-GR"/>
-        </w:rPr>
-        <w:t>Εύρος τόνου</w:t>
-      </w:r>
-      <w:bookmarkEnd w:id="29"/>
+      <w:bookmarkStart w:id="30" w:name="_Toc208484156"/>
+      <w:r>
+        <w:t>Inharmonicity</w:t>
+      </w:r>
+      <w:bookmarkEnd w:id="30"/>
     </w:p>
     <w:p>
       <w:pPr>
         <w:pStyle w:val="Heading3"/>
       </w:pPr>
-      <w:bookmarkStart w:id="30" w:name="_Toc208484154"/>
-      <w:r>
-        <w:t>MIDI Note Number</w:t>
-      </w:r>
-      <w:bookmarkEnd w:id="30"/>
-    </w:p>
-    <w:p/>
-    <w:p>
-      <w:pPr>
-        <w:rPr>
-          <w:lang w:val="el-GR"/>
-        </w:rPr>
-      </w:pPr>
-    </w:p>
-    <w:p>
-      <w:pPr>
-        <w:pStyle w:val="Heading2"/>
-      </w:pPr>
-      <w:bookmarkStart w:id="31" w:name="_Toc208484155"/>
-      <w:r>
-        <w:t>Αρμονία</w:t>
+      <w:bookmarkStart w:id="31" w:name="_Toc208484157"/>
+      <w:r>
+        <w:t>Chromagram</w:t>
       </w:r>
       <w:bookmarkEnd w:id="31"/>
     </w:p>
     <w:p>
       <w:pPr>
-        <w:rPr>
-          <w:lang w:val="el-GR"/>
-        </w:rPr>
-      </w:pPr>
-      <w:r>
-        <w:rPr>
-          <w:lang w:val="el-GR"/>
-        </w:rPr>
-        <w:t xml:space="preserve">Αν η μελωδία είναι το σύνολο </w:t>
-      </w:r>
-      <w:r>
-        <w:rPr>
-          <w:lang w:val="el-GR"/>
-        </w:rPr>
-        <w:t xml:space="preserve">διαδοχικών  </w:t>
-      </w:r>
-      <w:r>
-        <w:rPr>
-          <w:lang w:val="el-GR"/>
-        </w:rPr>
-        <w:t>οριζόντιων</w:t>
-      </w:r>
-      <w:r>
-        <w:rPr>
-          <w:lang w:val="el-GR"/>
-        </w:rPr>
-        <w:t xml:space="preserve"> </w:t>
-      </w:r>
-      <w:r>
-        <w:rPr>
-          <w:lang w:val="el-GR"/>
-        </w:rPr>
-        <w:t xml:space="preserve">τόνων, τότε η αρμονία είναι </w:t>
-      </w:r>
-      <w:r>
-        <w:rPr>
-          <w:lang w:val="el-GR"/>
-        </w:rPr>
-        <w:t xml:space="preserve">το σύνολο των διαδοχικών κάθετων τόνων, δηλαδή </w:t>
-      </w:r>
-      <w:r>
-        <w:rPr>
-          <w:lang w:val="el-GR"/>
-        </w:rPr>
-        <w:t xml:space="preserve">ο ήχος που παράγεται από τον συνδυασμό διαφόρων </w:t>
-      </w:r>
-      <w:r>
-        <w:rPr>
-          <w:lang w:val="el-GR"/>
-        </w:rPr>
-        <w:t>τόνων</w:t>
-      </w:r>
-      <w:r>
-        <w:rPr>
-          <w:lang w:val="el-GR"/>
-        </w:rPr>
-        <w:t xml:space="preserve"> σε συγχορδίες.</w:t>
-      </w:r>
-      <w:r>
-        <w:rPr>
-          <w:lang w:val="el-GR"/>
-        </w:rPr>
-        <w:t xml:space="preserve"> Ένα από τα αρμονικά στοιχεία είναι η κλίμακα του μουσικού κομματιού: μείζονα ή ελάσσονα.  </w:t>
-      </w:r>
-    </w:p>
-    <w:p>
-      <w:pPr>
-        <w:rPr>
-          <w:lang w:val="el-GR"/>
-        </w:rPr>
-      </w:pPr>
-    </w:p>
-    <w:p>
-      <w:pPr>
         <w:pStyle w:val="Heading3"/>
       </w:pPr>
-      <w:bookmarkStart w:id="32" w:name="_Toc208484156"/>
-      <w:r>
-        <w:t>Inharmonicity</w:t>
+      <w:bookmarkStart w:id="32" w:name="_Toc208484158"/>
+      <w:r>
+        <w:t>HPCP</w:t>
       </w:r>
       <w:bookmarkEnd w:id="32"/>
     </w:p>
     <w:p>
       <w:pPr>
         <w:pStyle w:val="Heading3"/>
-      </w:pPr>
-      <w:bookmarkStart w:id="33" w:name="_Toc208484157"/>
-      <w:r>
-        <w:t>Chromagram</w:t>
+        <w:rPr>
+          <w:lang w:val="el-GR"/>
+        </w:rPr>
+      </w:pPr>
+      <w:bookmarkStart w:id="33" w:name="_Toc208484159"/>
+      <w:r>
+        <w:rPr>
+          <w:lang w:val="el-GR"/>
+        </w:rPr>
+        <w:t>Κλειδί</w:t>
       </w:r>
       <w:bookmarkEnd w:id="33"/>
     </w:p>
     <w:p>
       <w:pPr>
         <w:pStyle w:val="Heading3"/>
-      </w:pPr>
-      <w:bookmarkStart w:id="34" w:name="_Toc208484158"/>
-      <w:r>
-        <w:t>HPCP</w:t>
+        <w:rPr>
+          <w:lang w:val="el-GR"/>
+        </w:rPr>
+      </w:pPr>
+      <w:bookmarkStart w:id="34" w:name="_Toc208484160"/>
+      <w:r>
+        <w:rPr>
+          <w:lang w:val="el-GR"/>
+        </w:rPr>
+        <w:t>Σειρά Συγχορδιών</w:t>
       </w:r>
       <w:bookmarkEnd w:id="34"/>
     </w:p>
     <w:p>
       <w:pPr>
         <w:pStyle w:val="Heading3"/>
-        <w:rPr>
-          <w:lang w:val="el-GR"/>
-        </w:rPr>
-      </w:pPr>
-      <w:bookmarkStart w:id="35" w:name="_Toc208484159"/>
-      <w:r>
-        <w:rPr>
-          <w:lang w:val="el-GR"/>
-        </w:rPr>
-        <w:t>Κλειδί</w:t>
+      </w:pPr>
+      <w:bookmarkStart w:id="35" w:name="_Toc208484161"/>
+      <w:r>
+        <w:t>Spectral Peaks</w:t>
       </w:r>
       <w:bookmarkEnd w:id="35"/>
     </w:p>
     <w:p>
       <w:pPr>
         <w:pStyle w:val="Heading3"/>
-        <w:rPr>
-          <w:lang w:val="el-GR"/>
-        </w:rPr>
-      </w:pPr>
-      <w:bookmarkStart w:id="36" w:name="_Toc208484160"/>
-      <w:r>
-        <w:rPr>
-          <w:lang w:val="el-GR"/>
-        </w:rPr>
-        <w:t>Σειρά Συγχορδιών</w:t>
+      </w:pPr>
+      <w:bookmarkStart w:id="36" w:name="_Toc208484162"/>
+      <w:r>
+        <w:t>Dissonance</w:t>
       </w:r>
       <w:bookmarkEnd w:id="36"/>
-    </w:p>
-    <w:p>
-      <w:pPr>
-        <w:pStyle w:val="Heading3"/>
-      </w:pPr>
-      <w:bookmarkStart w:id="37" w:name="_Toc208484161"/>
-      <w:r>
-        <w:t>Spectral Peaks</w:t>
-      </w:r>
-      <w:bookmarkEnd w:id="37"/>
-    </w:p>
-    <w:p>
-      <w:pPr>
-        <w:pStyle w:val="Heading3"/>
-      </w:pPr>
-      <w:bookmarkStart w:id="38" w:name="_Toc208484162"/>
-      <w:r>
-        <w:t>Dissonance</w:t>
-      </w:r>
-      <w:bookmarkEnd w:id="38"/>
     </w:p>
     <w:p/>
     <w:p/>
@@ -6637,137 +7074,292 @@
           <w:lang w:val="en-US"/>
         </w:rPr>
       </w:pPr>
-      <w:bookmarkStart w:id="39" w:name="_Toc208484163"/>
+      <w:bookmarkStart w:id="37" w:name="_Toc208484163"/>
       <w:r>
         <w:t>Ρυθμός</w:t>
       </w:r>
+      <w:bookmarkEnd w:id="37"/>
+    </w:p>
+    <w:p>
+      <w:pPr>
+        <w:rPr>
+          <w:lang w:val="el-GR"/>
+        </w:rPr>
+      </w:pPr>
+      <w:r>
+        <w:rPr>
+          <w:lang w:val="el-GR"/>
+        </w:rPr>
+        <w:t xml:space="preserve">Ο ρυθμός αντιπροσωπεύει το στοιχείο του «χρόνου» στη μουσική, τα μοτίβα των </w:t>
+      </w:r>
+      <w:r>
+        <w:rPr>
+          <w:lang w:val="el-GR"/>
+        </w:rPr>
+        <w:t>εκτενών</w:t>
+      </w:r>
+      <w:r>
+        <w:rPr>
+          <w:lang w:val="el-GR"/>
+        </w:rPr>
+        <w:t xml:space="preserve"> και σύντομων ήχων και σιωπών που συναντώνται στη μουσική.</w:t>
+      </w:r>
+      <w:r>
+        <w:rPr>
+          <w:lang w:val="el-GR"/>
+        </w:rPr>
+        <w:t xml:space="preserve"> Η κανονικότητα του ρυθμού, η σχέση του κύριου ρυθμού με τους δευτερεύοντες ρυθμούς και η σχετική ισχύς των δευτερευόντων ρυθμών με τον κύριο ρυθμό είναι μερικά παραδείγματα χαρακτηριστικών</w:t>
+      </w:r>
+      <w:r>
+        <w:rPr>
+          <w:lang w:val="el-GR"/>
+        </w:rPr>
+        <w:t xml:space="preserve"> που μπορούμε να εξορύξουμε για ταξινόμιση μουσικού είδους.</w:t>
+      </w:r>
+    </w:p>
+    <w:p>
+      <w:pPr>
+        <w:pStyle w:val="Heading3"/>
+      </w:pPr>
+      <w:bookmarkStart w:id="38" w:name="_Toc208484164"/>
+      <w:r>
+        <w:t>BPM</w:t>
+      </w:r>
+      <w:bookmarkEnd w:id="38"/>
+      <w:r>
+        <w:t xml:space="preserve"> </w:t>
+      </w:r>
+    </w:p>
+    <w:p>
+      <w:pPr>
+        <w:pStyle w:val="Heading3"/>
+      </w:pPr>
+      <w:bookmarkStart w:id="39" w:name="_Toc208484165"/>
+      <w:r>
+        <w:t>Onset</w:t>
+      </w:r>
       <w:bookmarkEnd w:id="39"/>
-    </w:p>
-    <w:p>
-      <w:r>
-        <w:rPr>
-          <w:lang w:val="el-GR"/>
-        </w:rPr>
-        <w:t xml:space="preserve">Ο ρυθμός αντιπροσωπεύει το στοιχείο του «χρόνου» στη μουσική, τα μοτίβα των </w:t>
-      </w:r>
-      <w:r>
-        <w:rPr>
-          <w:lang w:val="el-GR"/>
-        </w:rPr>
-        <w:t>εκτενών</w:t>
-      </w:r>
-      <w:r>
-        <w:rPr>
-          <w:lang w:val="el-GR"/>
-        </w:rPr>
-        <w:t xml:space="preserve"> και σύντομων ήχων και σιωπών που συναντώνται στη μουσική.</w:t>
-      </w:r>
-      <w:r>
-        <w:rPr>
-          <w:lang w:val="el-GR"/>
-        </w:rPr>
+      <w:r>
         <w:t xml:space="preserve"> </w:t>
       </w:r>
-      <w:r>
-        <w:rPr>
-          <w:lang w:val="el-GR"/>
-        </w:rPr>
-        <w:t>Η κανονικότητα του ρυθμού, η σχέση του κύριου ρυθμού με τους δευτερεύοντες ρυθμούς και η σχετική ισχύς των δευτερευόντων ρυθμών με τον κύριο ρυθμό είναι μερικά παραδείγματα χαρακτηριστικών</w:t>
-      </w:r>
-      <w:r>
-        <w:rPr>
-          <w:lang w:val="el-GR"/>
-        </w:rPr>
-        <w:t xml:space="preserve"> που μπορούμε να εξορύξουμε για ταξινόμιση μουσικού είδους.</w:t>
-      </w:r>
     </w:p>
     <w:p>
       <w:pPr>
         <w:pStyle w:val="Heading3"/>
       </w:pPr>
-      <w:bookmarkStart w:id="40" w:name="_Toc208484164"/>
+      <w:bookmarkStart w:id="40" w:name="_Toc208484166"/>
+      <w:r>
+        <w:t>Beat Histogram</w:t>
+      </w:r>
+      <w:bookmarkEnd w:id="40"/>
+    </w:p>
+    <w:p/>
+    <w:p>
+      <w:pPr>
+        <w:rPr>
+          <w:lang w:val="el-GR"/>
+        </w:rPr>
+      </w:pPr>
+    </w:p>
+    <w:p>
+      <w:pPr>
+        <w:pStyle w:val="Heading2"/>
+        <w:rPr>
+          <w:lang w:val="en-US"/>
+        </w:rPr>
+      </w:pPr>
+      <w:bookmarkStart w:id="41" w:name="_Toc208484167"/>
+      <w:r>
+        <w:t>Δυναμική</w:t>
+      </w:r>
+      <w:bookmarkEnd w:id="41"/>
+    </w:p>
+    <w:p>
+      <w:pPr>
+        <w:pStyle w:val="Heading3"/>
+      </w:pPr>
+      <w:bookmarkStart w:id="42" w:name="_Toc208484168"/>
+      <w:r>
+        <w:t>Loudness</w:t>
+      </w:r>
+      <w:bookmarkEnd w:id="42"/>
+    </w:p>
+    <w:p>
+      <w:pPr>
+        <w:pStyle w:val="Heading3"/>
+      </w:pPr>
+      <w:bookmarkStart w:id="43" w:name="_Toc208484169"/>
+      <w:r>
+        <w:t>Dynamic Range</w:t>
+      </w:r>
+      <w:bookmarkEnd w:id="43"/>
+    </w:p>
+    <w:p>
+      <w:pPr>
+        <w:pStyle w:val="Heading3"/>
+      </w:pPr>
+      <w:bookmarkStart w:id="44" w:name="_Toc208484170"/>
+      <w:r>
+        <w:t>RMS Energy</w:t>
+      </w:r>
+      <w:bookmarkEnd w:id="44"/>
+    </w:p>
+    <w:p/>
+    <w:p>
+      <w:pPr>
+        <w:pStyle w:val="Heading2"/>
+        <w:rPr>
+          <w:lang w:val="en-US"/>
+        </w:rPr>
+      </w:pPr>
+      <w:bookmarkStart w:id="45" w:name="_Toc208484171"/>
+      <w:r>
+        <w:t>Ηχόχρωμα (Χροιά)</w:t>
+      </w:r>
+      <w:bookmarkEnd w:id="45"/>
+    </w:p>
+    <w:p>
+      <w:pPr>
+        <w:pStyle w:val="Heading3"/>
+      </w:pPr>
+      <w:bookmarkStart w:id="46" w:name="_Toc208484172"/>
+      <w:r>
+        <w:t>MFCC</w:t>
+      </w:r>
+      <w:bookmarkEnd w:id="46"/>
+    </w:p>
+    <w:p>
+      <w:pPr>
+        <w:pStyle w:val="Heading3"/>
+      </w:pPr>
+      <w:bookmarkStart w:id="47" w:name="_Toc208484173"/>
+      <w:r>
+        <w:t>Spectral Centroid</w:t>
+      </w:r>
+      <w:bookmarkEnd w:id="47"/>
+    </w:p>
+    <w:p/>
+    <w:p>
+      <w:pPr>
+        <w:pStyle w:val="Heading2"/>
+        <w:rPr>
+          <w:lang w:val="en-US"/>
+        </w:rPr>
+      </w:pPr>
+      <w:bookmarkStart w:id="48" w:name="_Toc208484174"/>
+      <w:r>
+        <w:t>Εκφραστικότητα</w:t>
+      </w:r>
+      <w:bookmarkEnd w:id="48"/>
+    </w:p>
+    <w:p>
+      <w:pPr>
+        <w:pStyle w:val="Heading3"/>
+      </w:pPr>
+      <w:bookmarkStart w:id="49" w:name="_Toc208484175"/>
       <w:r>
         <w:lastRenderedPageBreak/>
-        <w:t>BPM</w:t>
-      </w:r>
-      <w:bookmarkEnd w:id="40"/>
-      <w:r>
-        <w:t xml:space="preserve"> </w:t>
-      </w:r>
+        <w:t>Log Attack Time</w:t>
+      </w:r>
+      <w:bookmarkEnd w:id="49"/>
     </w:p>
     <w:p>
       <w:pPr>
         <w:pStyle w:val="Heading3"/>
       </w:pPr>
-      <w:bookmarkStart w:id="41" w:name="_Toc208484165"/>
-      <w:r>
-        <w:t>Onset</w:t>
-      </w:r>
-      <w:bookmarkEnd w:id="41"/>
-      <w:r>
-        <w:t xml:space="preserve"> </w:t>
-      </w:r>
+      <w:bookmarkStart w:id="50" w:name="_Toc208484176"/>
+      <w:r>
+        <w:t>Vibrato</w:t>
+      </w:r>
+      <w:bookmarkEnd w:id="50"/>
+    </w:p>
+    <w:p/>
+    <w:p>
+      <w:pPr>
+        <w:pStyle w:val="Heading2"/>
+        <w:rPr>
+          <w:lang w:val="en-US"/>
+        </w:rPr>
+      </w:pPr>
+      <w:bookmarkStart w:id="51" w:name="_Toc208484177"/>
+      <w:r>
+        <w:t>Μουσική Υφή</w:t>
+      </w:r>
+      <w:bookmarkEnd w:id="51"/>
     </w:p>
     <w:p>
       <w:pPr>
         <w:pStyle w:val="Heading3"/>
       </w:pPr>
-      <w:bookmarkStart w:id="42" w:name="_Toc208484166"/>
-      <w:r>
-        <w:t>Beat Histogram</w:t>
-      </w:r>
-      <w:bookmarkEnd w:id="42"/>
+      <w:bookmarkStart w:id="52" w:name="_Toc208484178"/>
+      <w:r>
+        <w:t>Spectral Flatness</w:t>
+      </w:r>
+      <w:bookmarkEnd w:id="52"/>
+    </w:p>
+    <w:p>
+      <w:pPr>
+        <w:pStyle w:val="Heading3"/>
+      </w:pPr>
+      <w:bookmarkStart w:id="53" w:name="_Toc208484179"/>
+      <w:r>
+        <w:t>Tristimulus</w:t>
+      </w:r>
+      <w:bookmarkEnd w:id="53"/>
+    </w:p>
+    <w:p>
+      <w:pPr>
+        <w:pStyle w:val="Heading3"/>
+      </w:pPr>
+      <w:bookmarkStart w:id="54" w:name="_Toc208484180"/>
+      <w:r>
+        <w:t>Odd/Even Harmonic Energy Ratio</w:t>
+      </w:r>
+      <w:bookmarkEnd w:id="54"/>
     </w:p>
     <w:p/>
     <w:p>
       <w:pPr>
-        <w:rPr>
-          <w:lang w:val="el-GR"/>
-        </w:rPr>
-      </w:pPr>
-    </w:p>
-    <w:p>
-      <w:pPr>
         <w:pStyle w:val="Heading2"/>
         <w:rPr>
           <w:lang w:val="en-US"/>
         </w:rPr>
       </w:pPr>
-      <w:bookmarkStart w:id="43" w:name="_Toc208484167"/>
-      <w:r>
-        <w:t>Δυναμική</w:t>
-      </w:r>
-      <w:bookmarkEnd w:id="43"/>
+      <w:bookmarkStart w:id="55" w:name="_Toc208484181"/>
+      <w:r>
+        <w:t>Μουσική Φόρμα</w:t>
+      </w:r>
+      <w:bookmarkEnd w:id="55"/>
     </w:p>
     <w:p>
       <w:pPr>
         <w:pStyle w:val="Heading3"/>
       </w:pPr>
-      <w:bookmarkStart w:id="44" w:name="_Toc208484168"/>
-      <w:r>
-        <w:t>Loudness</w:t>
-      </w:r>
-      <w:bookmarkEnd w:id="44"/>
+      <w:bookmarkStart w:id="56" w:name="_Toc208484182"/>
+      <w:r>
+        <w:t>Segment Count</w:t>
+      </w:r>
+      <w:bookmarkEnd w:id="56"/>
     </w:p>
     <w:p>
       <w:pPr>
         <w:pStyle w:val="Heading3"/>
       </w:pPr>
-      <w:bookmarkStart w:id="45" w:name="_Toc208484169"/>
-      <w:r>
-        <w:t>Dynamic Range</w:t>
-      </w:r>
-      <w:bookmarkEnd w:id="45"/>
+      <w:bookmarkStart w:id="57" w:name="_Toc208484183"/>
+      <w:r>
+        <w:t>Segment Duration</w:t>
+      </w:r>
+      <w:bookmarkEnd w:id="57"/>
     </w:p>
     <w:p>
       <w:pPr>
         <w:pStyle w:val="Heading3"/>
       </w:pPr>
-      <w:bookmarkStart w:id="46" w:name="_Toc208484170"/>
-      <w:r>
-        <w:t>RMS Energy</w:t>
-      </w:r>
-      <w:bookmarkEnd w:id="46"/>
+      <w:bookmarkStart w:id="58" w:name="_Toc208484184"/>
+      <w:r>
+        <w:t>Novelty Curve</w:t>
+      </w:r>
+      <w:bookmarkEnd w:id="58"/>
     </w:p>
     <w:p/>
     <w:p>
@@ -6777,187 +7369,31 @@
           <w:lang w:val="en-US"/>
         </w:rPr>
       </w:pPr>
-      <w:bookmarkStart w:id="47" w:name="_Toc208484171"/>
-      <w:r>
-        <w:t>Ηχόχρωμα (Χροιά)</w:t>
-      </w:r>
-      <w:bookmarkEnd w:id="47"/>
+      <w:bookmarkStart w:id="59" w:name="_Toc208484185"/>
+      <w:r>
+        <w:t>Άλλα Χαρακτηριστικά Υψηλού Επιπέδου</w:t>
+      </w:r>
+      <w:bookmarkEnd w:id="59"/>
     </w:p>
     <w:p>
       <w:pPr>
         <w:pStyle w:val="Heading3"/>
       </w:pPr>
-      <w:bookmarkStart w:id="48" w:name="_Toc208484172"/>
-      <w:r>
-        <w:t>MFCC</w:t>
-      </w:r>
-      <w:bookmarkEnd w:id="48"/>
+      <w:bookmarkStart w:id="60" w:name="_Toc208484186"/>
+      <w:r>
+        <w:t>Danceability</w:t>
+      </w:r>
+      <w:bookmarkEnd w:id="60"/>
     </w:p>
     <w:p>
       <w:pPr>
         <w:pStyle w:val="Heading3"/>
       </w:pPr>
-      <w:bookmarkStart w:id="49" w:name="_Toc208484173"/>
-      <w:r>
-        <w:t>Spectral Centroid</w:t>
-      </w:r>
-      <w:bookmarkEnd w:id="49"/>
-    </w:p>
-    <w:p/>
-    <w:p>
-      <w:pPr>
-        <w:pStyle w:val="Heading2"/>
-        <w:rPr>
-          <w:lang w:val="en-US"/>
-        </w:rPr>
-      </w:pPr>
-      <w:bookmarkStart w:id="50" w:name="_Toc208484174"/>
-      <w:r>
-        <w:t>Εκφραστικότητα</w:t>
-      </w:r>
-      <w:bookmarkEnd w:id="50"/>
-    </w:p>
-    <w:p>
-      <w:pPr>
-        <w:pStyle w:val="Heading3"/>
-      </w:pPr>
-      <w:bookmarkStart w:id="51" w:name="_Toc208484175"/>
-      <w:r>
-        <w:t>Log Attack Time</w:t>
-      </w:r>
-      <w:bookmarkEnd w:id="51"/>
-    </w:p>
-    <w:p>
-      <w:pPr>
-        <w:pStyle w:val="Heading3"/>
-      </w:pPr>
-      <w:bookmarkStart w:id="52" w:name="_Toc208484176"/>
-      <w:r>
-        <w:t>Vibrato</w:t>
-      </w:r>
-      <w:bookmarkEnd w:id="52"/>
-    </w:p>
-    <w:p/>
-    <w:p>
-      <w:pPr>
-        <w:pStyle w:val="Heading2"/>
-        <w:rPr>
-          <w:lang w:val="en-US"/>
-        </w:rPr>
-      </w:pPr>
-      <w:bookmarkStart w:id="53" w:name="_Toc208484177"/>
-      <w:r>
-        <w:t>Μουσική Υφή</w:t>
-      </w:r>
-      <w:bookmarkEnd w:id="53"/>
-    </w:p>
-    <w:p>
-      <w:pPr>
-        <w:pStyle w:val="Heading3"/>
-      </w:pPr>
-      <w:bookmarkStart w:id="54" w:name="_Toc208484178"/>
-      <w:r>
-        <w:t>Spectral Flatness</w:t>
-      </w:r>
-      <w:bookmarkEnd w:id="54"/>
-    </w:p>
-    <w:p>
-      <w:pPr>
-        <w:pStyle w:val="Heading3"/>
-      </w:pPr>
-      <w:bookmarkStart w:id="55" w:name="_Toc208484179"/>
-      <w:r>
-        <w:t>Tristimulus</w:t>
-      </w:r>
-      <w:bookmarkEnd w:id="55"/>
-    </w:p>
-    <w:p>
-      <w:pPr>
-        <w:pStyle w:val="Heading3"/>
-      </w:pPr>
-      <w:bookmarkStart w:id="56" w:name="_Toc208484180"/>
-      <w:r>
-        <w:t>Odd/Even Harmonic Energy Ratio</w:t>
-      </w:r>
-      <w:bookmarkEnd w:id="56"/>
-    </w:p>
-    <w:p/>
-    <w:p>
-      <w:pPr>
-        <w:pStyle w:val="Heading2"/>
-        <w:rPr>
-          <w:lang w:val="en-US"/>
-        </w:rPr>
-      </w:pPr>
-      <w:bookmarkStart w:id="57" w:name="_Toc208484181"/>
-      <w:r>
-        <w:t>Μουσική Φόρμα</w:t>
-      </w:r>
-      <w:bookmarkEnd w:id="57"/>
-    </w:p>
-    <w:p>
-      <w:pPr>
-        <w:pStyle w:val="Heading3"/>
-      </w:pPr>
-      <w:bookmarkStart w:id="58" w:name="_Toc208484182"/>
-      <w:r>
-        <w:t>Segment Count</w:t>
-      </w:r>
-      <w:bookmarkEnd w:id="58"/>
-    </w:p>
-    <w:p>
-      <w:pPr>
-        <w:pStyle w:val="Heading3"/>
-      </w:pPr>
-      <w:bookmarkStart w:id="59" w:name="_Toc208484183"/>
-      <w:r>
-        <w:t>Segment Duration</w:t>
-      </w:r>
-      <w:bookmarkEnd w:id="59"/>
-    </w:p>
-    <w:p>
-      <w:pPr>
-        <w:pStyle w:val="Heading3"/>
-      </w:pPr>
-      <w:bookmarkStart w:id="60" w:name="_Toc208484184"/>
-      <w:r>
-        <w:t>Novelty Curve</w:t>
-      </w:r>
-      <w:bookmarkEnd w:id="60"/>
-    </w:p>
-    <w:p/>
-    <w:p>
-      <w:pPr>
-        <w:pStyle w:val="Heading2"/>
-        <w:rPr>
-          <w:lang w:val="en-US"/>
-        </w:rPr>
-      </w:pPr>
-      <w:bookmarkStart w:id="61" w:name="_Toc208484185"/>
-      <w:r>
-        <w:t>Άλλα Χαρακτηριστικά Υψηλού Επιπέδου</w:t>
+      <w:bookmarkStart w:id="61" w:name="_Toc208484187"/>
+      <w:r>
+        <w:t>Dynamic Complexity</w:t>
       </w:r>
       <w:bookmarkEnd w:id="61"/>
-    </w:p>
-    <w:p>
-      <w:pPr>
-        <w:pStyle w:val="Heading3"/>
-      </w:pPr>
-      <w:bookmarkStart w:id="62" w:name="_Toc208484186"/>
-      <w:r>
-        <w:t>Danceability</w:t>
-      </w:r>
-      <w:bookmarkEnd w:id="62"/>
-    </w:p>
-    <w:p>
-      <w:pPr>
-        <w:pStyle w:val="Heading3"/>
-      </w:pPr>
-      <w:bookmarkStart w:id="63" w:name="_Toc208484187"/>
-      <w:r>
-        <w:t>Dynamic Complexity</w:t>
-      </w:r>
-      <w:bookmarkEnd w:id="63"/>
     </w:p>
     <w:p>
       <w:pPr>
@@ -6982,22 +7418,24 @@
       <w:pPr>
         <w:pStyle w:val="Heading1"/>
       </w:pPr>
-      <w:bookmarkStart w:id="64" w:name="_Toc208484188"/>
-      <w:r>
-        <w:lastRenderedPageBreak/>
+      <w:bookmarkStart w:id="62" w:name="_Toc208484188"/>
+      <w:r>
         <w:t>Διαχείριση Δεδομένων</w:t>
       </w:r>
-      <w:bookmarkEnd w:id="64"/>
+      <w:bookmarkEnd w:id="62"/>
     </w:p>
     <w:p>
       <w:pPr>
         <w:pStyle w:val="Heading2"/>
-      </w:pPr>
-      <w:bookmarkStart w:id="65" w:name="_Toc208484189"/>
-      <w:r>
         <w:rPr>
           <w:lang w:val="en-GB"/>
         </w:rPr>
+      </w:pPr>
+      <w:bookmarkStart w:id="63" w:name="_Toc208484189"/>
+      <w:r>
+        <w:rPr>
+          <w:lang w:val="en-GB"/>
+        </w:rPr>
         <w:t xml:space="preserve">FMA: A Dataset </w:t>
       </w:r>
       <w:r>
@@ -7012,7 +7450,7 @@
         </w:rPr>
         <w:t xml:space="preserve"> Music Analysis</w:t>
       </w:r>
-      <w:bookmarkEnd w:id="65"/>
+      <w:bookmarkEnd w:id="63"/>
     </w:p>
     <w:p>
       <w:pPr>
@@ -7120,13 +7558,7 @@
         <w:rPr>
           <w:lang w:val="el-GR"/>
         </w:rPr>
-        <w:t xml:space="preserve"> </w:t>
-      </w:r>
-      <w:r>
-        <w:rPr>
-          <w:lang w:val="el-GR"/>
-        </w:rPr>
-        <w:t xml:space="preserve">ανοιχτό και εύκολα προσβάσιμο </w:t>
+        <w:t xml:space="preserve"> ανοιχτό και εύκολα προσβάσιμο </w:t>
       </w:r>
       <w:r>
         <w:rPr>
@@ -7412,250 +7844,460 @@
       <w:pPr>
         <w:pStyle w:val="Heading2"/>
       </w:pPr>
-      <w:bookmarkStart w:id="66" w:name="_Toc208484190"/>
+      <w:bookmarkStart w:id="64" w:name="_Toc208484190"/>
       <w:r>
         <w:rPr>
           <w:lang w:val="en-US"/>
         </w:rPr>
         <w:t>SQLite</w:t>
       </w:r>
+      <w:bookmarkEnd w:id="64"/>
+    </w:p>
+    <w:p>
+      <w:pPr>
+        <w:rPr>
+          <w:lang w:val="el-GR"/>
+        </w:rPr>
+      </w:pPr>
+      <w:r>
+        <w:rPr>
+          <w:lang w:val="el-GR"/>
+        </w:rPr>
+        <w:t xml:space="preserve">Για την ευκολότερη διαχείριση του μεγάλου όγκου δεδομένων, αποφάσισα να δημιουργήσω μια δική μου βάση δεδομένων με τη χρήση της  </w:t>
+      </w:r>
+      <w:r>
+        <w:t>SQLite</w:t>
+      </w:r>
+      <w:r>
+        <w:rPr>
+          <w:lang w:val="el-GR"/>
+        </w:rPr>
+        <w:t xml:space="preserve">, </w:t>
+      </w:r>
+      <w:r>
+        <w:rPr>
+          <w:lang w:val="el-GR"/>
+        </w:rPr>
+        <w:t>μια</w:t>
+      </w:r>
+      <w:r>
+        <w:rPr>
+          <w:lang w:val="el-GR"/>
+        </w:rPr>
+        <w:t>ς</w:t>
+      </w:r>
+      <w:r>
+        <w:rPr>
+          <w:lang w:val="el-GR"/>
+        </w:rPr>
+        <w:t xml:space="preserve"> ελαφριά</w:t>
+      </w:r>
+      <w:r>
+        <w:rPr>
+          <w:lang w:val="el-GR"/>
+        </w:rPr>
+        <w:t>ς</w:t>
+      </w:r>
+      <w:r>
+        <w:rPr>
+          <w:lang w:val="el-GR"/>
+        </w:rPr>
+        <w:t xml:space="preserve"> μηχανή</w:t>
+      </w:r>
+      <w:r>
+        <w:rPr>
+          <w:lang w:val="el-GR"/>
+        </w:rPr>
+        <w:t>ς</w:t>
+      </w:r>
+      <w:r>
+        <w:rPr>
+          <w:lang w:val="el-GR"/>
+        </w:rPr>
+        <w:t xml:space="preserve"> βάσεων δεδομένων χωρίς </w:t>
+      </w:r>
+      <w:r>
+        <w:t>server</w:t>
+      </w:r>
+      <w:r>
+        <w:rPr>
+          <w:lang w:val="el-GR"/>
+        </w:rPr>
+        <w:t xml:space="preserve"> που </w:t>
+      </w:r>
+      <w:r>
+        <w:rPr>
+          <w:lang w:val="el-GR"/>
+        </w:rPr>
+        <w:t>είναι</w:t>
+      </w:r>
+      <w:r>
+        <w:rPr>
+          <w:lang w:val="el-GR"/>
+        </w:rPr>
+        <w:t xml:space="preserve"> </w:t>
+      </w:r>
+      <w:r>
+        <w:rPr>
+          <w:lang w:val="el-GR"/>
+        </w:rPr>
+        <w:t>ήδη ενσωματωμένη στην</w:t>
+      </w:r>
+      <w:r>
+        <w:rPr>
+          <w:lang w:val="el-GR"/>
+        </w:rPr>
+        <w:t xml:space="preserve"> Python.</w:t>
+      </w:r>
+      <w:r>
+        <w:rPr>
+          <w:lang w:val="el-GR"/>
+        </w:rPr>
+        <w:t xml:space="preserve"> Δημιουργώ, λοιπόν,  το </w:t>
+      </w:r>
+      <w:r>
+        <w:t>sound</w:t>
+      </w:r>
+      <w:r>
+        <w:rPr>
+          <w:lang w:val="el-GR"/>
+        </w:rPr>
+        <w:t>_</w:t>
+      </w:r>
+      <w:r>
+        <w:t>database</w:t>
+      </w:r>
+      <w:r>
+        <w:rPr>
+          <w:lang w:val="el-GR"/>
+        </w:rPr>
+        <w:t>.</w:t>
+      </w:r>
+      <w:r>
+        <w:t>db</w:t>
+      </w:r>
+      <w:r>
+        <w:rPr>
+          <w:lang w:val="el-GR"/>
+        </w:rPr>
+        <w:t xml:space="preserve">, που περιέχει </w:t>
+      </w:r>
+      <w:r>
+        <w:rPr>
+          <w:lang w:val="el-GR"/>
+        </w:rPr>
+        <w:lastRenderedPageBreak/>
+        <w:t xml:space="preserve">μέσα το </w:t>
+      </w:r>
+      <w:r>
+        <w:t>track</w:t>
+      </w:r>
+      <w:r>
+        <w:rPr>
+          <w:lang w:val="el-GR"/>
+        </w:rPr>
+        <w:t xml:space="preserve"> </w:t>
+      </w:r>
+      <w:r>
+        <w:t>id</w:t>
+      </w:r>
+      <w:r>
+        <w:rPr>
+          <w:lang w:val="el-GR"/>
+        </w:rPr>
+        <w:t>,</w:t>
+      </w:r>
+      <w:r>
+        <w:rPr>
+          <w:lang w:val="el-GR"/>
+        </w:rPr>
+        <w:t xml:space="preserve"> όλα τα εξορ</w:t>
+      </w:r>
+      <w:r>
+        <w:rPr>
+          <w:lang w:val="el-GR"/>
+        </w:rPr>
+        <w:t>υ</w:t>
+      </w:r>
+      <w:r>
+        <w:rPr>
+          <w:lang w:val="el-GR"/>
+        </w:rPr>
+        <w:t xml:space="preserve">γμένα χαρακτηριστικά και το </w:t>
+      </w:r>
+      <w:r>
+        <w:t>genre</w:t>
+      </w:r>
+      <w:r>
+        <w:rPr>
+          <w:lang w:val="el-GR"/>
+        </w:rPr>
+        <w:t xml:space="preserve"> του κάθε τραγουδιού.</w:t>
+      </w:r>
+      <w:r>
+        <w:rPr>
+          <w:lang w:val="el-GR"/>
+        </w:rPr>
+        <w:t xml:space="preserve"> Σχετικός κώδικας υπάρχει στα αρχεία </w:t>
+      </w:r>
+      <w:r>
+        <w:t>stats</w:t>
+      </w:r>
+      <w:r>
+        <w:rPr>
+          <w:lang w:val="el-GR"/>
+        </w:rPr>
+        <w:t>_</w:t>
+      </w:r>
+      <w:r>
+        <w:t>extraction</w:t>
+      </w:r>
+      <w:r>
+        <w:rPr>
+          <w:lang w:val="el-GR"/>
+        </w:rPr>
+        <w:t>.</w:t>
+      </w:r>
+      <w:r>
+        <w:t>py</w:t>
+      </w:r>
+      <w:r>
+        <w:rPr>
+          <w:lang w:val="el-GR"/>
+        </w:rPr>
+        <w:t xml:space="preserve"> </w:t>
+      </w:r>
+      <w:r>
+        <w:rPr>
+          <w:lang w:val="el-GR"/>
+        </w:rPr>
+        <w:t xml:space="preserve">και </w:t>
+      </w:r>
+      <w:r>
+        <w:t>migration</w:t>
+      </w:r>
+      <w:r>
+        <w:rPr>
+          <w:lang w:val="el-GR"/>
+        </w:rPr>
+        <w:t>.</w:t>
+      </w:r>
+      <w:r>
+        <w:t>py</w:t>
+      </w:r>
+      <w:r>
+        <w:rPr>
+          <w:lang w:val="el-GR"/>
+        </w:rPr>
+        <w:t>.</w:t>
+      </w:r>
+    </w:p>
+    <w:p>
+      <w:pPr>
+        <w:pStyle w:val="Heading2"/>
+        <w:rPr>
+          <w:lang w:val="en-US"/>
+        </w:rPr>
+      </w:pPr>
+      <w:bookmarkStart w:id="65" w:name="_Toc208484191"/>
+      <w:r>
+        <w:t>Απόρριψη χαρακτηριστικών με υψηλή συσχέτιση</w:t>
+      </w:r>
+      <w:bookmarkEnd w:id="65"/>
+    </w:p>
+    <w:p>
+      <w:pPr>
+        <w:rPr>
+          <w:lang w:val="el-GR"/>
+        </w:rPr>
+      </w:pPr>
+      <w:r>
+        <w:rPr>
+          <w:lang w:val="el-GR"/>
+        </w:rPr>
+        <w:t xml:space="preserve">Μερικά χαρακτηριστικά περιμένουμε να έχουν υψηλή συσχέτιση, όπως π.χ. το αποτέλεσμα της εξόρυξης των αλγορίθμων </w:t>
+      </w:r>
+      <w:r>
+        <w:t>Y</w:t>
+      </w:r>
+      <w:r>
+        <w:t>in</w:t>
+      </w:r>
+      <w:r>
+        <w:rPr>
+          <w:lang w:val="el-GR"/>
+        </w:rPr>
+        <w:t xml:space="preserve"> </w:t>
+      </w:r>
+      <w:r>
+        <w:rPr>
+          <w:lang w:val="el-GR"/>
+        </w:rPr>
+        <w:t xml:space="preserve">και </w:t>
+      </w:r>
+      <w:r>
+        <w:t>M</w:t>
+      </w:r>
+      <w:r>
+        <w:t>elodia</w:t>
+      </w:r>
+      <w:r>
+        <w:rPr>
+          <w:lang w:val="el-GR"/>
+        </w:rPr>
+        <w:t xml:space="preserve">, </w:t>
+      </w:r>
+      <w:r>
+        <w:rPr>
+          <w:lang w:val="el-GR"/>
+        </w:rPr>
+        <w:t xml:space="preserve">που είναι και οι 2 σχετικοί με τον τόνο του κομματιού. Για την πιο γρήγορη και αποτελεσματική εκπαίδευση του μοντέλου κατάταξης μουσικών ειδών, βρίσκω τα χαρακτηριστικά με αρκετά </w:t>
+      </w:r>
+      <w:r>
+        <w:rPr>
+          <w:lang w:val="el-GR"/>
+        </w:rPr>
+        <w:t xml:space="preserve">μεγάλη </w:t>
+      </w:r>
+      <w:r>
+        <w:rPr>
+          <w:lang w:val="el-GR"/>
+        </w:rPr>
+        <w:t>συσχέτιση (</w:t>
+      </w:r>
+      <w:r>
+        <w:rPr>
+          <w:lang w:val="el-GR"/>
+        </w:rPr>
+        <w:t>(|συσχέτιση|</w:t>
+      </w:r>
+      <w:r>
+        <w:rPr>
+          <w:rFonts w:cstheme="minorHAnsi"/>
+          <w:lang w:val="el-GR"/>
+        </w:rPr>
+        <w:t>≥</w:t>
+      </w:r>
+      <w:r>
+        <w:rPr>
+          <w:lang w:val="el-GR"/>
+        </w:rPr>
+        <w:t xml:space="preserve"> 0.75)</w:t>
+      </w:r>
+      <w:r>
+        <w:rPr>
+          <w:lang w:val="el-GR"/>
+        </w:rPr>
+        <w:t xml:space="preserve"> και επιλέγω να κρατήσω μόνο το ένα χαρακτηριστικό από το ζεύγος με την </w:t>
+      </w:r>
+      <w:r>
+        <w:rPr>
+          <w:lang w:val="el-GR"/>
+        </w:rPr>
+        <w:t>υψηλή συσχέτιση</w:t>
+      </w:r>
+      <w:r>
+        <w:rPr>
+          <w:lang w:val="el-GR"/>
+        </w:rPr>
+        <w:t xml:space="preserve">. Αυτό πραγματοποιείται στο </w:t>
+      </w:r>
+      <w:r>
+        <w:t>data</w:t>
+      </w:r>
+      <w:r>
+        <w:rPr>
+          <w:lang w:val="el-GR"/>
+        </w:rPr>
+        <w:t>_</w:t>
+      </w:r>
+      <w:r>
+        <w:t>correlation</w:t>
+      </w:r>
+      <w:r>
+        <w:rPr>
+          <w:lang w:val="el-GR"/>
+        </w:rPr>
+        <w:t>.</w:t>
+      </w:r>
+      <w:r>
+        <w:t>py</w:t>
+      </w:r>
+      <w:r>
+        <w:rPr>
+          <w:lang w:val="el-GR"/>
+        </w:rPr>
+        <w:t>.</w:t>
+      </w:r>
+      <w:r>
+        <w:rPr>
+          <w:lang w:val="el-GR"/>
+        </w:rPr>
+        <w:t xml:space="preserve"> </w:t>
+      </w:r>
+      <w:r>
+        <w:rPr>
+          <w:lang w:val="el-GR"/>
+        </w:rPr>
+        <w:t>Παρακάτω φαίνονται τα αποτελέσματα.</w:t>
+      </w:r>
+    </w:p>
+    <w:p>
+      <w:pPr>
+        <w:pStyle w:val="Heading1"/>
+      </w:pPr>
+      <w:bookmarkStart w:id="66" w:name="_Toc208484192"/>
+      <w:r>
+        <w:t>Εκπαίδευση Μοντέλου Μηχανικής Μάθησης</w:t>
+      </w:r>
       <w:bookmarkEnd w:id="66"/>
     </w:p>
     <w:p>
       <w:pPr>
-        <w:rPr>
-          <w:lang w:val="el-GR"/>
-        </w:rPr>
-      </w:pPr>
-      <w:r>
-        <w:rPr>
-          <w:lang w:val="el-GR"/>
-        </w:rPr>
-        <w:t xml:space="preserve">Για την ευκολότερη διαχείριση του μεγάλου όγκου δεδομένων, αποφάσισα να δημιουργήσω μια δική μου βάση δεδομένων με τη χρήση της  </w:t>
-      </w:r>
-      <w:r>
-        <w:t>SQLite</w:t>
-      </w:r>
-      <w:r>
-        <w:rPr>
-          <w:lang w:val="el-GR"/>
-        </w:rPr>
-        <w:t xml:space="preserve">, </w:t>
-      </w:r>
-      <w:r>
-        <w:rPr>
-          <w:lang w:val="el-GR"/>
-        </w:rPr>
-        <w:t>μια</w:t>
-      </w:r>
-      <w:r>
-        <w:rPr>
-          <w:lang w:val="el-GR"/>
-        </w:rPr>
-        <w:t>ς</w:t>
-      </w:r>
-      <w:r>
-        <w:rPr>
-          <w:lang w:val="el-GR"/>
-        </w:rPr>
-        <w:t xml:space="preserve"> ελαφριά</w:t>
-      </w:r>
-      <w:r>
-        <w:rPr>
-          <w:lang w:val="el-GR"/>
-        </w:rPr>
-        <w:t>ς</w:t>
-      </w:r>
-      <w:r>
-        <w:rPr>
-          <w:lang w:val="el-GR"/>
-        </w:rPr>
-        <w:t xml:space="preserve"> μηχανή</w:t>
-      </w:r>
-      <w:r>
-        <w:rPr>
-          <w:lang w:val="el-GR"/>
-        </w:rPr>
-        <w:t>ς</w:t>
-      </w:r>
-      <w:r>
-        <w:rPr>
-          <w:lang w:val="el-GR"/>
-        </w:rPr>
-        <w:t xml:space="preserve"> βάσεων δεδομένων χωρίς </w:t>
-      </w:r>
-      <w:r>
-        <w:t>server</w:t>
-      </w:r>
-      <w:r>
-        <w:rPr>
-          <w:lang w:val="el-GR"/>
-        </w:rPr>
+        <w:pStyle w:val="Heading1"/>
+      </w:pPr>
+      <w:bookmarkStart w:id="67" w:name="_Toc208484193"/>
+      <w:r>
+        <w:t>Αξιολόγιση Μοντέλου και Διαμόρφωση</w:t>
+      </w:r>
+      <w:bookmarkEnd w:id="67"/>
+      <w:r>
         <w:t xml:space="preserve"> </w:t>
       </w:r>
-      <w:r>
-        <w:rPr>
-          <w:lang w:val="el-GR"/>
-        </w:rPr>
-        <w:t xml:space="preserve">που </w:t>
-      </w:r>
-      <w:r>
-        <w:rPr>
-          <w:lang w:val="el-GR"/>
-        </w:rPr>
-        <w:t>είναι</w:t>
-      </w:r>
-      <w:r>
-        <w:rPr>
-          <w:lang w:val="el-GR"/>
-        </w:rPr>
-        <w:t xml:space="preserve"> </w:t>
-      </w:r>
-      <w:r>
-        <w:rPr>
-          <w:lang w:val="el-GR"/>
-        </w:rPr>
-        <w:t>ήδη ενσωματωμένη στην</w:t>
-      </w:r>
-      <w:r>
-        <w:rPr>
-          <w:lang w:val="el-GR"/>
-        </w:rPr>
-        <w:t xml:space="preserve"> Python.</w:t>
-      </w:r>
-      <w:r>
-        <w:rPr>
-          <w:lang w:val="el-GR"/>
-        </w:rPr>
-        <w:t xml:space="preserve"> Δημιουργώ, λοιπόν,  το </w:t>
-      </w:r>
-      <w:r>
-        <w:t>sound</w:t>
-      </w:r>
-      <w:r>
-        <w:rPr>
-          <w:lang w:val="el-GR"/>
-        </w:rPr>
-        <w:t>_</w:t>
-      </w:r>
-      <w:r>
-        <w:t>database</w:t>
-      </w:r>
-      <w:r>
-        <w:rPr>
-          <w:lang w:val="el-GR"/>
-        </w:rPr>
-        <w:t>.</w:t>
-      </w:r>
-      <w:r>
-        <w:t>db</w:t>
-      </w:r>
-      <w:r>
-        <w:rPr>
-          <w:lang w:val="el-GR"/>
-        </w:rPr>
-        <w:t xml:space="preserve">, που περιέχει μέσα το </w:t>
-      </w:r>
-      <w:r>
-        <w:t>track</w:t>
-      </w:r>
-      <w:r>
-        <w:rPr>
-          <w:lang w:val="el-GR"/>
-        </w:rPr>
-        <w:t xml:space="preserve"> </w:t>
-      </w:r>
-      <w:r>
-        <w:t>id</w:t>
-      </w:r>
-      <w:r>
-        <w:rPr>
-          <w:lang w:val="el-GR"/>
-        </w:rPr>
-        <w:t>,</w:t>
-      </w:r>
-      <w:r>
-        <w:rPr>
-          <w:lang w:val="el-GR"/>
-        </w:rPr>
-        <w:t xml:space="preserve"> όλα τα εξοριγμένα χαρακτηριστικά και το </w:t>
-      </w:r>
-      <w:r>
-        <w:t>genre</w:t>
-      </w:r>
-      <w:r>
-        <w:rPr>
-          <w:lang w:val="el-GR"/>
-        </w:rPr>
-        <w:t xml:space="preserve"> του κάθε τραγουδιού.</w:t>
-      </w:r>
-    </w:p>
-    <w:p>
-      <w:pPr>
-        <w:pStyle w:val="Heading2"/>
-      </w:pPr>
-      <w:bookmarkStart w:id="67" w:name="_Toc208484191"/>
-      <w:r>
-        <w:t>Απόρριψη χαρακτηριστικών με υψηλή συσχέτιση</w:t>
-      </w:r>
-      <w:bookmarkEnd w:id="67"/>
     </w:p>
     <w:p>
       <w:pPr>
         <w:pStyle w:val="Heading1"/>
       </w:pPr>
-      <w:bookmarkStart w:id="68" w:name="_Toc208484192"/>
-      <w:r>
-        <w:t>Εκπαίδευση Μοντέλου Μηχανικής Μάθησης</w:t>
+      <w:bookmarkStart w:id="68" w:name="_Toc208484194"/>
+      <w:r>
+        <w:t>Εν Κατακλείδι</w:t>
       </w:r>
       <w:bookmarkEnd w:id="68"/>
     </w:p>
     <w:p>
       <w:pPr>
+        <w:rPr>
+          <w:lang w:val="en-GB"/>
+        </w:rPr>
+      </w:pPr>
+    </w:p>
+    <w:p>
+      <w:pPr>
+        <w:rPr>
+          <w:lang w:val="en-GB"/>
+        </w:rPr>
+      </w:pPr>
+    </w:p>
+    <w:p>
+      <w:pPr>
         <w:pStyle w:val="Heading1"/>
       </w:pPr>
-      <w:bookmarkStart w:id="69" w:name="_Toc208484193"/>
-      <w:r>
-        <w:t>Αξιολόγιση Μοντέλου και Διαμόρφωση</w:t>
+      <w:bookmarkStart w:id="69" w:name="_Toc208484195"/>
+      <w:r>
+        <w:t>Πηγές</w:t>
       </w:r>
       <w:bookmarkEnd w:id="69"/>
-      <w:r>
-        <w:t xml:space="preserve"> </w:t>
-      </w:r>
-    </w:p>
-    <w:p>
-      <w:pPr>
-        <w:pStyle w:val="Heading1"/>
-      </w:pPr>
-      <w:bookmarkStart w:id="70" w:name="_Toc208484194"/>
-      <w:r>
-        <w:t>Εν Κατακλείδι</w:t>
-      </w:r>
-      <w:bookmarkEnd w:id="70"/>
-    </w:p>
-    <w:p>
-      <w:pPr>
-        <w:rPr>
-          <w:lang w:val="en-GB"/>
-        </w:rPr>
-      </w:pPr>
-    </w:p>
-    <w:p>
-      <w:pPr>
-        <w:rPr>
-          <w:lang w:val="en-GB"/>
-        </w:rPr>
-      </w:pPr>
-    </w:p>
-    <w:p>
-      <w:pPr>
-        <w:pStyle w:val="Heading1"/>
-      </w:pPr>
-      <w:bookmarkStart w:id="71" w:name="_Toc208484195"/>
-      <w:r>
-        <w:t>Πηγές</w:t>
-      </w:r>
-      <w:bookmarkEnd w:id="71"/>
     </w:p>
     <w:p>
       <w:r>
@@ -7668,10 +8310,10 @@
           </w:rPr>
           <w:t>Panda, R., Malheiro, R., &amp; Paiva, R. P. (2020). Audio features for music emotion recognition: a survey. IEEE Transactions on Affective Computing, 14(1), 68-88. 10.1109/TAFFC.2020.3032373</w:t>
         </w:r>
-        <w:bookmarkStart w:id="72" w:name="_Toc201023841"/>
-        <w:bookmarkStart w:id="73" w:name="_Toc208478029"/>
-        <w:bookmarkEnd w:id="72"/>
-        <w:bookmarkEnd w:id="73"/>
+        <w:bookmarkStart w:id="70" w:name="_Toc201023841"/>
+        <w:bookmarkStart w:id="71" w:name="_Toc208478029"/>
+        <w:bookmarkEnd w:id="70"/>
+        <w:bookmarkEnd w:id="71"/>
       </w:hyperlink>
     </w:p>
     <w:p>
@@ -7727,10 +8369,10 @@
           <w:lang w:val="en-GB"/>
         </w:rPr>
       </w:pPr>
-      <w:bookmarkStart w:id="74" w:name="_Toc201023842"/>
-      <w:bookmarkStart w:id="75" w:name="_Toc208478030"/>
-      <w:bookmarkEnd w:id="74"/>
-      <w:bookmarkEnd w:id="75"/>
+      <w:bookmarkStart w:id="72" w:name="_Toc201023842"/>
+      <w:bookmarkStart w:id="73" w:name="_Toc208478030"/>
+      <w:bookmarkEnd w:id="72"/>
+      <w:bookmarkEnd w:id="73"/>
     </w:p>
     <w:p>
       <w:pPr>
@@ -8068,7 +8710,120 @@
   <w:abstractNum w:abstractNumId="2" w15:restartNumberingAfterBreak="0">
     <w:nsid w:val="58B02E31"/>
     <w:multiLevelType w:val="hybridMultilevel"/>
-    <w:tmpl w:val="AD44BBEE"/>
+    <w:tmpl w:val="8BFA5B4C"/>
+    <w:lvl w:ilvl="0" w:tplc="08090001">
+      <w:start w:val="1"/>
+      <w:numFmt w:val="bullet"/>
+      <w:lvlText w:val=""/>
+      <w:lvlJc w:val="left"/>
+      <w:pPr>
+        <w:ind w:left="720" w:hanging="360"/>
+      </w:pPr>
+      <w:rPr>
+        <w:rFonts w:ascii="Symbol" w:hAnsi="Symbol" w:hint="default"/>
+      </w:rPr>
+    </w:lvl>
+    <w:lvl w:ilvl="1" w:tplc="08090003">
+      <w:start w:val="1"/>
+      <w:numFmt w:val="bullet"/>
+      <w:lvlText w:val="o"/>
+      <w:lvlJc w:val="left"/>
+      <w:pPr>
+        <w:ind w:left="1440" w:hanging="360"/>
+      </w:pPr>
+      <w:rPr>
+        <w:rFonts w:ascii="Courier New" w:hAnsi="Courier New" w:cs="Courier New" w:hint="default"/>
+      </w:rPr>
+    </w:lvl>
+    <w:lvl w:ilvl="2" w:tplc="08090005" w:tentative="1">
+      <w:start w:val="1"/>
+      <w:numFmt w:val="bullet"/>
+      <w:lvlText w:val=""/>
+      <w:lvlJc w:val="left"/>
+      <w:pPr>
+        <w:ind w:left="2160" w:hanging="360"/>
+      </w:pPr>
+      <w:rPr>
+        <w:rFonts w:ascii="Wingdings" w:hAnsi="Wingdings" w:hint="default"/>
+      </w:rPr>
+    </w:lvl>
+    <w:lvl w:ilvl="3" w:tplc="08090001" w:tentative="1">
+      <w:start w:val="1"/>
+      <w:numFmt w:val="bullet"/>
+      <w:lvlText w:val=""/>
+      <w:lvlJc w:val="left"/>
+      <w:pPr>
+        <w:ind w:left="2880" w:hanging="360"/>
+      </w:pPr>
+      <w:rPr>
+        <w:rFonts w:ascii="Symbol" w:hAnsi="Symbol" w:hint="default"/>
+      </w:rPr>
+    </w:lvl>
+    <w:lvl w:ilvl="4" w:tplc="08090003" w:tentative="1">
+      <w:start w:val="1"/>
+      <w:numFmt w:val="bullet"/>
+      <w:lvlText w:val="o"/>
+      <w:lvlJc w:val="left"/>
+      <w:pPr>
+        <w:ind w:left="3600" w:hanging="360"/>
+      </w:pPr>
+      <w:rPr>
+        <w:rFonts w:ascii="Courier New" w:hAnsi="Courier New" w:cs="Courier New" w:hint="default"/>
+      </w:rPr>
+    </w:lvl>
+    <w:lvl w:ilvl="5" w:tplc="08090005" w:tentative="1">
+      <w:start w:val="1"/>
+      <w:numFmt w:val="bullet"/>
+      <w:lvlText w:val=""/>
+      <w:lvlJc w:val="left"/>
+      <w:pPr>
+        <w:ind w:left="4320" w:hanging="360"/>
+      </w:pPr>
+      <w:rPr>
+        <w:rFonts w:ascii="Wingdings" w:hAnsi="Wingdings" w:hint="default"/>
+      </w:rPr>
+    </w:lvl>
+    <w:lvl w:ilvl="6" w:tplc="08090001" w:tentative="1">
+      <w:start w:val="1"/>
+      <w:numFmt w:val="bullet"/>
+      <w:lvlText w:val=""/>
+      <w:lvlJc w:val="left"/>
+      <w:pPr>
+        <w:ind w:left="5040" w:hanging="360"/>
+      </w:pPr>
+      <w:rPr>
+        <w:rFonts w:ascii="Symbol" w:hAnsi="Symbol" w:hint="default"/>
+      </w:rPr>
+    </w:lvl>
+    <w:lvl w:ilvl="7" w:tplc="08090003" w:tentative="1">
+      <w:start w:val="1"/>
+      <w:numFmt w:val="bullet"/>
+      <w:lvlText w:val="o"/>
+      <w:lvlJc w:val="left"/>
+      <w:pPr>
+        <w:ind w:left="5760" w:hanging="360"/>
+      </w:pPr>
+      <w:rPr>
+        <w:rFonts w:ascii="Courier New" w:hAnsi="Courier New" w:cs="Courier New" w:hint="default"/>
+      </w:rPr>
+    </w:lvl>
+    <w:lvl w:ilvl="8" w:tplc="08090005" w:tentative="1">
+      <w:start w:val="1"/>
+      <w:numFmt w:val="bullet"/>
+      <w:lvlText w:val=""/>
+      <w:lvlJc w:val="left"/>
+      <w:pPr>
+        <w:ind w:left="6480" w:hanging="360"/>
+      </w:pPr>
+      <w:rPr>
+        <w:rFonts w:ascii="Wingdings" w:hAnsi="Wingdings" w:hint="default"/>
+      </w:rPr>
+    </w:lvl>
+  </w:abstractNum>
+  <w:abstractNum w:abstractNumId="3" w15:restartNumberingAfterBreak="0">
+    <w:nsid w:val="62C1575C"/>
+    <w:multiLevelType w:val="hybridMultilevel"/>
+    <w:tmpl w:val="3D789D9C"/>
     <w:lvl w:ilvl="0" w:tplc="08090001">
       <w:start w:val="1"/>
       <w:numFmt w:val="bullet"/>
@@ -8178,7 +8933,7 @@
       </w:rPr>
     </w:lvl>
   </w:abstractNum>
-  <w:abstractNum w:abstractNumId="3" w15:restartNumberingAfterBreak="0">
+  <w:abstractNum w:abstractNumId="4" w15:restartNumberingAfterBreak="0">
     <w:nsid w:val="66B62E09"/>
     <w:multiLevelType w:val="multilevel"/>
     <w:tmpl w:val="0928BDE0"/>
@@ -8264,7 +9019,7 @@
       </w:pPr>
     </w:lvl>
   </w:abstractNum>
-  <w:abstractNum w:abstractNumId="4" w15:restartNumberingAfterBreak="0">
+  <w:abstractNum w:abstractNumId="5" w15:restartNumberingAfterBreak="0">
     <w:nsid w:val="6B9464FB"/>
     <w:multiLevelType w:val="multilevel"/>
     <w:tmpl w:val="A66C07FE"/>
@@ -8350,7 +9105,7 @@
       </w:pPr>
     </w:lvl>
   </w:abstractNum>
-  <w:abstractNum w:abstractNumId="5" w15:restartNumberingAfterBreak="0">
+  <w:abstractNum w:abstractNumId="6" w15:restartNumberingAfterBreak="0">
     <w:nsid w:val="71231B69"/>
     <w:multiLevelType w:val="hybridMultilevel"/>
     <w:tmpl w:val="A92206A8"/>
@@ -8440,7 +9195,7 @@
       </w:pPr>
     </w:lvl>
   </w:abstractNum>
-  <w:abstractNum w:abstractNumId="6" w15:restartNumberingAfterBreak="0">
+  <w:abstractNum w:abstractNumId="7" w15:restartNumberingAfterBreak="0">
     <w:nsid w:val="73C8093B"/>
     <w:multiLevelType w:val="hybridMultilevel"/>
     <w:tmpl w:val="B3FC4066"/>
@@ -8526,7 +9281,7 @@
       </w:pPr>
     </w:lvl>
   </w:abstractNum>
-  <w:abstractNum w:abstractNumId="7" w15:restartNumberingAfterBreak="0">
+  <w:abstractNum w:abstractNumId="8" w15:restartNumberingAfterBreak="0">
     <w:nsid w:val="7BAD6C5A"/>
     <w:multiLevelType w:val="multilevel"/>
     <w:tmpl w:val="A07E770C"/>
@@ -8613,16 +9368,16 @@
     </w:lvl>
   </w:abstractNum>
   <w:num w:numId="1" w16cid:durableId="2104059466">
-    <w:abstractNumId w:val="7"/>
+    <w:abstractNumId w:val="8"/>
   </w:num>
   <w:num w:numId="2" w16cid:durableId="1620912038">
     <w:abstractNumId w:val="1"/>
   </w:num>
   <w:num w:numId="3" w16cid:durableId="985083452">
-    <w:abstractNumId w:val="3"/>
+    <w:abstractNumId w:val="4"/>
   </w:num>
   <w:num w:numId="4" w16cid:durableId="1606107841">
-    <w:abstractNumId w:val="3"/>
+    <w:abstractNumId w:val="4"/>
     <w:lvlOverride w:ilvl="0">
       <w:startOverride w:val="1"/>
     </w:lvlOverride>
@@ -8652,7 +9407,7 @@
     </w:lvlOverride>
   </w:num>
   <w:num w:numId="5" w16cid:durableId="555357455">
-    <w:abstractNumId w:val="3"/>
+    <w:abstractNumId w:val="4"/>
     <w:lvlOverride w:ilvl="0">
       <w:startOverride w:val="1"/>
     </w:lvlOverride>
@@ -8682,19 +9437,22 @@
     </w:lvlOverride>
   </w:num>
   <w:num w:numId="6" w16cid:durableId="20055729">
-    <w:abstractNumId w:val="4"/>
+    <w:abstractNumId w:val="5"/>
   </w:num>
   <w:num w:numId="7" w16cid:durableId="72510598">
     <w:abstractNumId w:val="0"/>
   </w:num>
   <w:num w:numId="8" w16cid:durableId="1725444031">
-    <w:abstractNumId w:val="6"/>
+    <w:abstractNumId w:val="7"/>
   </w:num>
   <w:num w:numId="9" w16cid:durableId="1752585330">
-    <w:abstractNumId w:val="5"/>
+    <w:abstractNumId w:val="6"/>
   </w:num>
   <w:num w:numId="10" w16cid:durableId="249581448">
     <w:abstractNumId w:val="2"/>
+  </w:num>
+  <w:num w:numId="11" w16cid:durableId="196087227">
+    <w:abstractNumId w:val="3"/>
   </w:num>
 </w:numbering>
 </file>
@@ -9338,6 +10096,7 @@
   <w:style w:type="character" w:default="1" w:styleId="DefaultParagraphFont">
     <w:name w:val="Default Paragraph Font"/>
     <w:uiPriority w:val="1"/>
+    <w:semiHidden/>
     <w:unhideWhenUsed/>
   </w:style>
   <w:style w:type="table" w:default="1" w:styleId="TableNormal">

--- a/report.docx
+++ b/report.docx
@@ -6230,7 +6230,10 @@
         <w:t xml:space="preserve">Σχεδόν όλα τα χαρακτηριστικά εξορρίσονται με τη χρήση της βιβλιοθήκης </w:t>
       </w:r>
       <w:r>
-        <w:t>essentia</w:t>
+        <w:t>E</w:t>
+      </w:r>
+      <w:r>
+        <w:t>ssentia</w:t>
       </w:r>
       <w:r>
         <w:rPr>
@@ -6257,7 +6260,10 @@
         <w:t xml:space="preserve">, και τα υπόλοιπα με τη χρήση της βιβλιοθήκης </w:t>
       </w:r>
       <w:r>
-        <w:t>librosa</w:t>
+        <w:t>L</w:t>
+      </w:r>
+      <w:r>
+        <w:t>ibrosa</w:t>
       </w:r>
       <w:r>
         <w:rPr>
@@ -6977,96 +6983,844 @@
     </w:p>
     <w:p>
       <w:pPr>
-        <w:rPr>
-          <w:lang w:val="el-GR"/>
-        </w:rPr>
-      </w:pPr>
-    </w:p>
-    <w:p>
-      <w:pPr>
         <w:pStyle w:val="Heading3"/>
       </w:pPr>
-      <w:bookmarkStart w:id="30" w:name="_Toc208484156"/>
-      <w:r>
-        <w:t>Inharmonicity</w:t>
+      <w:r>
+        <w:rPr>
+          <w:lang w:val="el-GR"/>
+        </w:rPr>
+        <w:lastRenderedPageBreak/>
+        <w:t>Δυσαμονικότητα</w:t>
+      </w:r>
+    </w:p>
+    <w:p>
+      <w:pPr>
+        <w:rPr>
+          <w:lang w:val="el-GR"/>
+        </w:rPr>
+      </w:pPr>
+      <w:r>
+        <w:rPr>
+          <w:lang w:val="el-GR"/>
+        </w:rPr>
+        <w:t>Το χαρακτηριστικό της δυσαρμονικότητας βασίζεται στον αριθμό των μερικών συχνοτήτων που δεν είναι πολλαπλάσια της θεμελιώδους συχνότητας. Η δυσαρμονικότητα επηρεάζει την αντίληψη της χροιάς ενός δεδομένου ήχου.</w:t>
+      </w:r>
+      <w:r>
+        <w:rPr>
+          <w:lang w:val="el-GR"/>
+        </w:rPr>
+        <w:t xml:space="preserve"> </w:t>
+      </w:r>
+      <w:r>
+        <w:t>H</w:t>
+      </w:r>
+      <w:r>
+        <w:rPr>
+          <w:lang w:val="el-GR"/>
+        </w:rPr>
+        <w:t xml:space="preserve"> </w:t>
+      </w:r>
+      <w:r>
+        <w:t>E</w:t>
+      </w:r>
+      <w:r>
+        <w:t>ssentia</w:t>
+      </w:r>
+      <w:r>
+        <w:rPr>
+          <w:lang w:val="el-GR"/>
+        </w:rPr>
+        <w:t xml:space="preserve"> </w:t>
+      </w:r>
+      <w:r>
+        <w:rPr>
+          <w:lang w:val="el-GR"/>
+        </w:rPr>
+        <w:t>υπολογίζει την δυσαρμονικότητα ενός σήματος δεδομένων των φασματικών κορυφών του.</w:t>
+      </w:r>
+    </w:p>
+    <w:p>
+      <w:pPr>
+        <w:pStyle w:val="Heading3"/>
+      </w:pPr>
+      <w:r>
+        <w:t xml:space="preserve">Chromagram </w:t>
+      </w:r>
+      <w:r>
+        <w:rPr>
+          <w:lang w:val="el-GR"/>
+        </w:rPr>
+        <w:t>ή</w:t>
+      </w:r>
+      <w:r>
+        <w:rPr>
+          <w:lang w:val="en-GB"/>
+        </w:rPr>
+        <w:t xml:space="preserve"> </w:t>
+      </w:r>
+      <w:r>
+        <w:t>Harmonic pitch class profiles (HPCP)</w:t>
+      </w:r>
+    </w:p>
+    <w:p>
+      <w:pPr>
+        <w:rPr>
+          <w:lang w:val="en-GB"/>
+        </w:rPr>
+      </w:pPr>
+      <w:r>
+        <w:rPr>
+          <w:lang w:val="el-GR"/>
+        </w:rPr>
+        <w:t>Το χρωμ</w:t>
+      </w:r>
+      <w:r>
+        <w:rPr>
+          <w:lang w:val="el-GR"/>
+        </w:rPr>
+        <w:t>ατο</w:t>
+      </w:r>
+      <w:r>
+        <w:rPr>
+          <w:lang w:val="el-GR"/>
+        </w:rPr>
+        <w:t>γρ</w:t>
+      </w:r>
+      <w:r>
+        <w:rPr>
+          <w:lang w:val="el-GR"/>
+        </w:rPr>
+        <w:t>άφη</w:t>
+      </w:r>
+      <w:r>
+        <w:rPr>
+          <w:lang w:val="el-GR"/>
+        </w:rPr>
+        <w:t>μμα χρησιμοποιείται για την εκτίμηση της κατανομής ενέργειας</w:t>
+      </w:r>
+      <w:r>
+        <w:rPr>
+          <w:lang w:val="el-GR"/>
+        </w:rPr>
+        <w:t xml:space="preserve"> </w:t>
+      </w:r>
+      <w:r>
+        <w:rPr>
+          <w:lang w:val="el-GR"/>
+        </w:rPr>
+        <w:t>κατά μήκος των κατηγοριών ύψους. Αποτελείται από ένα διάνυσμα 12 διαστάσεων, ένα</w:t>
+      </w:r>
+      <w:r>
+        <w:rPr>
+          <w:lang w:val="el-GR"/>
+        </w:rPr>
+        <w:t xml:space="preserve"> </w:t>
+      </w:r>
+      <w:r>
+        <w:rPr>
+          <w:lang w:val="el-GR"/>
+        </w:rPr>
+        <w:t>για κάθε νότα, από Λα έως Σολ# (12 κατηγορίες ύψους ημιτονίου), με</w:t>
+      </w:r>
+      <w:r>
+        <w:rPr>
+          <w:lang w:val="el-GR"/>
+        </w:rPr>
+        <w:t xml:space="preserve"> </w:t>
+      </w:r>
+      <w:r>
+        <w:rPr>
+          <w:lang w:val="el-GR"/>
+        </w:rPr>
+        <w:t>τις αντίστοιχες εντάσεις σε κάθε μία από αυτές τις κατηγορίες να βασίζονται</w:t>
+      </w:r>
+      <w:r>
+        <w:rPr>
+          <w:lang w:val="el-GR"/>
+        </w:rPr>
+        <w:t xml:space="preserve"> </w:t>
+      </w:r>
+      <w:r>
+        <w:rPr>
+          <w:lang w:val="el-GR"/>
+        </w:rPr>
+        <w:t>στις φασματικές κορυφές της κυματομορφής.</w:t>
+      </w:r>
+      <w:r>
+        <w:rPr>
+          <w:lang w:val="el-GR"/>
+        </w:rPr>
+        <w:t xml:space="preserve"> </w:t>
+      </w:r>
+      <w:r>
+        <w:rPr>
+          <w:lang w:val="el-GR"/>
+        </w:rPr>
+        <w:t>Μία κύρια ιδιότητα των χαρακτηριστικών χρωμα είναι ότι αποτυπώνουν τα αρμονικά και μελωδικά χαρακτηριστικά της μουσικής, ενώ είναι ανθεκτικά στις αλλαγές στην ηχόχρωμα και την ενορχήστρωση.</w:t>
+      </w:r>
+      <w:r>
+        <w:rPr>
+          <w:lang w:val="el-GR"/>
+        </w:rPr>
+        <w:t xml:space="preserve"> Η εξαγωγή αυτού του χαρακτηριστικού γίνεται στην </w:t>
+      </w:r>
+      <w:r>
+        <w:t>Essentia</w:t>
+      </w:r>
+      <w:r>
+        <w:rPr>
+          <w:lang w:val="el-GR"/>
+        </w:rPr>
+        <w:t xml:space="preserve"> </w:t>
+      </w:r>
+      <w:r>
+        <w:rPr>
+          <w:lang w:val="el-GR"/>
+        </w:rPr>
+        <w:t xml:space="preserve">με την μέθοδο </w:t>
+      </w:r>
+      <w:r>
+        <w:rPr>
+          <w:lang w:val="el-GR"/>
+        </w:rPr>
+        <w:t>Chromagram</w:t>
+      </w:r>
+      <w:r>
+        <w:rPr>
+          <w:lang w:val="el-GR"/>
+        </w:rPr>
+        <w:t>.</w:t>
+      </w:r>
+    </w:p>
+    <w:p>
+      <w:pPr>
+        <w:pStyle w:val="Heading3"/>
+        <w:rPr>
+          <w:lang w:val="el-GR"/>
+        </w:rPr>
+      </w:pPr>
+      <w:bookmarkStart w:id="30" w:name="_Toc208484160"/>
+      <w:r>
+        <w:rPr>
+          <w:lang w:val="el-GR"/>
+        </w:rPr>
+        <w:t>Σειρά Συγχορδιών</w:t>
       </w:r>
       <w:bookmarkEnd w:id="30"/>
     </w:p>
     <w:p>
       <w:pPr>
+        <w:rPr>
+          <w:lang w:val="el-GR"/>
+        </w:rPr>
+      </w:pPr>
+      <w:r>
+        <w:rPr>
+          <w:lang w:val="el-GR"/>
+        </w:rPr>
+        <w:t>Η εξαγωγή συγχορδιών από ένα ηχητικό σήμα είναι μια σύνθετη εργασία, για την οποία οι ερευνητές δεν έχουν ακόμη προτείνει ισχυρές λύσεις. Οι υπάρχουσες μέθοδοι για την εκτίμηση αυτού του γεγονότος είναι ακόμη πειραματικές, βασισμένες σε προφίλ κλάσεων ύψους. Η Essentia εφαρμόζει έναν αλγόριθμο βασισμένο σε αυτήν την έρευνα, ικανό να υπολογίσει την ακολουθία των συγχορδιών σε ένα τραγούδι. Ένας τέτοιος αλγόριθμος υπολογίζει την τριάδα μείζονος ή ελάσσονος που ταιριάζει καλύτερα και εξάγει το αποτέλεσμα ως συμβολοσειρά (π.χ.,</w:t>
+      </w:r>
+      <w:r>
+        <w:rPr>
+          <w:lang w:val="el-GR"/>
+        </w:rPr>
+        <w:t xml:space="preserve"> </w:t>
+      </w:r>
+      <w:r>
+        <w:rPr>
+          <w:lang w:val="el-GR"/>
+        </w:rPr>
+        <w:t>A#, Bm, G#m, C). Η υπάρχουσα υλοποίηση έχει επισημανθεί ως</w:t>
+      </w:r>
+      <w:r>
+        <w:rPr>
+          <w:lang w:val="el-GR"/>
+        </w:rPr>
+        <w:t xml:space="preserve"> </w:t>
+      </w:r>
+      <w:r>
+        <w:rPr>
+          <w:lang w:val="el-GR"/>
+        </w:rPr>
+        <w:t>πειραματική και απαιτεί περαιτέρω εργασία πριν να είναι χρησιμοποιήσιμη.</w:t>
+      </w:r>
+    </w:p>
+    <w:p>
+      <w:pPr>
         <w:pStyle w:val="Heading3"/>
-      </w:pPr>
-      <w:bookmarkStart w:id="31" w:name="_Toc208484157"/>
-      <w:r>
-        <w:t>Chromagram</w:t>
+        <w:rPr>
+          <w:lang w:val="el-GR"/>
+        </w:rPr>
+      </w:pPr>
+      <w:bookmarkStart w:id="31" w:name="_Toc208484159"/>
+      <w:r>
+        <w:rPr>
+          <w:lang w:val="el-GR"/>
+        </w:rPr>
+        <w:t>Ισχύς Κλειδ</w:t>
       </w:r>
       <w:bookmarkEnd w:id="31"/>
+      <w:r>
+        <w:rPr>
+          <w:lang w:val="el-GR"/>
+        </w:rPr>
+        <w:t>ιού</w:t>
+      </w:r>
+    </w:p>
+    <w:p>
+      <w:pPr>
+        <w:rPr>
+          <w:lang w:val="el-GR"/>
+        </w:rPr>
+      </w:pPr>
+      <w:r>
+        <w:rPr>
+          <w:lang w:val="el-GR"/>
+        </w:rPr>
+        <w:t>Η ισχύς του κλειδιού συνίσταται στον</w:t>
+      </w:r>
+      <w:r>
+        <w:rPr>
+          <w:lang w:val="el-GR"/>
+        </w:rPr>
+        <w:t xml:space="preserve"> </w:t>
+      </w:r>
+      <w:r>
+        <w:rPr>
+          <w:lang w:val="el-GR"/>
+        </w:rPr>
+        <w:t>υπολογισμό της ισχύος κάθε πιθανού υποψηφίου κλειδιού</w:t>
+      </w:r>
+      <w:r>
+        <w:rPr>
+          <w:lang w:val="el-GR"/>
+        </w:rPr>
+        <w:t xml:space="preserve"> </w:t>
+      </w:r>
+      <w:r>
+        <w:rPr>
+          <w:lang w:val="el-GR"/>
+        </w:rPr>
+        <w:t>για να είναι η τιμή του κλειδιού ενός δεδομένου τραγουδιού (π.χ., εξαγωγή βαθμολογιών</w:t>
+      </w:r>
+      <w:r>
+        <w:rPr>
+          <w:lang w:val="el-GR"/>
+        </w:rPr>
+        <w:t xml:space="preserve"> </w:t>
+      </w:r>
+      <w:r>
+        <w:rPr>
+          <w:lang w:val="el-GR"/>
+        </w:rPr>
+        <w:t>μεταξύ 0 και 1 ή -1 έως 1). Ο αλγόριθμος βασίζεται στη</w:t>
+      </w:r>
+      <w:r>
+        <w:rPr>
+          <w:lang w:val="el-GR"/>
+        </w:rPr>
+        <w:t xml:space="preserve"> </w:t>
+      </w:r>
+      <w:r>
+        <w:rPr>
+          <w:lang w:val="el-GR"/>
+        </w:rPr>
+        <w:t>διασταυρούμενη συσχέτιση του χρωματογραφήματος.</w:t>
+      </w:r>
+      <w:r>
+        <w:rPr>
+          <w:lang w:val="el-GR"/>
+        </w:rPr>
+        <w:t xml:space="preserve"> </w:t>
+      </w:r>
+      <w:r>
+        <w:rPr>
+          <w:lang w:val="el-GR"/>
+        </w:rPr>
+        <w:t xml:space="preserve">Η εξαγωγή αυτού του χαρακτηριστικού γίνεται στην </w:t>
+      </w:r>
+      <w:r>
+        <w:t>Essentia</w:t>
+      </w:r>
+      <w:r>
+        <w:rPr>
+          <w:lang w:val="el-GR"/>
+        </w:rPr>
+        <w:t xml:space="preserve"> </w:t>
+      </w:r>
+      <w:r>
+        <w:rPr>
+          <w:lang w:val="el-GR"/>
+        </w:rPr>
+        <w:t xml:space="preserve">με την μέθοδο </w:t>
+      </w:r>
+      <w:r>
+        <w:t>Key</w:t>
+      </w:r>
+      <w:r>
+        <w:rPr>
+          <w:lang w:val="el-GR"/>
+        </w:rPr>
+        <w:t>.</w:t>
+      </w:r>
+    </w:p>
+    <w:p>
+      <w:pPr>
+        <w:rPr>
+          <w:lang w:val="el-GR"/>
+        </w:rPr>
+      </w:pPr>
     </w:p>
     <w:p>
       <w:pPr>
         <w:pStyle w:val="Heading3"/>
       </w:pPr>
-      <w:bookmarkStart w:id="32" w:name="_Toc208484158"/>
-      <w:r>
-        <w:t>HPCP</w:t>
+      <w:bookmarkStart w:id="32" w:name="_Toc208484161"/>
+      <w:r>
+        <w:t>Spectral Peaks</w:t>
       </w:r>
       <w:bookmarkEnd w:id="32"/>
     </w:p>
     <w:p>
+      <w:r>
+        <w:t>TODO</w:t>
+      </w:r>
+    </w:p>
+    <w:p>
       <w:pPr>
         <w:pStyle w:val="Heading3"/>
-        <w:rPr>
-          <w:lang w:val="el-GR"/>
-        </w:rPr>
-      </w:pPr>
-      <w:bookmarkStart w:id="33" w:name="_Toc208484159"/>
-      <w:r>
-        <w:rPr>
-          <w:lang w:val="el-GR"/>
-        </w:rPr>
-        <w:t>Κλειδί</w:t>
+      </w:pPr>
+      <w:r>
+        <w:t>Roughness (Sensory Dissonance)</w:t>
+      </w:r>
+    </w:p>
+    <w:p>
+      <w:pPr>
+        <w:rPr>
+          <w:lang w:val="el-GR"/>
+        </w:rPr>
+      </w:pPr>
+      <w:r>
+        <w:rPr>
+          <w:lang w:val="el-GR"/>
+        </w:rPr>
+        <w:t xml:space="preserve">Η τραχύτητα </w:t>
+      </w:r>
+      <w:r>
+        <w:rPr>
+          <w:lang w:val="el-GR"/>
+        </w:rPr>
+        <w:t xml:space="preserve">ή δυσαρμονία </w:t>
+      </w:r>
+      <w:r>
+        <w:rPr>
+          <w:lang w:val="el-GR"/>
+        </w:rPr>
+        <w:t>σχετίζεται με το φαινόμενο του χτυπήματος που συμβαίνει κάθε φορά που ένα ζεύγος ημιτονοειδών βρίσκεται σε κοντινή συχνότητα. Αυτό το χαρακτηριστικό υλοποιείται στο</w:t>
+      </w:r>
+      <w:r>
+        <w:rPr>
+          <w:lang w:val="el-GR"/>
+        </w:rPr>
+        <w:t xml:space="preserve"> </w:t>
+      </w:r>
+      <w:r>
+        <w:t>Essentia</w:t>
+      </w:r>
+      <w:r>
+        <w:rPr>
+          <w:lang w:val="el-GR"/>
+        </w:rPr>
+        <w:t xml:space="preserve"> χρησιμοποιώντας διαφορετικούς αλγόριθμους, τη μέθοδο του </w:t>
+      </w:r>
+      <w:r>
+        <w:t>Sethares</w:t>
+      </w:r>
+      <w:r>
+        <w:rPr>
+          <w:lang w:val="el-GR"/>
+        </w:rPr>
+        <w:t>, η οποία εκτιμά τη συνολική τραχύτητα υπολογίζοντας τον μέσο όρο όλων των εκτιμήσεων</w:t>
+      </w:r>
+      <w:r>
+        <w:rPr>
+          <w:lang w:val="el-GR"/>
+        </w:rPr>
+        <w:t xml:space="preserve"> </w:t>
+      </w:r>
+      <w:r>
+        <w:rPr>
+          <w:lang w:val="el-GR"/>
+        </w:rPr>
+        <w:t>δυσαρμονίας σε όλα τα πιθανά ζεύγη κορυφών του φάσματος.</w:t>
+      </w:r>
+      <w:r>
+        <w:rPr>
+          <w:lang w:val="el-GR"/>
+        </w:rPr>
+        <w:t xml:space="preserve"> </w:t>
+      </w:r>
+    </w:p>
+    <w:p>
+      <w:pPr>
+        <w:rPr>
+          <w:lang w:val="el-GR"/>
+        </w:rPr>
+      </w:pPr>
+    </w:p>
+    <w:p>
+      <w:pPr>
+        <w:rPr>
+          <w:lang w:val="el-GR"/>
+        </w:rPr>
+      </w:pPr>
+    </w:p>
+    <w:p>
+      <w:pPr>
+        <w:rPr>
+          <w:lang w:val="el-GR"/>
+        </w:rPr>
+      </w:pPr>
+    </w:p>
+    <w:p>
+      <w:pPr>
+        <w:pStyle w:val="Heading2"/>
+        <w:rPr>
+          <w:lang w:val="en-US"/>
+        </w:rPr>
+      </w:pPr>
+      <w:bookmarkStart w:id="33" w:name="_Toc208484163"/>
+      <w:r>
+        <w:lastRenderedPageBreak/>
+        <w:t>Ρυθμός</w:t>
       </w:r>
       <w:bookmarkEnd w:id="33"/>
     </w:p>
     <w:p>
       <w:pPr>
+        <w:rPr>
+          <w:lang w:val="el-GR"/>
+        </w:rPr>
+      </w:pPr>
+      <w:r>
+        <w:rPr>
+          <w:lang w:val="el-GR"/>
+        </w:rPr>
+        <w:t xml:space="preserve">Ο ρυθμός αντιπροσωπεύει το στοιχείο του «χρόνου» στη μουσική, τα μοτίβα των </w:t>
+      </w:r>
+      <w:r>
+        <w:rPr>
+          <w:lang w:val="el-GR"/>
+        </w:rPr>
+        <w:t>εκτενών</w:t>
+      </w:r>
+      <w:r>
+        <w:rPr>
+          <w:lang w:val="el-GR"/>
+        </w:rPr>
+        <w:t xml:space="preserve"> και σύντομων ήχων και σιωπών που συναντώνται στη μουσική.</w:t>
+      </w:r>
+      <w:r>
+        <w:rPr>
+          <w:lang w:val="el-GR"/>
+        </w:rPr>
+        <w:t xml:space="preserve"> Η κανονικότητα του ρυθμού, η σχέση του κύριου ρυθμού με τους δευτερεύοντες ρυθμούς και η σχετική ισχύς των δευτερευόντων ρυθμών με τον κύριο ρυθμό είναι μερικά παραδείγματα χαρακτηριστικών</w:t>
+      </w:r>
+      <w:r>
+        <w:rPr>
+          <w:lang w:val="el-GR"/>
+        </w:rPr>
+        <w:t xml:space="preserve"> που μπορούμε να εξορύξουμε για ταξινόμιση μουσικού είδους.</w:t>
+      </w:r>
+    </w:p>
+    <w:p>
+      <w:pPr>
         <w:pStyle w:val="Heading3"/>
-        <w:rPr>
-          <w:lang w:val="el-GR"/>
-        </w:rPr>
-      </w:pPr>
-      <w:bookmarkStart w:id="34" w:name="_Toc208484160"/>
-      <w:r>
-        <w:rPr>
-          <w:lang w:val="el-GR"/>
-        </w:rPr>
-        <w:t>Σειρά Συγχορδιών</w:t>
+      </w:pPr>
+      <w:bookmarkStart w:id="34" w:name="_Toc208484164"/>
+      <w:r>
+        <w:t xml:space="preserve">Tempo - </w:t>
+      </w:r>
+      <w:r>
+        <w:t>BPM</w:t>
       </w:r>
       <w:bookmarkEnd w:id="34"/>
+      <w:r>
+        <w:t xml:space="preserve"> </w:t>
+      </w:r>
+    </w:p>
+    <w:p>
+      <w:r>
+        <w:rPr>
+          <w:lang w:val="el-GR"/>
+        </w:rPr>
+        <w:t>Έχουν προταθεί διάφοροι αλγόριθμοι για την εκτίμηση του τέμπο, δηλαδή της ταχύτητας ενός δεδομένου μουσικού κομματιού, που συνήθως υποδεικνύεται σε παλμούς ανά λεπτό (</w:t>
+      </w:r>
+      <w:r>
+        <w:t>BPM</w:t>
+      </w:r>
+      <w:r>
+        <w:rPr>
+          <w:lang w:val="el-GR"/>
+        </w:rPr>
+        <w:t>). Αυτή η λειτουργία</w:t>
+      </w:r>
+      <w:r>
+        <w:rPr>
+          <w:lang w:val="el-GR"/>
+        </w:rPr>
+        <w:t xml:space="preserve"> </w:t>
+      </w:r>
+      <w:r>
+        <w:rPr>
+          <w:lang w:val="el-GR"/>
+        </w:rPr>
+        <w:t>εκτιμάται συνήθως ανιχνεύοντας</w:t>
+      </w:r>
+      <w:r>
+        <w:rPr>
+          <w:lang w:val="el-GR"/>
+        </w:rPr>
+        <w:t xml:space="preserve"> </w:t>
+      </w:r>
+      <w:r>
+        <w:rPr>
+          <w:lang w:val="el-GR"/>
+        </w:rPr>
+        <w:t>περιοδικότητες από την καμπύλη ανίχνευσης έναρξης.</w:t>
+      </w:r>
+      <w:r>
+        <w:rPr>
+          <w:lang w:val="el-GR"/>
+        </w:rPr>
+        <w:t xml:space="preserve"> </w:t>
+      </w:r>
+      <w:r>
+        <w:rPr>
+          <w:lang w:val="el-GR"/>
+        </w:rPr>
+        <w:t xml:space="preserve">Η εξαγωγή αυτού του χαρακτηριστικού γίνεται στην </w:t>
+      </w:r>
+      <w:r>
+        <w:t>Essentia</w:t>
+      </w:r>
+      <w:r>
+        <w:rPr>
+          <w:lang w:val="el-GR"/>
+        </w:rPr>
+        <w:t xml:space="preserve"> </w:t>
+      </w:r>
+      <w:r>
+        <w:rPr>
+          <w:lang w:val="el-GR"/>
+        </w:rPr>
+        <w:t xml:space="preserve">με την μέθοδο </w:t>
+      </w:r>
+      <w:r>
+        <w:rPr>
+          <w:lang w:val="el-GR"/>
+        </w:rPr>
+        <w:t>RhythmExtractor2013</w:t>
+      </w:r>
+      <w:r>
+        <w:rPr>
+          <w:lang w:val="el-GR"/>
+        </w:rPr>
+        <w:t>.</w:t>
+      </w:r>
     </w:p>
     <w:p>
       <w:pPr>
         <w:pStyle w:val="Heading3"/>
       </w:pPr>
-      <w:bookmarkStart w:id="35" w:name="_Toc208484161"/>
-      <w:r>
-        <w:t>Spectral Peaks</w:t>
+      <w:bookmarkStart w:id="35" w:name="_Toc208484165"/>
+      <w:r>
+        <w:t>Onset</w:t>
       </w:r>
       <w:bookmarkEnd w:id="35"/>
-    </w:p>
+      <w:r>
+        <w:t xml:space="preserve"> </w:t>
+      </w:r>
+      <w:r>
+        <w:t>Time</w:t>
+      </w:r>
+    </w:p>
+    <w:p>
+      <w:r>
+        <w:rPr>
+          <w:lang w:val="el-GR"/>
+        </w:rPr>
+        <w:t>Ένας άλλος τρόπος προσδιορισμού του ρυθμού βασίζεται στον υπολογισμό μιας καμπύλης ανίχνευσης έναρξης, η οποία δείχνει τις διαδοχικές «εκρήξεις ενέργειας» που αντιστοιχούν στους διαδοχικούς παλμούς.</w:t>
+      </w:r>
+      <w:r>
+        <w:rPr>
+          <w:lang w:val="el-GR"/>
+        </w:rPr>
+        <w:t xml:space="preserve"> </w:t>
+      </w:r>
+      <w:r>
+        <w:rPr>
+          <w:lang w:val="el-GR"/>
+        </w:rPr>
+        <w:t>Η επιλογή κορυφής εκτελείται αυτόματα στην καμπύλη ανίχνευσης έναρξης, για να δείξει τις εκτιμώμενες θέσεις των «ενάρξεων» της νότας</w:t>
+      </w:r>
+      <w:r>
+        <w:rPr>
+          <w:lang w:val="el-GR"/>
+        </w:rPr>
+        <w:t xml:space="preserve">. </w:t>
+      </w:r>
+      <w:r>
+        <w:rPr>
+          <w:lang w:val="el-GR"/>
+        </w:rPr>
+        <w:t xml:space="preserve">Η εξαγωγή αυτού του χαρακτηριστικού γίνεται στην </w:t>
+      </w:r>
+      <w:r>
+        <w:t>Essentia</w:t>
+      </w:r>
+      <w:r>
+        <w:rPr>
+          <w:lang w:val="el-GR"/>
+        </w:rPr>
+        <w:t xml:space="preserve"> </w:t>
+      </w:r>
+      <w:r>
+        <w:rPr>
+          <w:lang w:val="el-GR"/>
+        </w:rPr>
+        <w:t xml:space="preserve">με την μέθοδο </w:t>
+      </w:r>
+      <w:r>
+        <w:t>TODO</w:t>
+      </w:r>
+      <w:r>
+        <w:rPr>
+          <w:lang w:val="el-GR"/>
+        </w:rPr>
+        <w:t>.</w:t>
+      </w:r>
+    </w:p>
+    <w:p/>
     <w:p>
       <w:pPr>
         <w:pStyle w:val="Heading3"/>
       </w:pPr>
-      <w:bookmarkStart w:id="36" w:name="_Toc208484162"/>
-      <w:r>
-        <w:t>Dissonance</w:t>
+      <w:bookmarkStart w:id="36" w:name="_Toc208484166"/>
+      <w:r>
+        <w:t>Beat Histogram</w:t>
       </w:r>
       <w:bookmarkEnd w:id="36"/>
     </w:p>
+    <w:p>
+      <w:r>
+        <w:t>TODO</w:t>
+      </w:r>
+    </w:p>
+    <w:p>
+      <w:pPr>
+        <w:rPr>
+          <w:lang w:val="el-GR"/>
+        </w:rPr>
+      </w:pPr>
+    </w:p>
+    <w:p>
+      <w:pPr>
+        <w:pStyle w:val="Heading2"/>
+        <w:rPr>
+          <w:lang w:val="en-US"/>
+        </w:rPr>
+      </w:pPr>
+      <w:bookmarkStart w:id="37" w:name="_Toc208484167"/>
+      <w:r>
+        <w:t>Δυναμική</w:t>
+      </w:r>
+      <w:bookmarkEnd w:id="37"/>
+    </w:p>
+    <w:p>
+      <w:pPr>
+        <w:pStyle w:val="Heading3"/>
+      </w:pPr>
+      <w:bookmarkStart w:id="38" w:name="_Toc208484168"/>
+      <w:r>
+        <w:t>Loudness</w:t>
+      </w:r>
+      <w:bookmarkEnd w:id="38"/>
+    </w:p>
+    <w:p>
+      <w:pPr>
+        <w:rPr>
+          <w:lang w:val="el-GR"/>
+        </w:rPr>
+      </w:pPr>
+      <w:r>
+        <w:rPr>
+          <w:lang w:val="el-GR"/>
+        </w:rPr>
+        <w:t>Η ένταση του ήχου είναι η υποκειμενική αντίληψη της έντασης ενός ήχου. Αυτή η μετρική μετριέται σε ήχους, όπου ο διπλασιασμός σε ήχους αντιστοιχεί σε διπλασιασμό της έντασης.</w:t>
+      </w:r>
+      <w:r>
+        <w:rPr>
+          <w:lang w:val="el-GR"/>
+        </w:rPr>
+        <w:t xml:space="preserve"> </w:t>
+      </w:r>
+    </w:p>
+    <w:p>
+      <w:pPr>
+        <w:pStyle w:val="Heading3"/>
+      </w:pPr>
+      <w:bookmarkStart w:id="39" w:name="_Toc208484169"/>
+      <w:r>
+        <w:t>Dynamic Range</w:t>
+      </w:r>
+      <w:bookmarkEnd w:id="39"/>
+    </w:p>
+    <w:p>
+      <w:pPr>
+        <w:pStyle w:val="Heading3"/>
+      </w:pPr>
+      <w:bookmarkStart w:id="40" w:name="_Toc208484170"/>
+      <w:r>
+        <w:t>RMS Energy</w:t>
+      </w:r>
+      <w:bookmarkEnd w:id="40"/>
+    </w:p>
     <w:p/>
+    <w:p>
+      <w:pPr>
+        <w:pStyle w:val="Heading2"/>
+        <w:rPr>
+          <w:lang w:val="en-US"/>
+        </w:rPr>
+      </w:pPr>
+      <w:bookmarkStart w:id="41" w:name="_Toc208484171"/>
+      <w:r>
+        <w:t>Ηχόχρωμα (Χροιά)</w:t>
+      </w:r>
+      <w:bookmarkEnd w:id="41"/>
+    </w:p>
+    <w:p>
+      <w:pPr>
+        <w:pStyle w:val="Heading3"/>
+      </w:pPr>
+      <w:bookmarkStart w:id="42" w:name="_Toc208484172"/>
+      <w:r>
+        <w:t>MFCC</w:t>
+      </w:r>
+      <w:bookmarkEnd w:id="42"/>
+    </w:p>
+    <w:p>
+      <w:pPr>
+        <w:pStyle w:val="Heading3"/>
+      </w:pPr>
+      <w:bookmarkStart w:id="43" w:name="_Toc208484173"/>
+      <w:r>
+        <w:t>Spectral Centroid</w:t>
+      </w:r>
+      <w:bookmarkEnd w:id="43"/>
+    </w:p>
     <w:p/>
-    <w:p/>
     <w:p>
       <w:pPr>
         <w:pStyle w:val="Heading2"/>
@@ -7074,202 +7828,74 @@
           <w:lang w:val="en-US"/>
         </w:rPr>
       </w:pPr>
-      <w:bookmarkStart w:id="37" w:name="_Toc208484163"/>
-      <w:r>
-        <w:t>Ρυθμός</w:t>
-      </w:r>
-      <w:bookmarkEnd w:id="37"/>
-    </w:p>
-    <w:p>
-      <w:pPr>
-        <w:rPr>
-          <w:lang w:val="el-GR"/>
-        </w:rPr>
-      </w:pPr>
-      <w:r>
-        <w:rPr>
-          <w:lang w:val="el-GR"/>
-        </w:rPr>
-        <w:t xml:space="preserve">Ο ρυθμός αντιπροσωπεύει το στοιχείο του «χρόνου» στη μουσική, τα μοτίβα των </w:t>
-      </w:r>
-      <w:r>
-        <w:rPr>
-          <w:lang w:val="el-GR"/>
-        </w:rPr>
-        <w:t>εκτενών</w:t>
-      </w:r>
-      <w:r>
-        <w:rPr>
-          <w:lang w:val="el-GR"/>
-        </w:rPr>
-        <w:t xml:space="preserve"> και σύντομων ήχων και σιωπών που συναντώνται στη μουσική.</w:t>
-      </w:r>
-      <w:r>
-        <w:rPr>
-          <w:lang w:val="el-GR"/>
-        </w:rPr>
-        <w:t xml:space="preserve"> Η κανονικότητα του ρυθμού, η σχέση του κύριου ρυθμού με τους δευτερεύοντες ρυθμούς και η σχετική ισχύς των δευτερευόντων ρυθμών με τον κύριο ρυθμό είναι μερικά παραδείγματα χαρακτηριστικών</w:t>
-      </w:r>
-      <w:r>
-        <w:rPr>
-          <w:lang w:val="el-GR"/>
-        </w:rPr>
-        <w:t xml:space="preserve"> που μπορούμε να εξορύξουμε για ταξινόμιση μουσικού είδους.</w:t>
-      </w:r>
+      <w:bookmarkStart w:id="44" w:name="_Toc208484174"/>
+      <w:r>
+        <w:t>Εκφραστικότητα</w:t>
+      </w:r>
+      <w:bookmarkEnd w:id="44"/>
     </w:p>
     <w:p>
       <w:pPr>
         <w:pStyle w:val="Heading3"/>
       </w:pPr>
-      <w:bookmarkStart w:id="38" w:name="_Toc208484164"/>
-      <w:r>
-        <w:t>BPM</w:t>
-      </w:r>
-      <w:bookmarkEnd w:id="38"/>
-      <w:r>
-        <w:t xml:space="preserve"> </w:t>
-      </w:r>
-    </w:p>
-    <w:p>
-      <w:pPr>
-        <w:pStyle w:val="Heading3"/>
-      </w:pPr>
-      <w:bookmarkStart w:id="39" w:name="_Toc208484165"/>
-      <w:r>
-        <w:t>Onset</w:t>
-      </w:r>
-      <w:bookmarkEnd w:id="39"/>
-      <w:r>
-        <w:t xml:space="preserve"> </w:t>
-      </w:r>
-    </w:p>
-    <w:p>
-      <w:pPr>
-        <w:pStyle w:val="Heading3"/>
-      </w:pPr>
-      <w:bookmarkStart w:id="40" w:name="_Toc208484166"/>
-      <w:r>
-        <w:t>Beat Histogram</w:t>
-      </w:r>
-      <w:bookmarkEnd w:id="40"/>
-    </w:p>
-    <w:p/>
-    <w:p>
-      <w:pPr>
-        <w:rPr>
-          <w:lang w:val="el-GR"/>
-        </w:rPr>
-      </w:pPr>
-    </w:p>
-    <w:p>
-      <w:pPr>
-        <w:pStyle w:val="Heading2"/>
-        <w:rPr>
-          <w:lang w:val="en-US"/>
-        </w:rPr>
-      </w:pPr>
-      <w:bookmarkStart w:id="41" w:name="_Toc208484167"/>
-      <w:r>
-        <w:t>Δυναμική</w:t>
-      </w:r>
-      <w:bookmarkEnd w:id="41"/>
-    </w:p>
-    <w:p>
-      <w:pPr>
-        <w:pStyle w:val="Heading3"/>
-      </w:pPr>
-      <w:bookmarkStart w:id="42" w:name="_Toc208484168"/>
-      <w:r>
-        <w:t>Loudness</w:t>
-      </w:r>
-      <w:bookmarkEnd w:id="42"/>
-    </w:p>
-    <w:p>
-      <w:pPr>
-        <w:pStyle w:val="Heading3"/>
-      </w:pPr>
-      <w:bookmarkStart w:id="43" w:name="_Toc208484169"/>
-      <w:r>
-        <w:t>Dynamic Range</w:t>
-      </w:r>
-      <w:bookmarkEnd w:id="43"/>
-    </w:p>
-    <w:p>
-      <w:pPr>
-        <w:pStyle w:val="Heading3"/>
-      </w:pPr>
-      <w:bookmarkStart w:id="44" w:name="_Toc208484170"/>
-      <w:r>
-        <w:t>RMS Energy</w:t>
-      </w:r>
-      <w:bookmarkEnd w:id="44"/>
-    </w:p>
-    <w:p/>
-    <w:p>
-      <w:pPr>
-        <w:pStyle w:val="Heading2"/>
-        <w:rPr>
-          <w:lang w:val="en-US"/>
-        </w:rPr>
-      </w:pPr>
-      <w:bookmarkStart w:id="45" w:name="_Toc208484171"/>
-      <w:r>
-        <w:t>Ηχόχρωμα (Χροιά)</w:t>
-      </w:r>
-      <w:bookmarkEnd w:id="45"/>
-    </w:p>
-    <w:p>
-      <w:pPr>
-        <w:pStyle w:val="Heading3"/>
-      </w:pPr>
-      <w:bookmarkStart w:id="46" w:name="_Toc208484172"/>
-      <w:r>
-        <w:t>MFCC</w:t>
-      </w:r>
-      <w:bookmarkEnd w:id="46"/>
-    </w:p>
-    <w:p>
-      <w:pPr>
-        <w:pStyle w:val="Heading3"/>
-      </w:pPr>
-      <w:bookmarkStart w:id="47" w:name="_Toc208484173"/>
-      <w:r>
-        <w:t>Spectral Centroid</w:t>
-      </w:r>
-      <w:bookmarkEnd w:id="47"/>
-    </w:p>
-    <w:p/>
-    <w:p>
-      <w:pPr>
-        <w:pStyle w:val="Heading2"/>
-        <w:rPr>
-          <w:lang w:val="en-US"/>
-        </w:rPr>
-      </w:pPr>
-      <w:bookmarkStart w:id="48" w:name="_Toc208484174"/>
-      <w:r>
-        <w:t>Εκφραστικότητα</w:t>
-      </w:r>
-      <w:bookmarkEnd w:id="48"/>
-    </w:p>
-    <w:p>
-      <w:pPr>
-        <w:pStyle w:val="Heading3"/>
-      </w:pPr>
-      <w:bookmarkStart w:id="49" w:name="_Toc208484175"/>
+      <w:bookmarkStart w:id="45" w:name="_Toc208484175"/>
       <w:r>
         <w:lastRenderedPageBreak/>
         <w:t>Log Attack Time</w:t>
       </w:r>
+      <w:bookmarkEnd w:id="45"/>
+    </w:p>
+    <w:p>
+      <w:pPr>
+        <w:pStyle w:val="Heading3"/>
+      </w:pPr>
+      <w:bookmarkStart w:id="46" w:name="_Toc208484176"/>
+      <w:r>
+        <w:t>Vibrato</w:t>
+      </w:r>
+      <w:bookmarkEnd w:id="46"/>
+    </w:p>
+    <w:p/>
+    <w:p>
+      <w:pPr>
+        <w:pStyle w:val="Heading2"/>
+        <w:rPr>
+          <w:lang w:val="en-US"/>
+        </w:rPr>
+      </w:pPr>
+      <w:bookmarkStart w:id="47" w:name="_Toc208484177"/>
+      <w:r>
+        <w:t>Μουσική Υφή</w:t>
+      </w:r>
+      <w:bookmarkEnd w:id="47"/>
+    </w:p>
+    <w:p>
+      <w:pPr>
+        <w:pStyle w:val="Heading3"/>
+      </w:pPr>
+      <w:bookmarkStart w:id="48" w:name="_Toc208484178"/>
+      <w:r>
+        <w:t>Spectral Flatness</w:t>
+      </w:r>
+      <w:bookmarkEnd w:id="48"/>
+    </w:p>
+    <w:p>
+      <w:pPr>
+        <w:pStyle w:val="Heading3"/>
+      </w:pPr>
+      <w:bookmarkStart w:id="49" w:name="_Toc208484179"/>
+      <w:r>
+        <w:t>Tristimulus</w:t>
+      </w:r>
       <w:bookmarkEnd w:id="49"/>
     </w:p>
     <w:p>
       <w:pPr>
         <w:pStyle w:val="Heading3"/>
       </w:pPr>
-      <w:bookmarkStart w:id="50" w:name="_Toc208484176"/>
-      <w:r>
-        <w:t>Vibrato</w:t>
+      <w:bookmarkStart w:id="50" w:name="_Toc208484180"/>
+      <w:r>
+        <w:t>Odd/Even Harmonic Energy Ratio</w:t>
       </w:r>
       <w:bookmarkEnd w:id="50"/>
     </w:p>
@@ -7281,9 +7907,9 @@
           <w:lang w:val="en-US"/>
         </w:rPr>
       </w:pPr>
-      <w:bookmarkStart w:id="51" w:name="_Toc208484177"/>
-      <w:r>
-        <w:t>Μουσική Υφή</w:t>
+      <w:bookmarkStart w:id="51" w:name="_Toc208484181"/>
+      <w:r>
+        <w:t>Μουσική Φόρμα</w:t>
       </w:r>
       <w:bookmarkEnd w:id="51"/>
     </w:p>
@@ -7291,9 +7917,9 @@
       <w:pPr>
         <w:pStyle w:val="Heading3"/>
       </w:pPr>
-      <w:bookmarkStart w:id="52" w:name="_Toc208484178"/>
-      <w:r>
-        <w:t>Spectral Flatness</w:t>
+      <w:bookmarkStart w:id="52" w:name="_Toc208484182"/>
+      <w:r>
+        <w:t>Segment Count</w:t>
       </w:r>
       <w:bookmarkEnd w:id="52"/>
     </w:p>
@@ -7301,9 +7927,9 @@
       <w:pPr>
         <w:pStyle w:val="Heading3"/>
       </w:pPr>
-      <w:bookmarkStart w:id="53" w:name="_Toc208484179"/>
-      <w:r>
-        <w:t>Tristimulus</w:t>
+      <w:bookmarkStart w:id="53" w:name="_Toc208484183"/>
+      <w:r>
+        <w:t>Segment Duration</w:t>
       </w:r>
       <w:bookmarkEnd w:id="53"/>
     </w:p>
@@ -7311,9 +7937,9 @@
       <w:pPr>
         <w:pStyle w:val="Heading3"/>
       </w:pPr>
-      <w:bookmarkStart w:id="54" w:name="_Toc208484180"/>
-      <w:r>
-        <w:t>Odd/Even Harmonic Energy Ratio</w:t>
+      <w:bookmarkStart w:id="54" w:name="_Toc208484184"/>
+      <w:r>
+        <w:t>Novelty Curve</w:t>
       </w:r>
       <w:bookmarkEnd w:id="54"/>
     </w:p>
@@ -7325,9 +7951,9 @@
           <w:lang w:val="en-US"/>
         </w:rPr>
       </w:pPr>
-      <w:bookmarkStart w:id="55" w:name="_Toc208484181"/>
-      <w:r>
-        <w:t>Μουσική Φόρμα</w:t>
+      <w:bookmarkStart w:id="55" w:name="_Toc208484185"/>
+      <w:r>
+        <w:t>Άλλα Χαρακτηριστικά Υψηλού Επιπέδου</w:t>
       </w:r>
       <w:bookmarkEnd w:id="55"/>
     </w:p>
@@ -7335,9 +7961,9 @@
       <w:pPr>
         <w:pStyle w:val="Heading3"/>
       </w:pPr>
-      <w:bookmarkStart w:id="56" w:name="_Toc208484182"/>
-      <w:r>
-        <w:t>Segment Count</w:t>
+      <w:bookmarkStart w:id="56" w:name="_Toc208484186"/>
+      <w:r>
+        <w:t>Danceability</w:t>
       </w:r>
       <w:bookmarkEnd w:id="56"/>
     </w:p>
@@ -7345,55 +7971,11 @@
       <w:pPr>
         <w:pStyle w:val="Heading3"/>
       </w:pPr>
-      <w:bookmarkStart w:id="57" w:name="_Toc208484183"/>
-      <w:r>
-        <w:t>Segment Duration</w:t>
+      <w:bookmarkStart w:id="57" w:name="_Toc208484187"/>
+      <w:r>
+        <w:t>Dynamic Complexity</w:t>
       </w:r>
       <w:bookmarkEnd w:id="57"/>
-    </w:p>
-    <w:p>
-      <w:pPr>
-        <w:pStyle w:val="Heading3"/>
-      </w:pPr>
-      <w:bookmarkStart w:id="58" w:name="_Toc208484184"/>
-      <w:r>
-        <w:t>Novelty Curve</w:t>
-      </w:r>
-      <w:bookmarkEnd w:id="58"/>
-    </w:p>
-    <w:p/>
-    <w:p>
-      <w:pPr>
-        <w:pStyle w:val="Heading2"/>
-        <w:rPr>
-          <w:lang w:val="en-US"/>
-        </w:rPr>
-      </w:pPr>
-      <w:bookmarkStart w:id="59" w:name="_Toc208484185"/>
-      <w:r>
-        <w:t>Άλλα Χαρακτηριστικά Υψηλού Επιπέδου</w:t>
-      </w:r>
-      <w:bookmarkEnd w:id="59"/>
-    </w:p>
-    <w:p>
-      <w:pPr>
-        <w:pStyle w:val="Heading3"/>
-      </w:pPr>
-      <w:bookmarkStart w:id="60" w:name="_Toc208484186"/>
-      <w:r>
-        <w:t>Danceability</w:t>
-      </w:r>
-      <w:bookmarkEnd w:id="60"/>
-    </w:p>
-    <w:p>
-      <w:pPr>
-        <w:pStyle w:val="Heading3"/>
-      </w:pPr>
-      <w:bookmarkStart w:id="61" w:name="_Toc208484187"/>
-      <w:r>
-        <w:t>Dynamic Complexity</w:t>
-      </w:r>
-      <w:bookmarkEnd w:id="61"/>
     </w:p>
     <w:p>
       <w:pPr>
@@ -7418,11 +8000,11 @@
       <w:pPr>
         <w:pStyle w:val="Heading1"/>
       </w:pPr>
-      <w:bookmarkStart w:id="62" w:name="_Toc208484188"/>
+      <w:bookmarkStart w:id="58" w:name="_Toc208484188"/>
       <w:r>
         <w:t>Διαχείριση Δεδομένων</w:t>
       </w:r>
-      <w:bookmarkEnd w:id="62"/>
+      <w:bookmarkEnd w:id="58"/>
     </w:p>
     <w:p>
       <w:pPr>
@@ -7431,7 +8013,7 @@
           <w:lang w:val="en-GB"/>
         </w:rPr>
       </w:pPr>
-      <w:bookmarkStart w:id="63" w:name="_Toc208484189"/>
+      <w:bookmarkStart w:id="59" w:name="_Toc208484189"/>
       <w:r>
         <w:rPr>
           <w:lang w:val="en-GB"/>
@@ -7450,7 +8032,7 @@
         </w:rPr>
         <w:t xml:space="preserve"> Music Analysis</w:t>
       </w:r>
-      <w:bookmarkEnd w:id="63"/>
+      <w:bookmarkEnd w:id="59"/>
     </w:p>
     <w:p>
       <w:pPr>
@@ -7844,14 +8426,14 @@
       <w:pPr>
         <w:pStyle w:val="Heading2"/>
       </w:pPr>
-      <w:bookmarkStart w:id="64" w:name="_Toc208484190"/>
+      <w:bookmarkStart w:id="60" w:name="_Toc208484190"/>
       <w:r>
         <w:rPr>
           <w:lang w:val="en-US"/>
         </w:rPr>
         <w:t>SQLite</w:t>
       </w:r>
-      <w:bookmarkEnd w:id="64"/>
+      <w:bookmarkEnd w:id="60"/>
     </w:p>
     <w:p>
       <w:pPr>
@@ -8099,205 +8681,205 @@
           <w:lang w:val="en-US"/>
         </w:rPr>
       </w:pPr>
-      <w:bookmarkStart w:id="65" w:name="_Toc208484191"/>
+      <w:bookmarkStart w:id="61" w:name="_Toc208484191"/>
       <w:r>
         <w:t>Απόρριψη χαρακτηριστικών με υψηλή συσχέτιση</w:t>
       </w:r>
+      <w:bookmarkEnd w:id="61"/>
+    </w:p>
+    <w:p>
+      <w:pPr>
+        <w:rPr>
+          <w:lang w:val="el-GR"/>
+        </w:rPr>
+      </w:pPr>
+      <w:r>
+        <w:rPr>
+          <w:lang w:val="el-GR"/>
+        </w:rPr>
+        <w:t xml:space="preserve">Μερικά χαρακτηριστικά περιμένουμε να έχουν υψηλή συσχέτιση, όπως π.χ. το αποτέλεσμα της εξόρυξης των αλγορίθμων </w:t>
+      </w:r>
+      <w:r>
+        <w:t>Y</w:t>
+      </w:r>
+      <w:r>
+        <w:t>in</w:t>
+      </w:r>
+      <w:r>
+        <w:rPr>
+          <w:lang w:val="el-GR"/>
+        </w:rPr>
+        <w:t xml:space="preserve"> </w:t>
+      </w:r>
+      <w:r>
+        <w:rPr>
+          <w:lang w:val="el-GR"/>
+        </w:rPr>
+        <w:t xml:space="preserve">και </w:t>
+      </w:r>
+      <w:r>
+        <w:t>M</w:t>
+      </w:r>
+      <w:r>
+        <w:t>elodia</w:t>
+      </w:r>
+      <w:r>
+        <w:rPr>
+          <w:lang w:val="el-GR"/>
+        </w:rPr>
+        <w:t xml:space="preserve">, </w:t>
+      </w:r>
+      <w:r>
+        <w:rPr>
+          <w:lang w:val="el-GR"/>
+        </w:rPr>
+        <w:t xml:space="preserve">που είναι και οι 2 σχετικοί με τον τόνο του κομματιού. Για την πιο γρήγορη και αποτελεσματική εκπαίδευση του μοντέλου κατάταξης μουσικών ειδών, βρίσκω τα χαρακτηριστικά με αρκετά </w:t>
+      </w:r>
+      <w:r>
+        <w:rPr>
+          <w:lang w:val="el-GR"/>
+        </w:rPr>
+        <w:t xml:space="preserve">μεγάλη </w:t>
+      </w:r>
+      <w:r>
+        <w:rPr>
+          <w:lang w:val="el-GR"/>
+        </w:rPr>
+        <w:t>συσχέτιση (</w:t>
+      </w:r>
+      <w:r>
+        <w:rPr>
+          <w:lang w:val="el-GR"/>
+        </w:rPr>
+        <w:t>(|συσχέτιση|</w:t>
+      </w:r>
+      <w:r>
+        <w:rPr>
+          <w:rFonts w:cstheme="minorHAnsi"/>
+          <w:lang w:val="el-GR"/>
+        </w:rPr>
+        <w:t>≥</w:t>
+      </w:r>
+      <w:r>
+        <w:rPr>
+          <w:lang w:val="el-GR"/>
+        </w:rPr>
+        <w:t xml:space="preserve"> 0.75)</w:t>
+      </w:r>
+      <w:r>
+        <w:rPr>
+          <w:lang w:val="el-GR"/>
+        </w:rPr>
+        <w:t xml:space="preserve"> και επιλέγω να κρατήσω μόνο το ένα χαρακτηριστικό από το ζεύγος με την </w:t>
+      </w:r>
+      <w:r>
+        <w:rPr>
+          <w:lang w:val="el-GR"/>
+        </w:rPr>
+        <w:t>υψηλή συσχέτιση</w:t>
+      </w:r>
+      <w:r>
+        <w:rPr>
+          <w:lang w:val="el-GR"/>
+        </w:rPr>
+        <w:t xml:space="preserve">. Αυτό πραγματοποιείται στο </w:t>
+      </w:r>
+      <w:r>
+        <w:t>data</w:t>
+      </w:r>
+      <w:r>
+        <w:rPr>
+          <w:lang w:val="el-GR"/>
+        </w:rPr>
+        <w:t>_</w:t>
+      </w:r>
+      <w:r>
+        <w:t>correlation</w:t>
+      </w:r>
+      <w:r>
+        <w:rPr>
+          <w:lang w:val="el-GR"/>
+        </w:rPr>
+        <w:t>.</w:t>
+      </w:r>
+      <w:r>
+        <w:t>py</w:t>
+      </w:r>
+      <w:r>
+        <w:rPr>
+          <w:lang w:val="el-GR"/>
+        </w:rPr>
+        <w:t>.</w:t>
+      </w:r>
+      <w:r>
+        <w:rPr>
+          <w:lang w:val="el-GR"/>
+        </w:rPr>
+        <w:t xml:space="preserve"> </w:t>
+      </w:r>
+      <w:r>
+        <w:rPr>
+          <w:lang w:val="el-GR"/>
+        </w:rPr>
+        <w:t>Παρακάτω φαίνονται τα αποτελέσματα.</w:t>
+      </w:r>
+    </w:p>
+    <w:p>
+      <w:pPr>
+        <w:pStyle w:val="Heading1"/>
+      </w:pPr>
+      <w:bookmarkStart w:id="62" w:name="_Toc208484192"/>
+      <w:r>
+        <w:t>Εκπαίδευση Μοντέλου Μηχανικής Μάθησης</w:t>
+      </w:r>
+      <w:bookmarkEnd w:id="62"/>
+    </w:p>
+    <w:p>
+      <w:pPr>
+        <w:pStyle w:val="Heading1"/>
+      </w:pPr>
+      <w:bookmarkStart w:id="63" w:name="_Toc208484193"/>
+      <w:r>
+        <w:t>Αξιολόγιση Μοντέλου και Διαμόρφωση</w:t>
+      </w:r>
+      <w:bookmarkEnd w:id="63"/>
+      <w:r>
+        <w:t xml:space="preserve"> </w:t>
+      </w:r>
+    </w:p>
+    <w:p>
+      <w:pPr>
+        <w:pStyle w:val="Heading1"/>
+      </w:pPr>
+      <w:bookmarkStart w:id="64" w:name="_Toc208484194"/>
+      <w:r>
+        <w:t>Εν Κατακλείδι</w:t>
+      </w:r>
+      <w:bookmarkEnd w:id="64"/>
+    </w:p>
+    <w:p>
+      <w:pPr>
+        <w:rPr>
+          <w:lang w:val="en-GB"/>
+        </w:rPr>
+      </w:pPr>
+    </w:p>
+    <w:p>
+      <w:pPr>
+        <w:rPr>
+          <w:lang w:val="en-GB"/>
+        </w:rPr>
+      </w:pPr>
+    </w:p>
+    <w:p>
+      <w:pPr>
+        <w:pStyle w:val="Heading1"/>
+      </w:pPr>
+      <w:bookmarkStart w:id="65" w:name="_Toc208484195"/>
+      <w:r>
+        <w:t>Πηγές</w:t>
+      </w:r>
       <w:bookmarkEnd w:id="65"/>
-    </w:p>
-    <w:p>
-      <w:pPr>
-        <w:rPr>
-          <w:lang w:val="el-GR"/>
-        </w:rPr>
-      </w:pPr>
-      <w:r>
-        <w:rPr>
-          <w:lang w:val="el-GR"/>
-        </w:rPr>
-        <w:t xml:space="preserve">Μερικά χαρακτηριστικά περιμένουμε να έχουν υψηλή συσχέτιση, όπως π.χ. το αποτέλεσμα της εξόρυξης των αλγορίθμων </w:t>
-      </w:r>
-      <w:r>
-        <w:t>Y</w:t>
-      </w:r>
-      <w:r>
-        <w:t>in</w:t>
-      </w:r>
-      <w:r>
-        <w:rPr>
-          <w:lang w:val="el-GR"/>
-        </w:rPr>
-        <w:t xml:space="preserve"> </w:t>
-      </w:r>
-      <w:r>
-        <w:rPr>
-          <w:lang w:val="el-GR"/>
-        </w:rPr>
-        <w:t xml:space="preserve">και </w:t>
-      </w:r>
-      <w:r>
-        <w:t>M</w:t>
-      </w:r>
-      <w:r>
-        <w:t>elodia</w:t>
-      </w:r>
-      <w:r>
-        <w:rPr>
-          <w:lang w:val="el-GR"/>
-        </w:rPr>
-        <w:t xml:space="preserve">, </w:t>
-      </w:r>
-      <w:r>
-        <w:rPr>
-          <w:lang w:val="el-GR"/>
-        </w:rPr>
-        <w:t xml:space="preserve">που είναι και οι 2 σχετικοί με τον τόνο του κομματιού. Για την πιο γρήγορη και αποτελεσματική εκπαίδευση του μοντέλου κατάταξης μουσικών ειδών, βρίσκω τα χαρακτηριστικά με αρκετά </w:t>
-      </w:r>
-      <w:r>
-        <w:rPr>
-          <w:lang w:val="el-GR"/>
-        </w:rPr>
-        <w:t xml:space="preserve">μεγάλη </w:t>
-      </w:r>
-      <w:r>
-        <w:rPr>
-          <w:lang w:val="el-GR"/>
-        </w:rPr>
-        <w:t>συσχέτιση (</w:t>
-      </w:r>
-      <w:r>
-        <w:rPr>
-          <w:lang w:val="el-GR"/>
-        </w:rPr>
-        <w:t>(|συσχέτιση|</w:t>
-      </w:r>
-      <w:r>
-        <w:rPr>
-          <w:rFonts w:cstheme="minorHAnsi"/>
-          <w:lang w:val="el-GR"/>
-        </w:rPr>
-        <w:t>≥</w:t>
-      </w:r>
-      <w:r>
-        <w:rPr>
-          <w:lang w:val="el-GR"/>
-        </w:rPr>
-        <w:t xml:space="preserve"> 0.75)</w:t>
-      </w:r>
-      <w:r>
-        <w:rPr>
-          <w:lang w:val="el-GR"/>
-        </w:rPr>
-        <w:t xml:space="preserve"> και επιλέγω να κρατήσω μόνο το ένα χαρακτηριστικό από το ζεύγος με την </w:t>
-      </w:r>
-      <w:r>
-        <w:rPr>
-          <w:lang w:val="el-GR"/>
-        </w:rPr>
-        <w:t>υψηλή συσχέτιση</w:t>
-      </w:r>
-      <w:r>
-        <w:rPr>
-          <w:lang w:val="el-GR"/>
-        </w:rPr>
-        <w:t xml:space="preserve">. Αυτό πραγματοποιείται στο </w:t>
-      </w:r>
-      <w:r>
-        <w:t>data</w:t>
-      </w:r>
-      <w:r>
-        <w:rPr>
-          <w:lang w:val="el-GR"/>
-        </w:rPr>
-        <w:t>_</w:t>
-      </w:r>
-      <w:r>
-        <w:t>correlation</w:t>
-      </w:r>
-      <w:r>
-        <w:rPr>
-          <w:lang w:val="el-GR"/>
-        </w:rPr>
-        <w:t>.</w:t>
-      </w:r>
-      <w:r>
-        <w:t>py</w:t>
-      </w:r>
-      <w:r>
-        <w:rPr>
-          <w:lang w:val="el-GR"/>
-        </w:rPr>
-        <w:t>.</w:t>
-      </w:r>
-      <w:r>
-        <w:rPr>
-          <w:lang w:val="el-GR"/>
-        </w:rPr>
-        <w:t xml:space="preserve"> </w:t>
-      </w:r>
-      <w:r>
-        <w:rPr>
-          <w:lang w:val="el-GR"/>
-        </w:rPr>
-        <w:t>Παρακάτω φαίνονται τα αποτελέσματα.</w:t>
-      </w:r>
-    </w:p>
-    <w:p>
-      <w:pPr>
-        <w:pStyle w:val="Heading1"/>
-      </w:pPr>
-      <w:bookmarkStart w:id="66" w:name="_Toc208484192"/>
-      <w:r>
-        <w:t>Εκπαίδευση Μοντέλου Μηχανικής Μάθησης</w:t>
-      </w:r>
-      <w:bookmarkEnd w:id="66"/>
-    </w:p>
-    <w:p>
-      <w:pPr>
-        <w:pStyle w:val="Heading1"/>
-      </w:pPr>
-      <w:bookmarkStart w:id="67" w:name="_Toc208484193"/>
-      <w:r>
-        <w:t>Αξιολόγιση Μοντέλου και Διαμόρφωση</w:t>
-      </w:r>
-      <w:bookmarkEnd w:id="67"/>
-      <w:r>
-        <w:t xml:space="preserve"> </w:t>
-      </w:r>
-    </w:p>
-    <w:p>
-      <w:pPr>
-        <w:pStyle w:val="Heading1"/>
-      </w:pPr>
-      <w:bookmarkStart w:id="68" w:name="_Toc208484194"/>
-      <w:r>
-        <w:t>Εν Κατακλείδι</w:t>
-      </w:r>
-      <w:bookmarkEnd w:id="68"/>
-    </w:p>
-    <w:p>
-      <w:pPr>
-        <w:rPr>
-          <w:lang w:val="en-GB"/>
-        </w:rPr>
-      </w:pPr>
-    </w:p>
-    <w:p>
-      <w:pPr>
-        <w:rPr>
-          <w:lang w:val="en-GB"/>
-        </w:rPr>
-      </w:pPr>
-    </w:p>
-    <w:p>
-      <w:pPr>
-        <w:pStyle w:val="Heading1"/>
-      </w:pPr>
-      <w:bookmarkStart w:id="69" w:name="_Toc208484195"/>
-      <w:r>
-        <w:t>Πηγές</w:t>
-      </w:r>
-      <w:bookmarkEnd w:id="69"/>
     </w:p>
     <w:p>
       <w:r>
@@ -8310,10 +8892,10 @@
           </w:rPr>
           <w:t>Panda, R., Malheiro, R., &amp; Paiva, R. P. (2020). Audio features for music emotion recognition: a survey. IEEE Transactions on Affective Computing, 14(1), 68-88. 10.1109/TAFFC.2020.3032373</w:t>
         </w:r>
-        <w:bookmarkStart w:id="70" w:name="_Toc201023841"/>
-        <w:bookmarkStart w:id="71" w:name="_Toc208478029"/>
-        <w:bookmarkEnd w:id="70"/>
-        <w:bookmarkEnd w:id="71"/>
+        <w:bookmarkStart w:id="66" w:name="_Toc201023841"/>
+        <w:bookmarkStart w:id="67" w:name="_Toc208478029"/>
+        <w:bookmarkEnd w:id="66"/>
+        <w:bookmarkEnd w:id="67"/>
       </w:hyperlink>
     </w:p>
     <w:p>
@@ -8369,10 +8951,10 @@
           <w:lang w:val="en-GB"/>
         </w:rPr>
       </w:pPr>
-      <w:bookmarkStart w:id="72" w:name="_Toc201023842"/>
-      <w:bookmarkStart w:id="73" w:name="_Toc208478030"/>
-      <w:bookmarkEnd w:id="72"/>
-      <w:bookmarkEnd w:id="73"/>
+      <w:bookmarkStart w:id="68" w:name="_Toc201023842"/>
+      <w:bookmarkStart w:id="69" w:name="_Toc208478030"/>
+      <w:bookmarkEnd w:id="68"/>
+      <w:bookmarkEnd w:id="69"/>
     </w:p>
     <w:p>
       <w:pPr>
@@ -9855,7 +10437,7 @@
   <w:style w:type="paragraph" w:default="1" w:styleId="Normal">
     <w:name w:val="Normal"/>
     <w:qFormat/>
-    <w:rsid w:val="00C30692"/>
+    <w:rsid w:val="0023067C"/>
   </w:style>
   <w:style w:type="paragraph" w:styleId="Heading1">
     <w:name w:val="heading 1"/>
@@ -10096,7 +10678,6 @@
   <w:style w:type="character" w:default="1" w:styleId="DefaultParagraphFont">
     <w:name w:val="Default Paragraph Font"/>
     <w:uiPriority w:val="1"/>
-    <w:semiHidden/>
     <w:unhideWhenUsed/>
   </w:style>
   <w:style w:type="table" w:default="1" w:styleId="TableNormal">

--- a/report.docx
+++ b/report.docx
@@ -6602,15 +6602,17 @@
     <w:p>
       <w:pPr>
         <w:pStyle w:val="Heading3"/>
-        <w:rPr>
-          <w:lang w:val="el-GR"/>
-        </w:rPr>
       </w:pPr>
       <w:r>
         <w:rPr>
           <w:lang w:val="el-GR"/>
         </w:rPr>
         <w:t>Εύρος Τόνου</w:t>
+      </w:r>
+    </w:p>
+    <w:p>
+      <w:r>
+        <w:t>TODO</w:t>
       </w:r>
     </w:p>
     <w:p/>
@@ -6972,7 +6974,14 @@
         <w:rPr>
           <w:lang w:val="el-GR"/>
         </w:rPr>
-        <w:t xml:space="preserve"> σε συγχορδίες.</w:t>
+        <w:t xml:space="preserve"> σε </w:t>
+      </w:r>
+      <w:r>
+        <w:rPr>
+          <w:lang w:val="el-GR"/>
+        </w:rPr>
+        <w:lastRenderedPageBreak/>
+        <w:t>συγχορδίες.</w:t>
       </w:r>
       <w:r>
         <w:rPr>
@@ -6989,21 +6998,1018 @@
         <w:rPr>
           <w:lang w:val="el-GR"/>
         </w:rPr>
+        <w:t>Δυσαμονικότητα</w:t>
+      </w:r>
+    </w:p>
+    <w:p>
+      <w:pPr>
+        <w:rPr>
+          <w:lang w:val="el-GR"/>
+        </w:rPr>
+      </w:pPr>
+      <w:r>
+        <w:rPr>
+          <w:lang w:val="el-GR"/>
+        </w:rPr>
+        <w:t>Το χαρακτηριστικό της δυσαρμονικότητας βασίζεται στον αριθμό των μερικών συχνοτήτων που δεν είναι πολλαπλάσια της θεμελιώδους συχνότητας. Η δυσαρμονικότητα επηρεάζει την αντίληψη της χροιάς ενός δεδομένου ήχου.</w:t>
+      </w:r>
+      <w:r>
+        <w:rPr>
+          <w:lang w:val="el-GR"/>
+        </w:rPr>
+        <w:t xml:space="preserve"> </w:t>
+      </w:r>
+      <w:r>
+        <w:t>H</w:t>
+      </w:r>
+      <w:r>
+        <w:rPr>
+          <w:lang w:val="el-GR"/>
+        </w:rPr>
+        <w:t xml:space="preserve"> </w:t>
+      </w:r>
+      <w:r>
+        <w:t>E</w:t>
+      </w:r>
+      <w:r>
+        <w:t>ssentia</w:t>
+      </w:r>
+      <w:r>
+        <w:rPr>
+          <w:lang w:val="el-GR"/>
+        </w:rPr>
+        <w:t xml:space="preserve"> </w:t>
+      </w:r>
+      <w:r>
+        <w:rPr>
+          <w:lang w:val="el-GR"/>
+        </w:rPr>
+        <w:t>υπολογίζει την δυσαρμονικότητα ενός σήματος δεδομένων των φασματικών κορυφών του.</w:t>
+      </w:r>
+    </w:p>
+    <w:p>
+      <w:pPr>
+        <w:pStyle w:val="Heading3"/>
+      </w:pPr>
+      <w:r>
+        <w:t xml:space="preserve">Chromagram </w:t>
+      </w:r>
+      <w:r>
+        <w:rPr>
+          <w:lang w:val="el-GR"/>
+        </w:rPr>
+        <w:t>ή</w:t>
+      </w:r>
+      <w:r>
+        <w:rPr>
+          <w:lang w:val="en-GB"/>
+        </w:rPr>
+        <w:t xml:space="preserve"> </w:t>
+      </w:r>
+      <w:r>
+        <w:t>Harmonic pitch class profiles (HPCP)</w:t>
+      </w:r>
+    </w:p>
+    <w:p>
+      <w:pPr>
+        <w:rPr>
+          <w:lang w:val="en-GB"/>
+        </w:rPr>
+      </w:pPr>
+      <w:r>
+        <w:rPr>
+          <w:lang w:val="el-GR"/>
+        </w:rPr>
+        <w:t>Το χρωμ</w:t>
+      </w:r>
+      <w:r>
+        <w:rPr>
+          <w:lang w:val="el-GR"/>
+        </w:rPr>
+        <w:t>ατο</w:t>
+      </w:r>
+      <w:r>
+        <w:rPr>
+          <w:lang w:val="el-GR"/>
+        </w:rPr>
+        <w:t>γρ</w:t>
+      </w:r>
+      <w:r>
+        <w:rPr>
+          <w:lang w:val="el-GR"/>
+        </w:rPr>
+        <w:t>άφη</w:t>
+      </w:r>
+      <w:r>
+        <w:rPr>
+          <w:lang w:val="el-GR"/>
+        </w:rPr>
+        <w:t>μμα χρησιμοποιείται για την εκτίμηση της κατανομής ενέργειας</w:t>
+      </w:r>
+      <w:r>
+        <w:rPr>
+          <w:lang w:val="el-GR"/>
+        </w:rPr>
+        <w:t xml:space="preserve"> </w:t>
+      </w:r>
+      <w:r>
+        <w:rPr>
+          <w:lang w:val="el-GR"/>
+        </w:rPr>
+        <w:t>κατά μήκος των κατηγοριών ύψους. Αποτελείται από ένα διάνυσμα 12 διαστάσεων, ένα</w:t>
+      </w:r>
+      <w:r>
+        <w:rPr>
+          <w:lang w:val="el-GR"/>
+        </w:rPr>
+        <w:t xml:space="preserve"> </w:t>
+      </w:r>
+      <w:r>
+        <w:rPr>
+          <w:lang w:val="el-GR"/>
+        </w:rPr>
+        <w:t>για κάθε νότα, από Λα έως Σολ# (12 κατηγορίες ύψους ημιτονίου), με</w:t>
+      </w:r>
+      <w:r>
+        <w:rPr>
+          <w:lang w:val="el-GR"/>
+        </w:rPr>
+        <w:t xml:space="preserve"> </w:t>
+      </w:r>
+      <w:r>
+        <w:rPr>
+          <w:lang w:val="el-GR"/>
+        </w:rPr>
+        <w:t>τις αντίστοιχες εντάσεις σε κάθε μία από αυτές τις κατηγορίες να βασίζονται</w:t>
+      </w:r>
+      <w:r>
+        <w:rPr>
+          <w:lang w:val="el-GR"/>
+        </w:rPr>
+        <w:t xml:space="preserve"> </w:t>
+      </w:r>
+      <w:r>
+        <w:rPr>
+          <w:lang w:val="el-GR"/>
+        </w:rPr>
+        <w:t>στις φασματικές κορυφές της κυματομορφής.</w:t>
+      </w:r>
+      <w:r>
+        <w:rPr>
+          <w:lang w:val="el-GR"/>
+        </w:rPr>
+        <w:t xml:space="preserve"> </w:t>
+      </w:r>
+      <w:r>
+        <w:rPr>
+          <w:lang w:val="el-GR"/>
+        </w:rPr>
+        <w:t>Μία κύρια ιδιότητα των χαρακτηριστικών χρωμα είναι ότι αποτυπώνουν τα αρμονικά και μελωδικά χαρακτηριστικά της μουσικής, ενώ είναι ανθεκτικά στις αλλαγές στην ηχόχρωμα και την ενορχήστρωση.</w:t>
+      </w:r>
+      <w:r>
+        <w:rPr>
+          <w:lang w:val="el-GR"/>
+        </w:rPr>
+        <w:t xml:space="preserve"> Η εξαγωγή αυτού του χαρακτηριστικού γίνεται στην </w:t>
+      </w:r>
+      <w:r>
+        <w:t>Essentia</w:t>
+      </w:r>
+      <w:r>
+        <w:rPr>
+          <w:lang w:val="el-GR"/>
+        </w:rPr>
+        <w:t xml:space="preserve"> </w:t>
+      </w:r>
+      <w:r>
+        <w:rPr>
+          <w:lang w:val="el-GR"/>
+        </w:rPr>
+        <w:t xml:space="preserve">με την μέθοδο </w:t>
+      </w:r>
+      <w:r>
+        <w:rPr>
+          <w:lang w:val="el-GR"/>
+        </w:rPr>
+        <w:t>Chromagram</w:t>
+      </w:r>
+      <w:r>
+        <w:rPr>
+          <w:lang w:val="el-GR"/>
+        </w:rPr>
+        <w:t>.</w:t>
+      </w:r>
+    </w:p>
+    <w:p>
+      <w:pPr>
+        <w:pStyle w:val="Heading3"/>
+        <w:rPr>
+          <w:lang w:val="el-GR"/>
+        </w:rPr>
+      </w:pPr>
+      <w:bookmarkStart w:id="30" w:name="_Toc208484160"/>
+      <w:r>
+        <w:rPr>
+          <w:lang w:val="el-GR"/>
+        </w:rPr>
+        <w:t>Σειρά Συγχορδιών</w:t>
+      </w:r>
+      <w:bookmarkEnd w:id="30"/>
+    </w:p>
+    <w:p>
+      <w:pPr>
+        <w:rPr>
+          <w:lang w:val="el-GR"/>
+        </w:rPr>
+      </w:pPr>
+      <w:r>
+        <w:rPr>
+          <w:lang w:val="el-GR"/>
+        </w:rPr>
+        <w:t>Η εξαγωγή συγχορδιών από ένα ηχητικό σήμα είναι μια σύνθετη εργασία, για την οποία οι ερευνητές δεν έχουν ακόμη προτείνει ισχυρές λύσεις. Οι υπάρχουσες μέθοδοι για την εκτίμηση αυτού του γεγονότος είναι ακόμη πειραματικές, βασισμένες σε προφίλ κλάσεων ύψους. Η Essentia εφαρμόζει έναν αλγόριθμο βασισμένο σε αυτήν την έρευνα, ικανό να υπολογίσει την ακολουθία των συγχορδιών σε ένα τραγούδι. Ένας τέτοιος αλγόριθμος υπολογίζει την τριάδα μείζονος ή ελάσσονος που ταιριάζει καλύτερα και εξάγει το αποτέλεσμα ως συμβολοσειρά (π.χ.,</w:t>
+      </w:r>
+      <w:r>
+        <w:rPr>
+          <w:lang w:val="el-GR"/>
+        </w:rPr>
+        <w:t xml:space="preserve"> </w:t>
+      </w:r>
+      <w:r>
+        <w:rPr>
+          <w:lang w:val="el-GR"/>
+        </w:rPr>
+        <w:t>A#, Bm, G#m, C). Η υπάρχουσα υλοποίηση έχει επισημανθεί ως</w:t>
+      </w:r>
+      <w:r>
+        <w:rPr>
+          <w:lang w:val="el-GR"/>
+        </w:rPr>
+        <w:t xml:space="preserve"> </w:t>
+      </w:r>
+      <w:r>
+        <w:rPr>
+          <w:lang w:val="el-GR"/>
+        </w:rPr>
+        <w:t>πειραματική και απαιτεί περαιτέρω εργασία πριν να είναι χρησιμοποιήσιμη.</w:t>
+      </w:r>
+    </w:p>
+    <w:p>
+      <w:pPr>
+        <w:pStyle w:val="Heading3"/>
+        <w:rPr>
+          <w:lang w:val="el-GR"/>
+        </w:rPr>
+      </w:pPr>
+      <w:bookmarkStart w:id="31" w:name="_Toc208484159"/>
+      <w:r>
+        <w:rPr>
+          <w:lang w:val="el-GR"/>
+        </w:rPr>
+        <w:t>Ισχύς Κλειδ</w:t>
+      </w:r>
+      <w:bookmarkEnd w:id="31"/>
+      <w:r>
+        <w:rPr>
+          <w:lang w:val="el-GR"/>
+        </w:rPr>
+        <w:t>ιού</w:t>
+      </w:r>
+    </w:p>
+    <w:p>
+      <w:pPr>
+        <w:rPr>
+          <w:lang w:val="el-GR"/>
+        </w:rPr>
+      </w:pPr>
+      <w:r>
+        <w:rPr>
+          <w:lang w:val="el-GR"/>
+        </w:rPr>
+        <w:t>Η ισχύς του κλειδιού συνίσταται στον</w:t>
+      </w:r>
+      <w:r>
+        <w:rPr>
+          <w:lang w:val="el-GR"/>
+        </w:rPr>
+        <w:t xml:space="preserve"> </w:t>
+      </w:r>
+      <w:r>
+        <w:rPr>
+          <w:lang w:val="el-GR"/>
+        </w:rPr>
+        <w:t>υπολογισμό της ισχύος κάθε πιθανού υποψηφίου κλειδιού</w:t>
+      </w:r>
+      <w:r>
+        <w:rPr>
+          <w:lang w:val="el-GR"/>
+        </w:rPr>
+        <w:t xml:space="preserve"> </w:t>
+      </w:r>
+      <w:r>
+        <w:rPr>
+          <w:lang w:val="el-GR"/>
+        </w:rPr>
+        <w:t>για να είναι η τιμή του κλειδιού ενός δεδομένου τραγουδιού (π.χ., εξαγωγή βαθμολογιών</w:t>
+      </w:r>
+      <w:r>
+        <w:rPr>
+          <w:lang w:val="el-GR"/>
+        </w:rPr>
+        <w:t xml:space="preserve"> </w:t>
+      </w:r>
+      <w:r>
+        <w:rPr>
+          <w:lang w:val="el-GR"/>
+        </w:rPr>
+        <w:t>μεταξύ 0 και 1 ή -1 έως 1). Ο αλγόριθμος βασίζεται στη</w:t>
+      </w:r>
+      <w:r>
+        <w:rPr>
+          <w:lang w:val="el-GR"/>
+        </w:rPr>
+        <w:t xml:space="preserve"> </w:t>
+      </w:r>
+      <w:r>
+        <w:rPr>
+          <w:lang w:val="el-GR"/>
+        </w:rPr>
+        <w:t>διασταυρούμενη συσχέτιση του χρωματογραφήματος.</w:t>
+      </w:r>
+      <w:r>
+        <w:rPr>
+          <w:lang w:val="el-GR"/>
+        </w:rPr>
+        <w:t xml:space="preserve"> </w:t>
+      </w:r>
+      <w:r>
+        <w:rPr>
+          <w:lang w:val="el-GR"/>
+        </w:rPr>
+        <w:t xml:space="preserve">Η εξαγωγή αυτού του χαρακτηριστικού γίνεται στην </w:t>
+      </w:r>
+      <w:r>
+        <w:t>Essentia</w:t>
+      </w:r>
+      <w:r>
+        <w:rPr>
+          <w:lang w:val="el-GR"/>
+        </w:rPr>
+        <w:t xml:space="preserve"> </w:t>
+      </w:r>
+      <w:r>
+        <w:rPr>
+          <w:lang w:val="el-GR"/>
+        </w:rPr>
+        <w:t xml:space="preserve">με την μέθοδο </w:t>
+      </w:r>
+      <w:r>
+        <w:t>Key</w:t>
+      </w:r>
+      <w:r>
+        <w:rPr>
+          <w:lang w:val="el-GR"/>
+        </w:rPr>
+        <w:t>.</w:t>
+      </w:r>
+    </w:p>
+    <w:p>
+      <w:pPr>
+        <w:rPr>
+          <w:lang w:val="el-GR"/>
+        </w:rPr>
+      </w:pPr>
+    </w:p>
+    <w:p>
+      <w:pPr>
+        <w:pStyle w:val="Heading3"/>
+      </w:pPr>
+      <w:bookmarkStart w:id="32" w:name="_Toc208484161"/>
+      <w:r>
+        <w:t>Spectral Peaks</w:t>
+      </w:r>
+      <w:bookmarkEnd w:id="32"/>
+    </w:p>
+    <w:p>
+      <w:r>
+        <w:t>TODO</w:t>
+      </w:r>
+    </w:p>
+    <w:p>
+      <w:pPr>
+        <w:pStyle w:val="Heading3"/>
+      </w:pPr>
+      <w:r>
+        <w:t>Roughness (Sensory Dissonance)</w:t>
+      </w:r>
+    </w:p>
+    <w:p>
+      <w:pPr>
+        <w:rPr>
+          <w:lang w:val="el-GR"/>
+        </w:rPr>
+      </w:pPr>
+      <w:r>
+        <w:rPr>
+          <w:lang w:val="el-GR"/>
+        </w:rPr>
+        <w:t xml:space="preserve">Η τραχύτητα </w:t>
+      </w:r>
+      <w:r>
+        <w:rPr>
+          <w:lang w:val="el-GR"/>
+        </w:rPr>
+        <w:t xml:space="preserve">ή δυσαρμονία </w:t>
+      </w:r>
+      <w:r>
+        <w:rPr>
+          <w:lang w:val="el-GR"/>
+        </w:rPr>
+        <w:t>σχετίζεται με το φαινόμενο του χτυπήματος που συμβαίνει κάθε φορά που ένα ζεύγος ημιτονοειδών βρίσκεται σε κοντινή συχνότητα. Αυτό το χαρακτηριστικό υλοποιείται στο</w:t>
+      </w:r>
+      <w:r>
+        <w:rPr>
+          <w:lang w:val="el-GR"/>
+        </w:rPr>
+        <w:t xml:space="preserve"> </w:t>
+      </w:r>
+      <w:r>
+        <w:t>Essentia</w:t>
+      </w:r>
+      <w:r>
+        <w:rPr>
+          <w:lang w:val="el-GR"/>
+        </w:rPr>
+        <w:t xml:space="preserve"> χρησιμοποιώντας διαφορετικούς αλγόριθμους, τη μέθοδο του </w:t>
+      </w:r>
+      <w:r>
+        <w:t>Sethares</w:t>
+      </w:r>
+      <w:r>
+        <w:rPr>
+          <w:lang w:val="el-GR"/>
+        </w:rPr>
+        <w:t>, η οποία εκτιμά τη συνολική τραχύτητα υπολογίζοντας τον μέσο όρο όλων των εκτιμήσεων</w:t>
+      </w:r>
+      <w:r>
+        <w:rPr>
+          <w:lang w:val="el-GR"/>
+        </w:rPr>
+        <w:t xml:space="preserve"> </w:t>
+      </w:r>
+      <w:r>
+        <w:rPr>
+          <w:lang w:val="el-GR"/>
+        </w:rPr>
+        <w:t>δυσαρμονίας σε όλα τα πιθανά ζεύγη κορυφών του φάσματος.</w:t>
+      </w:r>
+      <w:r>
+        <w:rPr>
+          <w:lang w:val="el-GR"/>
+        </w:rPr>
+        <w:t xml:space="preserve"> </w:t>
+      </w:r>
+    </w:p>
+    <w:p>
+      <w:pPr>
+        <w:rPr>
+          <w:lang w:val="el-GR"/>
+        </w:rPr>
+      </w:pPr>
+    </w:p>
+    <w:p>
+      <w:pPr>
+        <w:rPr>
+          <w:lang w:val="el-GR"/>
+        </w:rPr>
+      </w:pPr>
+    </w:p>
+    <w:p>
+      <w:pPr>
+        <w:rPr>
+          <w:lang w:val="el-GR"/>
+        </w:rPr>
+      </w:pPr>
+    </w:p>
+    <w:p>
+      <w:pPr>
+        <w:pStyle w:val="Heading2"/>
+        <w:rPr>
+          <w:lang w:val="en-US"/>
+        </w:rPr>
+      </w:pPr>
+      <w:bookmarkStart w:id="33" w:name="_Toc208484163"/>
+      <w:r>
+        <w:t>Ρυθμός</w:t>
+      </w:r>
+      <w:bookmarkEnd w:id="33"/>
+    </w:p>
+    <w:p>
+      <w:pPr>
+        <w:rPr>
+          <w:lang w:val="el-GR"/>
+        </w:rPr>
+      </w:pPr>
+      <w:r>
+        <w:rPr>
+          <w:lang w:val="el-GR"/>
+        </w:rPr>
+        <w:t xml:space="preserve">Ο ρυθμός αντιπροσωπεύει το στοιχείο του «χρόνου» στη μουσική, τα μοτίβα των </w:t>
+      </w:r>
+      <w:r>
+        <w:rPr>
+          <w:lang w:val="el-GR"/>
+        </w:rPr>
+        <w:t>εκτενών</w:t>
+      </w:r>
+      <w:r>
+        <w:rPr>
+          <w:lang w:val="el-GR"/>
+        </w:rPr>
+        <w:t xml:space="preserve"> και σύντομων ήχων και σιωπών που συναντώνται στη μουσική.</w:t>
+      </w:r>
+      <w:r>
+        <w:rPr>
+          <w:lang w:val="el-GR"/>
+        </w:rPr>
+        <w:t xml:space="preserve"> Η κανονικότητα του ρυθμού, η σχέση του κύριου ρυθμού με τους δευτερεύοντες ρυθμούς και η σχετική ισχύς των δευτερευόντων ρυθμών με τον κύριο ρυθμό είναι μερικά παραδείγματα χαρακτηριστικών</w:t>
+      </w:r>
+      <w:r>
+        <w:rPr>
+          <w:lang w:val="el-GR"/>
+        </w:rPr>
+        <w:t xml:space="preserve"> που μπορούμε να εξορύξουμε για ταξινόμιση μουσικού είδους.</w:t>
+      </w:r>
+    </w:p>
+    <w:p>
+      <w:pPr>
+        <w:pStyle w:val="Heading3"/>
+      </w:pPr>
+      <w:bookmarkStart w:id="34" w:name="_Toc208484164"/>
+      <w:r>
+        <w:t xml:space="preserve">Tempo - </w:t>
+      </w:r>
+      <w:r>
+        <w:t>BPM</w:t>
+      </w:r>
+      <w:bookmarkEnd w:id="34"/>
+      <w:r>
+        <w:t xml:space="preserve"> </w:t>
+      </w:r>
+    </w:p>
+    <w:p>
+      <w:r>
+        <w:rPr>
+          <w:lang w:val="el-GR"/>
+        </w:rPr>
+        <w:t>Έχουν προταθεί διάφοροι αλγόριθμοι για την εκτίμηση του τέμπο, δηλαδή της ταχύτητας ενός δεδομένου μουσικού κομματιού, που συνήθως υποδεικνύεται σε παλμούς ανά λεπτό (</w:t>
+      </w:r>
+      <w:r>
+        <w:t>BPM</w:t>
+      </w:r>
+      <w:r>
+        <w:rPr>
+          <w:lang w:val="el-GR"/>
+        </w:rPr>
+        <w:t>). Αυτή η λειτουργία</w:t>
+      </w:r>
+      <w:r>
+        <w:rPr>
+          <w:lang w:val="el-GR"/>
+        </w:rPr>
+        <w:t xml:space="preserve"> </w:t>
+      </w:r>
+      <w:r>
+        <w:rPr>
+          <w:lang w:val="el-GR"/>
+        </w:rPr>
+        <w:t>εκτιμάται συνήθως ανιχνεύοντας</w:t>
+      </w:r>
+      <w:r>
+        <w:rPr>
+          <w:lang w:val="el-GR"/>
+        </w:rPr>
+        <w:t xml:space="preserve"> </w:t>
+      </w:r>
+      <w:r>
+        <w:rPr>
+          <w:lang w:val="el-GR"/>
+        </w:rPr>
+        <w:t>περιοδικότητες από την καμπύλη ανίχνευσης έναρξης.</w:t>
+      </w:r>
+      <w:r>
+        <w:rPr>
+          <w:lang w:val="el-GR"/>
+        </w:rPr>
+        <w:t xml:space="preserve"> </w:t>
+      </w:r>
+      <w:r>
+        <w:rPr>
+          <w:lang w:val="el-GR"/>
+        </w:rPr>
+        <w:t xml:space="preserve">Η εξαγωγή αυτού του χαρακτηριστικού γίνεται στην </w:t>
+      </w:r>
+      <w:r>
+        <w:t>Essentia</w:t>
+      </w:r>
+      <w:r>
+        <w:rPr>
+          <w:lang w:val="el-GR"/>
+        </w:rPr>
+        <w:t xml:space="preserve"> </w:t>
+      </w:r>
+      <w:r>
+        <w:rPr>
+          <w:lang w:val="el-GR"/>
+        </w:rPr>
+        <w:t xml:space="preserve">με την μέθοδο </w:t>
+      </w:r>
+      <w:r>
+        <w:rPr>
+          <w:lang w:val="el-GR"/>
+        </w:rPr>
+        <w:t>RhythmExtractor2013</w:t>
+      </w:r>
+      <w:r>
+        <w:rPr>
+          <w:lang w:val="el-GR"/>
+        </w:rPr>
+        <w:t>.</w:t>
+      </w:r>
+    </w:p>
+    <w:p>
+      <w:pPr>
+        <w:pStyle w:val="Heading3"/>
+      </w:pPr>
+      <w:bookmarkStart w:id="35" w:name="_Toc208484165"/>
+      <w:r>
+        <w:t>Onset</w:t>
+      </w:r>
+      <w:bookmarkEnd w:id="35"/>
+      <w:r>
+        <w:t xml:space="preserve"> </w:t>
+      </w:r>
+      <w:r>
+        <w:t>Time</w:t>
+      </w:r>
+    </w:p>
+    <w:p>
+      <w:r>
+        <w:rPr>
+          <w:lang w:val="el-GR"/>
+        </w:rPr>
+        <w:t>Ένας άλλος τρόπος προσδιορισμού του ρυθμού βασίζεται στον υπολογισμό μιας καμπύλης ανίχνευσης έναρξης, η οποία δείχνει τις διαδοχικές «εκρήξεις ενέργειας» που αντιστοιχούν στους διαδοχικούς παλμούς.</w:t>
+      </w:r>
+      <w:r>
+        <w:rPr>
+          <w:lang w:val="el-GR"/>
+        </w:rPr>
+        <w:t xml:space="preserve"> </w:t>
+      </w:r>
+      <w:r>
+        <w:rPr>
+          <w:lang w:val="el-GR"/>
+        </w:rPr>
+        <w:t>Η επιλογή κορυφής εκτελείται αυτόματα στην καμπύλη ανίχνευσης έναρξης, για να δείξει τις εκτιμώμενες θέσεις των «ενάρξεων» της νότας</w:t>
+      </w:r>
+      <w:r>
+        <w:rPr>
+          <w:lang w:val="el-GR"/>
+        </w:rPr>
+        <w:t xml:space="preserve">. </w:t>
+      </w:r>
+      <w:r>
+        <w:rPr>
+          <w:lang w:val="el-GR"/>
+        </w:rPr>
+        <w:t xml:space="preserve">Η εξαγωγή αυτού του χαρακτηριστικού γίνεται στην </w:t>
+      </w:r>
+      <w:r>
+        <w:t>Essentia</w:t>
+      </w:r>
+      <w:r>
+        <w:rPr>
+          <w:lang w:val="el-GR"/>
+        </w:rPr>
+        <w:t xml:space="preserve"> </w:t>
+      </w:r>
+      <w:r>
+        <w:rPr>
+          <w:lang w:val="el-GR"/>
+        </w:rPr>
+        <w:t xml:space="preserve">με την μέθοδο </w:t>
+      </w:r>
+      <w:r>
+        <w:t>TODO</w:t>
+      </w:r>
+      <w:r>
+        <w:rPr>
+          <w:lang w:val="el-GR"/>
+        </w:rPr>
+        <w:t>.</w:t>
+      </w:r>
+    </w:p>
+    <w:p/>
+    <w:p>
+      <w:pPr>
+        <w:pStyle w:val="Heading3"/>
+      </w:pPr>
+      <w:bookmarkStart w:id="36" w:name="_Toc208484166"/>
+      <w:r>
+        <w:t>Beat Histogram</w:t>
+      </w:r>
+      <w:bookmarkEnd w:id="36"/>
+    </w:p>
+    <w:p>
+      <w:r>
+        <w:t>TODO</w:t>
+      </w:r>
+    </w:p>
+    <w:p>
+      <w:pPr>
+        <w:rPr>
+          <w:lang w:val="el-GR"/>
+        </w:rPr>
+      </w:pPr>
+    </w:p>
+    <w:p>
+      <w:pPr>
+        <w:pStyle w:val="Heading2"/>
+        <w:rPr>
+          <w:lang w:val="en-US"/>
+        </w:rPr>
+      </w:pPr>
+      <w:bookmarkStart w:id="37" w:name="_Toc208484167"/>
+      <w:r>
+        <w:t>Δυναμική</w:t>
+      </w:r>
+      <w:bookmarkEnd w:id="37"/>
+    </w:p>
+    <w:p>
+      <w:pPr>
+        <w:pStyle w:val="Heading3"/>
+      </w:pPr>
+      <w:bookmarkStart w:id="38" w:name="_Toc208484168"/>
+      <w:r>
+        <w:t>Loudness</w:t>
+      </w:r>
+      <w:bookmarkEnd w:id="38"/>
+    </w:p>
+    <w:p>
+      <w:pPr>
+        <w:rPr>
+          <w:lang w:val="el-GR"/>
+        </w:rPr>
+      </w:pPr>
+      <w:r>
+        <w:rPr>
+          <w:lang w:val="el-GR"/>
+        </w:rPr>
+        <w:t>Η ένταση του ήχου είναι η υποκειμενική αντίληψη της έντασης ενός ήχου. Αυτή η μετρική μετριέται σε ήχους, όπου ο διπλασιασμός σε ήχους αντιστοιχεί σε διπλασιασμό της έντασης.</w:t>
+      </w:r>
+      <w:r>
+        <w:rPr>
+          <w:lang w:val="el-GR"/>
+        </w:rPr>
+        <w:t xml:space="preserve"> </w:t>
+      </w:r>
+      <w:r>
+        <w:rPr>
+          <w:lang w:val="el-GR"/>
+        </w:rPr>
+        <w:t xml:space="preserve">Η εξαγωγή αυτού του χαρακτηριστικού γίνεται στην </w:t>
+      </w:r>
+      <w:r>
+        <w:t>Essentia</w:t>
+      </w:r>
+      <w:r>
+        <w:rPr>
+          <w:lang w:val="el-GR"/>
+        </w:rPr>
+        <w:t xml:space="preserve"> </w:t>
+      </w:r>
+      <w:r>
+        <w:rPr>
+          <w:lang w:val="el-GR"/>
+        </w:rPr>
+        <w:t xml:space="preserve">με την μέθοδο </w:t>
+      </w:r>
+      <w:r>
+        <w:t>Loudness</w:t>
+      </w:r>
+      <w:r>
+        <w:rPr>
+          <w:lang w:val="el-GR"/>
+        </w:rPr>
+        <w:t>.</w:t>
+      </w:r>
+    </w:p>
+    <w:p>
+      <w:pPr>
+        <w:pStyle w:val="Heading3"/>
+      </w:pPr>
+      <w:bookmarkStart w:id="39" w:name="_Toc208484169"/>
+      <w:r>
+        <w:t>Dynamic Range</w:t>
+      </w:r>
+      <w:bookmarkEnd w:id="39"/>
+    </w:p>
+    <w:p>
+      <w:r>
+        <w:t>TODO</w:t>
+      </w:r>
+    </w:p>
+    <w:p>
+      <w:pPr>
+        <w:pStyle w:val="Heading3"/>
+      </w:pPr>
+      <w:bookmarkStart w:id="40" w:name="_Toc208484170"/>
+      <w:r>
+        <w:t>RMS Energy</w:t>
+      </w:r>
+      <w:bookmarkEnd w:id="40"/>
+    </w:p>
+    <w:p>
+      <w:pPr>
+        <w:rPr>
+          <w:lang w:val="el-GR"/>
+        </w:rPr>
+      </w:pPr>
+      <w:r>
+        <w:rPr>
+          <w:lang w:val="el-GR"/>
+        </w:rPr>
+        <w:t xml:space="preserve">Η ενέργεια </w:t>
+      </w:r>
+      <w:r>
+        <w:t>RMS</w:t>
+      </w:r>
+      <w:r>
+        <w:rPr>
+          <w:lang w:val="el-GR"/>
+        </w:rPr>
+        <w:t xml:space="preserve"> χρησιμοποιείται για τη μέτρηση της ισχύος ενός σήματος</w:t>
+      </w:r>
+      <w:r>
+        <w:rPr>
+          <w:lang w:val="el-GR"/>
+        </w:rPr>
+        <w:t xml:space="preserve"> </w:t>
+      </w:r>
+      <w:r>
+        <w:rPr>
+          <w:lang w:val="el-GR"/>
+        </w:rPr>
+        <w:t>σε ένα παράθυρο ή της συνολικής ενέργειας. Αυτό συνήθως υπολογίζεται</w:t>
+      </w:r>
+      <w:r>
+        <w:rPr>
+          <w:lang w:val="el-GR"/>
+        </w:rPr>
+        <w:t xml:space="preserve"> </w:t>
+      </w:r>
+      <w:r>
+        <w:rPr>
+          <w:lang w:val="el-GR"/>
+        </w:rPr>
+        <w:t>λαμβάνοντας την τετραγωνική μέση τιμή (</w:t>
+      </w:r>
+      <w:r>
+        <w:t>RMS</w:t>
+      </w:r>
+      <w:r>
+        <w:rPr>
+          <w:lang w:val="el-GR"/>
+        </w:rPr>
+        <w:t>). Περιγράφει περίπου την ένταση ενός μουσικού σήματος.</w:t>
+      </w:r>
+      <w:r>
+        <w:rPr>
+          <w:lang w:val="el-GR"/>
+        </w:rPr>
+        <w:t xml:space="preserve"> </w:t>
+      </w:r>
+      <w:r>
+        <w:rPr>
+          <w:lang w:val="el-GR"/>
+        </w:rPr>
+        <w:t xml:space="preserve">Η εξαγωγή αυτού του χαρακτηριστικού γίνεται στην </w:t>
+      </w:r>
+      <w:r>
+        <w:t>Essentia</w:t>
+      </w:r>
+      <w:r>
+        <w:rPr>
+          <w:lang w:val="el-GR"/>
+        </w:rPr>
+        <w:t xml:space="preserve"> </w:t>
+      </w:r>
+      <w:r>
+        <w:rPr>
+          <w:lang w:val="el-GR"/>
+        </w:rPr>
+        <w:t xml:space="preserve">με την μέθοδο </w:t>
+      </w:r>
+      <w:r>
+        <w:t>RMS</w:t>
+      </w:r>
+      <w:r>
+        <w:rPr>
+          <w:lang w:val="el-GR"/>
+        </w:rPr>
+        <w:t>.</w:t>
+      </w:r>
+    </w:p>
+    <w:p>
+      <w:pPr>
+        <w:rPr>
+          <w:lang w:val="el-GR"/>
+        </w:rPr>
+      </w:pPr>
+    </w:p>
+    <w:p>
+      <w:pPr>
+        <w:pStyle w:val="Heading2"/>
+        <w:rPr>
+          <w:lang w:val="en-US"/>
+        </w:rPr>
+      </w:pPr>
+      <w:bookmarkStart w:id="41" w:name="_Toc208484171"/>
+      <w:r>
+        <w:t>Ηχόχρωμα (Χροιά)</w:t>
+      </w:r>
+      <w:bookmarkEnd w:id="41"/>
+    </w:p>
+    <w:p>
+      <w:pPr>
+        <w:pStyle w:val="Heading3"/>
+      </w:pPr>
+      <w:r>
         <w:lastRenderedPageBreak/>
-        <w:t>Δυσαμονικότητα</w:t>
-      </w:r>
-    </w:p>
-    <w:p>
-      <w:pPr>
-        <w:rPr>
-          <w:lang w:val="el-GR"/>
-        </w:rPr>
-      </w:pPr>
-      <w:r>
-        <w:rPr>
-          <w:lang w:val="el-GR"/>
-        </w:rPr>
-        <w:t>Το χαρακτηριστικό της δυσαρμονικότητας βασίζεται στον αριθμό των μερικών συχνοτήτων που δεν είναι πολλαπλάσια της θεμελιώδους συχνότητας. Η δυσαρμονικότητα επηρεάζει την αντίληψη της χροιάς ενός δεδομένου ήχου.</w:t>
+        <w:t>Mel-Frequency Cepstral Coefficients (MFCC)</w:t>
+      </w:r>
+    </w:p>
+    <w:p>
+      <w:pPr>
+        <w:rPr>
+          <w:lang w:val="el-GR"/>
+        </w:rPr>
+      </w:pPr>
+      <w:r>
+        <w:rPr>
+          <w:lang w:val="el-GR"/>
+        </w:rPr>
+        <w:t xml:space="preserve">Τα </w:t>
+      </w:r>
+      <w:r>
+        <w:t>MFCC</w:t>
+      </w:r>
+      <w:r>
+        <w:rPr>
+          <w:lang w:val="el-GR"/>
+        </w:rPr>
+        <w:t xml:space="preserve"> είναι ένα άλλο μέτρο του φασματικού σχήματος. Οι ζώνες συχνοτήτων τοποθετούνται λογαριθμικά στην κλίμακα </w:t>
+      </w:r>
+      <w:r>
+        <w:t>Mel</w:t>
+      </w:r>
+      <w:r>
+        <w:rPr>
+          <w:lang w:val="el-GR"/>
+        </w:rPr>
+        <w:t xml:space="preserve"> και οι συντελεστές </w:t>
+      </w:r>
+      <w:r>
+        <w:t>cepstral</w:t>
+      </w:r>
+      <w:r>
+        <w:rPr>
+          <w:lang w:val="el-GR"/>
+        </w:rPr>
+        <w:t xml:space="preserve"> υπολογίζονται στη συνέχεια με βάση τον Διακριτό Μετασχηματισμό Συνημίτονου του λογαριθμικού φάσματος μεγέθους. Συνήθως, μόνο οι πρώτοι 13 συντελεστές </w:t>
+      </w:r>
+      <w:r>
+        <w:t>cepstral</w:t>
+      </w:r>
+      <w:r>
+        <w:rPr>
+          <w:lang w:val="el-GR"/>
+        </w:rPr>
+        <w:t xml:space="preserve"> επιστρέφονται συνήθως από τα πλαίσια ήχου. Αυτοί οι 13 συντελεστές χρησιμοποιούνται κυρίως για την αναπαράσταση ομιλίας</w:t>
+      </w:r>
+      <w:r>
+        <w:rPr>
+          <w:lang w:val="el-GR"/>
+        </w:rPr>
+        <w:t xml:space="preserve">. </w:t>
+      </w:r>
+      <w:r>
+        <w:rPr>
+          <w:lang w:val="el-GR"/>
+        </w:rPr>
+        <w:t xml:space="preserve">Η εξαγωγή αυτού του χαρακτηριστικού γίνεται στην </w:t>
+      </w:r>
+      <w:r>
+        <w:t>Essentia</w:t>
       </w:r>
       <w:r>
         <w:rPr>
@@ -7012,7 +8018,52 @@
         <w:t xml:space="preserve"> </w:t>
       </w:r>
       <w:r>
-        <w:t>H</w:t>
+        <w:rPr>
+          <w:lang w:val="el-GR"/>
+        </w:rPr>
+        <w:t xml:space="preserve">με την μέθοδο </w:t>
+      </w:r>
+      <w:r>
+        <w:t>MFCC</w:t>
+      </w:r>
+      <w:r>
+        <w:rPr>
+          <w:lang w:val="el-GR"/>
+        </w:rPr>
+        <w:t>.</w:t>
+      </w:r>
+    </w:p>
+    <w:p>
+      <w:pPr>
+        <w:rPr>
+          <w:lang w:val="el-GR"/>
+        </w:rPr>
+      </w:pPr>
+    </w:p>
+    <w:p>
+      <w:pPr>
+        <w:pStyle w:val="Heading3"/>
+      </w:pPr>
+      <w:bookmarkStart w:id="42" w:name="_Toc208484173"/>
+      <w:r>
+        <w:t>Spectral Centroid</w:t>
+      </w:r>
+      <w:bookmarkEnd w:id="42"/>
+    </w:p>
+    <w:p>
+      <w:pPr>
+        <w:rPr>
+          <w:lang w:val="el-GR"/>
+        </w:rPr>
+      </w:pPr>
+      <w:r>
+        <w:rPr>
+          <w:lang w:val="el-GR"/>
+        </w:rPr>
+        <w:t>Οι τέσσερις φασματικές ροπές είναι χρήσιμα μέτρα φασματικού σχήματος. Το φασματικό κέντρο βάρους (</w:t>
+      </w:r>
+      <w:r>
+        <w:t>spectral</w:t>
       </w:r>
       <w:r>
         <w:rPr>
@@ -7021,10 +8072,13 @@
         <w:t xml:space="preserve"> </w:t>
       </w:r>
       <w:r>
-        <w:t>E</w:t>
-      </w:r>
-      <w:r>
-        <w:t>ssentia</w:t>
+        <w:t>centroid</w:t>
+      </w:r>
+      <w:r>
+        <w:rPr>
+          <w:lang w:val="el-GR"/>
+        </w:rPr>
+        <w:t>) είναι η πρώτη ροπή (μέσος όρος) του φάσματος μεγέθους του</w:t>
       </w:r>
       <w:r>
         <w:rPr>
@@ -7033,70 +8087,154 @@
         <w:t xml:space="preserve"> </w:t>
       </w:r>
       <w:r>
-        <w:rPr>
-          <w:lang w:val="el-GR"/>
-        </w:rPr>
-        <w:t>υπολογίζει την δυσαρμονικότητα ενός σήματος δεδομένων των φασματικών κορυφών του.</w:t>
-      </w:r>
+        <w:t>short</w:t>
+      </w:r>
+      <w:r>
+        <w:rPr>
+          <w:lang w:val="el-GR"/>
+        </w:rPr>
+        <w:t>-</w:t>
+      </w:r>
+      <w:r>
+        <w:t>time</w:t>
+      </w:r>
+      <w:r>
+        <w:rPr>
+          <w:lang w:val="el-GR"/>
+        </w:rPr>
+        <w:t xml:space="preserve"> μετασχηματισμού </w:t>
+      </w:r>
+      <w:r>
+        <w:t>Fourier</w:t>
+      </w:r>
+      <w:r>
+        <w:rPr>
+          <w:lang w:val="el-GR"/>
+        </w:rPr>
+        <w:t xml:space="preserve"> (</w:t>
+      </w:r>
+      <w:r>
+        <w:t>STFT</w:t>
+      </w:r>
+      <w:r>
+        <w:rPr>
+          <w:lang w:val="el-GR"/>
+        </w:rPr>
+        <w:t>).</w:t>
+      </w:r>
+      <w:r>
+        <w:rPr>
+          <w:lang w:val="el-GR"/>
+        </w:rPr>
+        <w:t xml:space="preserve"> </w:t>
+      </w:r>
+      <w:r>
+        <w:rPr>
+          <w:lang w:val="el-GR"/>
+        </w:rPr>
+        <w:t xml:space="preserve">Η εξαγωγή αυτού του χαρακτηριστικού γίνεται στην </w:t>
+      </w:r>
+      <w:r>
+        <w:t>Essentia</w:t>
+      </w:r>
+      <w:r>
+        <w:rPr>
+          <w:lang w:val="el-GR"/>
+        </w:rPr>
+        <w:t xml:space="preserve"> </w:t>
+      </w:r>
+      <w:r>
+        <w:rPr>
+          <w:lang w:val="el-GR"/>
+        </w:rPr>
+        <w:t xml:space="preserve">με την μέθοδο </w:t>
+      </w:r>
+      <w:r>
+        <w:t>Centroid</w:t>
+      </w:r>
+      <w:r>
+        <w:rPr>
+          <w:lang w:val="el-GR"/>
+        </w:rPr>
+        <w:t>.</w:t>
+      </w:r>
+    </w:p>
+    <w:p>
+      <w:pPr>
+        <w:rPr>
+          <w:lang w:val="el-GR"/>
+        </w:rPr>
+      </w:pPr>
+    </w:p>
+    <w:p>
+      <w:pPr>
+        <w:rPr>
+          <w:lang w:val="el-GR"/>
+        </w:rPr>
+      </w:pPr>
+    </w:p>
+    <w:p>
+      <w:pPr>
+        <w:pStyle w:val="Heading2"/>
+        <w:rPr>
+          <w:lang w:val="en-US"/>
+        </w:rPr>
+      </w:pPr>
+      <w:bookmarkStart w:id="43" w:name="_Toc208484174"/>
+      <w:r>
+        <w:t>Εκφραστικότητα</w:t>
+      </w:r>
+      <w:bookmarkEnd w:id="43"/>
     </w:p>
     <w:p>
       <w:pPr>
         <w:pStyle w:val="Heading3"/>
       </w:pPr>
-      <w:r>
-        <w:t xml:space="preserve">Chromagram </w:t>
-      </w:r>
-      <w:r>
-        <w:rPr>
-          <w:lang w:val="el-GR"/>
-        </w:rPr>
-        <w:t>ή</w:t>
-      </w:r>
-      <w:r>
-        <w:rPr>
-          <w:lang w:val="en-GB"/>
+      <w:bookmarkStart w:id="44" w:name="_Toc208484175"/>
+      <w:r>
+        <w:t>Log Attack Time</w:t>
+      </w:r>
+      <w:bookmarkEnd w:id="44"/>
+    </w:p>
+    <w:p>
+      <w:r>
+        <w:t>TODO</w:t>
+      </w:r>
+    </w:p>
+    <w:p/>
+    <w:p>
+      <w:pPr>
+        <w:pStyle w:val="Heading3"/>
+      </w:pPr>
+      <w:bookmarkStart w:id="45" w:name="_Toc208484176"/>
+      <w:r>
+        <w:t>Vibrato</w:t>
+      </w:r>
+      <w:bookmarkEnd w:id="45"/>
+    </w:p>
+    <w:p>
+      <w:pPr>
+        <w:rPr>
+          <w:lang w:val="el-GR"/>
+        </w:rPr>
+      </w:pPr>
+      <w:r>
+        <w:rPr>
+          <w:lang w:val="el-GR"/>
+        </w:rPr>
+        <w:t>Το βιμπράτο είναι μια εκφραστική τεχνική που χρησιμοποιείται στη φωνητική και οργανική μουσική και συνίσταται σε μια τακτική ταλάντωση του ύψους.</w:t>
+      </w:r>
+      <w:r>
+        <w:rPr>
+          <w:lang w:val="el-GR"/>
         </w:rPr>
         <w:t xml:space="preserve"> </w:t>
       </w:r>
       <w:r>
-        <w:t>Harmonic pitch class profiles (HPCP)</w:t>
-      </w:r>
-    </w:p>
-    <w:p>
-      <w:pPr>
-        <w:rPr>
-          <w:lang w:val="en-GB"/>
-        </w:rPr>
-      </w:pPr>
-      <w:r>
-        <w:rPr>
-          <w:lang w:val="el-GR"/>
-        </w:rPr>
-        <w:t>Το χρωμ</w:t>
-      </w:r>
-      <w:r>
-        <w:rPr>
-          <w:lang w:val="el-GR"/>
-        </w:rPr>
-        <w:t>ατο</w:t>
-      </w:r>
-      <w:r>
-        <w:rPr>
-          <w:lang w:val="el-GR"/>
-        </w:rPr>
-        <w:t>γρ</w:t>
-      </w:r>
-      <w:r>
-        <w:rPr>
-          <w:lang w:val="el-GR"/>
-        </w:rPr>
-        <w:t>άφη</w:t>
-      </w:r>
-      <w:r>
-        <w:rPr>
-          <w:lang w:val="el-GR"/>
-        </w:rPr>
-        <w:t>μμα χρησιμοποιείται για την εκτίμηση της κατανομής ενέργειας</w:t>
+        <w:rPr>
+          <w:lang w:val="el-GR"/>
+        </w:rPr>
+        <w:t>Τα κύρια χαρακτηριστικά της είναι η ποσότητα της διακύμανσης του ύψους</w:t>
       </w:r>
       <w:r>
         <w:rPr>
@@ -7108,7 +8246,10 @@
         <w:rPr>
           <w:lang w:val="el-GR"/>
         </w:rPr>
-        <w:t>κατά μήκος των κατηγοριών ύψους. Αποτελείται από ένα διάνυσμα 12 διαστάσεων, ένα</w:t>
+        <w:t xml:space="preserve">(έκταση) και η ταχύτητα (ρυθμός) αυτής της διακύμανσης του ύψους. Οι </w:t>
+      </w:r>
+      <w:r>
+        <w:t>Panda</w:t>
       </w:r>
       <w:r>
         <w:rPr>
@@ -7117,10 +8258,7 @@
         <w:t xml:space="preserve"> </w:t>
       </w:r>
       <w:r>
-        <w:rPr>
-          <w:lang w:val="el-GR"/>
-        </w:rPr>
-        <w:t>για κάθε νότα, από Λα έως Σολ# (12 κατηγορίες ύψους ημιτονίου), με</w:t>
+        <w:t>et</w:t>
       </w:r>
       <w:r>
         <w:rPr>
@@ -7129,10 +8267,13 @@
         <w:t xml:space="preserve"> </w:t>
       </w:r>
       <w:r>
-        <w:rPr>
-          <w:lang w:val="el-GR"/>
-        </w:rPr>
-        <w:t>τις αντίστοιχες εντάσεις σε κάθε μία από αυτές τις κατηγορίες να βασίζονται</w:t>
+        <w:t>al</w:t>
+      </w:r>
+      <w:r>
+        <w:rPr>
+          <w:lang w:val="el-GR"/>
+        </w:rPr>
+        <w:t>.  πρότειναν έναν αλγόριθμο ανίχνευσης βιμπράτο βασισμένο στην</w:t>
       </w:r>
       <w:r>
         <w:rPr>
@@ -7144,7 +8285,16 @@
         <w:rPr>
           <w:lang w:val="el-GR"/>
         </w:rPr>
-        <w:t>στις φασματικές κορυφές της κυματομορφής.</w:t>
+        <w:t xml:space="preserve">ανάλυση της ακολουθίας </w:t>
+      </w:r>
+      <w:r>
+        <w:t>F</w:t>
+      </w:r>
+      <w:r>
+        <w:rPr>
+          <w:lang w:val="el-GR"/>
+        </w:rPr>
+        <w:t>0 κάθε νότας, από την οποία εξάγονται διάφορα</w:t>
       </w:r>
       <w:r>
         <w:rPr>
@@ -7156,13 +8306,43 @@
         <w:rPr>
           <w:lang w:val="el-GR"/>
         </w:rPr>
-        <w:t>Μία κύρια ιδιότητα των χαρακτηριστικών χρωμα είναι ότι αποτυπώνουν τα αρμονικά και μελωδικά χαρακτηριστικά της μουσικής, ενώ είναι ανθεκτικά στις αλλαγές στην ηχόχρωμα και την ενορχήστρωση.</w:t>
-      </w:r>
-      <w:r>
-        <w:rPr>
-          <w:lang w:val="el-GR"/>
-        </w:rPr>
-        <w:t xml:space="preserve"> Η εξαγωγή αυτού του χαρακτηριστικού γίνεται στην </w:t>
+        <w:t>χαρακτηριστικά, π.χ. παρουσία, ρυθμός, έκταση,</w:t>
+      </w:r>
+      <w:r>
+        <w:rPr>
+          <w:lang w:val="el-GR"/>
+        </w:rPr>
+        <w:t xml:space="preserve"> </w:t>
+      </w:r>
+      <w:r>
+        <w:rPr>
+          <w:lang w:val="el-GR"/>
+        </w:rPr>
+        <w:t>κάλυψη, κάλυψη υψηλής συχνότητας, λόγος βιμπράτο προς μη-βιμπράτο και βασική συχνότητα νοτών βιμπράτο. Προτάθηκαν και άλλες προσεγγίσεις για την</w:t>
+      </w:r>
+      <w:r>
+        <w:rPr>
+          <w:lang w:val="el-GR"/>
+        </w:rPr>
+        <w:t xml:space="preserve"> </w:t>
+      </w:r>
+      <w:r>
+        <w:rPr>
+          <w:lang w:val="el-GR"/>
+        </w:rPr>
+        <w:t>εξαγωγή παραμέτρων βιμπράτο, όπως η χρήση μεθόδων διαγώνιωσης φίλτρου ή απευθείας από το φασματογράφημα χρησιμοποιώντας προκαθορισμένα πρότυπα βιμπράτο.</w:t>
+      </w:r>
+      <w:r>
+        <w:rPr>
+          <w:lang w:val="el-GR"/>
+        </w:rPr>
+        <w:t xml:space="preserve"> </w:t>
+      </w:r>
+      <w:r>
+        <w:rPr>
+          <w:lang w:val="el-GR"/>
+        </w:rPr>
+        <w:t xml:space="preserve">Η εξαγωγή αυτού του χαρακτηριστικού γίνεται στην </w:t>
       </w:r>
       <w:r>
         <w:t>Essentia</w:t>
@@ -7180,10 +8360,7 @@
         <w:t xml:space="preserve">με την μέθοδο </w:t>
       </w:r>
       <w:r>
-        <w:rPr>
-          <w:lang w:val="el-GR"/>
-        </w:rPr>
-        <w:t>Chromagram</w:t>
+        <w:t>Vibrato</w:t>
       </w:r>
       <w:r>
         <w:rPr>
@@ -7191,34 +8368,70 @@
         </w:rPr>
         <w:t>.</w:t>
       </w:r>
+      <w:r>
+        <w:rPr>
+          <w:lang w:val="el-GR"/>
+        </w:rPr>
+        <w:t xml:space="preserve"> </w:t>
+      </w:r>
+      <w:r>
+        <w:t>TODO</w:t>
+      </w:r>
+    </w:p>
+    <w:p>
+      <w:pPr>
+        <w:rPr>
+          <w:lang w:val="el-GR"/>
+        </w:rPr>
+      </w:pPr>
+    </w:p>
+    <w:p>
+      <w:pPr>
+        <w:pStyle w:val="Heading2"/>
+        <w:rPr>
+          <w:lang w:val="en-US"/>
+        </w:rPr>
+      </w:pPr>
+      <w:bookmarkStart w:id="46" w:name="_Toc208484177"/>
+      <w:r>
+        <w:t>Μουσική Υφή</w:t>
+      </w:r>
+      <w:bookmarkEnd w:id="46"/>
     </w:p>
     <w:p>
       <w:pPr>
         <w:pStyle w:val="Heading3"/>
-        <w:rPr>
-          <w:lang w:val="el-GR"/>
-        </w:rPr>
-      </w:pPr>
-      <w:bookmarkStart w:id="30" w:name="_Toc208484160"/>
-      <w:r>
-        <w:rPr>
-          <w:lang w:val="el-GR"/>
-        </w:rPr>
-        <w:t>Σειρά Συγχορδιών</w:t>
-      </w:r>
-      <w:bookmarkEnd w:id="30"/>
-    </w:p>
-    <w:p>
-      <w:pPr>
-        <w:rPr>
-          <w:lang w:val="el-GR"/>
-        </w:rPr>
-      </w:pPr>
-      <w:r>
-        <w:rPr>
-          <w:lang w:val="el-GR"/>
-        </w:rPr>
-        <w:t>Η εξαγωγή συγχορδιών από ένα ηχητικό σήμα είναι μια σύνθετη εργασία, για την οποία οι ερευνητές δεν έχουν ακόμη προτείνει ισχυρές λύσεις. Οι υπάρχουσες μέθοδοι για την εκτίμηση αυτού του γεγονότος είναι ακόμη πειραματικές, βασισμένες σε προφίλ κλάσεων ύψους. Η Essentia εφαρμόζει έναν αλγόριθμο βασισμένο σε αυτήν την έρευνα, ικανό να υπολογίσει την ακολουθία των συγχορδιών σε ένα τραγούδι. Ένας τέτοιος αλγόριθμος υπολογίζει την τριάδα μείζονος ή ελάσσονος που ταιριάζει καλύτερα και εξάγει το αποτέλεσμα ως συμβολοσειρά (π.χ.,</w:t>
+      </w:pPr>
+      <w:bookmarkStart w:id="47" w:name="_Toc208484178"/>
+      <w:r>
+        <w:t>Spectral Flatness</w:t>
+      </w:r>
+      <w:bookmarkEnd w:id="47"/>
+    </w:p>
+    <w:p/>
+    <w:p>
+      <w:pPr>
+        <w:rPr>
+          <w:lang w:val="el-GR"/>
+        </w:rPr>
+      </w:pPr>
+      <w:r>
+        <w:rPr>
+          <w:lang w:val="el-GR"/>
+        </w:rPr>
+        <w:t>Η φασματική επιπεδότητ</w:t>
+      </w:r>
+      <w:r>
+        <w:rPr>
+          <w:lang w:val="el-GR"/>
+        </w:rPr>
+        <w:t>α</w:t>
+      </w:r>
+      <w:r>
+        <w:rPr>
+          <w:lang w:val="el-GR"/>
+        </w:rPr>
+        <w:t xml:space="preserve"> υποδεικνύει εάν η κατανομή του φάσματος είναι ομαλή ή αιχμηρή,</w:t>
       </w:r>
       <w:r>
         <w:rPr>
@@ -7230,7 +8443,7 @@
         <w:rPr>
           <w:lang w:val="el-GR"/>
         </w:rPr>
-        <w:t>A#, Bm, G#m, C). Η υπάρχουσα υλοποίηση έχει επισημανθεί ως</w:t>
+        <w:t>δηλαδή, εκτιμά σε ποιο βαθμό οι συχνότητες σε ένα φάσμα</w:t>
       </w:r>
       <w:r>
         <w:rPr>
@@ -7242,42 +8455,108 @@
         <w:rPr>
           <w:lang w:val="el-GR"/>
         </w:rPr>
-        <w:t>πειραματική και απαιτεί περαιτέρω εργασία πριν να είναι χρησιμοποιήσιμη.</w:t>
-      </w:r>
+        <w:t xml:space="preserve">είναι ομοιόμορφα κατανεμημένες (σαν θόρυβο). </w:t>
+      </w:r>
+      <w:r>
+        <w:rPr>
+          <w:lang w:val="el-GR"/>
+        </w:rPr>
+        <w:lastRenderedPageBreak/>
+        <w:t>Συνήθως υπολογίζεται ως ο λόγος μεταξύ του γεωμετρικού μέσου και του</w:t>
+      </w:r>
+      <w:r>
+        <w:rPr>
+          <w:lang w:val="el-GR"/>
+        </w:rPr>
+        <w:t xml:space="preserve"> </w:t>
+      </w:r>
+      <w:r>
+        <w:rPr>
+          <w:lang w:val="el-GR"/>
+        </w:rPr>
+        <w:t>αριθμητικού μέσου</w:t>
+      </w:r>
+      <w:r>
+        <w:rPr>
+          <w:lang w:val="el-GR"/>
+        </w:rPr>
+        <w:t xml:space="preserve">. </w:t>
+      </w:r>
+      <w:r>
+        <w:rPr>
+          <w:lang w:val="el-GR"/>
+        </w:rPr>
+        <w:t xml:space="preserve">Η εξαγωγή αυτού του χαρακτηριστικού γίνεται στην </w:t>
+      </w:r>
+      <w:r>
+        <w:t>Librosa</w:t>
+      </w:r>
+      <w:r>
+        <w:rPr>
+          <w:lang w:val="el-GR"/>
+        </w:rPr>
+        <w:t xml:space="preserve"> </w:t>
+      </w:r>
+      <w:r>
+        <w:rPr>
+          <w:lang w:val="el-GR"/>
+        </w:rPr>
+        <w:t xml:space="preserve">με την μέθοδο </w:t>
+      </w:r>
+      <w:r>
+        <w:t>spectral</w:t>
+      </w:r>
+      <w:r>
+        <w:rPr>
+          <w:lang w:val="el-GR"/>
+        </w:rPr>
+        <w:t>_</w:t>
+      </w:r>
+      <w:r>
+        <w:t>flatness</w:t>
+      </w:r>
+      <w:r>
+        <w:rPr>
+          <w:lang w:val="el-GR"/>
+        </w:rPr>
+        <w:t>.</w:t>
+      </w:r>
+      <w:r>
+        <w:rPr>
+          <w:lang w:val="el-GR"/>
+        </w:rPr>
+        <w:t xml:space="preserve"> </w:t>
+      </w:r>
+    </w:p>
+    <w:p>
+      <w:pPr>
+        <w:rPr>
+          <w:lang w:val="el-GR"/>
+        </w:rPr>
+      </w:pPr>
     </w:p>
     <w:p>
       <w:pPr>
         <w:pStyle w:val="Heading3"/>
-        <w:rPr>
-          <w:lang w:val="el-GR"/>
-        </w:rPr>
-      </w:pPr>
-      <w:bookmarkStart w:id="31" w:name="_Toc208484159"/>
-      <w:r>
-        <w:rPr>
-          <w:lang w:val="el-GR"/>
-        </w:rPr>
-        <w:t>Ισχύς Κλειδ</w:t>
-      </w:r>
-      <w:bookmarkEnd w:id="31"/>
-      <w:r>
-        <w:rPr>
-          <w:lang w:val="el-GR"/>
-        </w:rPr>
-        <w:t>ιού</w:t>
-      </w:r>
-    </w:p>
-    <w:p>
-      <w:pPr>
-        <w:rPr>
-          <w:lang w:val="el-GR"/>
-        </w:rPr>
-      </w:pPr>
-      <w:r>
-        <w:rPr>
-          <w:lang w:val="el-GR"/>
-        </w:rPr>
-        <w:t>Η ισχύς του κλειδιού συνίσταται στον</w:t>
+      </w:pPr>
+      <w:bookmarkStart w:id="48" w:name="_Toc208484179"/>
+      <w:r>
+        <w:t>Tristimulus</w:t>
+      </w:r>
+      <w:bookmarkStart w:id="49" w:name="_Toc208484180"/>
+      <w:bookmarkEnd w:id="48"/>
+    </w:p>
+    <w:p>
+      <w:pPr>
+        <w:rPr>
+          <w:lang w:val="el-GR"/>
+        </w:rPr>
+      </w:pPr>
+      <w:r>
+        <w:rPr>
+          <w:lang w:val="el-GR"/>
+        </w:rPr>
+        <w:t>Η λειτουργία τριφασικού ήχου</w:t>
       </w:r>
       <w:r>
         <w:rPr>
@@ -7289,7 +8568,7 @@
         <w:rPr>
           <w:lang w:val="el-GR"/>
         </w:rPr>
-        <w:t>υπολογισμό της ισχύος κάθε πιθανού υποψηφίου κλειδιού</w:t>
+        <w:t>ποσοτικοποιεί τη σχετική ενέργεια των μερικών τόνων με τρεις παραμέτρους</w:t>
       </w:r>
       <w:r>
         <w:rPr>
@@ -7301,7 +8580,7 @@
         <w:rPr>
           <w:lang w:val="el-GR"/>
         </w:rPr>
-        <w:t>για να είναι η τιμή του κλειδιού ενός δεδομένου τραγουδιού (π.χ., εξαγωγή βαθμολογιών</w:t>
+        <w:t>που μετρούν την αναλογία ενέργειας του πρώτου μερικού ήχου (τριφασικό ήχο1), του δεύτερου, του τρίτου και του τέταρτου μερικού ήχου (τριφασικό ήχο2) και</w:t>
       </w:r>
       <w:r>
         <w:rPr>
@@ -7313,7 +8592,7 @@
         <w:rPr>
           <w:lang w:val="el-GR"/>
         </w:rPr>
-        <w:t>μεταξύ 0 και 1 ή -1 έως 1). Ο αλγόριθμος βασίζεται στη</w:t>
+        <w:t>του υπόλοιπου ήχου (τριφασικό ήχο3).</w:t>
       </w:r>
       <w:r>
         <w:rPr>
@@ -7325,7 +8604,10 @@
         <w:rPr>
           <w:lang w:val="el-GR"/>
         </w:rPr>
-        <w:t>διασταυρούμενη συσχέτιση του χρωματογραφήματος.</w:t>
+        <w:t xml:space="preserve">Η εξαγωγή αυτού του χαρακτηριστικού γίνεται στην </w:t>
+      </w:r>
+      <w:r>
+        <w:t>Essentia</w:t>
       </w:r>
       <w:r>
         <w:rPr>
@@ -7337,6 +8619,73 @@
         <w:rPr>
           <w:lang w:val="el-GR"/>
         </w:rPr>
+        <w:t xml:space="preserve">με την μέθοδο </w:t>
+      </w:r>
+      <w:r>
+        <w:t>Tristimulus</w:t>
+      </w:r>
+      <w:r>
+        <w:rPr>
+          <w:lang w:val="el-GR"/>
+        </w:rPr>
+        <w:t>.</w:t>
+      </w:r>
+    </w:p>
+    <w:bookmarkEnd w:id="49"/>
+    <w:p>
+      <w:pPr>
+        <w:pStyle w:val="Heading3"/>
+      </w:pPr>
+      <w:r>
+        <w:t>Odd-to-Even Harmonic Energy Ratio</w:t>
+      </w:r>
+    </w:p>
+    <w:p>
+      <w:pPr>
+        <w:rPr>
+          <w:lang w:val="el-GR"/>
+        </w:rPr>
+      </w:pPr>
+      <w:r>
+        <w:rPr>
+          <w:lang w:val="el-GR"/>
+        </w:rPr>
+        <w:t>Η αναλογία της αρμονικής ενέργειας των μονών προς τις ζυγές</w:t>
+      </w:r>
+      <w:r>
+        <w:rPr>
+          <w:lang w:val="el-GR"/>
+        </w:rPr>
+        <w:t xml:space="preserve"> </w:t>
+      </w:r>
+      <w:r>
+        <w:rPr>
+          <w:lang w:val="el-GR"/>
+        </w:rPr>
+        <w:t>διακρίνει τους ήχους με κυρίαρχη ενέργεια στις μονές αρμονικές (όπως οι ήχοι του κλαρινέτου) από άλλους ήχους με</w:t>
+      </w:r>
+      <w:r>
+        <w:rPr>
+          <w:lang w:val="el-GR"/>
+        </w:rPr>
+        <w:t xml:space="preserve"> </w:t>
+      </w:r>
+      <w:r>
+        <w:rPr>
+          <w:lang w:val="el-GR"/>
+        </w:rPr>
+        <w:t>ομαλότερα φασματικά περιβλήματα (όπως η τρομπέτα).</w:t>
+      </w:r>
+      <w:r>
+        <w:rPr>
+          <w:lang w:val="el-GR"/>
+        </w:rPr>
+        <w:t xml:space="preserve"> </w:t>
+      </w:r>
+      <w:r>
+        <w:rPr>
+          <w:lang w:val="el-GR"/>
+        </w:rPr>
         <w:t xml:space="preserve">Η εξαγωγή αυτού του χαρακτηριστικού γίνεται στην </w:t>
       </w:r>
       <w:r>
@@ -7355,7 +8704,7 @@
         <w:t xml:space="preserve">με την μέθοδο </w:t>
       </w:r>
       <w:r>
-        <w:t>Key</w:t>
+        <w:t>OddToEvenHarmonicEnergyRatio</w:t>
       </w:r>
       <w:r>
         <w:rPr>
@@ -7373,609 +8722,181 @@
     </w:p>
     <w:p>
       <w:pPr>
+        <w:rPr>
+          <w:lang w:val="el-GR"/>
+        </w:rPr>
+      </w:pPr>
+    </w:p>
+    <w:p>
+      <w:pPr>
+        <w:pStyle w:val="Heading2"/>
+        <w:rPr>
+          <w:lang w:val="en-US"/>
+        </w:rPr>
+      </w:pPr>
+      <w:bookmarkStart w:id="50" w:name="_Toc208484181"/>
+      <w:r>
+        <w:t>Μουσική Φόρμα</w:t>
+      </w:r>
+      <w:bookmarkEnd w:id="50"/>
+    </w:p>
+    <w:p>
+      <w:pPr>
         <w:pStyle w:val="Heading3"/>
       </w:pPr>
-      <w:bookmarkStart w:id="32" w:name="_Toc208484161"/>
-      <w:r>
-        <w:t>Spectral Peaks</w:t>
-      </w:r>
-      <w:bookmarkEnd w:id="32"/>
-    </w:p>
-    <w:p>
+      <w:bookmarkStart w:id="51" w:name="_Toc208484182"/>
+      <w:r>
+        <w:t>Segment Count</w:t>
+      </w:r>
+      <w:bookmarkEnd w:id="51"/>
+    </w:p>
+    <w:p/>
+    <w:p>
+      <w:pPr>
+        <w:pStyle w:val="Heading3"/>
+      </w:pPr>
+      <w:bookmarkStart w:id="52" w:name="_Toc208484183"/>
+      <w:r>
+        <w:t>Segment Duration</w:t>
+      </w:r>
+      <w:bookmarkEnd w:id="52"/>
+    </w:p>
+    <w:p/>
+    <w:p>
+      <w:pPr>
+        <w:pStyle w:val="Heading3"/>
+      </w:pPr>
+      <w:bookmarkStart w:id="53" w:name="_Toc208484184"/>
+      <w:r>
+        <w:t>Novelty Curve</w:t>
+      </w:r>
+      <w:bookmarkEnd w:id="53"/>
+    </w:p>
+    <w:p>
+      <w:pPr>
+        <w:rPr>
+          <w:lang w:val="el-GR"/>
+        </w:rPr>
+      </w:pPr>
+      <w:r>
+        <w:rPr>
+          <w:lang w:val="el-GR"/>
+        </w:rPr>
+        <w:t xml:space="preserve">Με βάση τα συγκεκριμένα μουσικά χαρακτηριστικά κάθε τμήματος ή καρέ, που λαμβάνονται για παράδειγμα με έναν πίνακα ομοιότητας, μπορεί να ληφθεί μια καμπύλη </w:t>
+      </w:r>
+      <w:r>
+        <w:t>novelty</w:t>
+      </w:r>
+      <w:r>
+        <w:rPr>
+          <w:lang w:val="el-GR"/>
+        </w:rPr>
+        <w:t xml:space="preserve"> συγκρίνοντας τα διαδοχικά καρέ για την εκτίμηση των χρονικών αλλαγών στο τραγούδι. Σε αυτήν την καμπύλη </w:t>
+      </w:r>
+      <w:r>
+        <w:t>novelty</w:t>
+      </w:r>
+      <w:r>
+        <w:rPr>
+          <w:lang w:val="el-GR"/>
+        </w:rPr>
+        <w:t xml:space="preserve"> </w:t>
+      </w:r>
+      <w:r>
+        <w:rPr>
+          <w:lang w:val="el-GR"/>
+        </w:rPr>
+        <w:t>η πιθανότητα μετάβασης σε διαφορετική κατάσταση με την πάροδο του χρόνου</w:t>
+      </w:r>
+      <w:r>
+        <w:rPr>
+          <w:lang w:val="el-GR"/>
+        </w:rPr>
+        <w:t xml:space="preserve"> </w:t>
+      </w:r>
+      <w:r>
+        <w:rPr>
+          <w:lang w:val="el-GR"/>
+        </w:rPr>
+        <w:t>αναπαρίσταται από τις κορυφές της καμπύλης.</w:t>
+      </w:r>
+      <w:r>
+        <w:rPr>
+          <w:lang w:val="el-GR"/>
+        </w:rPr>
+        <w:t xml:space="preserve"> </w:t>
+      </w:r>
+      <w:r>
+        <w:rPr>
+          <w:lang w:val="el-GR"/>
+        </w:rPr>
+        <w:t xml:space="preserve">Η εξαγωγή αυτού του χαρακτηριστικού γίνεται στην </w:t>
+      </w:r>
+      <w:r>
+        <w:t>Essentia</w:t>
+      </w:r>
+      <w:r>
+        <w:rPr>
+          <w:lang w:val="el-GR"/>
+        </w:rPr>
+        <w:t xml:space="preserve"> </w:t>
+      </w:r>
+      <w:r>
+        <w:rPr>
+          <w:lang w:val="el-GR"/>
+        </w:rPr>
+        <w:t xml:space="preserve">με την μέθοδο </w:t>
+      </w:r>
       <w:r>
         <w:t>TODO</w:t>
       </w:r>
+      <w:r>
+        <w:rPr>
+          <w:lang w:val="el-GR"/>
+        </w:rPr>
+        <w:t>.</w:t>
+      </w:r>
+    </w:p>
+    <w:p>
+      <w:pPr>
+        <w:rPr>
+          <w:lang w:val="el-GR"/>
+        </w:rPr>
+      </w:pPr>
+    </w:p>
+    <w:p>
+      <w:pPr>
+        <w:pStyle w:val="Heading2"/>
+        <w:rPr>
+          <w:lang w:val="en-US"/>
+        </w:rPr>
+      </w:pPr>
+      <w:bookmarkStart w:id="54" w:name="_Toc208484185"/>
+      <w:r>
+        <w:t>Άλλα Χαρακτηριστικά Υψηλού Επιπέδου</w:t>
+      </w:r>
+      <w:bookmarkEnd w:id="54"/>
     </w:p>
     <w:p>
       <w:pPr>
         <w:pStyle w:val="Heading3"/>
       </w:pPr>
-      <w:r>
-        <w:t>Roughness (Sensory Dissonance)</w:t>
-      </w:r>
-    </w:p>
-    <w:p>
-      <w:pPr>
-        <w:rPr>
-          <w:lang w:val="el-GR"/>
-        </w:rPr>
-      </w:pPr>
-      <w:r>
-        <w:rPr>
-          <w:lang w:val="el-GR"/>
-        </w:rPr>
-        <w:t xml:space="preserve">Η τραχύτητα </w:t>
-      </w:r>
-      <w:r>
-        <w:rPr>
-          <w:lang w:val="el-GR"/>
-        </w:rPr>
-        <w:t xml:space="preserve">ή δυσαρμονία </w:t>
-      </w:r>
-      <w:r>
-        <w:rPr>
-          <w:lang w:val="el-GR"/>
-        </w:rPr>
-        <w:t>σχετίζεται με το φαινόμενο του χτυπήματος που συμβαίνει κάθε φορά που ένα ζεύγος ημιτονοειδών βρίσκεται σε κοντινή συχνότητα. Αυτό το χαρακτηριστικό υλοποιείται στο</w:t>
-      </w:r>
-      <w:r>
-        <w:rPr>
-          <w:lang w:val="el-GR"/>
-        </w:rPr>
-        <w:t xml:space="preserve"> </w:t>
-      </w:r>
-      <w:r>
-        <w:t>Essentia</w:t>
-      </w:r>
-      <w:r>
-        <w:rPr>
-          <w:lang w:val="el-GR"/>
-        </w:rPr>
-        <w:t xml:space="preserve"> χρησιμοποιώντας διαφορετικούς αλγόριθμους, τη μέθοδο του </w:t>
-      </w:r>
-      <w:r>
-        <w:t>Sethares</w:t>
-      </w:r>
-      <w:r>
-        <w:rPr>
-          <w:lang w:val="el-GR"/>
-        </w:rPr>
-        <w:t>, η οποία εκτιμά τη συνολική τραχύτητα υπολογίζοντας τον μέσο όρο όλων των εκτιμήσεων</w:t>
-      </w:r>
-      <w:r>
-        <w:rPr>
-          <w:lang w:val="el-GR"/>
-        </w:rPr>
-        <w:t xml:space="preserve"> </w:t>
-      </w:r>
-      <w:r>
-        <w:rPr>
-          <w:lang w:val="el-GR"/>
-        </w:rPr>
-        <w:t>δυσαρμονίας σε όλα τα πιθανά ζεύγη κορυφών του φάσματος.</w:t>
-      </w:r>
-      <w:r>
-        <w:rPr>
-          <w:lang w:val="el-GR"/>
-        </w:rPr>
-        <w:t xml:space="preserve"> </w:t>
-      </w:r>
-    </w:p>
-    <w:p>
-      <w:pPr>
-        <w:rPr>
-          <w:lang w:val="el-GR"/>
-        </w:rPr>
-      </w:pPr>
-    </w:p>
-    <w:p>
-      <w:pPr>
-        <w:rPr>
-          <w:lang w:val="el-GR"/>
-        </w:rPr>
-      </w:pPr>
-    </w:p>
-    <w:p>
-      <w:pPr>
-        <w:rPr>
-          <w:lang w:val="el-GR"/>
-        </w:rPr>
-      </w:pPr>
-    </w:p>
-    <w:p>
-      <w:pPr>
-        <w:pStyle w:val="Heading2"/>
-        <w:rPr>
-          <w:lang w:val="en-US"/>
-        </w:rPr>
-      </w:pPr>
-      <w:bookmarkStart w:id="33" w:name="_Toc208484163"/>
-      <w:r>
-        <w:lastRenderedPageBreak/>
-        <w:t>Ρυθμός</w:t>
-      </w:r>
-      <w:bookmarkEnd w:id="33"/>
-    </w:p>
-    <w:p>
-      <w:pPr>
-        <w:rPr>
-          <w:lang w:val="el-GR"/>
-        </w:rPr>
-      </w:pPr>
-      <w:r>
-        <w:rPr>
-          <w:lang w:val="el-GR"/>
-        </w:rPr>
-        <w:t xml:space="preserve">Ο ρυθμός αντιπροσωπεύει το στοιχείο του «χρόνου» στη μουσική, τα μοτίβα των </w:t>
-      </w:r>
-      <w:r>
-        <w:rPr>
-          <w:lang w:val="el-GR"/>
-        </w:rPr>
-        <w:t>εκτενών</w:t>
-      </w:r>
-      <w:r>
-        <w:rPr>
-          <w:lang w:val="el-GR"/>
-        </w:rPr>
-        <w:t xml:space="preserve"> και σύντομων ήχων και σιωπών που συναντώνται στη μουσική.</w:t>
-      </w:r>
-      <w:r>
-        <w:rPr>
-          <w:lang w:val="el-GR"/>
-        </w:rPr>
-        <w:t xml:space="preserve"> Η κανονικότητα του ρυθμού, η σχέση του κύριου ρυθμού με τους δευτερεύοντες ρυθμούς και η σχετική ισχύς των δευτερευόντων ρυθμών με τον κύριο ρυθμό είναι μερικά παραδείγματα χαρακτηριστικών</w:t>
-      </w:r>
-      <w:r>
-        <w:rPr>
-          <w:lang w:val="el-GR"/>
-        </w:rPr>
-        <w:t xml:space="preserve"> που μπορούμε να εξορύξουμε για ταξινόμιση μουσικού είδους.</w:t>
-      </w:r>
-    </w:p>
+      <w:bookmarkStart w:id="55" w:name="_Toc208484186"/>
+      <w:r>
+        <w:t>Danceability</w:t>
+      </w:r>
+      <w:bookmarkEnd w:id="55"/>
+    </w:p>
+    <w:p/>
     <w:p>
       <w:pPr>
         <w:pStyle w:val="Heading3"/>
       </w:pPr>
-      <w:bookmarkStart w:id="34" w:name="_Toc208484164"/>
-      <w:r>
-        <w:t xml:space="preserve">Tempo - </w:t>
-      </w:r>
-      <w:r>
-        <w:t>BPM</w:t>
-      </w:r>
-      <w:bookmarkEnd w:id="34"/>
-      <w:r>
-        <w:t xml:space="preserve"> </w:t>
-      </w:r>
-    </w:p>
-    <w:p>
-      <w:r>
-        <w:rPr>
-          <w:lang w:val="el-GR"/>
-        </w:rPr>
-        <w:t>Έχουν προταθεί διάφοροι αλγόριθμοι για την εκτίμηση του τέμπο, δηλαδή της ταχύτητας ενός δεδομένου μουσικού κομματιού, που συνήθως υποδεικνύεται σε παλμούς ανά λεπτό (</w:t>
-      </w:r>
-      <w:r>
-        <w:t>BPM</w:t>
-      </w:r>
-      <w:r>
-        <w:rPr>
-          <w:lang w:val="el-GR"/>
-        </w:rPr>
-        <w:t>). Αυτή η λειτουργία</w:t>
-      </w:r>
-      <w:r>
-        <w:rPr>
-          <w:lang w:val="el-GR"/>
-        </w:rPr>
-        <w:t xml:space="preserve"> </w:t>
-      </w:r>
-      <w:r>
-        <w:rPr>
-          <w:lang w:val="el-GR"/>
-        </w:rPr>
-        <w:t>εκτιμάται συνήθως ανιχνεύοντας</w:t>
-      </w:r>
-      <w:r>
-        <w:rPr>
-          <w:lang w:val="el-GR"/>
-        </w:rPr>
-        <w:t xml:space="preserve"> </w:t>
-      </w:r>
-      <w:r>
-        <w:rPr>
-          <w:lang w:val="el-GR"/>
-        </w:rPr>
-        <w:t>περιοδικότητες από την καμπύλη ανίχνευσης έναρξης.</w:t>
-      </w:r>
-      <w:r>
-        <w:rPr>
-          <w:lang w:val="el-GR"/>
-        </w:rPr>
-        <w:t xml:space="preserve"> </w:t>
-      </w:r>
-      <w:r>
-        <w:rPr>
-          <w:lang w:val="el-GR"/>
-        </w:rPr>
-        <w:t xml:space="preserve">Η εξαγωγή αυτού του χαρακτηριστικού γίνεται στην </w:t>
-      </w:r>
-      <w:r>
-        <w:t>Essentia</w:t>
-      </w:r>
-      <w:r>
-        <w:rPr>
-          <w:lang w:val="el-GR"/>
-        </w:rPr>
-        <w:t xml:space="preserve"> </w:t>
-      </w:r>
-      <w:r>
-        <w:rPr>
-          <w:lang w:val="el-GR"/>
-        </w:rPr>
-        <w:t xml:space="preserve">με την μέθοδο </w:t>
-      </w:r>
-      <w:r>
-        <w:rPr>
-          <w:lang w:val="el-GR"/>
-        </w:rPr>
-        <w:t>RhythmExtractor2013</w:t>
-      </w:r>
-      <w:r>
-        <w:rPr>
-          <w:lang w:val="el-GR"/>
-        </w:rPr>
-        <w:t>.</w:t>
-      </w:r>
-    </w:p>
-    <w:p>
-      <w:pPr>
-        <w:pStyle w:val="Heading3"/>
-      </w:pPr>
-      <w:bookmarkStart w:id="35" w:name="_Toc208484165"/>
-      <w:r>
-        <w:t>Onset</w:t>
-      </w:r>
-      <w:bookmarkEnd w:id="35"/>
-      <w:r>
-        <w:t xml:space="preserve"> </w:t>
-      </w:r>
-      <w:r>
-        <w:t>Time</w:t>
-      </w:r>
-    </w:p>
-    <w:p>
-      <w:r>
-        <w:rPr>
-          <w:lang w:val="el-GR"/>
-        </w:rPr>
-        <w:t>Ένας άλλος τρόπος προσδιορισμού του ρυθμού βασίζεται στον υπολογισμό μιας καμπύλης ανίχνευσης έναρξης, η οποία δείχνει τις διαδοχικές «εκρήξεις ενέργειας» που αντιστοιχούν στους διαδοχικούς παλμούς.</w:t>
-      </w:r>
-      <w:r>
-        <w:rPr>
-          <w:lang w:val="el-GR"/>
-        </w:rPr>
-        <w:t xml:space="preserve"> </w:t>
-      </w:r>
-      <w:r>
-        <w:rPr>
-          <w:lang w:val="el-GR"/>
-        </w:rPr>
-        <w:t>Η επιλογή κορυφής εκτελείται αυτόματα στην καμπύλη ανίχνευσης έναρξης, για να δείξει τις εκτιμώμενες θέσεις των «ενάρξεων» της νότας</w:t>
-      </w:r>
-      <w:r>
-        <w:rPr>
-          <w:lang w:val="el-GR"/>
-        </w:rPr>
-        <w:t xml:space="preserve">. </w:t>
-      </w:r>
-      <w:r>
-        <w:rPr>
-          <w:lang w:val="el-GR"/>
-        </w:rPr>
-        <w:t xml:space="preserve">Η εξαγωγή αυτού του χαρακτηριστικού γίνεται στην </w:t>
-      </w:r>
-      <w:r>
-        <w:t>Essentia</w:t>
-      </w:r>
-      <w:r>
-        <w:rPr>
-          <w:lang w:val="el-GR"/>
-        </w:rPr>
-        <w:t xml:space="preserve"> </w:t>
-      </w:r>
-      <w:r>
-        <w:rPr>
-          <w:lang w:val="el-GR"/>
-        </w:rPr>
-        <w:t xml:space="preserve">με την μέθοδο </w:t>
-      </w:r>
-      <w:r>
-        <w:t>TODO</w:t>
-      </w:r>
-      <w:r>
-        <w:rPr>
-          <w:lang w:val="el-GR"/>
-        </w:rPr>
-        <w:t>.</w:t>
-      </w:r>
-    </w:p>
-    <w:p/>
-    <w:p>
-      <w:pPr>
-        <w:pStyle w:val="Heading3"/>
-      </w:pPr>
-      <w:bookmarkStart w:id="36" w:name="_Toc208484166"/>
-      <w:r>
-        <w:t>Beat Histogram</w:t>
-      </w:r>
-      <w:bookmarkEnd w:id="36"/>
-    </w:p>
-    <w:p>
-      <w:r>
-        <w:t>TODO</w:t>
-      </w:r>
-    </w:p>
-    <w:p>
-      <w:pPr>
-        <w:rPr>
-          <w:lang w:val="el-GR"/>
-        </w:rPr>
-      </w:pPr>
-    </w:p>
-    <w:p>
-      <w:pPr>
-        <w:pStyle w:val="Heading2"/>
-        <w:rPr>
-          <w:lang w:val="en-US"/>
-        </w:rPr>
-      </w:pPr>
-      <w:bookmarkStart w:id="37" w:name="_Toc208484167"/>
-      <w:r>
-        <w:t>Δυναμική</w:t>
-      </w:r>
-      <w:bookmarkEnd w:id="37"/>
-    </w:p>
-    <w:p>
-      <w:pPr>
-        <w:pStyle w:val="Heading3"/>
-      </w:pPr>
-      <w:bookmarkStart w:id="38" w:name="_Toc208484168"/>
-      <w:r>
-        <w:t>Loudness</w:t>
-      </w:r>
-      <w:bookmarkEnd w:id="38"/>
-    </w:p>
-    <w:p>
-      <w:pPr>
-        <w:rPr>
-          <w:lang w:val="el-GR"/>
-        </w:rPr>
-      </w:pPr>
-      <w:r>
-        <w:rPr>
-          <w:lang w:val="el-GR"/>
-        </w:rPr>
-        <w:t>Η ένταση του ήχου είναι η υποκειμενική αντίληψη της έντασης ενός ήχου. Αυτή η μετρική μετριέται σε ήχους, όπου ο διπλασιασμός σε ήχους αντιστοιχεί σε διπλασιασμό της έντασης.</w:t>
-      </w:r>
-      <w:r>
-        <w:rPr>
-          <w:lang w:val="el-GR"/>
-        </w:rPr>
-        <w:t xml:space="preserve"> </w:t>
-      </w:r>
-    </w:p>
-    <w:p>
-      <w:pPr>
-        <w:pStyle w:val="Heading3"/>
-      </w:pPr>
-      <w:bookmarkStart w:id="39" w:name="_Toc208484169"/>
-      <w:r>
-        <w:t>Dynamic Range</w:t>
-      </w:r>
-      <w:bookmarkEnd w:id="39"/>
-    </w:p>
-    <w:p>
-      <w:pPr>
-        <w:pStyle w:val="Heading3"/>
-      </w:pPr>
-      <w:bookmarkStart w:id="40" w:name="_Toc208484170"/>
-      <w:r>
-        <w:t>RMS Energy</w:t>
-      </w:r>
-      <w:bookmarkEnd w:id="40"/>
-    </w:p>
-    <w:p/>
-    <w:p>
-      <w:pPr>
-        <w:pStyle w:val="Heading2"/>
-        <w:rPr>
-          <w:lang w:val="en-US"/>
-        </w:rPr>
-      </w:pPr>
-      <w:bookmarkStart w:id="41" w:name="_Toc208484171"/>
-      <w:r>
-        <w:t>Ηχόχρωμα (Χροιά)</w:t>
-      </w:r>
-      <w:bookmarkEnd w:id="41"/>
-    </w:p>
-    <w:p>
-      <w:pPr>
-        <w:pStyle w:val="Heading3"/>
-      </w:pPr>
-      <w:bookmarkStart w:id="42" w:name="_Toc208484172"/>
-      <w:r>
-        <w:t>MFCC</w:t>
-      </w:r>
-      <w:bookmarkEnd w:id="42"/>
-    </w:p>
-    <w:p>
-      <w:pPr>
-        <w:pStyle w:val="Heading3"/>
-      </w:pPr>
-      <w:bookmarkStart w:id="43" w:name="_Toc208484173"/>
-      <w:r>
-        <w:t>Spectral Centroid</w:t>
-      </w:r>
-      <w:bookmarkEnd w:id="43"/>
-    </w:p>
-    <w:p/>
-    <w:p>
-      <w:pPr>
-        <w:pStyle w:val="Heading2"/>
-        <w:rPr>
-          <w:lang w:val="en-US"/>
-        </w:rPr>
-      </w:pPr>
-      <w:bookmarkStart w:id="44" w:name="_Toc208484174"/>
-      <w:r>
-        <w:t>Εκφραστικότητα</w:t>
-      </w:r>
-      <w:bookmarkEnd w:id="44"/>
-    </w:p>
-    <w:p>
-      <w:pPr>
-        <w:pStyle w:val="Heading3"/>
-      </w:pPr>
-      <w:bookmarkStart w:id="45" w:name="_Toc208484175"/>
-      <w:r>
-        <w:lastRenderedPageBreak/>
-        <w:t>Log Attack Time</w:t>
-      </w:r>
-      <w:bookmarkEnd w:id="45"/>
-    </w:p>
-    <w:p>
-      <w:pPr>
-        <w:pStyle w:val="Heading3"/>
-      </w:pPr>
-      <w:bookmarkStart w:id="46" w:name="_Toc208484176"/>
-      <w:r>
-        <w:t>Vibrato</w:t>
-      </w:r>
-      <w:bookmarkEnd w:id="46"/>
-    </w:p>
-    <w:p/>
-    <w:p>
-      <w:pPr>
-        <w:pStyle w:val="Heading2"/>
-        <w:rPr>
-          <w:lang w:val="en-US"/>
-        </w:rPr>
-      </w:pPr>
-      <w:bookmarkStart w:id="47" w:name="_Toc208484177"/>
-      <w:r>
-        <w:t>Μουσική Υφή</w:t>
-      </w:r>
-      <w:bookmarkEnd w:id="47"/>
-    </w:p>
-    <w:p>
-      <w:pPr>
-        <w:pStyle w:val="Heading3"/>
-      </w:pPr>
-      <w:bookmarkStart w:id="48" w:name="_Toc208484178"/>
-      <w:r>
-        <w:t>Spectral Flatness</w:t>
-      </w:r>
-      <w:bookmarkEnd w:id="48"/>
-    </w:p>
-    <w:p>
-      <w:pPr>
-        <w:pStyle w:val="Heading3"/>
-      </w:pPr>
-      <w:bookmarkStart w:id="49" w:name="_Toc208484179"/>
-      <w:r>
-        <w:t>Tristimulus</w:t>
-      </w:r>
-      <w:bookmarkEnd w:id="49"/>
-    </w:p>
-    <w:p>
-      <w:pPr>
-        <w:pStyle w:val="Heading3"/>
-      </w:pPr>
-      <w:bookmarkStart w:id="50" w:name="_Toc208484180"/>
-      <w:r>
-        <w:t>Odd/Even Harmonic Energy Ratio</w:t>
-      </w:r>
-      <w:bookmarkEnd w:id="50"/>
-    </w:p>
-    <w:p/>
-    <w:p>
-      <w:pPr>
-        <w:pStyle w:val="Heading2"/>
-        <w:rPr>
-          <w:lang w:val="en-US"/>
-        </w:rPr>
-      </w:pPr>
-      <w:bookmarkStart w:id="51" w:name="_Toc208484181"/>
-      <w:r>
-        <w:t>Μουσική Φόρμα</w:t>
-      </w:r>
-      <w:bookmarkEnd w:id="51"/>
-    </w:p>
-    <w:p>
-      <w:pPr>
-        <w:pStyle w:val="Heading3"/>
-      </w:pPr>
-      <w:bookmarkStart w:id="52" w:name="_Toc208484182"/>
-      <w:r>
-        <w:t>Segment Count</w:t>
-      </w:r>
-      <w:bookmarkEnd w:id="52"/>
-    </w:p>
-    <w:p>
-      <w:pPr>
-        <w:pStyle w:val="Heading3"/>
-      </w:pPr>
-      <w:bookmarkStart w:id="53" w:name="_Toc208484183"/>
-      <w:r>
-        <w:t>Segment Duration</w:t>
-      </w:r>
-      <w:bookmarkEnd w:id="53"/>
-    </w:p>
-    <w:p>
-      <w:pPr>
-        <w:pStyle w:val="Heading3"/>
-      </w:pPr>
-      <w:bookmarkStart w:id="54" w:name="_Toc208484184"/>
-      <w:r>
-        <w:t>Novelty Curve</w:t>
-      </w:r>
-      <w:bookmarkEnd w:id="54"/>
-    </w:p>
-    <w:p/>
-    <w:p>
-      <w:pPr>
-        <w:pStyle w:val="Heading2"/>
-        <w:rPr>
-          <w:lang w:val="en-US"/>
-        </w:rPr>
-      </w:pPr>
-      <w:bookmarkStart w:id="55" w:name="_Toc208484185"/>
-      <w:r>
-        <w:t>Άλλα Χαρακτηριστικά Υψηλού Επιπέδου</w:t>
-      </w:r>
-      <w:bookmarkEnd w:id="55"/>
-    </w:p>
-    <w:p>
-      <w:pPr>
-        <w:pStyle w:val="Heading3"/>
-      </w:pPr>
-      <w:bookmarkStart w:id="56" w:name="_Toc208484186"/>
-      <w:r>
-        <w:t>Danceability</w:t>
+      <w:bookmarkStart w:id="56" w:name="_Toc208484187"/>
+      <w:r>
+        <w:t>Dynamic Complexity</w:t>
       </w:r>
       <w:bookmarkEnd w:id="56"/>
-    </w:p>
-    <w:p>
-      <w:pPr>
-        <w:pStyle w:val="Heading3"/>
-      </w:pPr>
-      <w:bookmarkStart w:id="57" w:name="_Toc208484187"/>
-      <w:r>
-        <w:t>Dynamic Complexity</w:t>
-      </w:r>
-      <w:bookmarkEnd w:id="57"/>
     </w:p>
     <w:p>
       <w:pPr>
@@ -8000,39 +8921,40 @@
       <w:pPr>
         <w:pStyle w:val="Heading1"/>
       </w:pPr>
-      <w:bookmarkStart w:id="58" w:name="_Toc208484188"/>
-      <w:r>
+      <w:bookmarkStart w:id="57" w:name="_Toc208484188"/>
+      <w:r>
+        <w:lastRenderedPageBreak/>
         <w:t>Διαχείριση Δεδομένων</w:t>
       </w:r>
+      <w:bookmarkEnd w:id="57"/>
+    </w:p>
+    <w:p>
+      <w:pPr>
+        <w:pStyle w:val="Heading2"/>
+        <w:rPr>
+          <w:lang w:val="en-GB"/>
+        </w:rPr>
+      </w:pPr>
+      <w:bookmarkStart w:id="58" w:name="_Toc208484189"/>
+      <w:r>
+        <w:rPr>
+          <w:lang w:val="en-GB"/>
+        </w:rPr>
+        <w:t xml:space="preserve">FMA: A Dataset </w:t>
+      </w:r>
+      <w:r>
+        <w:rPr>
+          <w:lang w:val="en-GB"/>
+        </w:rPr>
+        <w:t>for</w:t>
+      </w:r>
+      <w:r>
+        <w:rPr>
+          <w:lang w:val="en-GB"/>
+        </w:rPr>
+        <w:t xml:space="preserve"> Music Analysis</w:t>
+      </w:r>
       <w:bookmarkEnd w:id="58"/>
-    </w:p>
-    <w:p>
-      <w:pPr>
-        <w:pStyle w:val="Heading2"/>
-        <w:rPr>
-          <w:lang w:val="en-GB"/>
-        </w:rPr>
-      </w:pPr>
-      <w:bookmarkStart w:id="59" w:name="_Toc208484189"/>
-      <w:r>
-        <w:rPr>
-          <w:lang w:val="en-GB"/>
-        </w:rPr>
-        <w:t xml:space="preserve">FMA: A Dataset </w:t>
-      </w:r>
-      <w:r>
-        <w:rPr>
-          <w:lang w:val="en-GB"/>
-        </w:rPr>
-        <w:t>for</w:t>
-      </w:r>
-      <w:r>
-        <w:rPr>
-          <w:lang w:val="en-GB"/>
-        </w:rPr>
-        <w:t xml:space="preserve"> Music Analysis</w:t>
-      </w:r>
-      <w:bookmarkEnd w:id="59"/>
     </w:p>
     <w:p>
       <w:pPr>
@@ -8426,13 +9348,258 @@
       <w:pPr>
         <w:pStyle w:val="Heading2"/>
       </w:pPr>
-      <w:bookmarkStart w:id="60" w:name="_Toc208484190"/>
+      <w:bookmarkStart w:id="59" w:name="_Toc208484190"/>
       <w:r>
         <w:rPr>
           <w:lang w:val="en-US"/>
         </w:rPr>
         <w:t>SQLite</w:t>
       </w:r>
+      <w:bookmarkEnd w:id="59"/>
+    </w:p>
+    <w:p>
+      <w:pPr>
+        <w:rPr>
+          <w:lang w:val="el-GR"/>
+        </w:rPr>
+      </w:pPr>
+      <w:r>
+        <w:rPr>
+          <w:lang w:val="el-GR"/>
+        </w:rPr>
+        <w:t xml:space="preserve">Για την ευκολότερη διαχείριση του μεγάλου όγκου δεδομένων, αποφάσισα να δημιουργήσω μια δική μου βάση δεδομένων με τη χρήση της  </w:t>
+      </w:r>
+      <w:r>
+        <w:t>SQLite</w:t>
+      </w:r>
+      <w:r>
+        <w:rPr>
+          <w:lang w:val="el-GR"/>
+        </w:rPr>
+        <w:t xml:space="preserve">, </w:t>
+      </w:r>
+      <w:r>
+        <w:rPr>
+          <w:lang w:val="el-GR"/>
+        </w:rPr>
+        <w:t>μια</w:t>
+      </w:r>
+      <w:r>
+        <w:rPr>
+          <w:lang w:val="el-GR"/>
+        </w:rPr>
+        <w:t>ς</w:t>
+      </w:r>
+      <w:r>
+        <w:rPr>
+          <w:lang w:val="el-GR"/>
+        </w:rPr>
+        <w:t xml:space="preserve"> ελαφριά</w:t>
+      </w:r>
+      <w:r>
+        <w:rPr>
+          <w:lang w:val="el-GR"/>
+        </w:rPr>
+        <w:t>ς</w:t>
+      </w:r>
+      <w:r>
+        <w:rPr>
+          <w:lang w:val="el-GR"/>
+        </w:rPr>
+        <w:t xml:space="preserve"> μηχανή</w:t>
+      </w:r>
+      <w:r>
+        <w:rPr>
+          <w:lang w:val="el-GR"/>
+        </w:rPr>
+        <w:t>ς</w:t>
+      </w:r>
+      <w:r>
+        <w:rPr>
+          <w:lang w:val="el-GR"/>
+        </w:rPr>
+        <w:t xml:space="preserve"> βάσεων δεδομένων χωρίς </w:t>
+      </w:r>
+      <w:r>
+        <w:t>server</w:t>
+      </w:r>
+      <w:r>
+        <w:rPr>
+          <w:lang w:val="el-GR"/>
+        </w:rPr>
+        <w:t xml:space="preserve"> που </w:t>
+      </w:r>
+      <w:r>
+        <w:rPr>
+          <w:lang w:val="el-GR"/>
+        </w:rPr>
+        <w:t>είναι</w:t>
+      </w:r>
+      <w:r>
+        <w:rPr>
+          <w:lang w:val="el-GR"/>
+        </w:rPr>
+        <w:t xml:space="preserve"> </w:t>
+      </w:r>
+      <w:r>
+        <w:rPr>
+          <w:lang w:val="el-GR"/>
+        </w:rPr>
+        <w:t>ήδη ενσωματωμένη στην</w:t>
+      </w:r>
+      <w:r>
+        <w:rPr>
+          <w:lang w:val="el-GR"/>
+        </w:rPr>
+        <w:t xml:space="preserve"> Python.</w:t>
+      </w:r>
+      <w:r>
+        <w:rPr>
+          <w:lang w:val="el-GR"/>
+        </w:rPr>
+        <w:t xml:space="preserve"> Δημιουργώ, λοιπόν,  το </w:t>
+      </w:r>
+      <w:r>
+        <w:t>sound</w:t>
+      </w:r>
+      <w:r>
+        <w:rPr>
+          <w:lang w:val="el-GR"/>
+        </w:rPr>
+        <w:t>_</w:t>
+      </w:r>
+      <w:r>
+        <w:t>database</w:t>
+      </w:r>
+      <w:r>
+        <w:rPr>
+          <w:lang w:val="el-GR"/>
+        </w:rPr>
+        <w:t>.</w:t>
+      </w:r>
+      <w:r>
+        <w:t>db</w:t>
+      </w:r>
+      <w:r>
+        <w:rPr>
+          <w:lang w:val="el-GR"/>
+        </w:rPr>
+        <w:t xml:space="preserve">, που περιέχει μέσα το </w:t>
+      </w:r>
+      <w:r>
+        <w:t>track</w:t>
+      </w:r>
+      <w:r>
+        <w:rPr>
+          <w:lang w:val="el-GR"/>
+        </w:rPr>
+        <w:t xml:space="preserve"> </w:t>
+      </w:r>
+      <w:r>
+        <w:t>id</w:t>
+      </w:r>
+      <w:r>
+        <w:rPr>
+          <w:lang w:val="el-GR"/>
+        </w:rPr>
+        <w:t>,</w:t>
+      </w:r>
+      <w:r>
+        <w:rPr>
+          <w:lang w:val="el-GR"/>
+        </w:rPr>
+        <w:t xml:space="preserve"> όλα τα εξορ</w:t>
+      </w:r>
+      <w:r>
+        <w:rPr>
+          <w:lang w:val="el-GR"/>
+        </w:rPr>
+        <w:t>υ</w:t>
+      </w:r>
+      <w:r>
+        <w:rPr>
+          <w:lang w:val="el-GR"/>
+        </w:rPr>
+        <w:t xml:space="preserve">γμένα χαρακτηριστικά και το </w:t>
+      </w:r>
+      <w:r>
+        <w:t>genre</w:t>
+      </w:r>
+      <w:r>
+        <w:rPr>
+          <w:lang w:val="el-GR"/>
+        </w:rPr>
+        <w:t xml:space="preserve"> του κάθε τραγουδιού.</w:t>
+      </w:r>
+      <w:r>
+        <w:rPr>
+          <w:lang w:val="el-GR"/>
+        </w:rPr>
+        <w:t xml:space="preserve"> Σχετικός κώδικας υπάρχει στα αρχεία </w:t>
+      </w:r>
+      <w:r>
+        <w:t>stats</w:t>
+      </w:r>
+      <w:r>
+        <w:rPr>
+          <w:lang w:val="el-GR"/>
+        </w:rPr>
+        <w:t>_</w:t>
+      </w:r>
+      <w:r>
+        <w:t>extraction</w:t>
+      </w:r>
+      <w:r>
+        <w:rPr>
+          <w:lang w:val="el-GR"/>
+        </w:rPr>
+        <w:t>.</w:t>
+      </w:r>
+      <w:r>
+        <w:t>py</w:t>
+      </w:r>
+      <w:r>
+        <w:rPr>
+          <w:lang w:val="el-GR"/>
+        </w:rPr>
+        <w:t xml:space="preserve"> </w:t>
+      </w:r>
+      <w:r>
+        <w:rPr>
+          <w:lang w:val="el-GR"/>
+        </w:rPr>
+        <w:t xml:space="preserve">και </w:t>
+      </w:r>
+      <w:r>
+        <w:t>migration</w:t>
+      </w:r>
+      <w:r>
+        <w:rPr>
+          <w:lang w:val="el-GR"/>
+        </w:rPr>
+        <w:t>.</w:t>
+      </w:r>
+      <w:r>
+        <w:t>py</w:t>
+      </w:r>
+      <w:r>
+        <w:rPr>
+          <w:lang w:val="el-GR"/>
+        </w:rPr>
+        <w:t>.</w:t>
+      </w:r>
+    </w:p>
+    <w:p>
+      <w:pPr>
+        <w:pStyle w:val="Heading2"/>
+        <w:rPr>
+          <w:lang w:val="en-US"/>
+        </w:rPr>
+      </w:pPr>
+      <w:bookmarkStart w:id="60" w:name="_Toc208484191"/>
+      <w:r>
+        <w:t>Απόρριψη χαρακτηριστικών με υψηλή συσχέτιση</w:t>
+      </w:r>
       <w:bookmarkEnd w:id="60"/>
     </w:p>
     <w:p>
@@ -8445,10 +9612,31 @@
         <w:rPr>
           <w:lang w:val="el-GR"/>
         </w:rPr>
-        <w:t xml:space="preserve">Για την ευκολότερη διαχείριση του μεγάλου όγκου δεδομένων, αποφάσισα να δημιουργήσω μια δική μου βάση δεδομένων με τη χρήση της  </w:t>
-      </w:r>
-      <w:r>
-        <w:t>SQLite</w:t>
+        <w:t xml:space="preserve">Μερικά χαρακτηριστικά περιμένουμε να έχουν υψηλή συσχέτιση, όπως π.χ. το αποτέλεσμα της εξόρυξης των αλγορίθμων </w:t>
+      </w:r>
+      <w:r>
+        <w:t>Y</w:t>
+      </w:r>
+      <w:r>
+        <w:t>in</w:t>
+      </w:r>
+      <w:r>
+        <w:rPr>
+          <w:lang w:val="el-GR"/>
+        </w:rPr>
+        <w:t xml:space="preserve"> </w:t>
+      </w:r>
+      <w:r>
+        <w:rPr>
+          <w:lang w:val="el-GR"/>
+        </w:rPr>
+        <w:t xml:space="preserve">και </w:t>
+      </w:r>
+      <w:r>
+        <w:t>M</w:t>
+      </w:r>
+      <w:r>
+        <w:t>elodia</w:t>
       </w:r>
       <w:r>
         <w:rPr>
@@ -8460,58 +9648,83 @@
         <w:rPr>
           <w:lang w:val="el-GR"/>
         </w:rPr>
-        <w:t>μια</w:t>
-      </w:r>
-      <w:r>
-        <w:rPr>
-          <w:lang w:val="el-GR"/>
-        </w:rPr>
-        <w:t>ς</w:t>
-      </w:r>
-      <w:r>
-        <w:rPr>
-          <w:lang w:val="el-GR"/>
-        </w:rPr>
-        <w:t xml:space="preserve"> ελαφριά</w:t>
-      </w:r>
-      <w:r>
-        <w:rPr>
-          <w:lang w:val="el-GR"/>
-        </w:rPr>
-        <w:t>ς</w:t>
-      </w:r>
-      <w:r>
-        <w:rPr>
-          <w:lang w:val="el-GR"/>
-        </w:rPr>
-        <w:t xml:space="preserve"> μηχανή</w:t>
-      </w:r>
-      <w:r>
-        <w:rPr>
-          <w:lang w:val="el-GR"/>
-        </w:rPr>
-        <w:t>ς</w:t>
-      </w:r>
-      <w:r>
-        <w:rPr>
-          <w:lang w:val="el-GR"/>
-        </w:rPr>
-        <w:t xml:space="preserve"> βάσεων δεδομένων χωρίς </w:t>
-      </w:r>
-      <w:r>
-        <w:t>server</w:t>
-      </w:r>
-      <w:r>
-        <w:rPr>
-          <w:lang w:val="el-GR"/>
-        </w:rPr>
-        <w:t xml:space="preserve"> που </w:t>
-      </w:r>
-      <w:r>
-        <w:rPr>
-          <w:lang w:val="el-GR"/>
-        </w:rPr>
-        <w:t>είναι</w:t>
+        <w:t xml:space="preserve">που είναι και οι 2 σχετικοί με τον τόνο του κομματιού. Για την πιο γρήγορη και αποτελεσματική εκπαίδευση του μοντέλου κατάταξης μουσικών ειδών, βρίσκω τα χαρακτηριστικά με αρκετά </w:t>
+      </w:r>
+      <w:r>
+        <w:rPr>
+          <w:lang w:val="el-GR"/>
+        </w:rPr>
+        <w:t xml:space="preserve">μεγάλη </w:t>
+      </w:r>
+      <w:r>
+        <w:rPr>
+          <w:lang w:val="el-GR"/>
+        </w:rPr>
+        <w:t>συσχέτιση (</w:t>
+      </w:r>
+      <w:r>
+        <w:rPr>
+          <w:lang w:val="el-GR"/>
+        </w:rPr>
+        <w:t>(|συσχέτιση|</w:t>
+      </w:r>
+      <w:r>
+        <w:rPr>
+          <w:rFonts w:cstheme="minorHAnsi"/>
+          <w:lang w:val="el-GR"/>
+        </w:rPr>
+        <w:t>≥</w:t>
+      </w:r>
+      <w:r>
+        <w:rPr>
+          <w:lang w:val="el-GR"/>
+        </w:rPr>
+        <w:t xml:space="preserve"> 0.75)</w:t>
+      </w:r>
+      <w:r>
+        <w:rPr>
+          <w:lang w:val="el-GR"/>
+        </w:rPr>
+        <w:t xml:space="preserve"> και επιλέγω να κρατήσω μόνο το ένα χαρακτηριστικό από το ζεύγος με την </w:t>
+      </w:r>
+      <w:r>
+        <w:rPr>
+          <w:lang w:val="el-GR"/>
+        </w:rPr>
+        <w:t>υψηλή συσχέτιση</w:t>
+      </w:r>
+      <w:r>
+        <w:rPr>
+          <w:lang w:val="el-GR"/>
+        </w:rPr>
+        <w:t xml:space="preserve">. Αυτό πραγματοποιείται στο </w:t>
+      </w:r>
+      <w:r>
+        <w:t>data</w:t>
+      </w:r>
+      <w:r>
+        <w:rPr>
+          <w:lang w:val="el-GR"/>
+        </w:rPr>
+        <w:t>_</w:t>
+      </w:r>
+      <w:r>
+        <w:t>correlation</w:t>
+      </w:r>
+      <w:r>
+        <w:rPr>
+          <w:lang w:val="el-GR"/>
+        </w:rPr>
+        <w:t>.</w:t>
+      </w:r>
+      <w:r>
+        <w:t>py</w:t>
+      </w:r>
+      <w:r>
+        <w:rPr>
+          <w:lang w:val="el-GR"/>
+        </w:rPr>
+        <w:t>.</w:t>
       </w:r>
       <w:r>
         <w:rPr>
@@ -8523,363 +9736,65 @@
         <w:rPr>
           <w:lang w:val="el-GR"/>
         </w:rPr>
-        <w:t>ήδη ενσωματωμένη στην</w:t>
-      </w:r>
-      <w:r>
-        <w:rPr>
-          <w:lang w:val="el-GR"/>
-        </w:rPr>
-        <w:t xml:space="preserve"> Python.</w:t>
-      </w:r>
-      <w:r>
-        <w:rPr>
-          <w:lang w:val="el-GR"/>
-        </w:rPr>
-        <w:t xml:space="preserve"> Δημιουργώ, λοιπόν,  το </w:t>
-      </w:r>
-      <w:r>
-        <w:t>sound</w:t>
-      </w:r>
-      <w:r>
-        <w:rPr>
-          <w:lang w:val="el-GR"/>
-        </w:rPr>
-        <w:t>_</w:t>
-      </w:r>
-      <w:r>
-        <w:t>database</w:t>
-      </w:r>
-      <w:r>
-        <w:rPr>
-          <w:lang w:val="el-GR"/>
-        </w:rPr>
-        <w:t>.</w:t>
-      </w:r>
-      <w:r>
-        <w:t>db</w:t>
-      </w:r>
-      <w:r>
-        <w:rPr>
-          <w:lang w:val="el-GR"/>
-        </w:rPr>
-        <w:t xml:space="preserve">, που περιέχει </w:t>
-      </w:r>
-      <w:r>
-        <w:rPr>
-          <w:lang w:val="el-GR"/>
-        </w:rPr>
-        <w:lastRenderedPageBreak/>
-        <w:t xml:space="preserve">μέσα το </w:t>
-      </w:r>
-      <w:r>
-        <w:t>track</w:t>
-      </w:r>
-      <w:r>
-        <w:rPr>
-          <w:lang w:val="el-GR"/>
-        </w:rPr>
+        <w:t>Παρακάτω φαίνονται τα αποτελέσματα.</w:t>
+      </w:r>
+    </w:p>
+    <w:p>
+      <w:pPr>
+        <w:pStyle w:val="Heading1"/>
+      </w:pPr>
+      <w:bookmarkStart w:id="61" w:name="_Toc208484192"/>
+      <w:r>
+        <w:t>Εκπαίδευση Μοντέλου Μηχανικής Μάθησης</w:t>
+      </w:r>
+      <w:bookmarkEnd w:id="61"/>
+    </w:p>
+    <w:p>
+      <w:pPr>
+        <w:pStyle w:val="Heading1"/>
+      </w:pPr>
+      <w:bookmarkStart w:id="62" w:name="_Toc208484193"/>
+      <w:r>
+        <w:t>Αξιολόγιση Μοντέλου και Διαμόρφωση</w:t>
+      </w:r>
+      <w:bookmarkEnd w:id="62"/>
+      <w:r>
         <w:t xml:space="preserve"> </w:t>
       </w:r>
-      <w:r>
-        <w:t>id</w:t>
-      </w:r>
-      <w:r>
-        <w:rPr>
-          <w:lang w:val="el-GR"/>
-        </w:rPr>
-        <w:t>,</w:t>
-      </w:r>
-      <w:r>
-        <w:rPr>
-          <w:lang w:val="el-GR"/>
-        </w:rPr>
-        <w:t xml:space="preserve"> όλα τα εξορ</w:t>
-      </w:r>
-      <w:r>
-        <w:rPr>
-          <w:lang w:val="el-GR"/>
-        </w:rPr>
-        <w:t>υ</w:t>
-      </w:r>
-      <w:r>
-        <w:rPr>
-          <w:lang w:val="el-GR"/>
-        </w:rPr>
-        <w:t xml:space="preserve">γμένα χαρακτηριστικά και το </w:t>
-      </w:r>
-      <w:r>
-        <w:t>genre</w:t>
-      </w:r>
-      <w:r>
-        <w:rPr>
-          <w:lang w:val="el-GR"/>
-        </w:rPr>
-        <w:t xml:space="preserve"> του κάθε τραγουδιού.</w:t>
-      </w:r>
-      <w:r>
-        <w:rPr>
-          <w:lang w:val="el-GR"/>
-        </w:rPr>
-        <w:t xml:space="preserve"> Σχετικός κώδικας υπάρχει στα αρχεία </w:t>
-      </w:r>
-      <w:r>
-        <w:t>stats</w:t>
-      </w:r>
-      <w:r>
-        <w:rPr>
-          <w:lang w:val="el-GR"/>
-        </w:rPr>
-        <w:t>_</w:t>
-      </w:r>
-      <w:r>
-        <w:t>extraction</w:t>
-      </w:r>
-      <w:r>
-        <w:rPr>
-          <w:lang w:val="el-GR"/>
-        </w:rPr>
-        <w:t>.</w:t>
-      </w:r>
-      <w:r>
-        <w:t>py</w:t>
-      </w:r>
-      <w:r>
-        <w:rPr>
-          <w:lang w:val="el-GR"/>
-        </w:rPr>
-        <w:t xml:space="preserve"> </w:t>
-      </w:r>
-      <w:r>
-        <w:rPr>
-          <w:lang w:val="el-GR"/>
-        </w:rPr>
-        <w:t xml:space="preserve">και </w:t>
-      </w:r>
-      <w:r>
-        <w:t>migration</w:t>
-      </w:r>
-      <w:r>
-        <w:rPr>
-          <w:lang w:val="el-GR"/>
-        </w:rPr>
-        <w:t>.</w:t>
-      </w:r>
-      <w:r>
-        <w:t>py</w:t>
-      </w:r>
-      <w:r>
-        <w:rPr>
-          <w:lang w:val="el-GR"/>
-        </w:rPr>
-        <w:t>.</w:t>
-      </w:r>
-    </w:p>
-    <w:p>
-      <w:pPr>
-        <w:pStyle w:val="Heading2"/>
-        <w:rPr>
-          <w:lang w:val="en-US"/>
-        </w:rPr>
-      </w:pPr>
-      <w:bookmarkStart w:id="61" w:name="_Toc208484191"/>
-      <w:r>
-        <w:t>Απόρριψη χαρακτηριστικών με υψηλή συσχέτιση</w:t>
-      </w:r>
-      <w:bookmarkEnd w:id="61"/>
-    </w:p>
-    <w:p>
-      <w:pPr>
-        <w:rPr>
-          <w:lang w:val="el-GR"/>
-        </w:rPr>
-      </w:pPr>
-      <w:r>
-        <w:rPr>
-          <w:lang w:val="el-GR"/>
-        </w:rPr>
-        <w:t xml:space="preserve">Μερικά χαρακτηριστικά περιμένουμε να έχουν υψηλή συσχέτιση, όπως π.χ. το αποτέλεσμα της εξόρυξης των αλγορίθμων </w:t>
-      </w:r>
-      <w:r>
-        <w:t>Y</w:t>
-      </w:r>
-      <w:r>
-        <w:t>in</w:t>
-      </w:r>
-      <w:r>
-        <w:rPr>
-          <w:lang w:val="el-GR"/>
-        </w:rPr>
-        <w:t xml:space="preserve"> </w:t>
-      </w:r>
-      <w:r>
-        <w:rPr>
-          <w:lang w:val="el-GR"/>
-        </w:rPr>
-        <w:t xml:space="preserve">και </w:t>
-      </w:r>
-      <w:r>
-        <w:t>M</w:t>
-      </w:r>
-      <w:r>
-        <w:t>elodia</w:t>
-      </w:r>
-      <w:r>
-        <w:rPr>
-          <w:lang w:val="el-GR"/>
-        </w:rPr>
-        <w:t xml:space="preserve">, </w:t>
-      </w:r>
-      <w:r>
-        <w:rPr>
-          <w:lang w:val="el-GR"/>
-        </w:rPr>
-        <w:t xml:space="preserve">που είναι και οι 2 σχετικοί με τον τόνο του κομματιού. Για την πιο γρήγορη και αποτελεσματική εκπαίδευση του μοντέλου κατάταξης μουσικών ειδών, βρίσκω τα χαρακτηριστικά με αρκετά </w:t>
-      </w:r>
-      <w:r>
-        <w:rPr>
-          <w:lang w:val="el-GR"/>
-        </w:rPr>
-        <w:t xml:space="preserve">μεγάλη </w:t>
-      </w:r>
-      <w:r>
-        <w:rPr>
-          <w:lang w:val="el-GR"/>
-        </w:rPr>
-        <w:t>συσχέτιση (</w:t>
-      </w:r>
-      <w:r>
-        <w:rPr>
-          <w:lang w:val="el-GR"/>
-        </w:rPr>
-        <w:t>(|συσχέτιση|</w:t>
-      </w:r>
-      <w:r>
-        <w:rPr>
-          <w:rFonts w:cstheme="minorHAnsi"/>
-          <w:lang w:val="el-GR"/>
-        </w:rPr>
-        <w:t>≥</w:t>
-      </w:r>
-      <w:r>
-        <w:rPr>
-          <w:lang w:val="el-GR"/>
-        </w:rPr>
-        <w:t xml:space="preserve"> 0.75)</w:t>
-      </w:r>
-      <w:r>
-        <w:rPr>
-          <w:lang w:val="el-GR"/>
-        </w:rPr>
-        <w:t xml:space="preserve"> και επιλέγω να κρατήσω μόνο το ένα χαρακτηριστικό από το ζεύγος με την </w:t>
-      </w:r>
-      <w:r>
-        <w:rPr>
-          <w:lang w:val="el-GR"/>
-        </w:rPr>
-        <w:t>υψηλή συσχέτιση</w:t>
-      </w:r>
-      <w:r>
-        <w:rPr>
-          <w:lang w:val="el-GR"/>
-        </w:rPr>
-        <w:t xml:space="preserve">. Αυτό πραγματοποιείται στο </w:t>
-      </w:r>
-      <w:r>
-        <w:t>data</w:t>
-      </w:r>
-      <w:r>
-        <w:rPr>
-          <w:lang w:val="el-GR"/>
-        </w:rPr>
-        <w:t>_</w:t>
-      </w:r>
-      <w:r>
-        <w:t>correlation</w:t>
-      </w:r>
-      <w:r>
-        <w:rPr>
-          <w:lang w:val="el-GR"/>
-        </w:rPr>
-        <w:t>.</w:t>
-      </w:r>
-      <w:r>
-        <w:t>py</w:t>
-      </w:r>
-      <w:r>
-        <w:rPr>
-          <w:lang w:val="el-GR"/>
-        </w:rPr>
-        <w:t>.</w:t>
-      </w:r>
-      <w:r>
-        <w:rPr>
-          <w:lang w:val="el-GR"/>
-        </w:rPr>
-        <w:t xml:space="preserve"> </w:t>
-      </w:r>
-      <w:r>
-        <w:rPr>
-          <w:lang w:val="el-GR"/>
-        </w:rPr>
-        <w:t>Παρακάτω φαίνονται τα αποτελέσματα.</w:t>
-      </w:r>
     </w:p>
     <w:p>
       <w:pPr>
         <w:pStyle w:val="Heading1"/>
       </w:pPr>
-      <w:bookmarkStart w:id="62" w:name="_Toc208484192"/>
-      <w:r>
-        <w:t>Εκπαίδευση Μοντέλου Μηχανικής Μάθησης</w:t>
-      </w:r>
-      <w:bookmarkEnd w:id="62"/>
+      <w:bookmarkStart w:id="63" w:name="_Toc208484194"/>
+      <w:r>
+        <w:t>Εν Κατακλείδι</w:t>
+      </w:r>
+      <w:bookmarkEnd w:id="63"/>
+    </w:p>
+    <w:p>
+      <w:pPr>
+        <w:rPr>
+          <w:lang w:val="en-GB"/>
+        </w:rPr>
+      </w:pPr>
+    </w:p>
+    <w:p>
+      <w:pPr>
+        <w:rPr>
+          <w:lang w:val="en-GB"/>
+        </w:rPr>
+      </w:pPr>
     </w:p>
     <w:p>
       <w:pPr>
         <w:pStyle w:val="Heading1"/>
       </w:pPr>
-      <w:bookmarkStart w:id="63" w:name="_Toc208484193"/>
-      <w:r>
-        <w:t>Αξιολόγιση Μοντέλου και Διαμόρφωση</w:t>
-      </w:r>
-      <w:bookmarkEnd w:id="63"/>
-      <w:r>
-        <w:t xml:space="preserve"> </w:t>
-      </w:r>
-    </w:p>
-    <w:p>
-      <w:pPr>
-        <w:pStyle w:val="Heading1"/>
-      </w:pPr>
-      <w:bookmarkStart w:id="64" w:name="_Toc208484194"/>
-      <w:r>
-        <w:t>Εν Κατακλείδι</w:t>
+      <w:bookmarkStart w:id="64" w:name="_Toc208484195"/>
+      <w:r>
+        <w:t>Πηγές</w:t>
       </w:r>
       <w:bookmarkEnd w:id="64"/>
-    </w:p>
-    <w:p>
-      <w:pPr>
-        <w:rPr>
-          <w:lang w:val="en-GB"/>
-        </w:rPr>
-      </w:pPr>
-    </w:p>
-    <w:p>
-      <w:pPr>
-        <w:rPr>
-          <w:lang w:val="en-GB"/>
-        </w:rPr>
-      </w:pPr>
-    </w:p>
-    <w:p>
-      <w:pPr>
-        <w:pStyle w:val="Heading1"/>
-      </w:pPr>
-      <w:bookmarkStart w:id="65" w:name="_Toc208484195"/>
-      <w:r>
-        <w:t>Πηγές</w:t>
-      </w:r>
-      <w:bookmarkEnd w:id="65"/>
     </w:p>
     <w:p>
       <w:r>
@@ -8892,10 +9807,10 @@
           </w:rPr>
           <w:t>Panda, R., Malheiro, R., &amp; Paiva, R. P. (2020). Audio features for music emotion recognition: a survey. IEEE Transactions on Affective Computing, 14(1), 68-88. 10.1109/TAFFC.2020.3032373</w:t>
         </w:r>
-        <w:bookmarkStart w:id="66" w:name="_Toc201023841"/>
-        <w:bookmarkStart w:id="67" w:name="_Toc208478029"/>
+        <w:bookmarkStart w:id="65" w:name="_Toc201023841"/>
+        <w:bookmarkStart w:id="66" w:name="_Toc208478029"/>
+        <w:bookmarkEnd w:id="65"/>
         <w:bookmarkEnd w:id="66"/>
-        <w:bookmarkEnd w:id="67"/>
       </w:hyperlink>
     </w:p>
     <w:p>
@@ -8912,35 +9827,7 @@
           <w:rPr>
             <w:rStyle w:val="Hyperlink"/>
           </w:rPr>
-          <w:t xml:space="preserve">G. </w:t>
-        </w:r>
-        <w:proofErr w:type="spellStart"/>
-        <w:r>
-          <w:rPr>
-            <w:rStyle w:val="Hyperlink"/>
-          </w:rPr>
-          <w:t>Tzanetakis</w:t>
-        </w:r>
-        <w:proofErr w:type="spellEnd"/>
-        <w:r>
-          <w:rPr>
-            <w:rStyle w:val="Hyperlink"/>
-          </w:rPr>
-          <w:t xml:space="preserve"> and P. Cook, (2002) "Musical genre classification of audio signals," in IEEE Transactions on Speech and Audio Processing, vol. 10, no. 5, pp. 293-302, July 2002, </w:t>
-        </w:r>
-        <w:proofErr w:type="spellStart"/>
-        <w:r>
-          <w:rPr>
-            <w:rStyle w:val="Hyperlink"/>
-          </w:rPr>
-          <w:t>doi</w:t>
-        </w:r>
-        <w:proofErr w:type="spellEnd"/>
-        <w:r>
-          <w:rPr>
-            <w:rStyle w:val="Hyperlink"/>
-          </w:rPr>
-          <w:t>: 10.1109/TSA.2002.800560.</w:t>
+          <w:t>G. Tzanetakis and P. Cook, (2002) "Musical genre classification of audio signals," in IEEE Transactions on Speech and Audio Processing, vol. 10, no. 5, pp. 293-302, July 2002, doi: 10.1109/TSA.2002.800560.</w:t>
         </w:r>
       </w:hyperlink>
     </w:p>
@@ -8951,10 +9838,10 @@
           <w:lang w:val="en-GB"/>
         </w:rPr>
       </w:pPr>
-      <w:bookmarkStart w:id="68" w:name="_Toc201023842"/>
-      <w:bookmarkStart w:id="69" w:name="_Toc208478030"/>
+      <w:bookmarkStart w:id="67" w:name="_Toc201023842"/>
+      <w:bookmarkStart w:id="68" w:name="_Toc208478030"/>
+      <w:bookmarkEnd w:id="67"/>
       <w:bookmarkEnd w:id="68"/>
-      <w:bookmarkEnd w:id="69"/>
     </w:p>
     <w:p>
       <w:pPr>
@@ -10437,7 +11324,7 @@
   <w:style w:type="paragraph" w:default="1" w:styleId="Normal">
     <w:name w:val="Normal"/>
     <w:qFormat/>
-    <w:rsid w:val="0023067C"/>
+    <w:rsid w:val="00C634C4"/>
   </w:style>
   <w:style w:type="paragraph" w:styleId="Heading1">
     <w:name w:val="heading 1"/>

--- a/report.docx
+++ b/report.docx
@@ -5308,9 +5308,11 @@
         </w:rPr>
         <w:t>δοσμένου του αρχείου .</w:t>
       </w:r>
+      <w:proofErr w:type="spellStart"/>
       <w:r>
         <w:t>mp</w:t>
       </w:r>
+      <w:proofErr w:type="spellEnd"/>
       <w:r>
         <w:rPr>
           <w:lang w:val="el-GR"/>
@@ -5794,20 +5796,34 @@
           <w:b/>
           <w:bCs/>
         </w:rPr>
-        <w:t>essentia</w:t>
-      </w:r>
-      <w:r>
-        <w:rPr>
-          <w:lang w:val="el-GR"/>
-        </w:rPr>
-        <w:t xml:space="preserve"> και η </w:t>
+        <w:t>E</w:t>
       </w:r>
       <w:r>
         <w:rPr>
           <w:b/>
           <w:bCs/>
         </w:rPr>
-        <w:t>librosa</w:t>
+        <w:t>ssentia</w:t>
+      </w:r>
+      <w:r>
+        <w:rPr>
+          <w:lang w:val="el-GR"/>
+        </w:rPr>
+        <w:t xml:space="preserve"> και η </w:t>
+      </w:r>
+      <w:r>
+        <w:rPr>
+          <w:b/>
+          <w:bCs/>
+        </w:rPr>
+        <w:t>L</w:t>
+      </w:r>
+      <w:r>
+        <w:rPr>
+          <w:b/>
+          <w:bCs/>
+        </w:rPr>
+        <w:t>ibrosa</w:t>
       </w:r>
       <w:r>
         <w:rPr>
@@ -6567,15 +6583,16 @@
           <w:bCs/>
           <w:u w:val="single"/>
         </w:rPr>
-        <w:t xml:space="preserve">Melodia </w:t>
+        <w:t>Melodia</w:t>
       </w:r>
       <w:r>
         <w:rPr>
           <w:b/>
           <w:bCs/>
           <w:u w:val="single"/>
-        </w:rPr>
-        <w:t>A</w:t>
+          <w:lang w:val="el-GR"/>
+        </w:rPr>
+        <w:t xml:space="preserve"> </w:t>
       </w:r>
       <w:r>
         <w:rPr>
@@ -6583,53 +6600,61 @@
           <w:bCs/>
           <w:u w:val="single"/>
         </w:rPr>
-        <w:t>lgorithm</w:t>
-      </w:r>
-    </w:p>
-    <w:p>
-      <w:pPr>
-        <w:rPr>
-          <w:lang w:val="el-GR"/>
-        </w:rPr>
-      </w:pPr>
-      <w:r>
-        <w:rPr>
-          <w:lang w:val="el-GR"/>
-        </w:rPr>
-        <w:t>Αυτός ο αλγόριθμος εκτιμά τη θεμελιώδη συχνότητα της κυρίαρχης μελωδίας από πολυφωνικά μουσικά σήματα χρησιμοποιώντας τον αλγόριθμο MELODIA. Είναι ειδικά κατάλληλος για μουσική με κυρίαρχο μελωδικό στοιχείο, για παράδειγμα τη μελωδία της τραγουδίστριας φωνής σε μια συνοδευόμενη ηχογράφηση τραγουδιού.</w:t>
-      </w:r>
-    </w:p>
-    <w:p>
-      <w:pPr>
-        <w:pStyle w:val="Heading3"/>
-      </w:pPr>
-      <w:r>
-        <w:rPr>
-          <w:lang w:val="el-GR"/>
-        </w:rPr>
-        <w:t>Εύρος Τόνου</w:t>
-      </w:r>
-    </w:p>
-    <w:p>
-      <w:r>
-        <w:t>TODO</w:t>
-      </w:r>
-    </w:p>
-    <w:p/>
-    <w:p>
-      <w:pPr>
+        <w:t>A</w:t>
+      </w:r>
+      <w:r>
         <w:rPr>
           <w:b/>
           <w:bCs/>
           <w:u w:val="single"/>
-          <w:lang w:val="el-GR"/>
-        </w:rPr>
-      </w:pPr>
-      <w:r>
+        </w:rPr>
+        <w:t>lgorithm</w:t>
+      </w:r>
+    </w:p>
+    <w:p>
+      <w:pPr>
+        <w:rPr>
+          <w:lang w:val="el-GR"/>
+        </w:rPr>
+      </w:pPr>
+      <w:r>
+        <w:rPr>
+          <w:lang w:val="el-GR"/>
+        </w:rPr>
+        <w:t>Αυτός ο αλγόριθμος εκτιμά τη θεμελιώδη συχνότητα της κυρίαρχης μελωδίας από πολυφωνικά μουσικά σήματα χρησιμοποιώντας τον αλγόριθμο MELODIA. Είναι ειδικά κατάλληλος για μουσική με κυρίαρχο μελωδικό στοιχείο, για παράδειγμα τη μελωδία της τραγουδίστριας φωνής σε μια συνοδευόμενη ηχογράφηση τραγουδιού.</w:t>
+      </w:r>
+    </w:p>
+    <w:p>
+      <w:pPr>
+        <w:pStyle w:val="Heading3"/>
+      </w:pPr>
+      <w:r>
+        <w:rPr>
+          <w:lang w:val="el-GR"/>
+        </w:rPr>
+        <w:t>Εύρος Τόνου</w:t>
+      </w:r>
+    </w:p>
+    <w:p>
+      <w:r>
+        <w:t>TODO</w:t>
+      </w:r>
+    </w:p>
+    <w:p/>
+    <w:p>
+      <w:pPr>
         <w:rPr>
           <w:b/>
           <w:bCs/>
           <w:u w:val="single"/>
+          <w:lang w:val="el-GR"/>
+        </w:rPr>
+      </w:pPr>
+      <w:r>
+        <w:rPr>
+          <w:b/>
+          <w:bCs/>
+          <w:u w:val="single"/>
         </w:rPr>
         <w:t>Melodia algorithm</w:t>
       </w:r>
@@ -6702,19 +6727,7 @@
         <w:rPr>
           <w:lang w:val="el-GR"/>
         </w:rPr>
-        <w:t xml:space="preserve"> επιτρέπει τόσο ένα μήνυμα μαζικής κουρδίσματος, που δίνει ένα κούρδισμα για καθεμία από τις 128 νότες, όσο και ένα μήνυμα συντονισμού για μεμονωμένες νότες καθώς αναπαράγονται.</w:t>
-      </w:r>
-      <w:r>
-        <w:rPr>
-          <w:lang w:val="el-GR"/>
-        </w:rPr>
-        <w:t xml:space="preserve"> </w:t>
-      </w:r>
-      <w:r>
-        <w:rPr>
-          <w:lang w:val="el-GR"/>
-        </w:rPr>
-        <w:t>Αν f είναι μια συχνότητα σε hertz, τότε ο αντίστοιχος αριθμός νότας MIDI NMIDI δίνεται από τον τύπο</w:t>
+        <w:t xml:space="preserve"> επιτρέπει τόσο ένα μήνυμα μαζικής κουρδίσματος, που δίνει ένα κούρδισμα για καθεμία από τις 128 νότες, όσο και ένα μήνυμα συντονισμού για μεμονωμένες νότες καθώς αναπαράγονται. Αν f είναι μια συχνότητα σε hertz, τότε ο αντίστοιχος αριθμός νότας MIDI NMIDI δίνεται από τον τύπο</w:t>
       </w:r>
       <w:r>
         <w:rPr>
@@ -7011,7 +7024,10 @@
         <w:rPr>
           <w:lang w:val="el-GR"/>
         </w:rPr>
-        <w:t>Το χαρακτηριστικό της δυσαρμονικότητας βασίζεται στον αριθμό των μερικών συχνοτήτων που δεν είναι πολλαπλάσια της θεμελιώδους συχνότητας. Η δυσαρμονικότητα επηρεάζει την αντίληψη της χροιάς ενός δεδομένου ήχου.</w:t>
+        <w:t xml:space="preserve">Το χαρακτηριστικό της δυσαρμονικότητας βασίζεται στον αριθμό των μερικών συχνοτήτων που δεν είναι πολλαπλάσια της θεμελιώδους συχνότητας. Η δυσαρμονικότητα επηρεάζει την αντίληψη της χροιάς ενός δεδομένου ήχου. </w:t>
+      </w:r>
+      <w:r>
+        <w:t>H</w:t>
       </w:r>
       <w:r>
         <w:rPr>
@@ -7020,7 +7036,10 @@
         <w:t xml:space="preserve"> </w:t>
       </w:r>
       <w:r>
-        <w:t>H</w:t>
+        <w:t>E</w:t>
+      </w:r>
+      <w:r>
+        <w:t>ssentia</w:t>
       </w:r>
       <w:r>
         <w:rPr>
@@ -7029,82 +7048,198 @@
         <w:t xml:space="preserve"> </w:t>
       </w:r>
       <w:r>
-        <w:t>E</w:t>
-      </w:r>
-      <w:r>
-        <w:t>ssentia</w:t>
-      </w:r>
-      <w:r>
-        <w:rPr>
-          <w:lang w:val="el-GR"/>
+        <w:rPr>
+          <w:lang w:val="el-GR"/>
+        </w:rPr>
+        <w:t>υπολογίζει την δυσαρμονικότητα ενός σήματος δεδομένων των φασματικών κορυφών του.</w:t>
+      </w:r>
+    </w:p>
+    <w:p>
+      <w:pPr>
+        <w:pStyle w:val="Heading3"/>
+      </w:pPr>
+      <w:r>
+        <w:t xml:space="preserve">Chromagram </w:t>
+      </w:r>
+      <w:r>
+        <w:rPr>
+          <w:lang w:val="el-GR"/>
+        </w:rPr>
+        <w:t>ή</w:t>
+      </w:r>
+      <w:r>
+        <w:rPr>
+          <w:lang w:val="en-GB"/>
         </w:rPr>
         <w:t xml:space="preserve"> </w:t>
       </w:r>
       <w:r>
-        <w:rPr>
-          <w:lang w:val="el-GR"/>
-        </w:rPr>
-        <w:t>υπολογίζει την δυσαρμονικότητα ενός σήματος δεδομένων των φασματικών κορυφών του.</w:t>
+        <w:t>Harmonic pitch class profiles (HPCP)</w:t>
+      </w:r>
+    </w:p>
+    <w:p>
+      <w:pPr>
+        <w:rPr>
+          <w:lang w:val="el-GR"/>
+        </w:rPr>
+      </w:pPr>
+      <w:r>
+        <w:rPr>
+          <w:lang w:val="el-GR"/>
+        </w:rPr>
+        <w:t>Το χρωμ</w:t>
+      </w:r>
+      <w:r>
+        <w:rPr>
+          <w:lang w:val="el-GR"/>
+        </w:rPr>
+        <w:t>ατο</w:t>
+      </w:r>
+      <w:r>
+        <w:rPr>
+          <w:lang w:val="el-GR"/>
+        </w:rPr>
+        <w:t>γρ</w:t>
+      </w:r>
+      <w:r>
+        <w:rPr>
+          <w:lang w:val="el-GR"/>
+        </w:rPr>
+        <w:t>άφη</w:t>
+      </w:r>
+      <w:r>
+        <w:rPr>
+          <w:lang w:val="el-GR"/>
+        </w:rPr>
+        <w:t>μμα χρησιμοποιείται για την εκτίμηση της κατανομής ενέργειας</w:t>
+      </w:r>
+      <w:r>
+        <w:rPr>
+          <w:lang w:val="el-GR"/>
+        </w:rPr>
+        <w:t xml:space="preserve"> </w:t>
+      </w:r>
+      <w:r>
+        <w:rPr>
+          <w:lang w:val="el-GR"/>
+        </w:rPr>
+        <w:t>κατά μήκος των κατηγοριών ύψους. Αποτελείται από ένα διάνυσμα 12 διαστάσεων, ένα</w:t>
+      </w:r>
+      <w:r>
+        <w:rPr>
+          <w:lang w:val="el-GR"/>
+        </w:rPr>
+        <w:t xml:space="preserve"> </w:t>
+      </w:r>
+      <w:r>
+        <w:rPr>
+          <w:lang w:val="el-GR"/>
+        </w:rPr>
+        <w:t>για κάθε νότα, από Λα έως Σολ# (12 κατηγορίες ύψους ημιτονίου), με</w:t>
+      </w:r>
+      <w:r>
+        <w:rPr>
+          <w:lang w:val="el-GR"/>
+        </w:rPr>
+        <w:t xml:space="preserve"> </w:t>
+      </w:r>
+      <w:r>
+        <w:rPr>
+          <w:lang w:val="el-GR"/>
+        </w:rPr>
+        <w:t>τις αντίστοιχες εντάσεις σε κάθε μία από αυτές τις κατηγορίες να βασίζονται</w:t>
+      </w:r>
+      <w:r>
+        <w:rPr>
+          <w:lang w:val="el-GR"/>
+        </w:rPr>
+        <w:t xml:space="preserve"> </w:t>
+      </w:r>
+      <w:r>
+        <w:rPr>
+          <w:lang w:val="el-GR"/>
+        </w:rPr>
+        <w:t>στις φασματικές κορυφές της κυματομορφής.</w:t>
+      </w:r>
+      <w:r>
+        <w:rPr>
+          <w:lang w:val="el-GR"/>
+        </w:rPr>
+        <w:t xml:space="preserve"> </w:t>
+      </w:r>
+      <w:r>
+        <w:rPr>
+          <w:lang w:val="el-GR"/>
+        </w:rPr>
+        <w:t>Μία κύρια ιδιότητα των χαρακτηριστικών χρωμα είναι ότι αποτυπώνουν τα αρμονικά και μελωδικά χαρακτηριστικά της μουσικής, ενώ είναι ανθεκτικά στις αλλαγές στην ηχόχρωμα και την ενορχήστρωση.</w:t>
+      </w:r>
+      <w:r>
+        <w:rPr>
+          <w:lang w:val="el-GR"/>
+        </w:rPr>
+        <w:t xml:space="preserve"> Η εξαγωγή αυτού του χαρακτηριστικού γίνεται στην </w:t>
+      </w:r>
+      <w:r>
+        <w:t>Essentia</w:t>
+      </w:r>
+      <w:r>
+        <w:rPr>
+          <w:lang w:val="el-GR"/>
+        </w:rPr>
+        <w:t xml:space="preserve"> </w:t>
+      </w:r>
+      <w:r>
+        <w:rPr>
+          <w:lang w:val="el-GR"/>
+        </w:rPr>
+        <w:t xml:space="preserve">με την μέθοδο </w:t>
+      </w:r>
+      <w:r>
+        <w:rPr>
+          <w:lang w:val="el-GR"/>
+        </w:rPr>
+        <w:t>Chromagram.</w:t>
       </w:r>
     </w:p>
     <w:p>
       <w:pPr>
         <w:pStyle w:val="Heading3"/>
-      </w:pPr>
-      <w:r>
-        <w:t xml:space="preserve">Chromagram </w:t>
-      </w:r>
-      <w:r>
-        <w:rPr>
-          <w:lang w:val="el-GR"/>
-        </w:rPr>
-        <w:t>ή</w:t>
-      </w:r>
-      <w:r>
-        <w:rPr>
-          <w:lang w:val="en-GB"/>
+        <w:rPr>
+          <w:lang w:val="el-GR"/>
+        </w:rPr>
+      </w:pPr>
+      <w:bookmarkStart w:id="30" w:name="_Toc208484160"/>
+      <w:r>
+        <w:rPr>
+          <w:lang w:val="el-GR"/>
+        </w:rPr>
+        <w:t>Σειρά Συγχορδιών</w:t>
+      </w:r>
+      <w:bookmarkEnd w:id="30"/>
+    </w:p>
+    <w:p>
+      <w:pPr>
+        <w:rPr>
+          <w:lang w:val="el-GR"/>
+        </w:rPr>
+      </w:pPr>
+      <w:r>
+        <w:rPr>
+          <w:lang w:val="el-GR"/>
+        </w:rPr>
+        <w:t>Η εξαγωγή συγχορδιών από ένα ηχητικό σήμα είναι μια σύνθετη εργασία, για την οποία οι ερευνητές δεν έχουν ακόμη προτείνει ισχυρές λύσεις. Οι υπάρχουσες μέθοδοι για την εκτίμηση αυτού του γεγονότος είναι ακόμη πειραματικές, βασισμένες σε προφίλ κλάσεων ύψους. Η Essentia εφαρμόζει έναν αλγόριθμο βασισμένο σε αυτήν την έρευνα, ικανό να υπολογίσει την ακολουθία των συγχορδιών σε ένα τραγούδι. Ένας τέτοιος αλγόριθμος υπολογίζει την τριάδα μείζονος ή ελάσσονος που ταιριάζει καλύτερα και εξάγει το αποτέλεσμα ως συμβολοσειρά (π.χ.,</w:t>
+      </w:r>
+      <w:r>
+        <w:rPr>
+          <w:lang w:val="el-GR"/>
         </w:rPr>
         <w:t xml:space="preserve"> </w:t>
       </w:r>
       <w:r>
-        <w:t>Harmonic pitch class profiles (HPCP)</w:t>
-      </w:r>
-    </w:p>
-    <w:p>
-      <w:pPr>
-        <w:rPr>
-          <w:lang w:val="en-GB"/>
-        </w:rPr>
-      </w:pPr>
-      <w:r>
-        <w:rPr>
-          <w:lang w:val="el-GR"/>
-        </w:rPr>
-        <w:t>Το χρωμ</w:t>
-      </w:r>
-      <w:r>
-        <w:rPr>
-          <w:lang w:val="el-GR"/>
-        </w:rPr>
-        <w:t>ατο</w:t>
-      </w:r>
-      <w:r>
-        <w:rPr>
-          <w:lang w:val="el-GR"/>
-        </w:rPr>
-        <w:t>γρ</w:t>
-      </w:r>
-      <w:r>
-        <w:rPr>
-          <w:lang w:val="el-GR"/>
-        </w:rPr>
-        <w:t>άφη</w:t>
-      </w:r>
-      <w:r>
-        <w:rPr>
-          <w:lang w:val="el-GR"/>
-        </w:rPr>
-        <w:t>μμα χρησιμοποιείται για την εκτίμηση της κατανομής ενέργειας</w:t>
+        <w:rPr>
+          <w:lang w:val="el-GR"/>
+        </w:rPr>
+        <w:t>A#, Bm, G#m, C). Η υπάρχουσα υλοποίηση έχει επισημανθεί ως</w:t>
       </w:r>
       <w:r>
         <w:rPr>
@@ -7116,7 +7251,42 @@
         <w:rPr>
           <w:lang w:val="el-GR"/>
         </w:rPr>
-        <w:t>κατά μήκος των κατηγοριών ύψους. Αποτελείται από ένα διάνυσμα 12 διαστάσεων, ένα</w:t>
+        <w:t>πειραματική και απαιτεί περαιτέρω εργασία πριν να είναι χρησιμοποιήσιμη.</w:t>
+      </w:r>
+    </w:p>
+    <w:p>
+      <w:pPr>
+        <w:pStyle w:val="Heading3"/>
+        <w:rPr>
+          <w:lang w:val="el-GR"/>
+        </w:rPr>
+      </w:pPr>
+      <w:bookmarkStart w:id="31" w:name="_Toc208484159"/>
+      <w:r>
+        <w:rPr>
+          <w:lang w:val="el-GR"/>
+        </w:rPr>
+        <w:t>Ισχύς Κλειδ</w:t>
+      </w:r>
+      <w:bookmarkEnd w:id="31"/>
+      <w:r>
+        <w:rPr>
+          <w:lang w:val="el-GR"/>
+        </w:rPr>
+        <w:t>ιού</w:t>
+      </w:r>
+    </w:p>
+    <w:p>
+      <w:pPr>
+        <w:rPr>
+          <w:lang w:val="el-GR"/>
+        </w:rPr>
+      </w:pPr>
+      <w:r>
+        <w:rPr>
+          <w:lang w:val="el-GR"/>
+        </w:rPr>
+        <w:t>Η ισχύς του κλειδιού συνίσταται στον</w:t>
       </w:r>
       <w:r>
         <w:rPr>
@@ -7128,7 +7298,7 @@
         <w:rPr>
           <w:lang w:val="el-GR"/>
         </w:rPr>
-        <w:t>για κάθε νότα, από Λα έως Σολ# (12 κατηγορίες ύψους ημιτονίου), με</w:t>
+        <w:t>υπολογισμό της ισχύος κάθε πιθανού υποψηφίου κλειδιού</w:t>
       </w:r>
       <w:r>
         <w:rPr>
@@ -7140,7 +7310,7 @@
         <w:rPr>
           <w:lang w:val="el-GR"/>
         </w:rPr>
-        <w:t>τις αντίστοιχες εντάσεις σε κάθε μία από αυτές τις κατηγορίες να βασίζονται</w:t>
+        <w:t>για να είναι η τιμή του κλειδιού ενός δεδομένου τραγουδιού (π.χ., εξαγωγή βαθμολογιών</w:t>
       </w:r>
       <w:r>
         <w:rPr>
@@ -7152,7 +7322,7 @@
         <w:rPr>
           <w:lang w:val="el-GR"/>
         </w:rPr>
-        <w:t>στις φασματικές κορυφές της κυματομορφής.</w:t>
+        <w:t>μεταξύ 0 και 1 ή -1 έως 1). Ο αλγόριθμος βασίζεται στη</w:t>
       </w:r>
       <w:r>
         <w:rPr>
@@ -7164,7 +7334,7 @@
         <w:rPr>
           <w:lang w:val="el-GR"/>
         </w:rPr>
-        <w:t>Μία κύρια ιδιότητα των χαρακτηριστικών χρωμα είναι ότι αποτυπώνουν τα αρμονικά και μελωδικά χαρακτηριστικά της μουσικής, ενώ είναι ανθεκτικά στις αλλαγές στην ηχόχρωμα και την ενορχήστρωση.</w:t>
+        <w:t>διασταυρούμενη συσχέτιση του χρωματογραφήματος.</w:t>
       </w:r>
       <w:r>
         <w:rPr>
@@ -7188,10 +7358,7 @@
         <w:t xml:space="preserve">με την μέθοδο </w:t>
       </w:r>
       <w:r>
-        <w:rPr>
-          <w:lang w:val="el-GR"/>
-        </w:rPr>
-        <w:t>Chromagram</w:t>
+        <w:t>Key</w:t>
       </w:r>
       <w:r>
         <w:rPr>
@@ -7202,31 +7369,57 @@
     </w:p>
     <w:p>
       <w:pPr>
+        <w:rPr>
+          <w:lang w:val="el-GR"/>
+        </w:rPr>
+      </w:pPr>
+    </w:p>
+    <w:p>
+      <w:pPr>
         <w:pStyle w:val="Heading3"/>
-        <w:rPr>
-          <w:lang w:val="el-GR"/>
-        </w:rPr>
-      </w:pPr>
-      <w:bookmarkStart w:id="30" w:name="_Toc208484160"/>
-      <w:r>
-        <w:rPr>
-          <w:lang w:val="el-GR"/>
-        </w:rPr>
-        <w:t>Σειρά Συγχορδιών</w:t>
-      </w:r>
-      <w:bookmarkEnd w:id="30"/>
-    </w:p>
-    <w:p>
-      <w:pPr>
-        <w:rPr>
-          <w:lang w:val="el-GR"/>
-        </w:rPr>
-      </w:pPr>
-      <w:r>
-        <w:rPr>
-          <w:lang w:val="el-GR"/>
-        </w:rPr>
-        <w:t>Η εξαγωγή συγχορδιών από ένα ηχητικό σήμα είναι μια σύνθετη εργασία, για την οποία οι ερευνητές δεν έχουν ακόμη προτείνει ισχυρές λύσεις. Οι υπάρχουσες μέθοδοι για την εκτίμηση αυτού του γεγονότος είναι ακόμη πειραματικές, βασισμένες σε προφίλ κλάσεων ύψους. Η Essentia εφαρμόζει έναν αλγόριθμο βασισμένο σε αυτήν την έρευνα, ικανό να υπολογίσει την ακολουθία των συγχορδιών σε ένα τραγούδι. Ένας τέτοιος αλγόριθμος υπολογίζει την τριάδα μείζονος ή ελάσσονος που ταιριάζει καλύτερα και εξάγει το αποτέλεσμα ως συμβολοσειρά (π.χ.,</w:t>
+      </w:pPr>
+      <w:bookmarkStart w:id="32" w:name="_Toc208484161"/>
+      <w:r>
+        <w:t>Spectral Peaks</w:t>
+      </w:r>
+      <w:bookmarkEnd w:id="32"/>
+    </w:p>
+    <w:p>
+      <w:r>
+        <w:t>TODO</w:t>
+      </w:r>
+    </w:p>
+    <w:p>
+      <w:pPr>
+        <w:pStyle w:val="Heading3"/>
+      </w:pPr>
+      <w:r>
+        <w:t>Roughness (Sensory Dissonance)</w:t>
+      </w:r>
+    </w:p>
+    <w:p>
+      <w:pPr>
+        <w:rPr>
+          <w:lang w:val="el-GR"/>
+        </w:rPr>
+      </w:pPr>
+      <w:r>
+        <w:rPr>
+          <w:lang w:val="el-GR"/>
+        </w:rPr>
+        <w:t xml:space="preserve">Η τραχύτητα </w:t>
+      </w:r>
+      <w:r>
+        <w:rPr>
+          <w:lang w:val="el-GR"/>
+        </w:rPr>
+        <w:t xml:space="preserve">ή δυσαρμονία </w:t>
+      </w:r>
+      <w:r>
+        <w:rPr>
+          <w:lang w:val="el-GR"/>
+        </w:rPr>
+        <w:t>σχετίζεται με το φαινόμενο του χτυπήματος που συμβαίνει κάθε φορά που ένα ζεύγος ημιτονοειδών βρίσκεται σε κοντινή συχνότητα. Αυτό το χαρακτηριστικό υλοποιείται στο</w:t>
       </w:r>
       <w:r>
         <w:rPr>
@@ -7235,10 +7428,22 @@
         <w:t xml:space="preserve"> </w:t>
       </w:r>
       <w:r>
-        <w:rPr>
-          <w:lang w:val="el-GR"/>
-        </w:rPr>
-        <w:t>A#, Bm, G#m, C). Η υπάρχουσα υλοποίηση έχει επισημανθεί ως</w:t>
+        <w:t>Essentia</w:t>
+      </w:r>
+      <w:r>
+        <w:rPr>
+          <w:lang w:val="el-GR"/>
+        </w:rPr>
+        <w:t xml:space="preserve"> χρησιμοποιώντας διαφορετικούς αλγόριθμους, τη μέθοδο του </w:t>
+      </w:r>
+      <w:r>
+        <w:t>Sethares</w:t>
+      </w:r>
+      <w:r>
+        <w:rPr>
+          <w:lang w:val="el-GR"/>
+        </w:rPr>
+        <w:t>, η οποία εκτιμά τη συνολική τραχύτητα υπολογίζοντας τον μέσο όρο όλων των εκτιμήσεων δυσαρμονίας σε όλα τα πιθανά ζεύγη κορυφών του φάσματος.</w:t>
       </w:r>
       <w:r>
         <w:rPr>
@@ -7246,58 +7451,114 @@
         </w:rPr>
         <w:t xml:space="preserve"> </w:t>
       </w:r>
-      <w:r>
-        <w:rPr>
-          <w:lang w:val="el-GR"/>
-        </w:rPr>
-        <w:t>πειραματική και απαιτεί περαιτέρω εργασία πριν να είναι χρησιμοποιήσιμη.</w:t>
+    </w:p>
+    <w:p>
+      <w:pPr>
+        <w:rPr>
+          <w:lang w:val="el-GR"/>
+        </w:rPr>
+      </w:pPr>
+    </w:p>
+    <w:p>
+      <w:pPr>
+        <w:rPr>
+          <w:lang w:val="el-GR"/>
+        </w:rPr>
+      </w:pPr>
+    </w:p>
+    <w:p>
+      <w:pPr>
+        <w:rPr>
+          <w:lang w:val="el-GR"/>
+        </w:rPr>
+      </w:pPr>
+    </w:p>
+    <w:p>
+      <w:pPr>
+        <w:pStyle w:val="Heading2"/>
+        <w:rPr>
+          <w:lang w:val="en-US"/>
+        </w:rPr>
+      </w:pPr>
+      <w:bookmarkStart w:id="33" w:name="_Toc208484163"/>
+      <w:r>
+        <w:t>Ρυθμός</w:t>
+      </w:r>
+      <w:bookmarkEnd w:id="33"/>
+    </w:p>
+    <w:p>
+      <w:pPr>
+        <w:rPr>
+          <w:lang w:val="el-GR"/>
+        </w:rPr>
+      </w:pPr>
+      <w:r>
+        <w:rPr>
+          <w:lang w:val="el-GR"/>
+        </w:rPr>
+        <w:t xml:space="preserve">Ο ρυθμός αντιπροσωπεύει το στοιχείο του «χρόνου» στη μουσική, τα μοτίβα των </w:t>
+      </w:r>
+      <w:r>
+        <w:rPr>
+          <w:lang w:val="el-GR"/>
+        </w:rPr>
+        <w:t>εκτενών</w:t>
+      </w:r>
+      <w:r>
+        <w:rPr>
+          <w:lang w:val="el-GR"/>
+        </w:rPr>
+        <w:t xml:space="preserve"> και σύντομων ήχων και σιωπών που συναντώνται στη μουσική.</w:t>
+      </w:r>
+      <w:r>
+        <w:rPr>
+          <w:lang w:val="el-GR"/>
+        </w:rPr>
+        <w:t xml:space="preserve"> Η κανονικότητα του ρυθμού, η σχέση του κύριου ρυθμού με τους δευτερεύοντες ρυθμούς και η σχετική ισχύς των δευτερευόντων ρυθμών με τον κύριο ρυθμό είναι μερικά παραδείγματα χαρακτηριστικών</w:t>
+      </w:r>
+      <w:r>
+        <w:rPr>
+          <w:lang w:val="el-GR"/>
+        </w:rPr>
+        <w:t xml:space="preserve"> που μπορούμε να εξορύξουμε για ταξινόμιση μουσικού είδους.</w:t>
       </w:r>
     </w:p>
     <w:p>
       <w:pPr>
         <w:pStyle w:val="Heading3"/>
-        <w:rPr>
-          <w:lang w:val="el-GR"/>
-        </w:rPr>
-      </w:pPr>
-      <w:bookmarkStart w:id="31" w:name="_Toc208484159"/>
-      <w:r>
-        <w:rPr>
-          <w:lang w:val="el-GR"/>
-        </w:rPr>
-        <w:t>Ισχύς Κλειδ</w:t>
-      </w:r>
-      <w:bookmarkEnd w:id="31"/>
-      <w:r>
-        <w:rPr>
-          <w:lang w:val="el-GR"/>
-        </w:rPr>
-        <w:t>ιού</w:t>
-      </w:r>
-    </w:p>
-    <w:p>
-      <w:pPr>
-        <w:rPr>
-          <w:lang w:val="el-GR"/>
-        </w:rPr>
-      </w:pPr>
-      <w:r>
-        <w:rPr>
-          <w:lang w:val="el-GR"/>
-        </w:rPr>
-        <w:t>Η ισχύς του κλειδιού συνίσταται στον</w:t>
-      </w:r>
-      <w:r>
-        <w:rPr>
-          <w:lang w:val="el-GR"/>
-        </w:rPr>
+      </w:pPr>
+      <w:bookmarkStart w:id="34" w:name="_Toc208484164"/>
+      <w:r>
+        <w:t xml:space="preserve">Tempo - </w:t>
+      </w:r>
+      <w:r>
+        <w:t>BPM</w:t>
+      </w:r>
+      <w:bookmarkEnd w:id="34"/>
+      <w:r>
         <w:t xml:space="preserve"> </w:t>
       </w:r>
-      <w:r>
-        <w:rPr>
-          <w:lang w:val="el-GR"/>
-        </w:rPr>
-        <w:t>υπολογισμό της ισχύος κάθε πιθανού υποψηφίου κλειδιού</w:t>
+    </w:p>
+    <w:p>
+      <w:pPr>
+        <w:rPr>
+          <w:lang w:val="el-GR"/>
+        </w:rPr>
+      </w:pPr>
+      <w:r>
+        <w:rPr>
+          <w:lang w:val="el-GR"/>
+        </w:rPr>
+        <w:t>Έχουν προταθεί διάφοροι αλγόριθμοι για την εκτίμηση του τέμπο, δηλαδή της ταχύτητας ενός δεδομένου μουσικού κομματιού, που συνήθως υποδεικνύεται σε παλμούς ανά λεπτό (</w:t>
+      </w:r>
+      <w:r>
+        <w:t>BPM</w:t>
+      </w:r>
+      <w:r>
+        <w:rPr>
+          <w:lang w:val="el-GR"/>
+        </w:rPr>
+        <w:t>). Αυτή η λειτουργία</w:t>
       </w:r>
       <w:r>
         <w:rPr>
@@ -7309,7 +7570,7 @@
         <w:rPr>
           <w:lang w:val="el-GR"/>
         </w:rPr>
-        <w:t>για να είναι η τιμή του κλειδιού ενός δεδομένου τραγουδιού (π.χ., εξαγωγή βαθμολογιών</w:t>
+        <w:t>εκτιμάται συνήθως ανιχνεύοντας περιοδικότητες από την καμπύλη ανίχνευσης έναρξης.</w:t>
       </w:r>
       <w:r>
         <w:rPr>
@@ -7321,7 +7582,10 @@
         <w:rPr>
           <w:lang w:val="el-GR"/>
         </w:rPr>
-        <w:t>μεταξύ 0 και 1 ή -1 έως 1). Ο αλγόριθμος βασίζεται στη</w:t>
+        <w:t xml:space="preserve">Η εξαγωγή αυτού του χαρακτηριστικού γίνεται στην </w:t>
+      </w:r>
+      <w:r>
+        <w:t>Essentia</w:t>
       </w:r>
       <w:r>
         <w:rPr>
@@ -7333,15 +7597,56 @@
         <w:rPr>
           <w:lang w:val="el-GR"/>
         </w:rPr>
-        <w:t>διασταυρούμενη συσχέτιση του χρωματογραφήματος.</w:t>
-      </w:r>
-      <w:r>
-        <w:rPr>
-          <w:lang w:val="el-GR"/>
-        </w:rPr>
+        <w:t xml:space="preserve">με την μέθοδο </w:t>
+      </w:r>
+      <w:r>
+        <w:rPr>
+          <w:lang w:val="el-GR"/>
+        </w:rPr>
+        <w:t>RhythmExtractor2013</w:t>
+      </w:r>
+      <w:r>
+        <w:rPr>
+          <w:lang w:val="el-GR"/>
+        </w:rPr>
+        <w:t>.</w:t>
+      </w:r>
+    </w:p>
+    <w:p>
+      <w:pPr>
+        <w:pStyle w:val="Heading3"/>
+      </w:pPr>
+      <w:bookmarkStart w:id="35" w:name="_Toc208484165"/>
+      <w:r>
+        <w:t>Onset</w:t>
+      </w:r>
+      <w:bookmarkEnd w:id="35"/>
+      <w:r>
         <w:t xml:space="preserve"> </w:t>
       </w:r>
       <w:r>
+        <w:t>Time</w:t>
+      </w:r>
+    </w:p>
+    <w:p>
+      <w:pPr>
+        <w:rPr>
+          <w:lang w:val="el-GR"/>
+        </w:rPr>
+      </w:pPr>
+      <w:r>
+        <w:rPr>
+          <w:lang w:val="el-GR"/>
+        </w:rPr>
+        <w:t>Ένας άλλος τρόπος προσδιορισμού του ρυθμού βασίζεται στον υπολογισμό μιας καμπύλης ανίχνευσης έναρξης, η οποία δείχνει τις διαδοχικές «εκρήξεις ενέργειας» που αντιστοιχούν στους διαδοχικούς παλμούς. Η επιλογή κορυφής εκτελείται αυτόματα στην καμπύλη ανίχνευσης έναρξης, για να δείξει τις εκτιμώμενες θέσεις των «ενάρξεων» της νότας</w:t>
+      </w:r>
+      <w:r>
+        <w:rPr>
+          <w:lang w:val="el-GR"/>
+        </w:rPr>
+        <w:t xml:space="preserve">. </w:t>
+      </w:r>
+      <w:r>
         <w:rPr>
           <w:lang w:val="el-GR"/>
         </w:rPr>
@@ -7363,7 +7668,7 @@
         <w:t xml:space="preserve">με την μέθοδο </w:t>
       </w:r>
       <w:r>
-        <w:t>Key</w:t>
+        <w:t>TODO</w:t>
       </w:r>
       <w:r>
         <w:rPr>
@@ -7383,11 +7688,11 @@
       <w:pPr>
         <w:pStyle w:val="Heading3"/>
       </w:pPr>
-      <w:bookmarkStart w:id="32" w:name="_Toc208484161"/>
-      <w:r>
-        <w:t>Spectral Peaks</w:t>
-      </w:r>
-      <w:bookmarkEnd w:id="32"/>
+      <w:bookmarkStart w:id="36" w:name="_Toc208484166"/>
+      <w:r>
+        <w:t>Beat Histogram</w:t>
+      </w:r>
+      <w:bookmarkEnd w:id="36"/>
     </w:p>
     <w:p>
       <w:r>
@@ -7396,35 +7701,54 @@
     </w:p>
     <w:p>
       <w:pPr>
+        <w:rPr>
+          <w:lang w:val="el-GR"/>
+        </w:rPr>
+      </w:pPr>
+    </w:p>
+    <w:p>
+      <w:pPr>
+        <w:pStyle w:val="Heading2"/>
+        <w:rPr>
+          <w:lang w:val="en-US"/>
+        </w:rPr>
+      </w:pPr>
+      <w:bookmarkStart w:id="37" w:name="_Toc208484167"/>
+      <w:r>
+        <w:t>Δυναμική</w:t>
+      </w:r>
+      <w:bookmarkEnd w:id="37"/>
+    </w:p>
+    <w:p>
+      <w:pPr>
         <w:pStyle w:val="Heading3"/>
       </w:pPr>
-      <w:r>
-        <w:t>Roughness (Sensory Dissonance)</w:t>
-      </w:r>
-    </w:p>
-    <w:p>
-      <w:pPr>
-        <w:rPr>
-          <w:lang w:val="el-GR"/>
-        </w:rPr>
-      </w:pPr>
-      <w:r>
-        <w:rPr>
-          <w:lang w:val="el-GR"/>
-        </w:rPr>
-        <w:t xml:space="preserve">Η τραχύτητα </w:t>
-      </w:r>
-      <w:r>
-        <w:rPr>
-          <w:lang w:val="el-GR"/>
-        </w:rPr>
-        <w:t xml:space="preserve">ή δυσαρμονία </w:t>
-      </w:r>
-      <w:r>
-        <w:rPr>
-          <w:lang w:val="el-GR"/>
-        </w:rPr>
-        <w:t>σχετίζεται με το φαινόμενο του χτυπήματος που συμβαίνει κάθε φορά που ένα ζεύγος ημιτονοειδών βρίσκεται σε κοντινή συχνότητα. Αυτό το χαρακτηριστικό υλοποιείται στο</w:t>
+      <w:bookmarkStart w:id="38" w:name="_Toc208484168"/>
+      <w:r>
+        <w:t>Loudness</w:t>
+      </w:r>
+      <w:bookmarkEnd w:id="38"/>
+    </w:p>
+    <w:p>
+      <w:pPr>
+        <w:rPr>
+          <w:lang w:val="el-GR"/>
+        </w:rPr>
+      </w:pPr>
+      <w:r>
+        <w:rPr>
+          <w:lang w:val="el-GR"/>
+        </w:rPr>
+        <w:t xml:space="preserve">Η ένταση του ήχου είναι η υποκειμενική αντίληψη της έντασης ενός ήχου. Αυτή η μετρική μετριέται σε ήχους, όπου ο διπλασιασμός σε ήχους αντιστοιχεί σε διπλασιασμό της έντασης. </w:t>
+      </w:r>
+      <w:r>
+        <w:rPr>
+          <w:lang w:val="el-GR"/>
+        </w:rPr>
+        <w:t xml:space="preserve">Η εξαγωγή αυτού του χαρακτηριστικού γίνεται στην </w:t>
+      </w:r>
+      <w:r>
+        <w:t>Essentia</w:t>
       </w:r>
       <w:r>
         <w:rPr>
@@ -7433,395 +7757,40 @@
         <w:t xml:space="preserve"> </w:t>
       </w:r>
       <w:r>
-        <w:t>Essentia</w:t>
-      </w:r>
-      <w:r>
-        <w:rPr>
-          <w:lang w:val="el-GR"/>
-        </w:rPr>
-        <w:t xml:space="preserve"> χρησιμοποιώντας διαφορετικούς αλγόριθμους, τη μέθοδο του </w:t>
-      </w:r>
-      <w:r>
-        <w:t>Sethares</w:t>
-      </w:r>
-      <w:r>
-        <w:rPr>
-          <w:lang w:val="el-GR"/>
-        </w:rPr>
-        <w:t>, η οποία εκτιμά τη συνολική τραχύτητα υπολογίζοντας τον μέσο όρο όλων των εκτιμήσεων</w:t>
-      </w:r>
-      <w:r>
-        <w:rPr>
-          <w:lang w:val="el-GR"/>
-        </w:rPr>
-        <w:t xml:space="preserve"> </w:t>
-      </w:r>
-      <w:r>
-        <w:rPr>
-          <w:lang w:val="el-GR"/>
-        </w:rPr>
-        <w:t>δυσαρμονίας σε όλα τα πιθανά ζεύγη κορυφών του φάσματος.</w:t>
-      </w:r>
-      <w:r>
-        <w:rPr>
-          <w:lang w:val="el-GR"/>
-        </w:rPr>
-        <w:t xml:space="preserve"> </w:t>
-      </w:r>
-    </w:p>
-    <w:p>
-      <w:pPr>
-        <w:rPr>
-          <w:lang w:val="el-GR"/>
-        </w:rPr>
-      </w:pPr>
-    </w:p>
-    <w:p>
-      <w:pPr>
-        <w:rPr>
-          <w:lang w:val="el-GR"/>
-        </w:rPr>
-      </w:pPr>
-    </w:p>
-    <w:p>
-      <w:pPr>
-        <w:rPr>
-          <w:lang w:val="el-GR"/>
-        </w:rPr>
-      </w:pPr>
-    </w:p>
-    <w:p>
-      <w:pPr>
-        <w:pStyle w:val="Heading2"/>
-        <w:rPr>
-          <w:lang w:val="en-US"/>
-        </w:rPr>
-      </w:pPr>
-      <w:bookmarkStart w:id="33" w:name="_Toc208484163"/>
-      <w:r>
-        <w:t>Ρυθμός</w:t>
-      </w:r>
-      <w:bookmarkEnd w:id="33"/>
-    </w:p>
-    <w:p>
-      <w:pPr>
-        <w:rPr>
-          <w:lang w:val="el-GR"/>
-        </w:rPr>
-      </w:pPr>
-      <w:r>
-        <w:rPr>
-          <w:lang w:val="el-GR"/>
-        </w:rPr>
-        <w:t xml:space="preserve">Ο ρυθμός αντιπροσωπεύει το στοιχείο του «χρόνου» στη μουσική, τα μοτίβα των </w:t>
-      </w:r>
-      <w:r>
-        <w:rPr>
-          <w:lang w:val="el-GR"/>
-        </w:rPr>
-        <w:t>εκτενών</w:t>
-      </w:r>
-      <w:r>
-        <w:rPr>
-          <w:lang w:val="el-GR"/>
-        </w:rPr>
-        <w:t xml:space="preserve"> και σύντομων ήχων και σιωπών που συναντώνται στη μουσική.</w:t>
-      </w:r>
-      <w:r>
-        <w:rPr>
-          <w:lang w:val="el-GR"/>
-        </w:rPr>
-        <w:t xml:space="preserve"> Η κανονικότητα του ρυθμού, η σχέση του κύριου ρυθμού με τους δευτερεύοντες ρυθμούς και η σχετική ισχύς των δευτερευόντων ρυθμών με τον κύριο ρυθμό είναι μερικά παραδείγματα χαρακτηριστικών</w:t>
-      </w:r>
-      <w:r>
-        <w:rPr>
-          <w:lang w:val="el-GR"/>
-        </w:rPr>
-        <w:t xml:space="preserve"> που μπορούμε να εξορύξουμε για ταξινόμιση μουσικού είδους.</w:t>
+        <w:rPr>
+          <w:lang w:val="el-GR"/>
+        </w:rPr>
+        <w:t xml:space="preserve">με την μέθοδο </w:t>
+      </w:r>
+      <w:r>
+        <w:t>Loudness</w:t>
+      </w:r>
+      <w:r>
+        <w:rPr>
+          <w:lang w:val="el-GR"/>
+        </w:rPr>
+        <w:t>.</w:t>
       </w:r>
     </w:p>
     <w:p>
       <w:pPr>
         <w:pStyle w:val="Heading3"/>
       </w:pPr>
-      <w:bookmarkStart w:id="34" w:name="_Toc208484164"/>
-      <w:r>
-        <w:t xml:space="preserve">Tempo - </w:t>
-      </w:r>
-      <w:r>
-        <w:t>BPM</w:t>
-      </w:r>
-      <w:bookmarkEnd w:id="34"/>
-      <w:r>
-        <w:t xml:space="preserve"> </w:t>
-      </w:r>
-    </w:p>
-    <w:p>
-      <w:r>
-        <w:rPr>
-          <w:lang w:val="el-GR"/>
-        </w:rPr>
-        <w:t>Έχουν προταθεί διάφοροι αλγόριθμοι για την εκτίμηση του τέμπο, δηλαδή της ταχύτητας ενός δεδομένου μουσικού κομματιού, που συνήθως υποδεικνύεται σε παλμούς ανά λεπτό (</w:t>
-      </w:r>
-      <w:r>
-        <w:t>BPM</w:t>
-      </w:r>
-      <w:r>
-        <w:rPr>
-          <w:lang w:val="el-GR"/>
-        </w:rPr>
-        <w:t>). Αυτή η λειτουργία</w:t>
-      </w:r>
-      <w:r>
-        <w:rPr>
-          <w:lang w:val="el-GR"/>
-        </w:rPr>
-        <w:t xml:space="preserve"> </w:t>
-      </w:r>
-      <w:r>
-        <w:rPr>
-          <w:lang w:val="el-GR"/>
-        </w:rPr>
-        <w:t>εκτιμάται συνήθως ανιχνεύοντας</w:t>
-      </w:r>
-      <w:r>
-        <w:rPr>
-          <w:lang w:val="el-GR"/>
-        </w:rPr>
-        <w:t xml:space="preserve"> </w:t>
-      </w:r>
-      <w:r>
-        <w:rPr>
-          <w:lang w:val="el-GR"/>
-        </w:rPr>
-        <w:t>περιοδικότητες από την καμπύλη ανίχνευσης έναρξης.</w:t>
-      </w:r>
-      <w:r>
-        <w:rPr>
-          <w:lang w:val="el-GR"/>
-        </w:rPr>
-        <w:t xml:space="preserve"> </w:t>
-      </w:r>
-      <w:r>
-        <w:rPr>
-          <w:lang w:val="el-GR"/>
-        </w:rPr>
-        <w:t xml:space="preserve">Η εξαγωγή αυτού του χαρακτηριστικού γίνεται στην </w:t>
-      </w:r>
-      <w:r>
-        <w:t>Essentia</w:t>
-      </w:r>
-      <w:r>
-        <w:rPr>
-          <w:lang w:val="el-GR"/>
-        </w:rPr>
-        <w:t xml:space="preserve"> </w:t>
-      </w:r>
-      <w:r>
-        <w:rPr>
-          <w:lang w:val="el-GR"/>
-        </w:rPr>
-        <w:t xml:space="preserve">με την μέθοδο </w:t>
-      </w:r>
-      <w:r>
-        <w:rPr>
-          <w:lang w:val="el-GR"/>
-        </w:rPr>
-        <w:t>RhythmExtractor2013</w:t>
-      </w:r>
-      <w:r>
-        <w:rPr>
-          <w:lang w:val="el-GR"/>
-        </w:rPr>
-        <w:t>.</w:t>
+      <w:bookmarkStart w:id="39" w:name="_Toc208484169"/>
+      <w:r>
+        <w:t>Dynamic Range</w:t>
+      </w:r>
+      <w:bookmarkEnd w:id="39"/>
+    </w:p>
+    <w:p>
+      <w:r>
+        <w:t>TODO</w:t>
       </w:r>
     </w:p>
     <w:p>
       <w:pPr>
         <w:pStyle w:val="Heading3"/>
       </w:pPr>
-      <w:bookmarkStart w:id="35" w:name="_Toc208484165"/>
-      <w:r>
-        <w:t>Onset</w:t>
-      </w:r>
-      <w:bookmarkEnd w:id="35"/>
-      <w:r>
-        <w:t xml:space="preserve"> </w:t>
-      </w:r>
-      <w:r>
-        <w:t>Time</w:t>
-      </w:r>
-    </w:p>
-    <w:p>
-      <w:r>
-        <w:rPr>
-          <w:lang w:val="el-GR"/>
-        </w:rPr>
-        <w:t>Ένας άλλος τρόπος προσδιορισμού του ρυθμού βασίζεται στον υπολογισμό μιας καμπύλης ανίχνευσης έναρξης, η οποία δείχνει τις διαδοχικές «εκρήξεις ενέργειας» που αντιστοιχούν στους διαδοχικούς παλμούς.</w:t>
-      </w:r>
-      <w:r>
-        <w:rPr>
-          <w:lang w:val="el-GR"/>
-        </w:rPr>
-        <w:t xml:space="preserve"> </w:t>
-      </w:r>
-      <w:r>
-        <w:rPr>
-          <w:lang w:val="el-GR"/>
-        </w:rPr>
-        <w:t>Η επιλογή κορυφής εκτελείται αυτόματα στην καμπύλη ανίχνευσης έναρξης, για να δείξει τις εκτιμώμενες θέσεις των «ενάρξεων» της νότας</w:t>
-      </w:r>
-      <w:r>
-        <w:rPr>
-          <w:lang w:val="el-GR"/>
-        </w:rPr>
-        <w:t xml:space="preserve">. </w:t>
-      </w:r>
-      <w:r>
-        <w:rPr>
-          <w:lang w:val="el-GR"/>
-        </w:rPr>
-        <w:t xml:space="preserve">Η εξαγωγή αυτού του χαρακτηριστικού γίνεται στην </w:t>
-      </w:r>
-      <w:r>
-        <w:t>Essentia</w:t>
-      </w:r>
-      <w:r>
-        <w:rPr>
-          <w:lang w:val="el-GR"/>
-        </w:rPr>
-        <w:t xml:space="preserve"> </w:t>
-      </w:r>
-      <w:r>
-        <w:rPr>
-          <w:lang w:val="el-GR"/>
-        </w:rPr>
-        <w:t xml:space="preserve">με την μέθοδο </w:t>
-      </w:r>
-      <w:r>
-        <w:t>TODO</w:t>
-      </w:r>
-      <w:r>
-        <w:rPr>
-          <w:lang w:val="el-GR"/>
-        </w:rPr>
-        <w:t>.</w:t>
-      </w:r>
-    </w:p>
-    <w:p/>
-    <w:p>
-      <w:pPr>
-        <w:pStyle w:val="Heading3"/>
-      </w:pPr>
-      <w:bookmarkStart w:id="36" w:name="_Toc208484166"/>
-      <w:r>
-        <w:t>Beat Histogram</w:t>
-      </w:r>
-      <w:bookmarkEnd w:id="36"/>
-    </w:p>
-    <w:p>
-      <w:r>
-        <w:t>TODO</w:t>
-      </w:r>
-    </w:p>
-    <w:p>
-      <w:pPr>
-        <w:rPr>
-          <w:lang w:val="el-GR"/>
-        </w:rPr>
-      </w:pPr>
-    </w:p>
-    <w:p>
-      <w:pPr>
-        <w:pStyle w:val="Heading2"/>
-        <w:rPr>
-          <w:lang w:val="en-US"/>
-        </w:rPr>
-      </w:pPr>
-      <w:bookmarkStart w:id="37" w:name="_Toc208484167"/>
-      <w:r>
-        <w:t>Δυναμική</w:t>
-      </w:r>
-      <w:bookmarkEnd w:id="37"/>
-    </w:p>
-    <w:p>
-      <w:pPr>
-        <w:pStyle w:val="Heading3"/>
-      </w:pPr>
-      <w:bookmarkStart w:id="38" w:name="_Toc208484168"/>
-      <w:r>
-        <w:t>Loudness</w:t>
-      </w:r>
-      <w:bookmarkEnd w:id="38"/>
-    </w:p>
-    <w:p>
-      <w:pPr>
-        <w:rPr>
-          <w:lang w:val="el-GR"/>
-        </w:rPr>
-      </w:pPr>
-      <w:r>
-        <w:rPr>
-          <w:lang w:val="el-GR"/>
-        </w:rPr>
-        <w:t>Η ένταση του ήχου είναι η υποκειμενική αντίληψη της έντασης ενός ήχου. Αυτή η μετρική μετριέται σε ήχους, όπου ο διπλασιασμός σε ήχους αντιστοιχεί σε διπλασιασμό της έντασης.</w:t>
-      </w:r>
-      <w:r>
-        <w:rPr>
-          <w:lang w:val="el-GR"/>
-        </w:rPr>
-        <w:t xml:space="preserve"> </w:t>
-      </w:r>
-      <w:r>
-        <w:rPr>
-          <w:lang w:val="el-GR"/>
-        </w:rPr>
-        <w:t xml:space="preserve">Η εξαγωγή αυτού του χαρακτηριστικού γίνεται στην </w:t>
-      </w:r>
-      <w:r>
-        <w:t>Essentia</w:t>
-      </w:r>
-      <w:r>
-        <w:rPr>
-          <w:lang w:val="el-GR"/>
-        </w:rPr>
-        <w:t xml:space="preserve"> </w:t>
-      </w:r>
-      <w:r>
-        <w:rPr>
-          <w:lang w:val="el-GR"/>
-        </w:rPr>
-        <w:t xml:space="preserve">με την μέθοδο </w:t>
-      </w:r>
-      <w:r>
-        <w:t>Loudness</w:t>
-      </w:r>
-      <w:r>
-        <w:rPr>
-          <w:lang w:val="el-GR"/>
-        </w:rPr>
-        <w:t>.</w:t>
-      </w:r>
-    </w:p>
-    <w:p>
-      <w:pPr>
-        <w:pStyle w:val="Heading3"/>
-      </w:pPr>
-      <w:bookmarkStart w:id="39" w:name="_Toc208484169"/>
-      <w:r>
-        <w:t>Dynamic Range</w:t>
-      </w:r>
-      <w:bookmarkEnd w:id="39"/>
-    </w:p>
-    <w:p>
-      <w:r>
-        <w:t>TODO</w:t>
-      </w:r>
-    </w:p>
-    <w:p>
-      <w:pPr>
-        <w:pStyle w:val="Heading3"/>
-      </w:pPr>
       <w:bookmarkStart w:id="40" w:name="_Toc208484170"/>
       <w:r>
         <w:t>RMS Energy</w:t>
@@ -7847,31 +7816,7 @@
         <w:rPr>
           <w:lang w:val="el-GR"/>
         </w:rPr>
-        <w:t xml:space="preserve"> χρησιμοποιείται για τη μέτρηση της ισχύος ενός σήματος</w:t>
-      </w:r>
-      <w:r>
-        <w:rPr>
-          <w:lang w:val="el-GR"/>
-        </w:rPr>
-        <w:t xml:space="preserve"> </w:t>
-      </w:r>
-      <w:r>
-        <w:rPr>
-          <w:lang w:val="el-GR"/>
-        </w:rPr>
-        <w:t>σε ένα παράθυρο ή της συνολικής ενέργειας. Αυτό συνήθως υπολογίζεται</w:t>
-      </w:r>
-      <w:r>
-        <w:rPr>
-          <w:lang w:val="el-GR"/>
-        </w:rPr>
-        <w:t xml:space="preserve"> </w:t>
-      </w:r>
-      <w:r>
-        <w:rPr>
-          <w:lang w:val="el-GR"/>
-        </w:rPr>
-        <w:t>λαμβάνοντας την τετραγωνική μέση τιμή (</w:t>
+        <w:t xml:space="preserve"> χρησιμοποιείται για τη μέτρηση της ισχύος ενός σήματος σε ένα παράθυρο ή της συνολικής ενέργειας. Αυτό συνήθως υπολογίζεται λαμβάνοντας την τετραγωνική μέση τιμή (</w:t>
       </w:r>
       <w:r>
         <w:t>RMS</w:t>
@@ -7880,13 +7825,7 @@
         <w:rPr>
           <w:lang w:val="el-GR"/>
         </w:rPr>
-        <w:t>). Περιγράφει περίπου την ένταση ενός μουσικού σήματος.</w:t>
-      </w:r>
-      <w:r>
-        <w:rPr>
-          <w:lang w:val="el-GR"/>
-        </w:rPr>
-        <w:t xml:space="preserve"> </w:t>
+        <w:t xml:space="preserve">). Περιγράφει περίπου την ένταση ενός μουσικού σήματος. </w:t>
       </w:r>
       <w:r>
         <w:rPr>
@@ -7994,13 +7933,7 @@
         <w:rPr>
           <w:lang w:val="el-GR"/>
         </w:rPr>
-        <w:t xml:space="preserve"> επιστρέφονται συνήθως από τα πλαίσια ήχου. Αυτοί οι 13 συντελεστές χρησιμοποιούνται κυρίως για την αναπαράσταση ομιλίας</w:t>
-      </w:r>
-      <w:r>
-        <w:rPr>
-          <w:lang w:val="el-GR"/>
-        </w:rPr>
-        <w:t xml:space="preserve">. </w:t>
+        <w:t xml:space="preserve"> επιστρέφονται συνήθως από τα πλαίσια ήχου. Αυτοί οι 13 συντελεστές χρησιμοποιούνται κυρίως για την αναπαράσταση ομιλίας. </w:t>
       </w:r>
       <w:r>
         <w:rPr>
@@ -8078,7 +8011,43 @@
         <w:rPr>
           <w:lang w:val="el-GR"/>
         </w:rPr>
-        <w:t>) είναι η πρώτη ροπή (μέσος όρος) του φάσματος μεγέθους του</w:t>
+        <w:t xml:space="preserve">) είναι η πρώτη ροπή (μέσος όρος) του φάσματος μεγέθους του </w:t>
+      </w:r>
+      <w:r>
+        <w:t>short</w:t>
+      </w:r>
+      <w:r>
+        <w:rPr>
+          <w:lang w:val="el-GR"/>
+        </w:rPr>
+        <w:t>-</w:t>
+      </w:r>
+      <w:r>
+        <w:t>time</w:t>
+      </w:r>
+      <w:r>
+        <w:rPr>
+          <w:lang w:val="el-GR"/>
+        </w:rPr>
+        <w:t xml:space="preserve"> μετασχηματισμού </w:t>
+      </w:r>
+      <w:r>
+        <w:t>Fourier</w:t>
+      </w:r>
+      <w:r>
+        <w:rPr>
+          <w:lang w:val="el-GR"/>
+        </w:rPr>
+        <w:t xml:space="preserve"> (</w:t>
+      </w:r>
+      <w:r>
+        <w:t>STFT</w:t>
+      </w:r>
+      <w:r>
+        <w:rPr>
+          <w:lang w:val="el-GR"/>
+        </w:rPr>
+        <w:t>).</w:t>
       </w:r>
       <w:r>
         <w:rPr>
@@ -8087,40 +8056,13 @@
         <w:t xml:space="preserve"> </w:t>
       </w:r>
       <w:r>
-        <w:t>short</w:t>
-      </w:r>
-      <w:r>
-        <w:rPr>
-          <w:lang w:val="el-GR"/>
-        </w:rPr>
-        <w:t>-</w:t>
-      </w:r>
-      <w:r>
-        <w:t>time</w:t>
-      </w:r>
-      <w:r>
-        <w:rPr>
-          <w:lang w:val="el-GR"/>
-        </w:rPr>
-        <w:t xml:space="preserve"> μετασχηματισμού </w:t>
-      </w:r>
-      <w:r>
-        <w:t>Fourier</w:t>
-      </w:r>
-      <w:r>
-        <w:rPr>
-          <w:lang w:val="el-GR"/>
-        </w:rPr>
-        <w:t xml:space="preserve"> (</w:t>
-      </w:r>
-      <w:r>
-        <w:t>STFT</w:t>
-      </w:r>
-      <w:r>
-        <w:rPr>
-          <w:lang w:val="el-GR"/>
-        </w:rPr>
-        <w:t>).</w:t>
+        <w:rPr>
+          <w:lang w:val="el-GR"/>
+        </w:rPr>
+        <w:t xml:space="preserve">Η εξαγωγή αυτού του χαρακτηριστικού γίνεται στην </w:t>
+      </w:r>
+      <w:r>
+        <w:t>Essentia</w:t>
       </w:r>
       <w:r>
         <w:rPr>
@@ -8132,6 +8074,123 @@
         <w:rPr>
           <w:lang w:val="el-GR"/>
         </w:rPr>
+        <w:t xml:space="preserve">με την μέθοδο </w:t>
+      </w:r>
+      <w:r>
+        <w:t>Centroid</w:t>
+      </w:r>
+      <w:r>
+        <w:rPr>
+          <w:lang w:val="el-GR"/>
+        </w:rPr>
+        <w:t>.</w:t>
+      </w:r>
+    </w:p>
+    <w:p>
+      <w:pPr>
+        <w:rPr>
+          <w:lang w:val="el-GR"/>
+        </w:rPr>
+      </w:pPr>
+    </w:p>
+    <w:p>
+      <w:pPr>
+        <w:rPr>
+          <w:lang w:val="el-GR"/>
+        </w:rPr>
+      </w:pPr>
+    </w:p>
+    <w:p>
+      <w:pPr>
+        <w:pStyle w:val="Heading2"/>
+        <w:rPr>
+          <w:lang w:val="en-US"/>
+        </w:rPr>
+      </w:pPr>
+      <w:bookmarkStart w:id="43" w:name="_Toc208484174"/>
+      <w:r>
+        <w:t>Εκφραστικότητα</w:t>
+      </w:r>
+      <w:bookmarkEnd w:id="43"/>
+    </w:p>
+    <w:p>
+      <w:pPr>
+        <w:pStyle w:val="Heading3"/>
+      </w:pPr>
+      <w:bookmarkStart w:id="44" w:name="_Toc208484175"/>
+      <w:r>
+        <w:t>Log Attack Time</w:t>
+      </w:r>
+      <w:bookmarkEnd w:id="44"/>
+    </w:p>
+    <w:p>
+      <w:r>
+        <w:t>TODO</w:t>
+      </w:r>
+    </w:p>
+    <w:p/>
+    <w:p>
+      <w:pPr>
+        <w:pStyle w:val="Heading3"/>
+      </w:pPr>
+      <w:bookmarkStart w:id="45" w:name="_Toc208484176"/>
+      <w:r>
+        <w:t>Vibrato</w:t>
+      </w:r>
+      <w:bookmarkEnd w:id="45"/>
+    </w:p>
+    <w:p>
+      <w:pPr>
+        <w:rPr>
+          <w:lang w:val="el-GR"/>
+        </w:rPr>
+      </w:pPr>
+      <w:r>
+        <w:rPr>
+          <w:lang w:val="el-GR"/>
+        </w:rPr>
+        <w:t xml:space="preserve">Το βιμπράτο είναι μια εκφραστική τεχνική που χρησιμοποιείται στη φωνητική και οργανική μουσική και συνίσταται σε μια τακτική ταλάντωση του ύψους. Τα κύρια χαρακτηριστικά της είναι η ποσότητα της διακύμανσης του ύψους (έκταση) και η ταχύτητα (ρυθμός) αυτής της διακύμανσης του ύψους. Οι </w:t>
+      </w:r>
+      <w:r>
+        <w:t>Panda</w:t>
+      </w:r>
+      <w:r>
+        <w:rPr>
+          <w:lang w:val="el-GR"/>
+        </w:rPr>
+        <w:t xml:space="preserve"> </w:t>
+      </w:r>
+      <w:r>
+        <w:t>et</w:t>
+      </w:r>
+      <w:r>
+        <w:rPr>
+          <w:lang w:val="el-GR"/>
+        </w:rPr>
+        <w:t xml:space="preserve"> </w:t>
+      </w:r>
+      <w:r>
+        <w:t>al</w:t>
+      </w:r>
+      <w:r>
+        <w:rPr>
+          <w:lang w:val="el-GR"/>
+        </w:rPr>
+        <w:t xml:space="preserve">.  πρότειναν έναν αλγόριθμο ανίχνευσης βιμπράτο βασισμένο στην ανάλυση της ακολουθίας </w:t>
+      </w:r>
+      <w:r>
+        <w:t>F</w:t>
+      </w:r>
+      <w:r>
+        <w:rPr>
+          <w:lang w:val="el-GR"/>
+        </w:rPr>
+        <w:t xml:space="preserve">0 κάθε νότας, από την οποία εξάγονται διάφορα χαρακτηριστικά, π.χ. παρουσία, ρυθμός, έκταση, κάλυψη, κάλυψη υψηλής συχνότητας, λόγος βιμπράτο προς μη-βιμπράτο και βασική συχνότητα νοτών βιμπράτο. Προτάθηκαν και άλλες προσεγγίσεις για την εξαγωγή παραμέτρων βιμπράτο, όπως η χρήση μεθόδων διαγώνιωσης φίλτρου ή απευθείας από το φασματογράφημα χρησιμοποιώντας προκαθορισμένα πρότυπα βιμπράτο. </w:t>
+      </w:r>
+      <w:r>
+        <w:rPr>
+          <w:lang w:val="el-GR"/>
+        </w:rPr>
         <w:t xml:space="preserve">Η εξαγωγή αυτού του χαρακτηριστικού γίνεται στην </w:t>
       </w:r>
       <w:r>
@@ -8150,7 +8209,7 @@
         <w:t xml:space="preserve">με την μέθοδο </w:t>
       </w:r>
       <w:r>
-        <w:t>Centroid</w:t>
+        <w:t>Vibrato</w:t>
       </w:r>
       <w:r>
         <w:rPr>
@@ -8158,13 +8217,15 @@
         </w:rPr>
         <w:t>.</w:t>
       </w:r>
-    </w:p>
-    <w:p>
-      <w:pPr>
-        <w:rPr>
-          <w:lang w:val="el-GR"/>
-        </w:rPr>
-      </w:pPr>
+      <w:r>
+        <w:rPr>
+          <w:lang w:val="el-GR"/>
+        </w:rPr>
+        <w:t xml:space="preserve"> </w:t>
+      </w:r>
+      <w:r>
+        <w:t>TODO</w:t>
+      </w:r>
     </w:p>
     <w:p>
       <w:pPr>
@@ -8180,49 +8241,46 @@
           <w:lang w:val="en-US"/>
         </w:rPr>
       </w:pPr>
-      <w:bookmarkStart w:id="43" w:name="_Toc208484174"/>
-      <w:r>
-        <w:t>Εκφραστικότητα</w:t>
-      </w:r>
-      <w:bookmarkEnd w:id="43"/>
+      <w:bookmarkStart w:id="46" w:name="_Toc208484177"/>
+      <w:r>
+        <w:t>Μουσική Υφή</w:t>
+      </w:r>
+      <w:bookmarkEnd w:id="46"/>
     </w:p>
     <w:p>
       <w:pPr>
         <w:pStyle w:val="Heading3"/>
       </w:pPr>
-      <w:bookmarkStart w:id="44" w:name="_Toc208484175"/>
-      <w:r>
-        <w:t>Log Attack Time</w:t>
-      </w:r>
-      <w:bookmarkEnd w:id="44"/>
-    </w:p>
-    <w:p>
-      <w:r>
-        <w:t>TODO</w:t>
-      </w:r>
+      <w:bookmarkStart w:id="47" w:name="_Toc208484178"/>
+      <w:r>
+        <w:t>Spectral Flatness</w:t>
+      </w:r>
+      <w:bookmarkEnd w:id="47"/>
     </w:p>
     <w:p/>
     <w:p>
       <w:pPr>
-        <w:pStyle w:val="Heading3"/>
-      </w:pPr>
-      <w:bookmarkStart w:id="45" w:name="_Toc208484176"/>
-      <w:r>
-        <w:t>Vibrato</w:t>
-      </w:r>
-      <w:bookmarkEnd w:id="45"/>
-    </w:p>
-    <w:p>
-      <w:pPr>
-        <w:rPr>
-          <w:lang w:val="el-GR"/>
-        </w:rPr>
-      </w:pPr>
-      <w:r>
-        <w:rPr>
-          <w:lang w:val="el-GR"/>
-        </w:rPr>
-        <w:t>Το βιμπράτο είναι μια εκφραστική τεχνική που χρησιμοποιείται στη φωνητική και οργανική μουσική και συνίσταται σε μια τακτική ταλάντωση του ύψους.</w:t>
+        <w:rPr>
+          <w:lang w:val="el-GR"/>
+        </w:rPr>
+      </w:pPr>
+      <w:r>
+        <w:rPr>
+          <w:lang w:val="el-GR"/>
+        </w:rPr>
+        <w:t>Η φασματική επιπεδότητ</w:t>
+      </w:r>
+      <w:r>
+        <w:rPr>
+          <w:lang w:val="el-GR"/>
+        </w:rPr>
+        <w:t>α</w:t>
+      </w:r>
+      <w:r>
+        <w:rPr>
+          <w:lang w:val="el-GR"/>
+        </w:rPr>
+        <w:t xml:space="preserve"> υποδεικνύει εάν η κατανομή του φάσματος είναι ομαλή ή αιχμηρή, δηλαδή, εκτιμά σε ποιο βαθμό οι συχνότητες σε ένα φάσμα</w:t>
       </w:r>
       <w:r>
         <w:rPr>
@@ -8234,227 +8292,6 @@
         <w:rPr>
           <w:lang w:val="el-GR"/>
         </w:rPr>
-        <w:t>Τα κύρια χαρακτηριστικά της είναι η ποσότητα της διακύμανσης του ύψους</w:t>
-      </w:r>
-      <w:r>
-        <w:rPr>
-          <w:lang w:val="el-GR"/>
-        </w:rPr>
-        <w:t xml:space="preserve"> </w:t>
-      </w:r>
-      <w:r>
-        <w:rPr>
-          <w:lang w:val="el-GR"/>
-        </w:rPr>
-        <w:t xml:space="preserve">(έκταση) και η ταχύτητα (ρυθμός) αυτής της διακύμανσης του ύψους. Οι </w:t>
-      </w:r>
-      <w:r>
-        <w:t>Panda</w:t>
-      </w:r>
-      <w:r>
-        <w:rPr>
-          <w:lang w:val="el-GR"/>
-        </w:rPr>
-        <w:t xml:space="preserve"> </w:t>
-      </w:r>
-      <w:r>
-        <w:t>et</w:t>
-      </w:r>
-      <w:r>
-        <w:rPr>
-          <w:lang w:val="el-GR"/>
-        </w:rPr>
-        <w:t xml:space="preserve"> </w:t>
-      </w:r>
-      <w:r>
-        <w:t>al</w:t>
-      </w:r>
-      <w:r>
-        <w:rPr>
-          <w:lang w:val="el-GR"/>
-        </w:rPr>
-        <w:t>.  πρότειναν έναν αλγόριθμο ανίχνευσης βιμπράτο βασισμένο στην</w:t>
-      </w:r>
-      <w:r>
-        <w:rPr>
-          <w:lang w:val="el-GR"/>
-        </w:rPr>
-        <w:t xml:space="preserve"> </w:t>
-      </w:r>
-      <w:r>
-        <w:rPr>
-          <w:lang w:val="el-GR"/>
-        </w:rPr>
-        <w:t xml:space="preserve">ανάλυση της ακολουθίας </w:t>
-      </w:r>
-      <w:r>
-        <w:t>F</w:t>
-      </w:r>
-      <w:r>
-        <w:rPr>
-          <w:lang w:val="el-GR"/>
-        </w:rPr>
-        <w:t>0 κάθε νότας, από την οποία εξάγονται διάφορα</w:t>
-      </w:r>
-      <w:r>
-        <w:rPr>
-          <w:lang w:val="el-GR"/>
-        </w:rPr>
-        <w:t xml:space="preserve"> </w:t>
-      </w:r>
-      <w:r>
-        <w:rPr>
-          <w:lang w:val="el-GR"/>
-        </w:rPr>
-        <w:t>χαρακτηριστικά, π.χ. παρουσία, ρυθμός, έκταση,</w:t>
-      </w:r>
-      <w:r>
-        <w:rPr>
-          <w:lang w:val="el-GR"/>
-        </w:rPr>
-        <w:t xml:space="preserve"> </w:t>
-      </w:r>
-      <w:r>
-        <w:rPr>
-          <w:lang w:val="el-GR"/>
-        </w:rPr>
-        <w:t>κάλυψη, κάλυψη υψηλής συχνότητας, λόγος βιμπράτο προς μη-βιμπράτο και βασική συχνότητα νοτών βιμπράτο. Προτάθηκαν και άλλες προσεγγίσεις για την</w:t>
-      </w:r>
-      <w:r>
-        <w:rPr>
-          <w:lang w:val="el-GR"/>
-        </w:rPr>
-        <w:t xml:space="preserve"> </w:t>
-      </w:r>
-      <w:r>
-        <w:rPr>
-          <w:lang w:val="el-GR"/>
-        </w:rPr>
-        <w:t>εξαγωγή παραμέτρων βιμπράτο, όπως η χρήση μεθόδων διαγώνιωσης φίλτρου ή απευθείας από το φασματογράφημα χρησιμοποιώντας προκαθορισμένα πρότυπα βιμπράτο.</w:t>
-      </w:r>
-      <w:r>
-        <w:rPr>
-          <w:lang w:val="el-GR"/>
-        </w:rPr>
-        <w:t xml:space="preserve"> </w:t>
-      </w:r>
-      <w:r>
-        <w:rPr>
-          <w:lang w:val="el-GR"/>
-        </w:rPr>
-        <w:t xml:space="preserve">Η εξαγωγή αυτού του χαρακτηριστικού γίνεται στην </w:t>
-      </w:r>
-      <w:r>
-        <w:t>Essentia</w:t>
-      </w:r>
-      <w:r>
-        <w:rPr>
-          <w:lang w:val="el-GR"/>
-        </w:rPr>
-        <w:t xml:space="preserve"> </w:t>
-      </w:r>
-      <w:r>
-        <w:rPr>
-          <w:lang w:val="el-GR"/>
-        </w:rPr>
-        <w:t xml:space="preserve">με την μέθοδο </w:t>
-      </w:r>
-      <w:r>
-        <w:t>Vibrato</w:t>
-      </w:r>
-      <w:r>
-        <w:rPr>
-          <w:lang w:val="el-GR"/>
-        </w:rPr>
-        <w:t>.</w:t>
-      </w:r>
-      <w:r>
-        <w:rPr>
-          <w:lang w:val="el-GR"/>
-        </w:rPr>
-        <w:t xml:space="preserve"> </w:t>
-      </w:r>
-      <w:r>
-        <w:t>TODO</w:t>
-      </w:r>
-    </w:p>
-    <w:p>
-      <w:pPr>
-        <w:rPr>
-          <w:lang w:val="el-GR"/>
-        </w:rPr>
-      </w:pPr>
-    </w:p>
-    <w:p>
-      <w:pPr>
-        <w:pStyle w:val="Heading2"/>
-        <w:rPr>
-          <w:lang w:val="en-US"/>
-        </w:rPr>
-      </w:pPr>
-      <w:bookmarkStart w:id="46" w:name="_Toc208484177"/>
-      <w:r>
-        <w:t>Μουσική Υφή</w:t>
-      </w:r>
-      <w:bookmarkEnd w:id="46"/>
-    </w:p>
-    <w:p>
-      <w:pPr>
-        <w:pStyle w:val="Heading3"/>
-      </w:pPr>
-      <w:bookmarkStart w:id="47" w:name="_Toc208484178"/>
-      <w:r>
-        <w:t>Spectral Flatness</w:t>
-      </w:r>
-      <w:bookmarkEnd w:id="47"/>
-    </w:p>
-    <w:p/>
-    <w:p>
-      <w:pPr>
-        <w:rPr>
-          <w:lang w:val="el-GR"/>
-        </w:rPr>
-      </w:pPr>
-      <w:r>
-        <w:rPr>
-          <w:lang w:val="el-GR"/>
-        </w:rPr>
-        <w:t>Η φασματική επιπεδότητ</w:t>
-      </w:r>
-      <w:r>
-        <w:rPr>
-          <w:lang w:val="el-GR"/>
-        </w:rPr>
-        <w:t>α</w:t>
-      </w:r>
-      <w:r>
-        <w:rPr>
-          <w:lang w:val="el-GR"/>
-        </w:rPr>
-        <w:t xml:space="preserve"> υποδεικνύει εάν η κατανομή του φάσματος είναι ομαλή ή αιχμηρή,</w:t>
-      </w:r>
-      <w:r>
-        <w:rPr>
-          <w:lang w:val="el-GR"/>
-        </w:rPr>
-        <w:t xml:space="preserve"> </w:t>
-      </w:r>
-      <w:r>
-        <w:rPr>
-          <w:lang w:val="el-GR"/>
-        </w:rPr>
-        <w:t>δηλαδή, εκτιμά σε ποιο βαθμό οι συχνότητες σε ένα φάσμα</w:t>
-      </w:r>
-      <w:r>
-        <w:rPr>
-          <w:lang w:val="el-GR"/>
-        </w:rPr>
-        <w:t xml:space="preserve"> </w:t>
-      </w:r>
-      <w:r>
-        <w:rPr>
-          <w:lang w:val="el-GR"/>
-        </w:rPr>
         <w:t xml:space="preserve">είναι ομοιόμορφα κατανεμημένες (σαν θόρυβο). </w:t>
       </w:r>
       <w:r>
@@ -8462,19 +8299,7 @@
           <w:lang w:val="el-GR"/>
         </w:rPr>
         <w:lastRenderedPageBreak/>
-        <w:t>Συνήθως υπολογίζεται ως ο λόγος μεταξύ του γεωμετρικού μέσου και του</w:t>
-      </w:r>
-      <w:r>
-        <w:rPr>
-          <w:lang w:val="el-GR"/>
-        </w:rPr>
-        <w:t xml:space="preserve"> </w:t>
-      </w:r>
-      <w:r>
-        <w:rPr>
-          <w:lang w:val="el-GR"/>
-        </w:rPr>
-        <w:t>αριθμητικού μέσου</w:t>
+        <w:t>Συνήθως υπολογίζεται ως ο λόγος μεταξύ του γεωμετρικού μέσου και του αριθμητικού μέσου</w:t>
       </w:r>
       <w:r>
         <w:rPr>
@@ -8556,7 +8381,7 @@
         <w:rPr>
           <w:lang w:val="el-GR"/>
         </w:rPr>
-        <w:t>Η λειτουργία τριφασικού ήχου</w:t>
+        <w:t>Η λειτουργία τριφασικού ήχου ποσοτικοποιεί τη σχετική ενέργεια των μερικών τόνων με τρεις παραμέτρους που μετρούν την αναλογία ενέργειας του πρώτου μερικού ήχου (τριφασικό ήχο1), του δεύτερου, του τρίτου και του τέταρτου μερικού ήχου (τριφασικό ήχο2) και του υπόλοιπου ήχου (τριφασικό ήχο3).</w:t>
       </w:r>
       <w:r>
         <w:rPr>
@@ -8568,7 +8393,10 @@
         <w:rPr>
           <w:lang w:val="el-GR"/>
         </w:rPr>
-        <w:t>ποσοτικοποιεί τη σχετική ενέργεια των μερικών τόνων με τρεις παραμέτρους</w:t>
+        <w:t xml:space="preserve">Η εξαγωγή αυτού του χαρακτηριστικού γίνεται στην </w:t>
+      </w:r>
+      <w:r>
+        <w:t>Essentia</w:t>
       </w:r>
       <w:r>
         <w:rPr>
@@ -8580,7 +8408,38 @@
         <w:rPr>
           <w:lang w:val="el-GR"/>
         </w:rPr>
-        <w:t>που μετρούν την αναλογία ενέργειας του πρώτου μερικού ήχου (τριφασικό ήχο1), του δεύτερου, του τρίτου και του τέταρτου μερικού ήχου (τριφασικό ήχο2) και</w:t>
+        <w:t xml:space="preserve">με την μέθοδο </w:t>
+      </w:r>
+      <w:r>
+        <w:t>Tristimulus</w:t>
+      </w:r>
+      <w:r>
+        <w:rPr>
+          <w:lang w:val="el-GR"/>
+        </w:rPr>
+        <w:t>.</w:t>
+      </w:r>
+    </w:p>
+    <w:bookmarkEnd w:id="49"/>
+    <w:p>
+      <w:pPr>
+        <w:pStyle w:val="Heading3"/>
+      </w:pPr>
+      <w:r>
+        <w:t>Odd-to-Even Harmonic Energy Ratio</w:t>
+      </w:r>
+    </w:p>
+    <w:p>
+      <w:pPr>
+        <w:rPr>
+          <w:lang w:val="el-GR"/>
+        </w:rPr>
+      </w:pPr>
+      <w:r>
+        <w:rPr>
+          <w:lang w:val="el-GR"/>
+        </w:rPr>
+        <w:t>Η αναλογία της αρμονικής ενέργειας των μονών προς τις ζυγές διακρίνει τους ήχους με κυρίαρχη ενέργεια στις μονές αρμονικές (όπως οι ήχοι του κλαρινέτου) από άλλους ήχους με ομαλότερα φασματικά περιβλήματα (όπως η τρομπέτα).</w:t>
       </w:r>
       <w:r>
         <w:rPr>
@@ -8592,7 +8451,10 @@
         <w:rPr>
           <w:lang w:val="el-GR"/>
         </w:rPr>
-        <w:t>του υπόλοιπου ήχου (τριφασικό ήχο3).</w:t>
+        <w:t xml:space="preserve">Η εξαγωγή αυτού του χαρακτηριστικού γίνεται στην </w:t>
+      </w:r>
+      <w:r>
+        <w:t>Essentia</w:t>
       </w:r>
       <w:r>
         <w:rPr>
@@ -8604,6 +8466,120 @@
         <w:rPr>
           <w:lang w:val="el-GR"/>
         </w:rPr>
+        <w:t xml:space="preserve">με την μέθοδο </w:t>
+      </w:r>
+      <w:r>
+        <w:t>OddToEvenHarmonicEnergyRatio</w:t>
+      </w:r>
+      <w:r>
+        <w:rPr>
+          <w:lang w:val="el-GR"/>
+        </w:rPr>
+        <w:t>.</w:t>
+      </w:r>
+    </w:p>
+    <w:p>
+      <w:pPr>
+        <w:rPr>
+          <w:lang w:val="el-GR"/>
+        </w:rPr>
+      </w:pPr>
+    </w:p>
+    <w:p>
+      <w:pPr>
+        <w:rPr>
+          <w:lang w:val="el-GR"/>
+        </w:rPr>
+      </w:pPr>
+    </w:p>
+    <w:p>
+      <w:pPr>
+        <w:pStyle w:val="Heading2"/>
+        <w:rPr>
+          <w:lang w:val="en-US"/>
+        </w:rPr>
+      </w:pPr>
+      <w:bookmarkStart w:id="50" w:name="_Toc208484181"/>
+      <w:r>
+        <w:t>Μουσική Φόρμα</w:t>
+      </w:r>
+      <w:bookmarkEnd w:id="50"/>
+    </w:p>
+    <w:p>
+      <w:pPr>
+        <w:pStyle w:val="Heading3"/>
+      </w:pPr>
+      <w:bookmarkStart w:id="51" w:name="_Toc208484182"/>
+      <w:r>
+        <w:t>Segment Count</w:t>
+      </w:r>
+      <w:bookmarkEnd w:id="51"/>
+    </w:p>
+    <w:p>
+      <w:r>
+        <w:t>TODO</w:t>
+      </w:r>
+    </w:p>
+    <w:p>
+      <w:pPr>
+        <w:pStyle w:val="Heading3"/>
+      </w:pPr>
+      <w:bookmarkStart w:id="52" w:name="_Toc208484183"/>
+      <w:r>
+        <w:t>Segment Duration</w:t>
+      </w:r>
+      <w:bookmarkEnd w:id="52"/>
+    </w:p>
+    <w:p>
+      <w:r>
+        <w:t>TODO</w:t>
+      </w:r>
+    </w:p>
+    <w:p/>
+    <w:p>
+      <w:pPr>
+        <w:pStyle w:val="Heading3"/>
+      </w:pPr>
+      <w:bookmarkStart w:id="53" w:name="_Toc208484184"/>
+      <w:r>
+        <w:t>Novelty Curve</w:t>
+      </w:r>
+      <w:bookmarkEnd w:id="53"/>
+    </w:p>
+    <w:p>
+      <w:pPr>
+        <w:rPr>
+          <w:lang w:val="el-GR"/>
+        </w:rPr>
+      </w:pPr>
+      <w:r>
+        <w:rPr>
+          <w:lang w:val="el-GR"/>
+        </w:rPr>
+        <w:t xml:space="preserve">Με βάση τα συγκεκριμένα μουσικά χαρακτηριστικά κάθε τμήματος ή καρέ, που λαμβάνονται για παράδειγμα με έναν πίνακα ομοιότητας, μπορεί να ληφθεί μια καμπύλη </w:t>
+      </w:r>
+      <w:r>
+        <w:t>novelty</w:t>
+      </w:r>
+      <w:r>
+        <w:rPr>
+          <w:lang w:val="el-GR"/>
+        </w:rPr>
+        <w:t xml:space="preserve"> συγκρίνοντας τα διαδοχικά καρέ για την εκτίμηση των χρονικών αλλαγών στο τραγούδι. Σε αυτήν την καμπύλη </w:t>
+      </w:r>
+      <w:r>
+        <w:t>novelty</w:t>
+      </w:r>
+      <w:r>
+        <w:rPr>
+          <w:lang w:val="el-GR"/>
+        </w:rPr>
+        <w:t xml:space="preserve"> η πιθανότητα μετάβασης σε διαφορετική κατάσταση με την πάροδο του χρόνου αναπαρίσταται από τις κορυφές της καμπύλης. </w:t>
+      </w:r>
+      <w:r>
+        <w:rPr>
+          <w:lang w:val="el-GR"/>
+        </w:rPr>
         <w:t xml:space="preserve">Η εξαγωγή αυτού του χαρακτηριστικού γίνεται στην </w:t>
       </w:r>
       <w:r>
@@ -8622,7 +8598,7 @@
         <w:t xml:space="preserve">με την μέθοδο </w:t>
       </w:r>
       <w:r>
-        <w:t>Tristimulus</w:t>
+        <w:t>TODO</w:t>
       </w:r>
       <w:r>
         <w:rPr>
@@ -8631,26 +8607,50 @@
         <w:t>.</w:t>
       </w:r>
     </w:p>
-    <w:bookmarkEnd w:id="49"/>
+    <w:p>
+      <w:pPr>
+        <w:rPr>
+          <w:lang w:val="el-GR"/>
+        </w:rPr>
+      </w:pPr>
+    </w:p>
+    <w:p>
+      <w:pPr>
+        <w:pStyle w:val="Heading2"/>
+        <w:rPr>
+          <w:lang w:val="en-US"/>
+        </w:rPr>
+      </w:pPr>
+      <w:bookmarkStart w:id="54" w:name="_Toc208484185"/>
+      <w:r>
+        <w:t>Άλλα Χαρακτηριστικά Υψηλού Επιπέδου</w:t>
+      </w:r>
+      <w:bookmarkEnd w:id="54"/>
+    </w:p>
     <w:p>
       <w:pPr>
         <w:pStyle w:val="Heading3"/>
       </w:pPr>
-      <w:r>
-        <w:t>Odd-to-Even Harmonic Energy Ratio</w:t>
-      </w:r>
-    </w:p>
-    <w:p>
-      <w:pPr>
-        <w:rPr>
-          <w:lang w:val="el-GR"/>
-        </w:rPr>
-      </w:pPr>
-      <w:r>
-        <w:rPr>
-          <w:lang w:val="el-GR"/>
-        </w:rPr>
-        <w:t>Η αναλογία της αρμονικής ενέργειας των μονών προς τις ζυγές</w:t>
+      <w:bookmarkStart w:id="55" w:name="_Toc208484186"/>
+      <w:r>
+        <w:t>Danceability</w:t>
+      </w:r>
+      <w:bookmarkEnd w:id="55"/>
+    </w:p>
+    <w:p>
+      <w:pPr>
+        <w:rPr>
+          <w:lang w:val="el-GR"/>
+        </w:rPr>
+      </w:pPr>
+      <w:r>
+        <w:rPr>
+          <w:lang w:val="el-GR"/>
+        </w:rPr>
+        <w:t xml:space="preserve">Στην </w:t>
+      </w:r>
+      <w:r>
+        <w:t>Essentia</w:t>
       </w:r>
       <w:r>
         <w:rPr>
@@ -8662,7 +8662,89 @@
         <w:rPr>
           <w:lang w:val="el-GR"/>
         </w:rPr>
-        <w:t>διακρίνει τους ήχους με κυρίαρχη ενέργεια στις μονές αρμονικές (όπως οι ήχοι του κλαρινέτου) από άλλους ήχους με</w:t>
+        <w:t xml:space="preserve">η χορευτικότητα, δηλαδή το πόσο χορευτικό είναι ένα κομμάτι, υπολογίζεται από την μέθοδο </w:t>
+      </w:r>
+      <w:r>
+        <w:rPr>
+          <w:lang w:val="el-GR"/>
+        </w:rPr>
+        <w:t>Danceability</w:t>
+      </w:r>
+      <w:r>
+        <w:rPr>
+          <w:lang w:val="el-GR"/>
+        </w:rPr>
+        <w:t xml:space="preserve">. </w:t>
+      </w:r>
+      <w:r>
+        <w:rPr>
+          <w:lang w:val="el-GR"/>
+        </w:rPr>
+        <w:t xml:space="preserve">Ο αλγόριθμος </w:t>
+      </w:r>
+      <w:r>
+        <w:rPr>
+          <w:lang w:val="el-GR"/>
+        </w:rPr>
+        <w:t>που χρησιμοποιεί η μέθοδος</w:t>
+      </w:r>
+      <w:r>
+        <w:rPr>
+          <w:lang w:val="el-GR"/>
+        </w:rPr>
+        <w:t xml:space="preserve"> προέρχεται από την Ανάλυση Διακύμανσης Αποκλίνουσας Τάσης (DFA). Οι παράμετροι minTau και maxTau χρησιμοποιούνται για να ορίσουν το χρονικό εύρος στο οποίο θα εκτελεστεί η DFA. Η έξοδος αυτού του αλγορίθμου είναι η </w:t>
+      </w:r>
+      <w:r>
+        <w:rPr>
+          <w:lang w:val="el-GR"/>
+        </w:rPr>
+        <w:lastRenderedPageBreak/>
+        <w:t>χορευτική ικανότητα του ηχητικού σήματος. Αυτές οι τιμές συνήθως κυμαίνονται από 0 έως 3 (υψηλότερες τιμές σημαίνουν πιο χορευτική ικανότητα).</w:t>
+      </w:r>
+    </w:p>
+    <w:p>
+      <w:pPr>
+        <w:rPr>
+          <w:lang w:val="el-GR"/>
+        </w:rPr>
+      </w:pPr>
+    </w:p>
+    <w:p>
+      <w:pPr>
+        <w:pStyle w:val="Heading3"/>
+      </w:pPr>
+      <w:bookmarkStart w:id="56" w:name="_Toc208484187"/>
+      <w:r>
+        <w:t>Dynamic Complexity</w:t>
+      </w:r>
+      <w:bookmarkEnd w:id="56"/>
+    </w:p>
+    <w:p>
+      <w:pPr>
+        <w:rPr>
+          <w:lang w:val="el-GR"/>
+        </w:rPr>
+      </w:pPr>
+      <w:r>
+        <w:rPr>
+          <w:lang w:val="el-GR"/>
+        </w:rPr>
+        <w:t xml:space="preserve">Ως δυναμική πολυπλοκότητα ορίζεται η </w:t>
+      </w:r>
+      <w:r>
+        <w:rPr>
+          <w:lang w:val="el-GR"/>
+        </w:rPr>
+        <w:t>μέση απόλυτη απόκλιση από την εκτίμηση του συνολικού επιπέδου έντασης στην κλίμακα dB. Σχετίζεται με το δυναμικό εύρος και με το μέγεθος της διακύμανσης στην ένταση που υπάρχει σε μια ηχογράφηση.</w:t>
+      </w:r>
+      <w:r>
+        <w:rPr>
+          <w:lang w:val="el-GR"/>
+        </w:rPr>
+        <w:t xml:space="preserve"> Στην </w:t>
+      </w:r>
+      <w:r>
+        <w:t>Essentia</w:t>
       </w:r>
       <w:r>
         <w:rPr>
@@ -8674,229 +8756,26 @@
         <w:rPr>
           <w:lang w:val="el-GR"/>
         </w:rPr>
-        <w:t>ομαλότερα φασματικά περιβλήματα (όπως η τρομπέτα).</w:t>
-      </w:r>
-      <w:r>
-        <w:rPr>
-          <w:lang w:val="el-GR"/>
-        </w:rPr>
-        <w:t xml:space="preserve"> </w:t>
-      </w:r>
-      <w:r>
-        <w:rPr>
-          <w:lang w:val="el-GR"/>
-        </w:rPr>
-        <w:t xml:space="preserve">Η εξαγωγή αυτού του χαρακτηριστικού γίνεται στην </w:t>
-      </w:r>
-      <w:r>
-        <w:t>Essentia</w:t>
-      </w:r>
-      <w:r>
-        <w:rPr>
-          <w:lang w:val="el-GR"/>
-        </w:rPr>
-        <w:t xml:space="preserve"> </w:t>
-      </w:r>
-      <w:r>
-        <w:rPr>
-          <w:lang w:val="el-GR"/>
-        </w:rPr>
-        <w:t xml:space="preserve">με την μέθοδο </w:t>
-      </w:r>
-      <w:r>
-        <w:t>OddToEvenHarmonicEnergyRatio</w:t>
-      </w:r>
-      <w:r>
-        <w:rPr>
-          <w:lang w:val="el-GR"/>
-        </w:rPr>
-        <w:t>.</w:t>
-      </w:r>
-    </w:p>
-    <w:p>
-      <w:pPr>
-        <w:rPr>
-          <w:lang w:val="el-GR"/>
-        </w:rPr>
-      </w:pPr>
-    </w:p>
-    <w:p>
-      <w:pPr>
-        <w:rPr>
-          <w:lang w:val="el-GR"/>
-        </w:rPr>
-      </w:pPr>
-    </w:p>
-    <w:p>
-      <w:pPr>
-        <w:pStyle w:val="Heading2"/>
-        <w:rPr>
-          <w:lang w:val="en-US"/>
-        </w:rPr>
-      </w:pPr>
-      <w:bookmarkStart w:id="50" w:name="_Toc208484181"/>
-      <w:r>
-        <w:t>Μουσική Φόρμα</w:t>
-      </w:r>
-      <w:bookmarkEnd w:id="50"/>
-    </w:p>
-    <w:p>
-      <w:pPr>
-        <w:pStyle w:val="Heading3"/>
-      </w:pPr>
-      <w:bookmarkStart w:id="51" w:name="_Toc208484182"/>
-      <w:r>
-        <w:t>Segment Count</w:t>
-      </w:r>
-      <w:bookmarkEnd w:id="51"/>
-    </w:p>
-    <w:p/>
-    <w:p>
-      <w:pPr>
-        <w:pStyle w:val="Heading3"/>
-      </w:pPr>
-      <w:bookmarkStart w:id="52" w:name="_Toc208484183"/>
-      <w:r>
-        <w:t>Segment Duration</w:t>
-      </w:r>
-      <w:bookmarkEnd w:id="52"/>
-    </w:p>
-    <w:p/>
-    <w:p>
-      <w:pPr>
-        <w:pStyle w:val="Heading3"/>
-      </w:pPr>
-      <w:bookmarkStart w:id="53" w:name="_Toc208484184"/>
-      <w:r>
-        <w:t>Novelty Curve</w:t>
-      </w:r>
-      <w:bookmarkEnd w:id="53"/>
-    </w:p>
-    <w:p>
-      <w:pPr>
-        <w:rPr>
-          <w:lang w:val="el-GR"/>
-        </w:rPr>
-      </w:pPr>
-      <w:r>
-        <w:rPr>
-          <w:lang w:val="el-GR"/>
-        </w:rPr>
-        <w:t xml:space="preserve">Με βάση τα συγκεκριμένα μουσικά χαρακτηριστικά κάθε τμήματος ή καρέ, που λαμβάνονται για παράδειγμα με έναν πίνακα ομοιότητας, μπορεί να ληφθεί μια καμπύλη </w:t>
-      </w:r>
-      <w:r>
-        <w:t>novelty</w:t>
-      </w:r>
-      <w:r>
-        <w:rPr>
-          <w:lang w:val="el-GR"/>
-        </w:rPr>
-        <w:t xml:space="preserve"> συγκρίνοντας τα διαδοχικά καρέ για την εκτίμηση των χρονικών αλλαγών στο τραγούδι. Σε αυτήν την καμπύλη </w:t>
-      </w:r>
-      <w:r>
-        <w:t>novelty</w:t>
-      </w:r>
-      <w:r>
-        <w:rPr>
-          <w:lang w:val="el-GR"/>
-        </w:rPr>
-        <w:t xml:space="preserve"> </w:t>
-      </w:r>
-      <w:r>
-        <w:rPr>
-          <w:lang w:val="el-GR"/>
-        </w:rPr>
-        <w:t>η πιθανότητα μετάβασης σε διαφορετική κατάσταση με την πάροδο του χρόνου</w:t>
-      </w:r>
-      <w:r>
-        <w:rPr>
-          <w:lang w:val="el-GR"/>
-        </w:rPr>
-        <w:t xml:space="preserve"> </w:t>
-      </w:r>
-      <w:r>
-        <w:rPr>
-          <w:lang w:val="el-GR"/>
-        </w:rPr>
-        <w:t>αναπαρίσταται από τις κορυφές της καμπύλης.</w:t>
-      </w:r>
-      <w:r>
-        <w:rPr>
-          <w:lang w:val="el-GR"/>
-        </w:rPr>
-        <w:t xml:space="preserve"> </w:t>
-      </w:r>
-      <w:r>
-        <w:rPr>
-          <w:lang w:val="el-GR"/>
-        </w:rPr>
-        <w:t xml:space="preserve">Η εξαγωγή αυτού του χαρακτηριστικού γίνεται στην </w:t>
-      </w:r>
-      <w:r>
-        <w:t>Essentia</w:t>
-      </w:r>
-      <w:r>
-        <w:rPr>
-          <w:lang w:val="el-GR"/>
-        </w:rPr>
-        <w:t xml:space="preserve"> </w:t>
-      </w:r>
-      <w:r>
-        <w:rPr>
-          <w:lang w:val="el-GR"/>
-        </w:rPr>
-        <w:t xml:space="preserve">με την μέθοδο </w:t>
-      </w:r>
-      <w:r>
-        <w:t>TODO</w:t>
-      </w:r>
-      <w:r>
-        <w:rPr>
-          <w:lang w:val="el-GR"/>
-        </w:rPr>
-        <w:t>.</w:t>
-      </w:r>
-    </w:p>
-    <w:p>
-      <w:pPr>
-        <w:rPr>
-          <w:lang w:val="el-GR"/>
-        </w:rPr>
-      </w:pPr>
-    </w:p>
-    <w:p>
-      <w:pPr>
-        <w:pStyle w:val="Heading2"/>
-        <w:rPr>
-          <w:lang w:val="en-US"/>
-        </w:rPr>
-      </w:pPr>
-      <w:bookmarkStart w:id="54" w:name="_Toc208484185"/>
-      <w:r>
-        <w:t>Άλλα Χαρακτηριστικά Υψηλού Επιπέδου</w:t>
-      </w:r>
-      <w:bookmarkEnd w:id="54"/>
-    </w:p>
-    <w:p>
-      <w:pPr>
-        <w:pStyle w:val="Heading3"/>
-      </w:pPr>
-      <w:bookmarkStart w:id="55" w:name="_Toc208484186"/>
-      <w:r>
-        <w:t>Danceability</w:t>
-      </w:r>
-      <w:bookmarkEnd w:id="55"/>
-    </w:p>
-    <w:p/>
-    <w:p>
-      <w:pPr>
-        <w:pStyle w:val="Heading3"/>
-      </w:pPr>
-      <w:bookmarkStart w:id="56" w:name="_Toc208484187"/>
-      <w:r>
-        <w:t>Dynamic Complexity</w:t>
-      </w:r>
-      <w:bookmarkEnd w:id="56"/>
+        <w:t xml:space="preserve">αυτό το χαρακτηριστικό εξάγεται με τη χρήση της μεθόδου </w:t>
+      </w:r>
+      <w:r>
+        <w:rPr>
+          <w:lang w:val="el-GR"/>
+        </w:rPr>
+        <w:t>DynamicComplexity</w:t>
+      </w:r>
+      <w:r>
+        <w:rPr>
+          <w:lang w:val="el-GR"/>
+        </w:rPr>
+        <w:t xml:space="preserve">. </w:t>
+      </w:r>
+      <w:r>
+        <w:rPr>
+          <w:lang w:val="el-GR"/>
+        </w:rPr>
+        <w:t>Η σιωπή στην αρχή και στο τέλος ενός κομματιού αγνοείται στον υπολογισμό, προκειμένου να μην υποβαθμιστούν τα αποτελέσματα.</w:t>
+      </w:r>
     </w:p>
     <w:p>
       <w:pPr>
@@ -8914,6 +8793,7 @@
       <w:pPr>
         <w:rPr>
           <w:noProof/>
+          <w:lang w:val="el-GR"/>
         </w:rPr>
       </w:pPr>
     </w:p>
@@ -8923,7 +8803,6 @@
       </w:pPr>
       <w:bookmarkStart w:id="57" w:name="_Toc208484188"/>
       <w:r>
-        <w:lastRenderedPageBreak/>
         <w:t>Διαχείριση Δεδομένων</w:t>
       </w:r>
       <w:bookmarkEnd w:id="57"/>
@@ -9347,6 +9226,15 @@
     <w:p>
       <w:pPr>
         <w:pStyle w:val="Heading2"/>
+        <w:numPr>
+          <w:ilvl w:val="0"/>
+          <w:numId w:val="0"/>
+        </w:numPr>
+      </w:pPr>
+    </w:p>
+    <w:p>
+      <w:pPr>
+        <w:pStyle w:val="Heading2"/>
       </w:pPr>
       <w:bookmarkStart w:id="59" w:name="_Toc208484190"/>
       <w:r>
@@ -9660,13 +9548,7 @@
         <w:rPr>
           <w:lang w:val="el-GR"/>
         </w:rPr>
-        <w:t>συσχέτιση (</w:t>
-      </w:r>
-      <w:r>
-        <w:rPr>
-          <w:lang w:val="el-GR"/>
-        </w:rPr>
-        <w:t>(|συσχέτιση|</w:t>
+        <w:t>συσχέτιση ((|συσχέτιση|</w:t>
       </w:r>
       <w:r>
         <w:rPr>
@@ -9745,6 +9627,7 @@
       </w:pPr>
       <w:bookmarkStart w:id="61" w:name="_Toc208484192"/>
       <w:r>
+        <w:lastRenderedPageBreak/>
         <w:t>Εκπαίδευση Μοντέλου Μηχανικής Μάθησης</w:t>
       </w:r>
       <w:bookmarkEnd w:id="61"/>
@@ -9771,6 +9654,9 @@
         <w:t>Εν Κατακλείδι</w:t>
       </w:r>
       <w:bookmarkEnd w:id="63"/>
+      <w:r>
+        <w:t xml:space="preserve"> &lt;3</w:t>
+      </w:r>
     </w:p>
     <w:p>
       <w:pPr>
@@ -9827,7 +9713,35 @@
           <w:rPr>
             <w:rStyle w:val="Hyperlink"/>
           </w:rPr>
-          <w:t>G. Tzanetakis and P. Cook, (2002) "Musical genre classification of audio signals," in IEEE Transactions on Speech and Audio Processing, vol. 10, no. 5, pp. 293-302, July 2002, doi: 10.1109/TSA.2002.800560.</w:t>
+          <w:t xml:space="preserve">G. </w:t>
+        </w:r>
+        <w:proofErr w:type="spellStart"/>
+        <w:r>
+          <w:rPr>
+            <w:rStyle w:val="Hyperlink"/>
+          </w:rPr>
+          <w:t>Tzanetakis</w:t>
+        </w:r>
+        <w:proofErr w:type="spellEnd"/>
+        <w:r>
+          <w:rPr>
+            <w:rStyle w:val="Hyperlink"/>
+          </w:rPr>
+          <w:t xml:space="preserve"> and P. Cook, (2002) "Musical genre classification of audio signals," in IEEE Transactions on Speech and Audio Processing, vol. 10, no. 5, pp. 293-302, July 2002, </w:t>
+        </w:r>
+        <w:proofErr w:type="spellStart"/>
+        <w:r>
+          <w:rPr>
+            <w:rStyle w:val="Hyperlink"/>
+          </w:rPr>
+          <w:t>doi</w:t>
+        </w:r>
+        <w:proofErr w:type="spellEnd"/>
+        <w:r>
+          <w:rPr>
+            <w:rStyle w:val="Hyperlink"/>
+          </w:rPr>
+          <w:t>: 10.1109/TSA.2002.800560.</w:t>
         </w:r>
       </w:hyperlink>
     </w:p>
@@ -11324,7 +11238,7 @@
   <w:style w:type="paragraph" w:default="1" w:styleId="Normal">
     <w:name w:val="Normal"/>
     <w:qFormat/>
-    <w:rsid w:val="00C634C4"/>
+    <w:rsid w:val="00243F23"/>
   </w:style>
   <w:style w:type="paragraph" w:styleId="Heading1">
     <w:name w:val="heading 1"/>
@@ -11565,6 +11479,7 @@
   <w:style w:type="character" w:default="1" w:styleId="DefaultParagraphFont">
     <w:name w:val="Default Paragraph Font"/>
     <w:uiPriority w:val="1"/>
+    <w:semiHidden/>
     <w:unhideWhenUsed/>
   </w:style>
   <w:style w:type="table" w:default="1" w:styleId="TableNormal">

--- a/report.docx
+++ b/report.docx
@@ -9579,7 +9579,37 @@
         <w:rPr>
           <w:lang w:val="el-GR"/>
         </w:rPr>
-        <w:t xml:space="preserve">. Αυτό πραγματοποιείται στο </w:t>
+        <w:t>. Αυτό</w:t>
+      </w:r>
+      <w:r>
+        <w:rPr>
+          <w:lang w:val="el-GR"/>
+        </w:rPr>
+        <w:t xml:space="preserve"> </w:t>
+      </w:r>
+      <w:r>
+        <w:rPr>
+          <w:lang w:val="el-GR"/>
+        </w:rPr>
+        <w:t>πραγματοποιείται</w:t>
+      </w:r>
+      <w:r>
+        <w:rPr>
+          <w:lang w:val="el-GR"/>
+        </w:rPr>
+        <w:t xml:space="preserve"> </w:t>
+      </w:r>
+      <w:r>
+        <w:rPr>
+          <w:lang w:val="el-GR"/>
+        </w:rPr>
+        <w:t>στο</w:t>
+      </w:r>
+      <w:r>
+        <w:rPr>
+          <w:lang w:val="el-GR"/>
+        </w:rPr>
+        <w:t xml:space="preserve"> </w:t>
       </w:r>
       <w:r>
         <w:t>data</w:t>
@@ -9618,7 +9648,991 @@
         <w:rPr>
           <w:lang w:val="el-GR"/>
         </w:rPr>
-        <w:t>Παρακάτω φαίνονται τα αποτελέσματα.</w:t>
+        <w:t>Συνολικά</w:t>
+      </w:r>
+      <w:r>
+        <w:rPr>
+          <w:lang w:val="el-GR"/>
+        </w:rPr>
+        <w:t xml:space="preserve"> </w:t>
+      </w:r>
+      <w:r>
+        <w:rPr>
+          <w:lang w:val="el-GR"/>
+        </w:rPr>
+        <w:t>κατέληξα</w:t>
+      </w:r>
+      <w:r>
+        <w:rPr>
+          <w:lang w:val="el-GR"/>
+        </w:rPr>
+        <w:t xml:space="preserve"> </w:t>
+      </w:r>
+      <w:r>
+        <w:rPr>
+          <w:lang w:val="el-GR"/>
+        </w:rPr>
+        <w:t>από</w:t>
+      </w:r>
+      <w:r>
+        <w:rPr>
+          <w:lang w:val="el-GR"/>
+        </w:rPr>
+        <w:t xml:space="preserve"> </w:t>
+      </w:r>
+      <w:r>
+        <w:rPr>
+          <w:lang w:val="el-GR"/>
+        </w:rPr>
+        <w:t>τα</w:t>
+      </w:r>
+      <w:r>
+        <w:rPr>
+          <w:lang w:val="el-GR"/>
+        </w:rPr>
+        <w:t xml:space="preserve"> 150+ </w:t>
+      </w:r>
+      <w:r>
+        <w:rPr>
+          <w:lang w:val="el-GR"/>
+        </w:rPr>
+        <w:t>χαρακτηριστικά</w:t>
+      </w:r>
+      <w:r>
+        <w:rPr>
+          <w:lang w:val="el-GR"/>
+        </w:rPr>
+        <w:t xml:space="preserve"> </w:t>
+      </w:r>
+      <w:r>
+        <w:rPr>
+          <w:lang w:val="el-GR"/>
+        </w:rPr>
+        <w:t>στα</w:t>
+      </w:r>
+      <w:r>
+        <w:rPr>
+          <w:lang w:val="el-GR"/>
+        </w:rPr>
+        <w:t xml:space="preserve"> </w:t>
+      </w:r>
+      <w:r>
+        <w:rPr>
+          <w:lang w:val="el-GR"/>
+        </w:rPr>
+        <w:t>εξής</w:t>
+      </w:r>
+      <w:r>
+        <w:rPr>
+          <w:lang w:val="el-GR"/>
+        </w:rPr>
+        <w:t xml:space="preserve"> 22: </w:t>
+      </w:r>
+      <w:r>
+        <w:rPr>
+          <w:lang w:val="en-GB"/>
+        </w:rPr>
+        <w:t>yin</w:t>
+      </w:r>
+      <w:r>
+        <w:rPr>
+          <w:lang w:val="el-GR"/>
+        </w:rPr>
+        <w:t>_</w:t>
+      </w:r>
+      <w:r>
+        <w:rPr>
+          <w:lang w:val="en-GB"/>
+        </w:rPr>
+        <w:t>pitch</w:t>
+      </w:r>
+      <w:r>
+        <w:rPr>
+          <w:lang w:val="el-GR"/>
+        </w:rPr>
+        <w:t>_</w:t>
+      </w:r>
+      <w:r>
+        <w:rPr>
+          <w:lang w:val="en-GB"/>
+        </w:rPr>
+        <w:t>mean</w:t>
+      </w:r>
+      <w:r>
+        <w:rPr>
+          <w:lang w:val="el-GR"/>
+        </w:rPr>
+        <w:t xml:space="preserve">, </w:t>
+      </w:r>
+      <w:r>
+        <w:rPr>
+          <w:lang w:val="en-GB"/>
+        </w:rPr>
+        <w:t>melodia</w:t>
+      </w:r>
+      <w:r>
+        <w:rPr>
+          <w:lang w:val="el-GR"/>
+        </w:rPr>
+        <w:t>_</w:t>
+      </w:r>
+      <w:r>
+        <w:rPr>
+          <w:lang w:val="en-GB"/>
+        </w:rPr>
+        <w:t>pitch</w:t>
+      </w:r>
+      <w:r>
+        <w:rPr>
+          <w:lang w:val="el-GR"/>
+        </w:rPr>
+        <w:t>_</w:t>
+      </w:r>
+      <w:r>
+        <w:rPr>
+          <w:lang w:val="en-GB"/>
+        </w:rPr>
+        <w:t>mean</w:t>
+      </w:r>
+      <w:r>
+        <w:rPr>
+          <w:lang w:val="el-GR"/>
+        </w:rPr>
+        <w:t>,</w:t>
+      </w:r>
+      <w:r>
+        <w:rPr>
+          <w:lang w:val="el-GR"/>
+        </w:rPr>
+        <w:t xml:space="preserve"> </w:t>
+      </w:r>
+      <w:r>
+        <w:rPr>
+          <w:lang w:val="en-GB"/>
+        </w:rPr>
+        <w:t>melodic</w:t>
+      </w:r>
+      <w:r>
+        <w:rPr>
+          <w:lang w:val="el-GR"/>
+        </w:rPr>
+        <w:t>_</w:t>
+      </w:r>
+      <w:r>
+        <w:rPr>
+          <w:lang w:val="en-GB"/>
+        </w:rPr>
+        <w:t>pitch</w:t>
+      </w:r>
+      <w:r>
+        <w:rPr>
+          <w:lang w:val="el-GR"/>
+        </w:rPr>
+        <w:t>_</w:t>
+      </w:r>
+      <w:r>
+        <w:rPr>
+          <w:lang w:val="en-GB"/>
+        </w:rPr>
+        <w:t>range</w:t>
+      </w:r>
+      <w:r>
+        <w:rPr>
+          <w:lang w:val="el-GR"/>
+        </w:rPr>
+        <w:t xml:space="preserve">, </w:t>
+      </w:r>
+      <w:proofErr w:type="spellStart"/>
+      <w:r>
+        <w:rPr>
+          <w:lang w:val="en-GB"/>
+        </w:rPr>
+        <w:t>mnn</w:t>
+      </w:r>
+      <w:proofErr w:type="spellEnd"/>
+      <w:r>
+        <w:rPr>
+          <w:lang w:val="el-GR"/>
+        </w:rPr>
+        <w:t>_</w:t>
+      </w:r>
+      <w:r>
+        <w:rPr>
+          <w:lang w:val="en-GB"/>
+        </w:rPr>
+        <w:t>mean</w:t>
+      </w:r>
+      <w:r>
+        <w:rPr>
+          <w:lang w:val="el-GR"/>
+        </w:rPr>
+        <w:t xml:space="preserve">, </w:t>
+      </w:r>
+      <w:r>
+        <w:rPr>
+          <w:lang w:val="en-GB"/>
+        </w:rPr>
+        <w:t>inharmonicity</w:t>
+      </w:r>
+      <w:r>
+        <w:rPr>
+          <w:lang w:val="el-GR"/>
+        </w:rPr>
+        <w:t>_</w:t>
+      </w:r>
+      <w:r>
+        <w:rPr>
+          <w:lang w:val="en-GB"/>
+        </w:rPr>
+        <w:t>mean</w:t>
+      </w:r>
+      <w:r>
+        <w:rPr>
+          <w:lang w:val="el-GR"/>
+        </w:rPr>
+        <w:t>,</w:t>
+      </w:r>
+      <w:r>
+        <w:rPr>
+          <w:lang w:val="el-GR"/>
+        </w:rPr>
+        <w:t xml:space="preserve"> </w:t>
+      </w:r>
+      <w:r>
+        <w:rPr>
+          <w:lang w:val="en-GB"/>
+        </w:rPr>
+        <w:t>chroma</w:t>
+      </w:r>
+      <w:r>
+        <w:rPr>
+          <w:lang w:val="el-GR"/>
+        </w:rPr>
+        <w:t>_</w:t>
+      </w:r>
+      <w:r>
+        <w:rPr>
+          <w:lang w:val="en-GB"/>
+        </w:rPr>
+        <w:t>mean</w:t>
+      </w:r>
+      <w:r>
+        <w:rPr>
+          <w:lang w:val="el-GR"/>
+        </w:rPr>
+        <w:t>,</w:t>
+      </w:r>
+      <w:r>
+        <w:rPr>
+          <w:lang w:val="el-GR"/>
+        </w:rPr>
+        <w:t xml:space="preserve"> </w:t>
+      </w:r>
+      <w:proofErr w:type="spellStart"/>
+      <w:r>
+        <w:rPr>
+          <w:lang w:val="en-GB"/>
+        </w:rPr>
+        <w:lastRenderedPageBreak/>
+        <w:t>hpcp</w:t>
+      </w:r>
+      <w:proofErr w:type="spellEnd"/>
+      <w:r>
+        <w:rPr>
+          <w:lang w:val="el-GR"/>
+        </w:rPr>
+        <w:t>_</w:t>
+      </w:r>
+      <w:r>
+        <w:rPr>
+          <w:lang w:val="en-GB"/>
+        </w:rPr>
+        <w:t>mean</w:t>
+      </w:r>
+      <w:r>
+        <w:rPr>
+          <w:lang w:val="el-GR"/>
+        </w:rPr>
+        <w:t xml:space="preserve">, </w:t>
+      </w:r>
+      <w:r>
+        <w:t>key</w:t>
+      </w:r>
+      <w:r>
+        <w:rPr>
+          <w:lang w:val="el-GR"/>
+        </w:rPr>
+        <w:t xml:space="preserve"> </w:t>
+      </w:r>
+      <w:r>
+        <w:rPr>
+          <w:lang w:val="en-GB"/>
+        </w:rPr>
+        <w:t>strength</w:t>
+      </w:r>
+      <w:r>
+        <w:rPr>
+          <w:lang w:val="el-GR"/>
+        </w:rPr>
+        <w:t xml:space="preserve">, </w:t>
+      </w:r>
+      <w:r>
+        <w:rPr>
+          <w:lang w:val="en-GB"/>
+        </w:rPr>
+        <w:t>dissonance</w:t>
+      </w:r>
+      <w:r>
+        <w:rPr>
+          <w:lang w:val="el-GR"/>
+        </w:rPr>
+        <w:t>,</w:t>
+      </w:r>
+      <w:r>
+        <w:rPr>
+          <w:lang w:val="el-GR"/>
+        </w:rPr>
+        <w:t xml:space="preserve"> </w:t>
+      </w:r>
+      <w:r>
+        <w:rPr>
+          <w:lang w:val="en-GB"/>
+        </w:rPr>
+        <w:t>bpm</w:t>
+      </w:r>
+      <w:r>
+        <w:rPr>
+          <w:lang w:val="el-GR"/>
+        </w:rPr>
+        <w:t>_</w:t>
+      </w:r>
+      <w:r>
+        <w:rPr>
+          <w:lang w:val="en-GB"/>
+        </w:rPr>
+        <w:t>mean</w:t>
+      </w:r>
+      <w:r>
+        <w:rPr>
+          <w:lang w:val="el-GR"/>
+        </w:rPr>
+        <w:t xml:space="preserve">, </w:t>
+      </w:r>
+      <w:r>
+        <w:rPr>
+          <w:lang w:val="en-GB"/>
+        </w:rPr>
+        <w:t>onset</w:t>
+      </w:r>
+      <w:r>
+        <w:rPr>
+          <w:lang w:val="el-GR"/>
+        </w:rPr>
+        <w:t>_</w:t>
+      </w:r>
+      <w:r>
+        <w:rPr>
+          <w:lang w:val="en-GB"/>
+        </w:rPr>
+        <w:t>rate</w:t>
+      </w:r>
+      <w:r>
+        <w:rPr>
+          <w:lang w:val="el-GR"/>
+        </w:rPr>
+        <w:t xml:space="preserve">, </w:t>
+      </w:r>
+      <w:proofErr w:type="spellStart"/>
+      <w:r>
+        <w:rPr>
+          <w:lang w:val="en-GB"/>
+        </w:rPr>
+        <w:t>mfcc</w:t>
+      </w:r>
+      <w:proofErr w:type="spellEnd"/>
+      <w:r>
+        <w:rPr>
+          <w:lang w:val="el-GR"/>
+        </w:rPr>
+        <w:t>_</w:t>
+      </w:r>
+      <w:r>
+        <w:rPr>
+          <w:lang w:val="en-GB"/>
+        </w:rPr>
+        <w:t>mean</w:t>
+      </w:r>
+      <w:r>
+        <w:rPr>
+          <w:lang w:val="el-GR"/>
+        </w:rPr>
+        <w:t xml:space="preserve">, </w:t>
+      </w:r>
+      <w:r>
+        <w:rPr>
+          <w:lang w:val="en-GB"/>
+        </w:rPr>
+        <w:t>centroid</w:t>
+      </w:r>
+      <w:r>
+        <w:rPr>
+          <w:lang w:val="el-GR"/>
+        </w:rPr>
+        <w:t>_</w:t>
+      </w:r>
+      <w:r>
+        <w:rPr>
+          <w:lang w:val="en-GB"/>
+        </w:rPr>
+        <w:t>mean</w:t>
+      </w:r>
+      <w:r>
+        <w:rPr>
+          <w:lang w:val="el-GR"/>
+        </w:rPr>
+        <w:t xml:space="preserve">, </w:t>
+      </w:r>
+      <w:r>
+        <w:rPr>
+          <w:lang w:val="en-GB"/>
+        </w:rPr>
+        <w:t>flatness</w:t>
+      </w:r>
+      <w:r>
+        <w:rPr>
+          <w:lang w:val="el-GR"/>
+        </w:rPr>
+        <w:t>_</w:t>
+      </w:r>
+      <w:r>
+        <w:rPr>
+          <w:lang w:val="en-GB"/>
+        </w:rPr>
+        <w:t>mean</w:t>
+      </w:r>
+      <w:r>
+        <w:rPr>
+          <w:lang w:val="el-GR"/>
+        </w:rPr>
+        <w:t xml:space="preserve">, </w:t>
+      </w:r>
+      <w:r>
+        <w:rPr>
+          <w:lang w:val="en-GB"/>
+        </w:rPr>
+        <w:t>loudness</w:t>
+      </w:r>
+      <w:r>
+        <w:rPr>
+          <w:lang w:val="el-GR"/>
+        </w:rPr>
+        <w:t>_</w:t>
+      </w:r>
+      <w:r>
+        <w:rPr>
+          <w:lang w:val="en-GB"/>
+        </w:rPr>
+        <w:t>mean</w:t>
+      </w:r>
+      <w:r>
+        <w:rPr>
+          <w:lang w:val="el-GR"/>
+        </w:rPr>
+        <w:t xml:space="preserve">, </w:t>
+      </w:r>
+      <w:r>
+        <w:rPr>
+          <w:lang w:val="en-GB"/>
+        </w:rPr>
+        <w:t>t</w:t>
+      </w:r>
+      <w:r>
+        <w:rPr>
+          <w:lang w:val="el-GR"/>
+        </w:rPr>
+        <w:t>1_</w:t>
+      </w:r>
+      <w:r>
+        <w:rPr>
+          <w:lang w:val="en-GB"/>
+        </w:rPr>
+        <w:t>mean</w:t>
+      </w:r>
+      <w:r>
+        <w:rPr>
+          <w:lang w:val="el-GR"/>
+        </w:rPr>
+        <w:t xml:space="preserve">, </w:t>
+      </w:r>
+      <w:r>
+        <w:rPr>
+          <w:lang w:val="en-GB"/>
+        </w:rPr>
+        <w:t>t</w:t>
+      </w:r>
+      <w:r>
+        <w:rPr>
+          <w:lang w:val="el-GR"/>
+        </w:rPr>
+        <w:t>2_</w:t>
+      </w:r>
+      <w:r>
+        <w:rPr>
+          <w:lang w:val="en-GB"/>
+        </w:rPr>
+        <w:t>mean</w:t>
+      </w:r>
+      <w:r>
+        <w:rPr>
+          <w:lang w:val="el-GR"/>
+        </w:rPr>
+        <w:t xml:space="preserve">, </w:t>
+      </w:r>
+      <w:r>
+        <w:rPr>
+          <w:lang w:val="en-GB"/>
+        </w:rPr>
+        <w:t>t</w:t>
+      </w:r>
+      <w:r>
+        <w:rPr>
+          <w:lang w:val="el-GR"/>
+        </w:rPr>
+        <w:t>3_</w:t>
+      </w:r>
+      <w:r>
+        <w:rPr>
+          <w:lang w:val="en-GB"/>
+        </w:rPr>
+        <w:t>mean</w:t>
+      </w:r>
+      <w:r>
+        <w:rPr>
+          <w:lang w:val="el-GR"/>
+        </w:rPr>
+        <w:t xml:space="preserve">, </w:t>
+      </w:r>
+      <w:r>
+        <w:rPr>
+          <w:lang w:val="en-GB"/>
+        </w:rPr>
+        <w:t>segment</w:t>
+      </w:r>
+      <w:r>
+        <w:rPr>
+          <w:lang w:val="el-GR"/>
+        </w:rPr>
+        <w:t>_</w:t>
+      </w:r>
+      <w:r>
+        <w:rPr>
+          <w:lang w:val="en-GB"/>
+        </w:rPr>
+        <w:t>count</w:t>
+      </w:r>
+      <w:r>
+        <w:rPr>
+          <w:lang w:val="el-GR"/>
+        </w:rPr>
+        <w:t xml:space="preserve">, </w:t>
+      </w:r>
+      <w:r>
+        <w:rPr>
+          <w:lang w:val="en-GB"/>
+        </w:rPr>
+        <w:t>novelty</w:t>
+      </w:r>
+      <w:r>
+        <w:rPr>
+          <w:lang w:val="el-GR"/>
+        </w:rPr>
+        <w:t>_</w:t>
+      </w:r>
+      <w:r>
+        <w:rPr>
+          <w:lang w:val="en-GB"/>
+        </w:rPr>
+        <w:t>mean</w:t>
+      </w:r>
+      <w:r>
+        <w:rPr>
+          <w:lang w:val="el-GR"/>
+        </w:rPr>
+        <w:t xml:space="preserve">, </w:t>
+      </w:r>
+      <w:r>
+        <w:rPr>
+          <w:lang w:val="en-GB"/>
+        </w:rPr>
+        <w:t>danceability</w:t>
+      </w:r>
+      <w:r>
+        <w:rPr>
+          <w:lang w:val="el-GR"/>
+        </w:rPr>
+        <w:t>,</w:t>
+      </w:r>
+      <w:r>
+        <w:rPr>
+          <w:lang w:val="el-GR"/>
+        </w:rPr>
+        <w:t xml:space="preserve"> </w:t>
+      </w:r>
+      <w:r>
+        <w:rPr>
+          <w:lang w:val="en-GB"/>
+        </w:rPr>
+        <w:t>dynamic</w:t>
+      </w:r>
+      <w:r>
+        <w:rPr>
+          <w:lang w:val="el-GR"/>
+        </w:rPr>
+        <w:t>_</w:t>
+      </w:r>
+      <w:r>
+        <w:rPr>
+          <w:lang w:val="en-GB"/>
+        </w:rPr>
+        <w:t>complexity</w:t>
+      </w:r>
+      <w:r>
+        <w:rPr>
+          <w:lang w:val="el-GR"/>
+        </w:rPr>
+        <w:t>.</w:t>
+      </w:r>
+      <w:r>
+        <w:rPr>
+          <w:lang w:val="el-GR"/>
+        </w:rPr>
+        <w:t xml:space="preserve"> </w:t>
+      </w:r>
+      <w:r>
+        <w:rPr>
+          <w:lang w:val="el-GR"/>
+        </w:rPr>
+        <w:t>Σημειώνεται</w:t>
+      </w:r>
+      <w:r>
+        <w:rPr>
+          <w:lang w:val="el-GR"/>
+        </w:rPr>
+        <w:t>, βέβαια, πως η ακρίβεια του μοντέλου μετά την επιλογή αυτή έπεσε από ~0.5 σε 0.49.</w:t>
+      </w:r>
+      <w:r>
+        <w:rPr>
+          <w:lang w:val="el-GR"/>
+        </w:rPr>
+        <w:t xml:space="preserve"> Παρακάτω φαίνονται τα </w:t>
+      </w:r>
+      <w:r>
+        <w:t>correlation</w:t>
+      </w:r>
+      <w:r>
+        <w:rPr>
+          <w:lang w:val="el-GR"/>
+        </w:rPr>
+        <w:t xml:space="preserve"> </w:t>
+      </w:r>
+      <w:r>
+        <w:t>heatmaps</w:t>
+      </w:r>
+      <w:r>
+        <w:rPr>
+          <w:lang w:val="el-GR"/>
+        </w:rPr>
+        <w:t xml:space="preserve"> </w:t>
+      </w:r>
+      <w:r>
+        <w:rPr>
+          <w:lang w:val="el-GR"/>
+        </w:rPr>
+        <w:t>πριν και μετά την επιλογή αυτή.</w:t>
+      </w:r>
+    </w:p>
+    <w:p>
+      <w:pPr>
+        <w:keepNext/>
+        <w:jc w:val="center"/>
+      </w:pPr>
+      <w:r>
+        <w:rPr>
+          <w:noProof/>
+          <w:lang w:val="el-GR"/>
+        </w:rPr>
+        <w:drawing>
+          <wp:inline distT="0" distB="0" distL="0" distR="0" wp14:anchorId="6FF1AE66" wp14:editId="66B797D1">
+            <wp:extent cx="5943600" cy="5203190"/>
+            <wp:effectExtent l="0" t="0" r="0" b="0"/>
+            <wp:docPr id="557292693" name="Picture 1"/>
+            <wp:cNvGraphicFramePr>
+              <a:graphicFrameLocks xmlns:a="http://schemas.openxmlformats.org/drawingml/2006/main" noChangeAspect="1"/>
+            </wp:cNvGraphicFramePr>
+            <a:graphic xmlns:a="http://schemas.openxmlformats.org/drawingml/2006/main">
+              <a:graphicData uri="http://schemas.openxmlformats.org/drawingml/2006/picture">
+                <pic:pic xmlns:pic="http://schemas.openxmlformats.org/drawingml/2006/picture">
+                  <pic:nvPicPr>
+                    <pic:cNvPr id="557292693" name="Picture 557292693"/>
+                    <pic:cNvPicPr/>
+                  </pic:nvPicPr>
+                  <pic:blipFill>
+                    <a:blip r:embed="rId8" cstate="print">
+                      <a:extLst>
+                        <a:ext uri="{28A0092B-C50C-407E-A947-70E740481C1C}">
+                          <a14:useLocalDpi xmlns:a14="http://schemas.microsoft.com/office/drawing/2010/main" val="0"/>
+                        </a:ext>
+                      </a:extLst>
+                    </a:blip>
+                    <a:stretch>
+                      <a:fillRect/>
+                    </a:stretch>
+                  </pic:blipFill>
+                  <pic:spPr>
+                    <a:xfrm>
+                      <a:off x="0" y="0"/>
+                      <a:ext cx="5943600" cy="5203190"/>
+                    </a:xfrm>
+                    <a:prstGeom prst="rect">
+                      <a:avLst/>
+                    </a:prstGeom>
+                  </pic:spPr>
+                </pic:pic>
+              </a:graphicData>
+            </a:graphic>
+          </wp:inline>
+        </w:drawing>
+      </w:r>
+    </w:p>
+    <w:p>
+      <w:pPr>
+        <w:pStyle w:val="Caption"/>
+        <w:jc w:val="center"/>
+      </w:pPr>
+      <w:r>
+        <w:t xml:space="preserve">Εικόνα </w:t>
+      </w:r>
+      <w:r>
+        <w:fldChar w:fldCharType="begin"/>
+      </w:r>
+      <w:r>
+        <w:instrText xml:space="preserve"> SEQ Εικόνα \* ARABIC </w:instrText>
+      </w:r>
+      <w:r>
+        <w:fldChar w:fldCharType="separate"/>
+      </w:r>
+      <w:r>
+        <w:rPr>
+          <w:noProof/>
+        </w:rPr>
+        <w:t>1</w:t>
+      </w:r>
+      <w:r>
+        <w:fldChar w:fldCharType="end"/>
+      </w:r>
+      <w:r>
+        <w:rPr>
+          <w:lang w:val="el-GR"/>
+        </w:rPr>
+        <w:t xml:space="preserve"> </w:t>
+      </w:r>
+      <w:r>
+        <w:t>Cleaned Correlation Matrix</w:t>
+      </w:r>
+    </w:p>
+    <w:p>
+      <w:pPr>
+        <w:keepNext/>
+        <w:jc w:val="center"/>
+      </w:pPr>
+      <w:r>
+        <w:rPr>
+          <w:noProof/>
+          <w:lang w:val="el-GR"/>
+        </w:rPr>
+        <w:lastRenderedPageBreak/>
+        <w:drawing>
+          <wp:inline distT="0" distB="0" distL="0" distR="0" wp14:anchorId="30137107" wp14:editId="2992258F">
+            <wp:extent cx="5943600" cy="6097905"/>
+            <wp:effectExtent l="0" t="0" r="0" b="0"/>
+            <wp:docPr id="1763861880" name="Picture 2"/>
+            <wp:cNvGraphicFramePr>
+              <a:graphicFrameLocks xmlns:a="http://schemas.openxmlformats.org/drawingml/2006/main" noChangeAspect="1"/>
+            </wp:cNvGraphicFramePr>
+            <a:graphic xmlns:a="http://schemas.openxmlformats.org/drawingml/2006/main">
+              <a:graphicData uri="http://schemas.openxmlformats.org/drawingml/2006/picture">
+                <pic:pic xmlns:pic="http://schemas.openxmlformats.org/drawingml/2006/picture">
+                  <pic:nvPicPr>
+                    <pic:cNvPr id="1763861880" name="Picture 1763861880"/>
+                    <pic:cNvPicPr/>
+                  </pic:nvPicPr>
+                  <pic:blipFill>
+                    <a:blip r:embed="rId9" cstate="print">
+                      <a:extLst>
+                        <a:ext uri="{28A0092B-C50C-407E-A947-70E740481C1C}">
+                          <a14:useLocalDpi xmlns:a14="http://schemas.microsoft.com/office/drawing/2010/main" val="0"/>
+                        </a:ext>
+                      </a:extLst>
+                    </a:blip>
+                    <a:stretch>
+                      <a:fillRect/>
+                    </a:stretch>
+                  </pic:blipFill>
+                  <pic:spPr>
+                    <a:xfrm>
+                      <a:off x="0" y="0"/>
+                      <a:ext cx="5943600" cy="6097905"/>
+                    </a:xfrm>
+                    <a:prstGeom prst="rect">
+                      <a:avLst/>
+                    </a:prstGeom>
+                  </pic:spPr>
+                </pic:pic>
+              </a:graphicData>
+            </a:graphic>
+          </wp:inline>
+        </w:drawing>
+      </w:r>
+    </w:p>
+    <w:p>
+      <w:pPr>
+        <w:pStyle w:val="Caption"/>
+        <w:jc w:val="center"/>
+      </w:pPr>
+      <w:r>
+        <w:t xml:space="preserve">Εικόνα </w:t>
+      </w:r>
+      <w:r>
+        <w:fldChar w:fldCharType="begin"/>
+      </w:r>
+      <w:r>
+        <w:instrText xml:space="preserve"> SEQ Εικόνα \* ARABIC </w:instrText>
+      </w:r>
+      <w:r>
+        <w:fldChar w:fldCharType="separate"/>
+      </w:r>
+      <w:r>
+        <w:rPr>
+          <w:noProof/>
+        </w:rPr>
+        <w:t>2</w:t>
+      </w:r>
+      <w:r>
+        <w:fldChar w:fldCharType="end"/>
+      </w:r>
+      <w:r>
+        <w:t xml:space="preserve"> Correlation Matrix </w:t>
+      </w:r>
+      <w:r>
+        <w:rPr>
+          <w:lang w:val="el-GR"/>
+        </w:rPr>
+        <w:t>για</w:t>
+      </w:r>
+      <w:r>
+        <w:rPr>
+          <w:lang w:val="en-GB"/>
+        </w:rPr>
+        <w:t xml:space="preserve"> </w:t>
+      </w:r>
+      <w:r>
+        <w:t>|r|&gt;0.75</w:t>
+      </w:r>
+    </w:p>
+    <w:p>
+      <w:pPr>
+        <w:keepNext/>
+        <w:jc w:val="center"/>
+      </w:pPr>
+      <w:r>
+        <w:rPr>
+          <w:noProof/>
+          <w:lang w:val="el-GR"/>
+        </w:rPr>
+        <w:lastRenderedPageBreak/>
+        <w:drawing>
+          <wp:inline distT="0" distB="0" distL="0" distR="0" wp14:anchorId="2AB48F48" wp14:editId="356CCA1A">
+            <wp:extent cx="5943600" cy="6346825"/>
+            <wp:effectExtent l="0" t="0" r="0" b="0"/>
+            <wp:docPr id="1316004275" name="Picture 3"/>
+            <wp:cNvGraphicFramePr>
+              <a:graphicFrameLocks xmlns:a="http://schemas.openxmlformats.org/drawingml/2006/main" noChangeAspect="1"/>
+            </wp:cNvGraphicFramePr>
+            <a:graphic xmlns:a="http://schemas.openxmlformats.org/drawingml/2006/main">
+              <a:graphicData uri="http://schemas.openxmlformats.org/drawingml/2006/picture">
+                <pic:pic xmlns:pic="http://schemas.openxmlformats.org/drawingml/2006/picture">
+                  <pic:nvPicPr>
+                    <pic:cNvPr id="1316004275" name="Picture 1316004275"/>
+                    <pic:cNvPicPr/>
+                  </pic:nvPicPr>
+                  <pic:blipFill>
+                    <a:blip r:embed="rId10" cstate="print">
+                      <a:extLst>
+                        <a:ext uri="{28A0092B-C50C-407E-A947-70E740481C1C}">
+                          <a14:useLocalDpi xmlns:a14="http://schemas.microsoft.com/office/drawing/2010/main" val="0"/>
+                        </a:ext>
+                      </a:extLst>
+                    </a:blip>
+                    <a:stretch>
+                      <a:fillRect/>
+                    </a:stretch>
+                  </pic:blipFill>
+                  <pic:spPr>
+                    <a:xfrm>
+                      <a:off x="0" y="0"/>
+                      <a:ext cx="5943600" cy="6346825"/>
+                    </a:xfrm>
+                    <a:prstGeom prst="rect">
+                      <a:avLst/>
+                    </a:prstGeom>
+                  </pic:spPr>
+                </pic:pic>
+              </a:graphicData>
+            </a:graphic>
+          </wp:inline>
+        </w:drawing>
+      </w:r>
+    </w:p>
+    <w:p>
+      <w:pPr>
+        <w:pStyle w:val="Caption"/>
+        <w:jc w:val="center"/>
+        <w:rPr>
+          <w:lang w:val="el-GR"/>
+        </w:rPr>
+      </w:pPr>
+      <w:r>
+        <w:t xml:space="preserve">Εικόνα </w:t>
+      </w:r>
+      <w:r>
+        <w:fldChar w:fldCharType="begin"/>
+      </w:r>
+      <w:r>
+        <w:instrText xml:space="preserve"> SEQ Εικόνα \* ARABIC </w:instrText>
+      </w:r>
+      <w:r>
+        <w:fldChar w:fldCharType="separate"/>
+      </w:r>
+      <w:r>
+        <w:rPr>
+          <w:noProof/>
+        </w:rPr>
+        <w:t>3</w:t>
+      </w:r>
+      <w:r>
+        <w:fldChar w:fldCharType="end"/>
+      </w:r>
+      <w:r>
+        <w:t xml:space="preserve"> </w:t>
+      </w:r>
+      <w:r>
+        <w:rPr>
+          <w:lang w:val="el-GR"/>
+        </w:rPr>
+        <w:t xml:space="preserve">Αρχικός </w:t>
+      </w:r>
+      <w:r>
+        <w:t>Correlation Matrix</w:t>
       </w:r>
     </w:p>
     <w:p>
@@ -9627,10 +10641,441 @@
       </w:pPr>
       <w:bookmarkStart w:id="61" w:name="_Toc208484192"/>
       <w:r>
+        <w:t>Εκπαίδευση Μοντέλου Μηχανικής Μάθησης</w:t>
+      </w:r>
+      <w:bookmarkEnd w:id="61"/>
+    </w:p>
+    <w:p>
+      <w:pPr>
+        <w:pStyle w:val="Heading2"/>
+      </w:pPr>
+      <w:r>
+        <w:t xml:space="preserve">Προετοιμασία και Φόρτωση Δεδομένων </w:t>
+      </w:r>
+      <w:r>
+        <w:t>στο Μοντέλο</w:t>
+      </w:r>
+    </w:p>
+    <w:p>
+      <w:pPr>
+        <w:rPr>
+          <w:lang w:val="el-GR"/>
+        </w:rPr>
+      </w:pPr>
+      <w:r>
+        <w:rPr>
+          <w:lang w:val="el-GR"/>
+        </w:rPr>
+        <w:t>Η διαδικασία εκπαίδευσης του μοντέλου ξεκινά με τη φόρτωση και προετοιμασία των δεδομένων από τη</w:t>
+      </w:r>
+      <w:r>
+        <w:rPr>
+          <w:lang w:val="el-GR"/>
+        </w:rPr>
+        <w:t>ν</w:t>
+      </w:r>
+      <w:r>
+        <w:rPr>
+          <w:lang w:val="el-GR"/>
+        </w:rPr>
+        <w:t xml:space="preserve"> </w:t>
+      </w:r>
+      <w:r>
+        <w:t>sound</w:t>
+      </w:r>
+      <w:r>
+        <w:rPr>
+          <w:lang w:val="el-GR"/>
+        </w:rPr>
+        <w:t>_</w:t>
+      </w:r>
+      <w:r>
+        <w:t>database</w:t>
+      </w:r>
+      <w:r>
+        <w:rPr>
+          <w:lang w:val="el-GR"/>
+        </w:rPr>
+        <w:t>.</w:t>
+      </w:r>
+      <w:r>
+        <w:t>db</w:t>
+      </w:r>
+      <w:r>
+        <w:rPr>
+          <w:lang w:val="el-GR"/>
+        </w:rPr>
+        <w:t>. Το σύστημα αξιοποιεί μια streaming προσέγγιση που επιτρέπει την επεξεργασία μεγάλων όγκων δεδομένων χωρίς να υπερφορτώνει τη μνήμη του συστήματος. Αρχικά, δημιουργείται σύνδεση με τη βάση δεδομένων και ανακτώνται οι πληροφορίες των στηλών μέσω του PRAGMA table_info command, ώστε να καθοριστούν δυναμικά τα διαθέσιμα χαρακτηριστικά.</w:t>
+      </w:r>
+      <w:r>
+        <w:rPr>
+          <w:lang w:val="el-GR"/>
+        </w:rPr>
+        <w:t xml:space="preserve"> </w:t>
+      </w:r>
+      <w:r>
+        <w:rPr>
+          <w:lang w:val="el-GR"/>
+        </w:rPr>
+        <w:t xml:space="preserve">Τα </w:t>
+      </w:r>
+      <w:r>
+        <w:rPr>
+          <w:lang w:val="el-GR"/>
+        </w:rPr>
         <w:lastRenderedPageBreak/>
-        <w:t>Εκπαίδευση Μοντέλου Μηχανικής Μάθησης</w:t>
-      </w:r>
-      <w:bookmarkEnd w:id="61"/>
+        <w:t>δεδομένα φορτώνονται σε batches με προκαθορισμένο μέγεθος, συνήθως 1000 records ανά batch, χρησιμοποιώντας την fetchmany μέθοδο του SQLite cursor. Κάθε γραμμή της βάσης δεδομένων μετατρέπεται σε dictionary structure όπου τα κλειδιά αντιστοιχούν στα ονόματα των στηλών και οι τιμές στα αντίστοιχα δεδομένα. Από κάθε record εξαιρούνται το track_id και το genre, τα οποία χειρίζονται ξεχωριστά, ενώ όλα τα υπόλοιπα χαρακτηριστικά οργανώνονται σε ενιαίο feature vector.</w:t>
+      </w:r>
+    </w:p>
+    <w:p>
+      <w:pPr>
+        <w:pStyle w:val="Heading2"/>
+      </w:pPr>
+      <w:r>
+        <w:t>Διαχείριση BLOB Δεδομένων και Μετατροπή σε Αριθμητικές Τιμές</w:t>
+      </w:r>
+    </w:p>
+    <w:p>
+      <w:pPr>
+        <w:rPr>
+          <w:lang w:val="el-GR"/>
+        </w:rPr>
+      </w:pPr>
+      <w:r>
+        <w:rPr>
+          <w:lang w:val="el-GR"/>
+        </w:rPr>
+        <w:t xml:space="preserve">Τα BLOB fields περιέχουν πληροφορίες όπως key signatures, chord progressions, και spectral peaks που πρέπει να μετατραπούν σε αριθμητικές τιμές για την εκπαίδευση του μοντέλου. </w:t>
+      </w:r>
+      <w:r>
+        <w:rPr>
+          <w:lang w:val="el-GR"/>
+        </w:rPr>
+        <w:t>Αρχικά αποκωδικοποιώ</w:t>
+      </w:r>
+      <w:r>
+        <w:rPr>
+          <w:lang w:val="el-GR"/>
+        </w:rPr>
+        <w:t xml:space="preserve"> τα BLOB δεδομένα ως UTF-8 strings και στη συνέχεια να τα </w:t>
+      </w:r>
+      <w:r>
+        <w:rPr>
+          <w:lang w:val="el-GR"/>
+        </w:rPr>
+        <w:t>μετατρέπω</w:t>
+      </w:r>
+      <w:r>
+        <w:rPr>
+          <w:lang w:val="el-GR"/>
+        </w:rPr>
+        <w:t xml:space="preserve"> σε float τιμές.</w:t>
+      </w:r>
+      <w:r>
+        <w:rPr>
+          <w:lang w:val="el-GR"/>
+        </w:rPr>
+        <w:t xml:space="preserve"> Αν αυτό δεν είναι δυνατό να συμβεί, χρησιμοποιώ</w:t>
+      </w:r>
+      <w:r>
+        <w:rPr>
+          <w:lang w:val="el-GR"/>
+        </w:rPr>
+        <w:t xml:space="preserve"> την hash function για να αντιστοιχίσει τα BLOB ή string δεδομένα σε αριθμητικές τιμές μέσω του τύπου hash(value) % 10000. </w:t>
+      </w:r>
+    </w:p>
+    <w:p>
+      <w:pPr>
+        <w:pStyle w:val="Heading2"/>
+        <w:rPr>
+          <w:lang w:val="en-GB"/>
+        </w:rPr>
+      </w:pPr>
+      <w:r>
+        <w:t>Εξαγωγή</w:t>
+      </w:r>
+      <w:r>
+        <w:rPr>
+          <w:lang w:val="en-GB"/>
+        </w:rPr>
+        <w:t xml:space="preserve"> Labels </w:t>
+      </w:r>
+      <w:r>
+        <w:t>και</w:t>
+      </w:r>
+      <w:r>
+        <w:rPr>
+          <w:lang w:val="en-GB"/>
+        </w:rPr>
+        <w:t xml:space="preserve"> Genre Mapping</w:t>
+      </w:r>
+    </w:p>
+    <w:p>
+      <w:pPr>
+        <w:rPr>
+          <w:lang w:val="el-GR"/>
+        </w:rPr>
+      </w:pPr>
+      <w:r>
+        <w:rPr>
+          <w:lang w:val="el-GR"/>
+        </w:rPr>
+        <w:t>Χρησιμοποιώ</w:t>
+      </w:r>
+      <w:r>
+        <w:rPr>
+          <w:lang w:val="el-GR"/>
+        </w:rPr>
+        <w:t xml:space="preserve"> ένα προκαθορισμένο genre_label_map που αντιστοιχίζει τα string ονόματα των μουσικών ειδών σε αριθμητικές ετικέτες: Pop=0, Rock=1, Metal=2, Punk=3.</w:t>
+      </w:r>
+    </w:p>
+    <w:p>
+      <w:pPr>
+        <w:rPr>
+          <w:lang w:val="el-GR"/>
+        </w:rPr>
+      </w:pPr>
+    </w:p>
+    <w:p>
+      <w:pPr>
+        <w:pStyle w:val="Heading2"/>
+      </w:pPr>
+      <w:r>
+        <w:t>Incremental Training με SGDClassifier</w:t>
+      </w:r>
+    </w:p>
+    <w:p>
+      <w:pPr>
+        <w:rPr>
+          <w:lang w:val="el-GR"/>
+        </w:rPr>
+      </w:pPr>
+      <w:r>
+        <w:rPr>
+          <w:lang w:val="el-GR"/>
+        </w:rPr>
+        <w:t xml:space="preserve">Το κύριο μοντέλο που </w:t>
+      </w:r>
+      <w:r>
+        <w:rPr>
+          <w:lang w:val="el-GR"/>
+        </w:rPr>
+        <w:t>χρησιμοποιώ</w:t>
+      </w:r>
+      <w:r>
+        <w:rPr>
+          <w:lang w:val="el-GR"/>
+        </w:rPr>
+        <w:t xml:space="preserve"> είναι το </w:t>
+      </w:r>
+      <w:r>
+        <w:rPr>
+          <w:b/>
+          <w:bCs/>
+          <w:lang w:val="el-GR"/>
+        </w:rPr>
+        <w:t>SGDClassifier</w:t>
+      </w:r>
+      <w:r>
+        <w:rPr>
+          <w:lang w:val="el-GR"/>
+        </w:rPr>
+        <w:t xml:space="preserve"> του scikit-learn, παραμετροποιημένο ειδικά για incremental learning με τη χρήση του </w:t>
+      </w:r>
+      <w:r>
+        <w:rPr>
+          <w:b/>
+          <w:bCs/>
+          <w:lang w:val="el-GR"/>
+        </w:rPr>
+        <w:t>partial_fit</w:t>
+      </w:r>
+      <w:r>
+        <w:rPr>
+          <w:lang w:val="el-GR"/>
+        </w:rPr>
+        <w:t xml:space="preserve">. </w:t>
+      </w:r>
+      <w:r>
+        <w:rPr>
+          <w:lang w:val="el-GR"/>
+        </w:rPr>
+        <w:t>Αρχικοποιώ το μοντέλο</w:t>
+      </w:r>
+      <w:r>
+        <w:rPr>
+          <w:lang w:val="el-GR"/>
+        </w:rPr>
+        <w:t xml:space="preserve"> με loss='log_loss' για multi-class classification, random_state=42 για αναπαραγωγιμότητα των αποτελεσμάτων, και warm_start=True για να διατηρεί την κατάσταση εκπαίδευσης μεταξύ των batches. </w:t>
+      </w:r>
+      <w:r>
+        <w:rPr>
+          <w:lang w:val="el-GR"/>
+        </w:rPr>
+        <w:t>Ακόμα, χρησιμοποιώ το</w:t>
+      </w:r>
+      <w:r>
+        <w:rPr>
+          <w:lang w:val="el-GR"/>
+        </w:rPr>
+        <w:t xml:space="preserve"> </w:t>
+      </w:r>
+      <w:r>
+        <w:rPr>
+          <w:b/>
+          <w:bCs/>
+          <w:lang w:val="el-GR"/>
+        </w:rPr>
+        <w:t>StandardScaler</w:t>
+      </w:r>
+      <w:r>
+        <w:rPr>
+          <w:lang w:val="el-GR"/>
+        </w:rPr>
+        <w:t xml:space="preserve"> για την κανονικοποίηση των </w:t>
+      </w:r>
+      <w:r>
+        <w:rPr>
+          <w:lang w:val="el-GR"/>
+        </w:rPr>
+        <w:t>χαρακτηριστικών</w:t>
+      </w:r>
+      <w:r>
+        <w:rPr>
+          <w:lang w:val="el-GR"/>
+        </w:rPr>
+        <w:t xml:space="preserve">, </w:t>
+      </w:r>
+      <w:r>
+        <w:rPr>
+          <w:lang w:val="el-GR"/>
+        </w:rPr>
+        <w:t>τ</w:t>
+      </w:r>
+      <w:r>
+        <w:rPr>
+          <w:lang w:val="el-GR"/>
+        </w:rPr>
+        <w:t>ο οποίο επίσης υποστηρίζει partial_fit για incremental processing.</w:t>
+      </w:r>
+      <w:r>
+        <w:rPr>
+          <w:lang w:val="el-GR"/>
+        </w:rPr>
+        <w:t xml:space="preserve"> </w:t>
+      </w:r>
+      <w:r>
+        <w:rPr>
+          <w:lang w:val="el-GR"/>
+        </w:rPr>
+        <w:t xml:space="preserve">Η διαδικασία </w:t>
+      </w:r>
+      <w:r>
+        <w:rPr>
+          <w:lang w:val="el-GR"/>
+        </w:rPr>
+        <w:t>γίνεται με την</w:t>
+      </w:r>
+      <w:r>
+        <w:rPr>
+          <w:lang w:val="el-GR"/>
+        </w:rPr>
+        <w:t xml:space="preserve"> επεξεργασία διαδοχικών batches από τον data generator. Για κάθε batch, εξαιρούνται τα records που δεν έχουν έγκυρα features ή genre labels, ώστε να διασφαλιστεί ότι μόνο καθαρά δεδομένα χρησιμοποιούνται για την εκπαίδευση. Το πρώτο έγκυρο batch χρησιμ</w:t>
+      </w:r>
+      <w:r>
+        <w:rPr>
+          <w:lang w:val="el-GR"/>
+        </w:rPr>
+        <w:t>ο</w:t>
+      </w:r>
+      <w:r>
+        <w:rPr>
+          <w:lang w:val="el-GR"/>
+        </w:rPr>
+        <w:t>ποιείται για τον καθορισμό του FEATURE_LENGTH, μια global μεταβλητή που διασφαλίζει ότι όλα τα επόμενα feature vectors θα έχουν το ίδιο μήκος.</w:t>
+      </w:r>
+    </w:p>
+    <w:p>
+      <w:pPr>
+        <w:pStyle w:val="Heading2"/>
+        <w:rPr>
+          <w:lang w:val="en-GB"/>
+        </w:rPr>
+      </w:pPr>
+      <w:r>
+        <w:t>Δυναμικ</w:t>
+      </w:r>
+      <w:r>
+        <w:t>ό</w:t>
+      </w:r>
+      <w:r>
+        <w:rPr>
+          <w:lang w:val="en-GB"/>
+        </w:rPr>
+        <w:t xml:space="preserve"> Batch Processing </w:t>
+      </w:r>
+      <w:r>
+        <w:t>και</w:t>
+      </w:r>
+      <w:r>
+        <w:rPr>
+          <w:lang w:val="en-GB"/>
+        </w:rPr>
+        <w:t xml:space="preserve"> Error Handling</w:t>
+      </w:r>
+    </w:p>
+    <w:p>
+      <w:pPr>
+        <w:rPr>
+          <w:lang w:val="el-GR"/>
+        </w:rPr>
+      </w:pPr>
+      <w:r>
+        <w:rPr>
+          <w:lang w:val="el-GR"/>
+        </w:rPr>
+        <w:t>Η επεξεργασία των δεδομένων γίνεται μέσω ενός sophisticated batch processing μηχανισμού που διαχειρίζεται αποτελεσματικά τόσο τα έγκυρα όσο και τα προβληματικά records. Κάθε batch επεξεργάζεται ανεξάρτητα, και τα records που δεν μπορούν να επεξεργαστούν λόγω missing features, invalid labels, ή corruption παραλείπονται χωρίς να επηρεάζουν την επεξεργασία των υπόλοιπων. Το σύστημα καταγράφει αναλυτικά στατιστικά για τον αριθμό των batches που επεξεργάστηκαν επιτυχώς, τα records που εκπαιδεύτηκαν, και τα batches που παραλείφθηκαν.</w:t>
+      </w:r>
+      <w:r>
+        <w:rPr>
+          <w:lang w:val="el-GR"/>
+        </w:rPr>
+        <w:t xml:space="preserve"> </w:t>
+      </w:r>
+      <w:r>
+        <w:rPr>
+          <w:lang w:val="el-GR"/>
+        </w:rPr>
+        <w:t>Όταν ένα batch δεν περιέχει έγκυρα δεδομένα για εκπαίδευση, παραλείπεται εντελώς και το σύστημα συνεχίζει με το επόμενο. Αυτή η ανθεκτική προσέγγιση επιτρέπει την επεξεργασία datasets με ποικίλη ποιότητα δεδομένων, εξασφαλίζοντας ότι η εκπαίδευση προχωρά με τα καλύτερα διαθέσιμα δεδομένα. Παράλληλα, το εκτενές logging παρέχει διαγνωστικές πληροφορίες που επιτρέπουν την ταυτοποίηση και διόρθωση προβλημάτων στα πηγαία δεδομένα.</w:t>
+      </w:r>
+    </w:p>
+    <w:p>
+      <w:pPr>
+        <w:rPr>
+          <w:lang w:val="el-GR"/>
+        </w:rPr>
+      </w:pPr>
+    </w:p>
+    <w:p>
+      <w:pPr>
+        <w:pStyle w:val="Heading2"/>
+      </w:pPr>
+      <w:r>
+        <w:t>Διφασική Διαδικασία Partial Fit</w:t>
+      </w:r>
+    </w:p>
+    <w:p>
+      <w:pPr>
+        <w:rPr>
+          <w:lang w:val="el-GR"/>
+        </w:rPr>
+      </w:pPr>
+      <w:r>
+        <w:rPr>
+          <w:lang w:val="el-GR"/>
+        </w:rPr>
+        <w:t>Η εκπαίδευση με partial_fit οργανώνεται σε δύο διακριτές φάσεις. Στην πρώτη φάση, που αφορά το πρώτο έγκυρο batch, τόσο το StandardScaler όσο και το SGDClassifier αρχικοποιούνται με partial_fit. Το StandardScaler μαθαίνει τα στατιστικά των features για την κανονικοποίηση, ενώ το SGDClassifier αρχικοποιείται με τις διαθέσιμες κλάσεις εξόδου μέσω της παραμέτρου classes=[0,1,2,3]. Αυτή η αρχικοποίηση είναι κρίσιμη για την ορθή λειτουργία του incremental learning.Στη δεύτερη φάση, που περιλαμβάνει όλα τα επόμενα batches, το StandardScaler εφαρμόζει μόνο transform χωρίς να ενημερώνει τα στατιστικά του, ενώ το SGDClassifier συνεχίζει την εκπαίδευση με επιπλέον partial_fit calls. Αυτή η διαφοροποίηση εξασφαλίζει ότι η κανονικοποίηση παραμένει συνεπής σε όλη τη διάρκεια της εκπαίδευσης, ενώ το μοντέλο συνεχίζει να μαθαίνει από νέα δεδομένα χωρίς να χάνει τις προηγούμενες γνώσεις του.</w:t>
+      </w:r>
     </w:p>
     <w:p>
       <w:pPr>
@@ -9686,7 +11131,7 @@
       <w:r>
         <w:t xml:space="preserve">[1] </w:t>
       </w:r>
-      <w:hyperlink r:id="rId8" w:history="1">
+      <w:hyperlink r:id="rId11" w:history="1">
         <w:r>
           <w:rPr>
             <w:rStyle w:val="Hyperlink"/>
@@ -9708,7 +11153,7 @@
       <w:r>
         <w:t xml:space="preserve">[2] </w:t>
       </w:r>
-      <w:hyperlink r:id="rId9" w:history="1">
+      <w:hyperlink r:id="rId12" w:history="1">
         <w:r>
           <w:rPr>
             <w:rStyle w:val="Hyperlink"/>
@@ -9766,7 +11211,7 @@
     </w:p>
     <w:p/>
     <w:sectPr>
-      <w:footerReference w:type="default" r:id="rId10"/>
+      <w:footerReference w:type="default" r:id="rId13"/>
       <w:pgSz w:w="12240" w:h="15840"/>
       <w:pgMar w:top="1440" w:right="1440" w:bottom="1440" w:left="1440" w:header="720" w:footer="720" w:gutter="0"/>
       <w:pgNumType w:start="1"/>
@@ -11864,6 +13309,25 @@
       <w:vertAlign w:val="superscript"/>
     </w:rPr>
   </w:style>
+  <w:style w:type="paragraph" w:styleId="Caption">
+    <w:name w:val="caption"/>
+    <w:basedOn w:val="Normal"/>
+    <w:next w:val="Normal"/>
+    <w:uiPriority w:val="35"/>
+    <w:unhideWhenUsed/>
+    <w:qFormat/>
+    <w:rsid w:val="00CA4449"/>
+    <w:pPr>
+      <w:spacing w:after="200" w:line="240" w:lineRule="auto"/>
+    </w:pPr>
+    <w:rPr>
+      <w:i/>
+      <w:iCs/>
+      <w:color w:val="44546A" w:themeColor="text2"/>
+      <w:sz w:val="18"/>
+      <w:szCs w:val="18"/>
+    </w:rPr>
+  </w:style>
 </w:styles>
 </file>
 

--- a/report.docx
+++ b/report.docx
@@ -5325,6 +5325,12 @@
         </w:rPr>
         <w:t xml:space="preserve"> του. </w:t>
       </w:r>
+      <w:r>
+        <w:rPr>
+          <w:lang w:val="el-GR"/>
+        </w:rPr>
+        <w:t xml:space="preserve">Στην παρούσα αναφορά έχω αποφύγει συνειδητοποιημένα φωτογραφίες/εισαγωγή αυτούσιου κώδικα, ακολουθώντας τις συμβουλές που έλαβα. </w:t>
+      </w:r>
     </w:p>
     <w:p>
       <w:pPr>
@@ -6230,14 +6236,14 @@
         <w:rPr>
           <w:lang w:val="el-GR"/>
         </w:rPr>
-        <w:t xml:space="preserve">, επιλέγω μερικά χαρακτηριστικά από κάθε κατηγορία για να εκπαιδεύσω το μοντέλο μου. Σκοπός είναι, μετά την αξιολόγηση του μοντέλου, να ελέγξω ποια χαρακτηριστικά είναι περισσότερο σχετικά και μου επηρεάζουν περισσότερο (θετικά) την ακρίβεια του </w:t>
+        <w:t xml:space="preserve">, επιλέγω μερικά χαρακτηριστικά από κάθε κατηγορία για να εκπαιδεύσω το μοντέλο μου. Σκοπός είναι, μετά την αξιολόγηση του μοντέλου, να ελέγξω ποια </w:t>
       </w:r>
       <w:r>
         <w:rPr>
           <w:lang w:val="el-GR"/>
         </w:rPr>
         <w:lastRenderedPageBreak/>
-        <w:t xml:space="preserve">μοντέλου. </w:t>
+        <w:t xml:space="preserve">χαρακτηριστικά είναι περισσότερο σχετικά και μου επηρεάζουν περισσότερο (θετικά) την ακρίβεια του μοντέλου. </w:t>
       </w:r>
       <w:r>
         <w:rPr>
@@ -6636,11 +6642,92 @@
       </w:r>
     </w:p>
     <w:p>
-      <w:r>
-        <w:t>TODO</w:t>
-      </w:r>
-    </w:p>
-    <w:p/>
+      <w:pPr>
+        <w:rPr>
+          <w:lang w:val="el-GR"/>
+        </w:rPr>
+      </w:pPr>
+      <w:r>
+        <w:rPr>
+          <w:lang w:val="el-GR"/>
+        </w:rPr>
+        <w:t>Το εύρος τόνου αντιπροσωπεύει τη διαφορά μεταξύ της υψηλότερης και της χαμηλότερης συχνότητας που εμφανίζεται σε ένα μουσικό κομμάτι.</w:t>
+      </w:r>
+      <w:r>
+        <w:rPr>
+          <w:lang w:val="el-GR"/>
+        </w:rPr>
+        <w:t xml:space="preserve"> </w:t>
+      </w:r>
+      <w:r>
+        <w:rPr>
+          <w:lang w:val="el-GR"/>
+        </w:rPr>
+        <w:t xml:space="preserve">Η εξόρυξή του έγινε με τη χρήση </w:t>
+      </w:r>
+      <w:r>
+        <w:rPr>
+          <w:lang w:val="el-GR"/>
+        </w:rPr>
+        <w:t xml:space="preserve">του αλγορίθμου </w:t>
+      </w:r>
+      <w:r>
+        <w:rPr>
+          <w:lang w:val="el-GR"/>
+        </w:rPr>
+        <w:t>MELODIA</w:t>
+      </w:r>
+      <w:r>
+        <w:rPr>
+          <w:lang w:val="el-GR"/>
+        </w:rPr>
+        <w:t xml:space="preserve"> </w:t>
+      </w:r>
+      <w:r>
+        <w:rPr>
+          <w:lang w:val="el-GR"/>
+        </w:rPr>
+        <w:t>για την εξαγωγή των pitch values από κάθε κομμάτι και στη συνέχεια υπολογί</w:t>
+      </w:r>
+      <w:r>
+        <w:rPr>
+          <w:lang w:val="el-GR"/>
+        </w:rPr>
+        <w:t>ζω</w:t>
+      </w:r>
+      <w:r>
+        <w:rPr>
+          <w:lang w:val="el-GR"/>
+        </w:rPr>
+        <w:t xml:space="preserve"> το εύρος ως τη διαφορά μεταξύ του μ</w:t>
+      </w:r>
+      <w:r>
+        <w:rPr>
+          <w:lang w:val="el-GR"/>
+        </w:rPr>
+        <w:t>έγι</w:t>
+      </w:r>
+      <w:r>
+        <w:rPr>
+          <w:lang w:val="el-GR"/>
+        </w:rPr>
+        <w:t>στου και του ελαχίστου έγκυρου pitch value.</w:t>
+      </w:r>
+    </w:p>
+    <w:p>
+      <w:pPr>
+        <w:rPr>
+          <w:lang w:val="el-GR"/>
+        </w:rPr>
+      </w:pPr>
+    </w:p>
+    <w:p>
+      <w:pPr>
+        <w:rPr>
+          <w:lang w:val="el-GR"/>
+        </w:rPr>
+      </w:pPr>
+    </w:p>
     <w:p>
       <w:pPr>
         <w:rPr>
@@ -6656,7 +6743,24 @@
           <w:bCs/>
           <w:u w:val="single"/>
         </w:rPr>
-        <w:t>Melodia algorithm</w:t>
+        <w:t>Melodia</w:t>
+      </w:r>
+      <w:r>
+        <w:rPr>
+          <w:b/>
+          <w:bCs/>
+          <w:u w:val="single"/>
+          <w:lang w:val="el-GR"/>
+        </w:rPr>
+        <w:t xml:space="preserve"> </w:t>
+      </w:r>
+      <w:r>
+        <w:rPr>
+          <w:b/>
+          <w:bCs/>
+          <w:u w:val="single"/>
+        </w:rPr>
+        <w:t>algorithm</w:t>
       </w:r>
     </w:p>
     <w:p>
@@ -6987,20 +7091,430 @@
         <w:rPr>
           <w:lang w:val="el-GR"/>
         </w:rPr>
-        <w:t xml:space="preserve"> σε </w:t>
+        <w:t xml:space="preserve"> σε συγχορδίες.</w:t>
+      </w:r>
+      <w:r>
+        <w:rPr>
+          <w:lang w:val="el-GR"/>
+        </w:rPr>
+        <w:t xml:space="preserve"> Ένα από τα αρμονικά στοιχεία είναι η κλίμακα του μουσικού κομματιού: μείζονα ή ελάσσονα.  </w:t>
+      </w:r>
+    </w:p>
+    <w:p>
+      <w:pPr>
+        <w:pStyle w:val="Heading3"/>
+      </w:pPr>
+      <w:r>
+        <w:rPr>
+          <w:lang w:val="el-GR"/>
+        </w:rPr>
+        <w:t>Δυσαμονικότητα</w:t>
+      </w:r>
+    </w:p>
+    <w:p>
+      <w:pPr>
+        <w:rPr>
+          <w:lang w:val="el-GR"/>
+        </w:rPr>
+      </w:pPr>
+      <w:r>
+        <w:rPr>
+          <w:lang w:val="el-GR"/>
+        </w:rPr>
+        <w:t xml:space="preserve">Το χαρακτηριστικό της δυσαρμονικότητας βασίζεται στον αριθμό των μερικών συχνοτήτων που δεν είναι πολλαπλάσια της θεμελιώδους συχνότητας. Η δυσαρμονικότητα επηρεάζει την αντίληψη της χροιάς ενός δεδομένου ήχου. </w:t>
+      </w:r>
+      <w:r>
+        <w:t>H</w:t>
+      </w:r>
+      <w:r>
+        <w:rPr>
+          <w:lang w:val="el-GR"/>
+        </w:rPr>
+        <w:t xml:space="preserve"> </w:t>
+      </w:r>
+      <w:r>
+        <w:t>E</w:t>
+      </w:r>
+      <w:r>
+        <w:t>ssentia</w:t>
+      </w:r>
+      <w:r>
+        <w:rPr>
+          <w:lang w:val="el-GR"/>
+        </w:rPr>
+        <w:t xml:space="preserve"> </w:t>
+      </w:r>
+      <w:r>
+        <w:rPr>
+          <w:lang w:val="el-GR"/>
+        </w:rPr>
+        <w:t>υπολογίζει την δυσαρμονικότητα ενός σήματος δεδομένων των φασματικών κορυφών του.</w:t>
+      </w:r>
+    </w:p>
+    <w:p>
+      <w:pPr>
+        <w:pStyle w:val="Heading3"/>
+      </w:pPr>
+      <w:r>
+        <w:t xml:space="preserve">Chromagram </w:t>
+      </w:r>
+      <w:r>
+        <w:rPr>
+          <w:lang w:val="el-GR"/>
+        </w:rPr>
+        <w:t>ή</w:t>
+      </w:r>
+      <w:r>
+        <w:rPr>
+          <w:lang w:val="en-GB"/>
+        </w:rPr>
+        <w:t xml:space="preserve"> </w:t>
+      </w:r>
+      <w:r>
+        <w:t>Harmonic pitch class profiles (HPCP)</w:t>
+      </w:r>
+    </w:p>
+    <w:p>
+      <w:pPr>
+        <w:rPr>
+          <w:lang w:val="el-GR"/>
+        </w:rPr>
+      </w:pPr>
+      <w:r>
+        <w:rPr>
+          <w:lang w:val="el-GR"/>
+        </w:rPr>
+        <w:t>Το χρωμ</w:t>
+      </w:r>
+      <w:r>
+        <w:rPr>
+          <w:lang w:val="el-GR"/>
+        </w:rPr>
+        <w:t>ατο</w:t>
+      </w:r>
+      <w:r>
+        <w:rPr>
+          <w:lang w:val="el-GR"/>
+        </w:rPr>
+        <w:t>γρ</w:t>
+      </w:r>
+      <w:r>
+        <w:rPr>
+          <w:lang w:val="el-GR"/>
+        </w:rPr>
+        <w:t>άφη</w:t>
+      </w:r>
+      <w:r>
+        <w:rPr>
+          <w:lang w:val="el-GR"/>
+        </w:rPr>
+        <w:t>μμα χρησιμοποιείται για την εκτίμηση της κατανομής ενέργειας</w:t>
+      </w:r>
+      <w:r>
+        <w:rPr>
+          <w:lang w:val="el-GR"/>
+        </w:rPr>
+        <w:t xml:space="preserve"> </w:t>
+      </w:r>
+      <w:r>
+        <w:rPr>
+          <w:lang w:val="el-GR"/>
+        </w:rPr>
+        <w:t>κατά μήκος των κατηγοριών ύψους. Αποτελείται από ένα διάνυσμα 12 διαστάσεων, ένα</w:t>
+      </w:r>
+      <w:r>
+        <w:rPr>
+          <w:lang w:val="el-GR"/>
+        </w:rPr>
+        <w:t xml:space="preserve"> </w:t>
+      </w:r>
+      <w:r>
+        <w:rPr>
+          <w:lang w:val="el-GR"/>
+        </w:rPr>
+        <w:t>για κάθε νότα, από Λα έως Σολ# (12 κατηγορίες ύψους ημιτονίου), με</w:t>
+      </w:r>
+      <w:r>
+        <w:rPr>
+          <w:lang w:val="el-GR"/>
+        </w:rPr>
+        <w:t xml:space="preserve"> </w:t>
+      </w:r>
+      <w:r>
+        <w:rPr>
+          <w:lang w:val="el-GR"/>
+        </w:rPr>
+        <w:t>τις αντίστοιχες εντάσεις σε κάθε μία από αυτές τις κατηγορίες να βασίζονται</w:t>
+      </w:r>
+      <w:r>
+        <w:rPr>
+          <w:lang w:val="el-GR"/>
+        </w:rPr>
+        <w:t xml:space="preserve"> </w:t>
+      </w:r>
+      <w:r>
+        <w:rPr>
+          <w:lang w:val="el-GR"/>
+        </w:rPr>
+        <w:t>στις φασματικές κορυφές της κυματομορφής.</w:t>
+      </w:r>
+      <w:r>
+        <w:rPr>
+          <w:lang w:val="el-GR"/>
+        </w:rPr>
+        <w:t xml:space="preserve"> </w:t>
+      </w:r>
+      <w:r>
+        <w:rPr>
+          <w:lang w:val="el-GR"/>
+        </w:rPr>
+        <w:t>Μία κύρια ιδιότητα των χαρακτηριστικών χρωμα είναι ότι αποτυπώνουν τα αρμονικά και μελωδικά χαρακτηριστικά της μουσικής, ενώ είναι ανθεκτικά στις αλλαγές στην ηχόχρωμα και την ενορχήστρωση.</w:t>
+      </w:r>
+      <w:r>
+        <w:rPr>
+          <w:lang w:val="el-GR"/>
+        </w:rPr>
+        <w:t xml:space="preserve"> Η εξαγωγή αυτού του χαρακτηριστικού γίνεται στην </w:t>
+      </w:r>
+      <w:r>
+        <w:t>Essentia</w:t>
+      </w:r>
+      <w:r>
+        <w:rPr>
+          <w:lang w:val="el-GR"/>
+        </w:rPr>
+        <w:t xml:space="preserve"> </w:t>
+      </w:r>
+      <w:r>
+        <w:rPr>
+          <w:lang w:val="el-GR"/>
+        </w:rPr>
+        <w:t xml:space="preserve">με την μέθοδο </w:t>
+      </w:r>
+      <w:r>
+        <w:rPr>
+          <w:lang w:val="el-GR"/>
+        </w:rPr>
+        <w:t>Chromagram.</w:t>
+      </w:r>
+    </w:p>
+    <w:p>
+      <w:pPr>
+        <w:pStyle w:val="Heading3"/>
+        <w:rPr>
+          <w:lang w:val="el-GR"/>
+        </w:rPr>
+      </w:pPr>
+      <w:bookmarkStart w:id="30" w:name="_Toc208484160"/>
+      <w:r>
+        <w:rPr>
+          <w:lang w:val="el-GR"/>
+        </w:rPr>
+        <w:t>Σειρά Συγχορδιών</w:t>
+      </w:r>
+      <w:bookmarkEnd w:id="30"/>
+    </w:p>
+    <w:p>
+      <w:r>
+        <w:rPr>
+          <w:lang w:val="el-GR"/>
+        </w:rPr>
+        <w:t>Η εξαγωγή συγχορδιών από ένα ηχητικό σήμα είναι μια σύνθετη εργασία, για την οποία οι ερευνητές δεν έχουν ακόμη προτείνει ισχυρές λύσεις. Οι υπάρχουσες μέθοδοι για την εκτίμηση αυτού του γεγονότος είναι ακόμη πειραματικές, βασισμένες σε προφίλ κλάσεων ύψους. Η Essentia εφαρμόζει έναν αλγόριθμο βασισμένο σε αυτήν την έρευνα, ικανό να υπολογίσει την ακολουθία των συγχορδιών σε ένα τραγούδι. Ένας τέτοιος αλγόριθμος υπολογίζει την τριάδα μείζονος ή ελάσσονος που ταιριάζει καλύτερα και εξάγει το αποτέλεσμα ως συμβολοσειρά (π.χ.,</w:t>
+      </w:r>
+      <w:r>
+        <w:rPr>
+          <w:lang w:val="el-GR"/>
+        </w:rPr>
+        <w:t xml:space="preserve"> </w:t>
+      </w:r>
+      <w:r>
+        <w:rPr>
+          <w:lang w:val="el-GR"/>
+        </w:rPr>
+        <w:t xml:space="preserve">A#, Bm, G#m, C). </w:t>
+      </w:r>
+    </w:p>
+    <w:p>
+      <w:pPr>
+        <w:pStyle w:val="Heading3"/>
+        <w:rPr>
+          <w:lang w:val="el-GR"/>
+        </w:rPr>
+      </w:pPr>
+      <w:bookmarkStart w:id="31" w:name="_Toc208484159"/>
+      <w:r>
+        <w:rPr>
+          <w:lang w:val="el-GR"/>
+        </w:rPr>
+        <w:t>Ισχύς Κλειδ</w:t>
+      </w:r>
+      <w:bookmarkEnd w:id="31"/>
+      <w:r>
+        <w:rPr>
+          <w:lang w:val="el-GR"/>
+        </w:rPr>
+        <w:t>ιού</w:t>
+      </w:r>
+    </w:p>
+    <w:p>
+      <w:pPr>
+        <w:rPr>
+          <w:lang w:val="el-GR"/>
+        </w:rPr>
+      </w:pPr>
+      <w:r>
+        <w:rPr>
+          <w:lang w:val="el-GR"/>
+        </w:rPr>
+        <w:t>Η ισχύς του κλειδιού συνίσταται στον</w:t>
+      </w:r>
+      <w:r>
+        <w:rPr>
+          <w:lang w:val="el-GR"/>
+        </w:rPr>
+        <w:t xml:space="preserve"> </w:t>
+      </w:r>
+      <w:r>
+        <w:rPr>
+          <w:lang w:val="el-GR"/>
+        </w:rPr>
+        <w:t>υπολογισμό της ισχύος κάθε πιθανού υποψηφίου κλειδιού</w:t>
+      </w:r>
+      <w:r>
+        <w:rPr>
+          <w:lang w:val="el-GR"/>
+        </w:rPr>
+        <w:t xml:space="preserve"> </w:t>
+      </w:r>
+      <w:r>
+        <w:rPr>
+          <w:lang w:val="el-GR"/>
+        </w:rPr>
+        <w:t>για να είναι η τιμή του κλειδιού ενός δεδομένου τραγουδιού (π.χ., εξαγωγή βαθμολογιών</w:t>
+      </w:r>
+      <w:r>
+        <w:rPr>
+          <w:lang w:val="el-GR"/>
+        </w:rPr>
+        <w:t xml:space="preserve"> </w:t>
+      </w:r>
+      <w:r>
+        <w:rPr>
+          <w:lang w:val="el-GR"/>
+        </w:rPr>
+        <w:t>μεταξύ 0 και 1 ή -1 έως 1). Ο αλγόριθμος βασίζεται στη</w:t>
+      </w:r>
+      <w:r>
+        <w:rPr>
+          <w:lang w:val="el-GR"/>
+        </w:rPr>
+        <w:t xml:space="preserve"> </w:t>
+      </w:r>
+      <w:r>
+        <w:rPr>
+          <w:lang w:val="el-GR"/>
+        </w:rPr>
+        <w:t>διασταυρούμενη συσχέτιση του χρωματογραφήματος.</w:t>
+      </w:r>
+      <w:r>
+        <w:rPr>
+          <w:lang w:val="el-GR"/>
+        </w:rPr>
+        <w:t xml:space="preserve"> Η εξαγωγή αυτού του χαρακτηριστικού γίνεται στην </w:t>
+      </w:r>
+      <w:r>
+        <w:t>Essentia</w:t>
+      </w:r>
+      <w:r>
+        <w:rPr>
+          <w:lang w:val="el-GR"/>
+        </w:rPr>
+        <w:t xml:space="preserve"> </w:t>
+      </w:r>
+      <w:r>
+        <w:rPr>
+          <w:lang w:val="el-GR"/>
+        </w:rPr>
+        <w:t xml:space="preserve">με την μέθοδο </w:t>
+      </w:r>
+      <w:r>
+        <w:t>Key</w:t>
+      </w:r>
+      <w:r>
+        <w:rPr>
+          <w:lang w:val="el-GR"/>
+        </w:rPr>
+        <w:t>.</w:t>
+      </w:r>
+    </w:p>
+    <w:p>
+      <w:pPr>
+        <w:rPr>
+          <w:lang w:val="el-GR"/>
+        </w:rPr>
+      </w:pPr>
+    </w:p>
+    <w:p>
+      <w:pPr>
+        <w:pStyle w:val="Heading3"/>
+      </w:pPr>
+      <w:bookmarkStart w:id="32" w:name="_Toc208484161"/>
+      <w:r>
+        <w:t>Spectral Peaks</w:t>
+      </w:r>
+      <w:bookmarkEnd w:id="32"/>
+    </w:p>
+    <w:p>
+      <w:pPr>
+        <w:rPr>
+          <w:lang w:val="el-GR"/>
+        </w:rPr>
+      </w:pPr>
+      <w:r>
+        <w:rPr>
+          <w:lang w:val="el-GR"/>
+        </w:rPr>
+        <w:t>Τα spectral peaks είναι οι κορυφές στο φάσμα συχνοτήτων ενός ήχου που αντιστοιχούν στις πιο έντονες συχνοτικές συνιστώσες του σήματος. Αυτά τα σημεία αντιπροσωπεύουν τις κυρίαρχες συχνότητες που συνθέτουν τον ήχο και είναι κρίσιμα για την ανάλυση της αρμονικής δομής, της τιμβρικής ποιότητας και της μελωδικής πληροφορίας ενός μουσικού κομματιού</w:t>
+      </w:r>
+      <w:r>
+        <w:rPr>
+          <w:lang w:val="el-GR"/>
+        </w:rPr>
+        <w:t xml:space="preserve">. Η </w:t>
+      </w:r>
+      <w:r>
+        <w:rPr>
+          <w:lang w:val="el-GR"/>
+        </w:rPr>
+        <w:t>εξαγωγή των spectral peaks πραγματοποιείται επεξεργάζ</w:t>
+      </w:r>
+      <w:r>
+        <w:rPr>
+          <w:lang w:val="el-GR"/>
+        </w:rPr>
+        <w:t xml:space="preserve">οντας </w:t>
+      </w:r>
+      <w:r>
+        <w:rPr>
+          <w:lang w:val="el-GR"/>
+        </w:rPr>
+        <w:t xml:space="preserve"> κάθε κομμάτι σε frame</w:t>
+      </w:r>
+      <w:r>
+        <w:t>s</w:t>
+      </w:r>
+      <w:r>
+        <w:rPr>
+          <w:lang w:val="el-GR"/>
+        </w:rPr>
+        <w:t xml:space="preserve">. Για κάθε frame υπολογίζεται το φάσμα μέσω του Spectrum algorithm, και στη συνέχεια χρησιμοποιείται ο </w:t>
       </w:r>
       <w:r>
         <w:rPr>
           <w:lang w:val="el-GR"/>
         </w:rPr>
         <w:lastRenderedPageBreak/>
-        <w:t>συγχορδίες.</w:t>
-      </w:r>
-      <w:r>
-        <w:rPr>
-          <w:lang w:val="el-GR"/>
-        </w:rPr>
-        <w:t xml:space="preserve"> Ένα από τα αρμονικά στοιχεία είναι η κλίμακα του μουσικού κομματιού: μείζονα ή ελάσσονα.  </w:t>
+        <w:t>SpectralPeaks extractor με παράμετρο orderBy='frequency' για την ανίχνευση των κορυφών ταξινομημένων κατά συχνότητα.</w:t>
       </w:r>
     </w:p>
     <w:p>
@@ -7008,26 +7522,32 @@
         <w:pStyle w:val="Heading3"/>
       </w:pPr>
       <w:r>
-        <w:rPr>
-          <w:lang w:val="el-GR"/>
-        </w:rPr>
-        <w:t>Δυσαμονικότητα</w:t>
-      </w:r>
-    </w:p>
-    <w:p>
-      <w:pPr>
-        <w:rPr>
-          <w:lang w:val="el-GR"/>
-        </w:rPr>
-      </w:pPr>
-      <w:r>
-        <w:rPr>
-          <w:lang w:val="el-GR"/>
-        </w:rPr>
-        <w:t xml:space="preserve">Το χαρακτηριστικό της δυσαρμονικότητας βασίζεται στον αριθμό των μερικών συχνοτήτων που δεν είναι πολλαπλάσια της θεμελιώδους συχνότητας. Η δυσαρμονικότητα επηρεάζει την αντίληψη της χροιάς ενός δεδομένου ήχου. </w:t>
-      </w:r>
-      <w:r>
-        <w:t>H</w:t>
+        <w:t>Roughness (Sensory Dissonance)</w:t>
+      </w:r>
+    </w:p>
+    <w:p>
+      <w:pPr>
+        <w:rPr>
+          <w:lang w:val="el-GR"/>
+        </w:rPr>
+      </w:pPr>
+      <w:r>
+        <w:rPr>
+          <w:lang w:val="el-GR"/>
+        </w:rPr>
+        <w:t xml:space="preserve">Η τραχύτητα </w:t>
+      </w:r>
+      <w:r>
+        <w:rPr>
+          <w:lang w:val="el-GR"/>
+        </w:rPr>
+        <w:t xml:space="preserve">ή δυσαρμονία </w:t>
+      </w:r>
+      <w:r>
+        <w:rPr>
+          <w:lang w:val="el-GR"/>
+        </w:rPr>
+        <w:t>σχετίζεται με το φαινόμενο του χτυπήματος που συμβαίνει κάθε φορά που ένα ζεύγος ημιτονοειδών βρίσκεται σε κοντινή συχνότητα. Αυτό το χαρακτηριστικό υλοποιείται στο</w:t>
       </w:r>
       <w:r>
         <w:rPr>
@@ -7036,10 +7556,22 @@
         <w:t xml:space="preserve"> </w:t>
       </w:r>
       <w:r>
-        <w:t>E</w:t>
-      </w:r>
-      <w:r>
-        <w:t>ssentia</w:t>
+        <w:t>Essentia</w:t>
+      </w:r>
+      <w:r>
+        <w:rPr>
+          <w:lang w:val="el-GR"/>
+        </w:rPr>
+        <w:t xml:space="preserve"> χρησιμοποιώντας διαφορετικούς αλγόριθμους, τη μέθοδο του </w:t>
+      </w:r>
+      <w:r>
+        <w:t>Sethares</w:t>
+      </w:r>
+      <w:r>
+        <w:rPr>
+          <w:lang w:val="el-GR"/>
+        </w:rPr>
+        <w:t>, η οποία εκτιμά τη συνολική τραχύτητα υπολογίζοντας τον μέσο όρο όλων των εκτιμήσεων δυσαρμονίας σε όλα τα πιθανά ζεύγη κορυφών του φάσματος.</w:t>
       </w:r>
       <w:r>
         <w:rPr>
@@ -7047,71 +7579,100 @@
         </w:rPr>
         <w:t xml:space="preserve"> </w:t>
       </w:r>
-      <w:r>
-        <w:rPr>
-          <w:lang w:val="el-GR"/>
-        </w:rPr>
-        <w:t>υπολογίζει την δυσαρμονικότητα ενός σήματος δεδομένων των φασματικών κορυφών του.</w:t>
+    </w:p>
+    <w:p>
+      <w:pPr>
+        <w:rPr>
+          <w:lang w:val="el-GR"/>
+        </w:rPr>
+      </w:pPr>
+    </w:p>
+    <w:p>
+      <w:pPr>
+        <w:pStyle w:val="Heading2"/>
+        <w:rPr>
+          <w:lang w:val="en-US"/>
+        </w:rPr>
+      </w:pPr>
+      <w:bookmarkStart w:id="33" w:name="_Toc208484163"/>
+      <w:r>
+        <w:t>Ρυθμός</w:t>
+      </w:r>
+      <w:bookmarkEnd w:id="33"/>
+    </w:p>
+    <w:p>
+      <w:pPr>
+        <w:rPr>
+          <w:lang w:val="el-GR"/>
+        </w:rPr>
+      </w:pPr>
+      <w:r>
+        <w:rPr>
+          <w:lang w:val="el-GR"/>
+        </w:rPr>
+        <w:t xml:space="preserve">Ο ρυθμός αντιπροσωπεύει το στοιχείο του «χρόνου» στη μουσική, τα μοτίβα των </w:t>
+      </w:r>
+      <w:r>
+        <w:rPr>
+          <w:lang w:val="el-GR"/>
+        </w:rPr>
+        <w:t>εκτενών</w:t>
+      </w:r>
+      <w:r>
+        <w:rPr>
+          <w:lang w:val="el-GR"/>
+        </w:rPr>
+        <w:t xml:space="preserve"> και σύντομων ήχων και σιωπών που συναντώνται στη μουσική.</w:t>
+      </w:r>
+      <w:r>
+        <w:rPr>
+          <w:lang w:val="el-GR"/>
+        </w:rPr>
+        <w:t xml:space="preserve"> Η κανονικότητα του ρυθμού, η σχέση του κύριου ρυθμού με τους δευτερεύοντες ρυθμούς και η σχετική ισχύς των δευτερευόντων ρυθμών με τον κύριο ρυθμό είναι μερικά παραδείγματα χαρακτηριστικών</w:t>
+      </w:r>
+      <w:r>
+        <w:rPr>
+          <w:lang w:val="el-GR"/>
+        </w:rPr>
+        <w:t xml:space="preserve"> που μπορούμε να εξορύξουμε για ταξινόμιση μουσικού είδους.</w:t>
       </w:r>
     </w:p>
     <w:p>
       <w:pPr>
         <w:pStyle w:val="Heading3"/>
       </w:pPr>
-      <w:r>
-        <w:t xml:space="preserve">Chromagram </w:t>
-      </w:r>
-      <w:r>
-        <w:rPr>
-          <w:lang w:val="el-GR"/>
-        </w:rPr>
-        <w:t>ή</w:t>
-      </w:r>
-      <w:r>
-        <w:rPr>
-          <w:lang w:val="en-GB"/>
-        </w:rPr>
+      <w:bookmarkStart w:id="34" w:name="_Toc208484164"/>
+      <w:r>
+        <w:t xml:space="preserve">Tempo - </w:t>
+      </w:r>
+      <w:r>
+        <w:t>BPM</w:t>
+      </w:r>
+      <w:bookmarkEnd w:id="34"/>
+      <w:r>
         <w:t xml:space="preserve"> </w:t>
       </w:r>
-      <w:r>
-        <w:t>Harmonic pitch class profiles (HPCP)</w:t>
-      </w:r>
-    </w:p>
-    <w:p>
-      <w:pPr>
-        <w:rPr>
-          <w:lang w:val="el-GR"/>
-        </w:rPr>
-      </w:pPr>
-      <w:r>
-        <w:rPr>
-          <w:lang w:val="el-GR"/>
-        </w:rPr>
-        <w:t>Το χρωμ</w:t>
-      </w:r>
-      <w:r>
-        <w:rPr>
-          <w:lang w:val="el-GR"/>
-        </w:rPr>
-        <w:t>ατο</w:t>
-      </w:r>
-      <w:r>
-        <w:rPr>
-          <w:lang w:val="el-GR"/>
-        </w:rPr>
-        <w:t>γρ</w:t>
-      </w:r>
-      <w:r>
-        <w:rPr>
-          <w:lang w:val="el-GR"/>
-        </w:rPr>
-        <w:t>άφη</w:t>
-      </w:r>
-      <w:r>
-        <w:rPr>
-          <w:lang w:val="el-GR"/>
-        </w:rPr>
-        <w:t>μμα χρησιμοποιείται για την εκτίμηση της κατανομής ενέργειας</w:t>
+    </w:p>
+    <w:p>
+      <w:pPr>
+        <w:rPr>
+          <w:lang w:val="el-GR"/>
+        </w:rPr>
+      </w:pPr>
+      <w:r>
+        <w:rPr>
+          <w:lang w:val="el-GR"/>
+        </w:rPr>
+        <w:t>Έχουν προταθεί διάφοροι αλγόριθμοι για την εκτίμηση του τέμπο, δηλαδή της ταχύτητας ενός δεδομένου μουσικού κομματιού, που συνήθως υποδεικνύεται σε παλμούς ανά λεπτό (</w:t>
+      </w:r>
+      <w:r>
+        <w:t>BPM</w:t>
+      </w:r>
+      <w:r>
+        <w:rPr>
+          <w:lang w:val="el-GR"/>
+        </w:rPr>
+        <w:t>). Αυτή η λειτουργία</w:t>
       </w:r>
       <w:r>
         <w:rPr>
@@ -7123,7 +7684,7 @@
         <w:rPr>
           <w:lang w:val="el-GR"/>
         </w:rPr>
-        <w:t>κατά μήκος των κατηγοριών ύψους. Αποτελείται από ένα διάνυσμα 12 διαστάσεων, ένα</w:t>
+        <w:t>εκτιμάται συνήθως ανιχνεύοντας περιοδικότητες από την καμπύλη ανίχνευσης έναρξης.</w:t>
       </w:r>
       <w:r>
         <w:rPr>
@@ -7135,7 +7696,10 @@
         <w:rPr>
           <w:lang w:val="el-GR"/>
         </w:rPr>
-        <w:t>για κάθε νότα, από Λα έως Σολ# (12 κατηγορίες ύψους ημιτονίου), με</w:t>
+        <w:t xml:space="preserve">Η εξαγωγή αυτού του χαρακτηριστικού γίνεται στην </w:t>
+      </w:r>
+      <w:r>
+        <w:t>Essentia</w:t>
       </w:r>
       <w:r>
         <w:rPr>
@@ -7147,19 +7711,63 @@
         <w:rPr>
           <w:lang w:val="el-GR"/>
         </w:rPr>
-        <w:t>τις αντίστοιχες εντάσεις σε κάθε μία από αυτές τις κατηγορίες να βασίζονται</w:t>
-      </w:r>
-      <w:r>
-        <w:rPr>
-          <w:lang w:val="el-GR"/>
-        </w:rPr>
+        <w:t xml:space="preserve">με την μέθοδο </w:t>
+      </w:r>
+      <w:r>
+        <w:rPr>
+          <w:lang w:val="el-GR"/>
+        </w:rPr>
+        <w:t>RhythmExtractor2013</w:t>
+      </w:r>
+      <w:r>
+        <w:rPr>
+          <w:lang w:val="el-GR"/>
+        </w:rPr>
+        <w:t>.</w:t>
+      </w:r>
+    </w:p>
+    <w:p>
+      <w:pPr>
+        <w:pStyle w:val="Heading3"/>
+      </w:pPr>
+      <w:bookmarkStart w:id="35" w:name="_Toc208484165"/>
+      <w:r>
+        <w:t>Onset</w:t>
+      </w:r>
+      <w:bookmarkEnd w:id="35"/>
+      <w:r>
         <w:t xml:space="preserve"> </w:t>
       </w:r>
       <w:r>
-        <w:rPr>
-          <w:lang w:val="el-GR"/>
-        </w:rPr>
-        <w:t>στις φασματικές κορυφές της κυματομορφής.</w:t>
+        <w:t>Time</w:t>
+      </w:r>
+    </w:p>
+    <w:p>
+      <w:pPr>
+        <w:rPr>
+          <w:lang w:val="el-GR"/>
+        </w:rPr>
+      </w:pPr>
+      <w:r>
+        <w:rPr>
+          <w:lang w:val="el-GR"/>
+        </w:rPr>
+        <w:t>Ένας άλλος τρόπος προσδιορισμού του ρυθμού βασίζεται στον υπολογισμό μιας καμπύλης ανίχνευσης έναρξης, η οποία δείχνει τις διαδοχικές «εκρήξεις ενέργειας» που αντιστοιχούν στους διαδοχικούς παλμούς. Η επιλογή κορυφής εκτελείται αυτόματα στην καμπύλη ανίχνευσης έναρξης, για να δείξει τις εκτιμώμενες θέσεις των «ενάρξεων» της νότας</w:t>
+      </w:r>
+      <w:r>
+        <w:rPr>
+          <w:lang w:val="el-GR"/>
+        </w:rPr>
+        <w:t xml:space="preserve">. </w:t>
+      </w:r>
+      <w:r>
+        <w:rPr>
+          <w:lang w:val="el-GR"/>
+        </w:rPr>
+        <w:t xml:space="preserve">Η εξαγωγή αυτού του χαρακτηριστικού γίνεται στην </w:t>
+      </w:r>
+      <w:r>
+        <w:t>Essentia</w:t>
       </w:r>
       <w:r>
         <w:rPr>
@@ -7171,13 +7779,150 @@
         <w:rPr>
           <w:lang w:val="el-GR"/>
         </w:rPr>
-        <w:t>Μία κύρια ιδιότητα των χαρακτηριστικών χρωμα είναι ότι αποτυπώνουν τα αρμονικά και μελωδικά χαρακτηριστικά της μουσικής, ενώ είναι ανθεκτικά στις αλλαγές στην ηχόχρωμα και την ενορχήστρωση.</w:t>
-      </w:r>
-      <w:r>
-        <w:rPr>
-          <w:lang w:val="el-GR"/>
-        </w:rPr>
-        <w:t xml:space="preserve"> Η εξαγωγή αυτού του χαρακτηριστικού γίνεται στην </w:t>
+        <w:t xml:space="preserve">με την μέθοδο </w:t>
+      </w:r>
+      <w:r>
+        <w:t>TODO</w:t>
+      </w:r>
+      <w:r>
+        <w:rPr>
+          <w:lang w:val="el-GR"/>
+        </w:rPr>
+        <w:t>.</w:t>
+      </w:r>
+    </w:p>
+    <w:p>
+      <w:pPr>
+        <w:pStyle w:val="Heading3"/>
+      </w:pPr>
+      <w:bookmarkStart w:id="36" w:name="_Toc208484166"/>
+      <w:r>
+        <w:t>Beat Histogram</w:t>
+      </w:r>
+      <w:bookmarkEnd w:id="36"/>
+    </w:p>
+    <w:p>
+      <w:pPr>
+        <w:rPr>
+          <w:lang w:val="el-GR"/>
+        </w:rPr>
+      </w:pPr>
+      <w:r>
+        <w:rPr>
+          <w:lang w:val="el-GR"/>
+        </w:rPr>
+        <w:t xml:space="preserve">Το </w:t>
+      </w:r>
+      <w:r>
+        <w:t>beat</w:t>
+      </w:r>
+      <w:r>
+        <w:rPr>
+          <w:lang w:val="el-GR"/>
+        </w:rPr>
+        <w:t xml:space="preserve"> </w:t>
+      </w:r>
+      <w:r>
+        <w:t>histogram</w:t>
+      </w:r>
+      <w:r>
+        <w:rPr>
+          <w:lang w:val="el-GR"/>
+        </w:rPr>
+        <w:t xml:space="preserve"> αναλύει τη ρυθμική δομή ενός μουσικού κομματιού μέσω της κατανομής των τιμών </w:t>
+      </w:r>
+      <w:r>
+        <w:t>BPM</w:t>
+      </w:r>
+      <w:r>
+        <w:rPr>
+          <w:lang w:val="el-GR"/>
+        </w:rPr>
+        <w:t xml:space="preserve"> στο χρόνο. </w:t>
+      </w:r>
+      <w:r>
+        <w:rPr>
+          <w:lang w:val="el-GR"/>
+        </w:rPr>
+        <w:t>Δ</w:t>
+      </w:r>
+      <w:r>
+        <w:rPr>
+          <w:lang w:val="el-GR"/>
+        </w:rPr>
+        <w:t xml:space="preserve">ημιουργείται από την ανάλυση της </w:t>
+      </w:r>
+      <w:r>
+        <w:t>novelty</w:t>
+      </w:r>
+      <w:r>
+        <w:rPr>
+          <w:lang w:val="el-GR"/>
+        </w:rPr>
+        <w:t xml:space="preserve"> </w:t>
+      </w:r>
+      <w:r>
+        <w:t>curve</w:t>
+      </w:r>
+      <w:r>
+        <w:rPr>
+          <w:lang w:val="el-GR"/>
+        </w:rPr>
+        <w:t xml:space="preserve"> του κομματιού και παρέχει πληροφορίες για τη σταθερότητα του </w:t>
+      </w:r>
+      <w:r>
+        <w:t>tempo</w:t>
+      </w:r>
+      <w:r>
+        <w:rPr>
+          <w:lang w:val="el-GR"/>
+        </w:rPr>
+        <w:t>, την ύπαρξη πολλαπλών ρυθμικών στρωμάτων, και τη συνολική ρυθμική πολυπλοκότητα.</w:t>
+      </w:r>
+      <w:r>
+        <w:t> </w:t>
+      </w:r>
+    </w:p>
+    <w:p>
+      <w:pPr>
+        <w:pStyle w:val="Heading2"/>
+        <w:rPr>
+          <w:lang w:val="en-US"/>
+        </w:rPr>
+      </w:pPr>
+      <w:bookmarkStart w:id="37" w:name="_Toc208484167"/>
+      <w:r>
+        <w:t>Δυναμική</w:t>
+      </w:r>
+      <w:bookmarkEnd w:id="37"/>
+    </w:p>
+    <w:p>
+      <w:pPr>
+        <w:pStyle w:val="Heading3"/>
+      </w:pPr>
+      <w:bookmarkStart w:id="38" w:name="_Toc208484168"/>
+      <w:r>
+        <w:t>Loudness</w:t>
+      </w:r>
+      <w:bookmarkEnd w:id="38"/>
+    </w:p>
+    <w:p>
+      <w:pPr>
+        <w:rPr>
+          <w:lang w:val="el-GR"/>
+        </w:rPr>
+      </w:pPr>
+      <w:r>
+        <w:rPr>
+          <w:lang w:val="el-GR"/>
+        </w:rPr>
+        <w:t xml:space="preserve">Η ένταση του ήχου είναι η υποκειμενική αντίληψη της έντασης ενός ήχου. Αυτή η μετρική μετριέται σε ήχους, όπου ο διπλασιασμός σε ήχους αντιστοιχεί σε διπλασιασμό της έντασης. </w:t>
+      </w:r>
+      <w:r>
+        <w:rPr>
+          <w:lang w:val="el-GR"/>
+        </w:rPr>
+        <w:t xml:space="preserve">Η εξαγωγή αυτού του χαρακτηριστικού γίνεται στην </w:t>
       </w:r>
       <w:r>
         <w:t>Essentia</w:t>
@@ -7195,39 +7940,33 @@
         <w:t xml:space="preserve">με την μέθοδο </w:t>
       </w:r>
       <w:r>
-        <w:rPr>
-          <w:lang w:val="el-GR"/>
-        </w:rPr>
-        <w:t>Chromagram.</w:t>
+        <w:t>Loudness</w:t>
+      </w:r>
+      <w:r>
+        <w:rPr>
+          <w:lang w:val="el-GR"/>
+        </w:rPr>
+        <w:t>.</w:t>
       </w:r>
     </w:p>
     <w:p>
       <w:pPr>
         <w:pStyle w:val="Heading3"/>
-        <w:rPr>
-          <w:lang w:val="el-GR"/>
-        </w:rPr>
-      </w:pPr>
-      <w:bookmarkStart w:id="30" w:name="_Toc208484160"/>
-      <w:r>
-        <w:rPr>
-          <w:lang w:val="el-GR"/>
-        </w:rPr>
-        <w:t>Σειρά Συγχορδιών</w:t>
-      </w:r>
-      <w:bookmarkEnd w:id="30"/>
-    </w:p>
-    <w:p>
-      <w:pPr>
-        <w:rPr>
-          <w:lang w:val="el-GR"/>
-        </w:rPr>
-      </w:pPr>
-      <w:r>
-        <w:rPr>
-          <w:lang w:val="el-GR"/>
-        </w:rPr>
-        <w:t>Η εξαγωγή συγχορδιών από ένα ηχητικό σήμα είναι μια σύνθετη εργασία, για την οποία οι ερευνητές δεν έχουν ακόμη προτείνει ισχυρές λύσεις. Οι υπάρχουσες μέθοδοι για την εκτίμηση αυτού του γεγονότος είναι ακόμη πειραματικές, βασισμένες σε προφίλ κλάσεων ύψους. Η Essentia εφαρμόζει έναν αλγόριθμο βασισμένο σε αυτήν την έρευνα, ικανό να υπολογίσει την ακολουθία των συγχορδιών σε ένα τραγούδι. Ένας τέτοιος αλγόριθμος υπολογίζει την τριάδα μείζονος ή ελάσσονος που ταιριάζει καλύτερα και εξάγει το αποτέλεσμα ως συμβολοσειρά (π.χ.,</w:t>
+      </w:pPr>
+      <w:bookmarkStart w:id="39" w:name="_Toc208484169"/>
+      <w:r>
+        <w:t>Dynamic Range</w:t>
+      </w:r>
+      <w:bookmarkEnd w:id="39"/>
+    </w:p>
+    <w:p>
+      <w:pPr>
+        <w:rPr>
+          <w:lang w:val="el-GR"/>
+        </w:rPr>
+      </w:pPr>
+      <w:r>
+        <w:t>TODO</w:t>
       </w:r>
       <w:r>
         <w:rPr>
@@ -7235,11 +7974,56 @@
         </w:rPr>
         <w:t xml:space="preserve"> </w:t>
       </w:r>
-      <w:r>
-        <w:rPr>
-          <w:lang w:val="el-GR"/>
-        </w:rPr>
-        <w:t>A#, Bm, G#m, C). Η υπάρχουσα υλοποίηση έχει επισημανθεί ως</w:t>
+    </w:p>
+    <w:p>
+      <w:pPr>
+        <w:pStyle w:val="Heading3"/>
+      </w:pPr>
+      <w:bookmarkStart w:id="40" w:name="_Toc208484170"/>
+      <w:r>
+        <w:lastRenderedPageBreak/>
+        <w:t>RMS Energy</w:t>
+      </w:r>
+      <w:bookmarkEnd w:id="40"/>
+    </w:p>
+    <w:p>
+      <w:pPr>
+        <w:rPr>
+          <w:lang w:val="el-GR"/>
+        </w:rPr>
+      </w:pPr>
+      <w:r>
+        <w:rPr>
+          <w:lang w:val="el-GR"/>
+        </w:rPr>
+        <w:t xml:space="preserve">Η ενέργεια </w:t>
+      </w:r>
+      <w:r>
+        <w:t>RMS</w:t>
+      </w:r>
+      <w:r>
+        <w:rPr>
+          <w:lang w:val="el-GR"/>
+        </w:rPr>
+        <w:t xml:space="preserve"> χρησιμοποιείται για τη μέτρηση της ισχύος ενός σήματος σε ένα παράθυρο ή της συνολικής ενέργειας. Αυτό συνήθως υπολογίζεται λαμβάνοντας την τετραγωνική μέση τιμή (</w:t>
+      </w:r>
+      <w:r>
+        <w:t>RMS</w:t>
+      </w:r>
+      <w:r>
+        <w:rPr>
+          <w:lang w:val="el-GR"/>
+        </w:rPr>
+        <w:t xml:space="preserve">). Περιγράφει περίπου την ένταση ενός μουσικού σήματος. </w:t>
+      </w:r>
+      <w:r>
+        <w:rPr>
+          <w:lang w:val="el-GR"/>
+        </w:rPr>
+        <w:t xml:space="preserve">Η εξαγωγή αυτού του χαρακτηριστικού γίνεται στην </w:t>
+      </w:r>
+      <w:r>
+        <w:t>Essentia</w:t>
       </w:r>
       <w:r>
         <w:rPr>
@@ -7251,42 +8035,102 @@
         <w:rPr>
           <w:lang w:val="el-GR"/>
         </w:rPr>
-        <w:t>πειραματική και απαιτεί περαιτέρω εργασία πριν να είναι χρησιμοποιήσιμη.</w:t>
-      </w:r>
+        <w:t xml:space="preserve">με την μέθοδο </w:t>
+      </w:r>
+      <w:r>
+        <w:t>RMS</w:t>
+      </w:r>
+      <w:r>
+        <w:rPr>
+          <w:lang w:val="el-GR"/>
+        </w:rPr>
+        <w:t>.</w:t>
+      </w:r>
+    </w:p>
+    <w:p>
+      <w:pPr>
+        <w:rPr>
+          <w:lang w:val="el-GR"/>
+        </w:rPr>
+      </w:pPr>
+    </w:p>
+    <w:p>
+      <w:pPr>
+        <w:pStyle w:val="Heading2"/>
+        <w:rPr>
+          <w:lang w:val="en-US"/>
+        </w:rPr>
+      </w:pPr>
+      <w:bookmarkStart w:id="41" w:name="_Toc208484171"/>
+      <w:r>
+        <w:t>Ηχόχρωμα (Χροιά)</w:t>
+      </w:r>
+      <w:bookmarkEnd w:id="41"/>
     </w:p>
     <w:p>
       <w:pPr>
         <w:pStyle w:val="Heading3"/>
-        <w:rPr>
-          <w:lang w:val="el-GR"/>
-        </w:rPr>
-      </w:pPr>
-      <w:bookmarkStart w:id="31" w:name="_Toc208484159"/>
-      <w:r>
-        <w:rPr>
-          <w:lang w:val="el-GR"/>
-        </w:rPr>
-        <w:t>Ισχύς Κλειδ</w:t>
-      </w:r>
-      <w:bookmarkEnd w:id="31"/>
-      <w:r>
-        <w:rPr>
-          <w:lang w:val="el-GR"/>
-        </w:rPr>
-        <w:t>ιού</w:t>
-      </w:r>
-    </w:p>
-    <w:p>
-      <w:pPr>
-        <w:rPr>
-          <w:lang w:val="el-GR"/>
-        </w:rPr>
-      </w:pPr>
-      <w:r>
-        <w:rPr>
-          <w:lang w:val="el-GR"/>
-        </w:rPr>
-        <w:t>Η ισχύς του κλειδιού συνίσταται στον</w:t>
+      </w:pPr>
+      <w:r>
+        <w:t>Mel-Frequency Cepstral Coefficients (MFCC)</w:t>
+      </w:r>
+    </w:p>
+    <w:p>
+      <w:pPr>
+        <w:rPr>
+          <w:lang w:val="el-GR"/>
+        </w:rPr>
+      </w:pPr>
+      <w:r>
+        <w:rPr>
+          <w:lang w:val="el-GR"/>
+        </w:rPr>
+        <w:t xml:space="preserve">Τα </w:t>
+      </w:r>
+      <w:r>
+        <w:t>MFCC</w:t>
+      </w:r>
+      <w:r>
+        <w:rPr>
+          <w:lang w:val="el-GR"/>
+        </w:rPr>
+        <w:t xml:space="preserve"> είναι ένα άλλο μέτρο του φασματικού σχήματος. Οι ζώνες συχνοτήτων τοποθετούνται λογαριθμικά στην κλίμακα </w:t>
+      </w:r>
+      <w:r>
+        <w:t>Mel</w:t>
+      </w:r>
+      <w:r>
+        <w:rPr>
+          <w:lang w:val="el-GR"/>
+        </w:rPr>
+        <w:t xml:space="preserve"> και οι συντελεστές </w:t>
+      </w:r>
+      <w:r>
+        <w:t>cepstral</w:t>
+      </w:r>
+      <w:r>
+        <w:rPr>
+          <w:lang w:val="el-GR"/>
+        </w:rPr>
+        <w:t xml:space="preserve"> υπολογίζονται στη συνέχεια με βάση τον Διακριτό Μετασχηματισμό Συνημίτονου του λογαριθμικού φάσματος μεγέθους. Συνήθως, μόνο οι πρώτοι 13 συντελεστές </w:t>
+      </w:r>
+      <w:r>
+        <w:t>cepstral</w:t>
+      </w:r>
+      <w:r>
+        <w:rPr>
+          <w:lang w:val="el-GR"/>
+        </w:rPr>
+        <w:t xml:space="preserve"> επιστρέφονται συνήθως από τα πλαίσια ήχου. Αυτοί οι 13 συντελεστές χρησιμοποιούνται κυρίως για την αναπαράσταση ομιλίας. </w:t>
+      </w:r>
+      <w:r>
+        <w:rPr>
+          <w:lang w:val="el-GR"/>
+        </w:rPr>
+        <w:t xml:space="preserve">Η εξαγωγή αυτού του χαρακτηριστικού γίνεται στην </w:t>
+      </w:r>
+      <w:r>
+        <w:t>Essentia</w:t>
       </w:r>
       <w:r>
         <w:rPr>
@@ -7298,7 +8142,49 @@
         <w:rPr>
           <w:lang w:val="el-GR"/>
         </w:rPr>
-        <w:t>υπολογισμό της ισχύος κάθε πιθανού υποψηφίου κλειδιού</w:t>
+        <w:t xml:space="preserve">με την μέθοδο </w:t>
+      </w:r>
+      <w:r>
+        <w:t>MFCC</w:t>
+      </w:r>
+      <w:r>
+        <w:rPr>
+          <w:lang w:val="el-GR"/>
+        </w:rPr>
+        <w:t>.</w:t>
+      </w:r>
+    </w:p>
+    <w:p>
+      <w:pPr>
+        <w:rPr>
+          <w:lang w:val="el-GR"/>
+        </w:rPr>
+      </w:pPr>
+    </w:p>
+    <w:p>
+      <w:pPr>
+        <w:pStyle w:val="Heading3"/>
+      </w:pPr>
+      <w:bookmarkStart w:id="42" w:name="_Toc208484173"/>
+      <w:r>
+        <w:t>Spectral Centroid</w:t>
+      </w:r>
+      <w:bookmarkEnd w:id="42"/>
+    </w:p>
+    <w:p>
+      <w:pPr>
+        <w:rPr>
+          <w:lang w:val="el-GR"/>
+        </w:rPr>
+      </w:pPr>
+      <w:r>
+        <w:rPr>
+          <w:lang w:val="el-GR"/>
+        </w:rPr>
+        <w:t>Οι τέσσερις φασματικές ροπές είναι χρήσιμα μέτρα φασματικού σχήματος. Το φασματικό κέντρο βάρους (</w:t>
+      </w:r>
+      <w:r>
+        <w:t>spectral</w:t>
       </w:r>
       <w:r>
         <w:rPr>
@@ -7307,10 +8193,49 @@
         <w:t xml:space="preserve"> </w:t>
       </w:r>
       <w:r>
-        <w:rPr>
-          <w:lang w:val="el-GR"/>
-        </w:rPr>
-        <w:t>για να είναι η τιμή του κλειδιού ενός δεδομένου τραγουδιού (π.χ., εξαγωγή βαθμολογιών</w:t>
+        <w:t>centroid</w:t>
+      </w:r>
+      <w:r>
+        <w:rPr>
+          <w:lang w:val="el-GR"/>
+        </w:rPr>
+        <w:t xml:space="preserve">) είναι η πρώτη ροπή (μέσος όρος) του φάσματος μεγέθους του </w:t>
+      </w:r>
+      <w:r>
+        <w:t>short</w:t>
+      </w:r>
+      <w:r>
+        <w:rPr>
+          <w:lang w:val="el-GR"/>
+        </w:rPr>
+        <w:t>-</w:t>
+      </w:r>
+      <w:r>
+        <w:t>time</w:t>
+      </w:r>
+      <w:r>
+        <w:rPr>
+          <w:lang w:val="el-GR"/>
+        </w:rPr>
+        <w:t xml:space="preserve"> μετασχηματισμού </w:t>
+      </w:r>
+      <w:r>
+        <w:t>Fourier</w:t>
+      </w:r>
+      <w:r>
+        <w:rPr>
+          <w:lang w:val="el-GR"/>
+        </w:rPr>
+        <w:t xml:space="preserve"> (</w:t>
+      </w:r>
+      <w:r>
+        <w:t>STFT</w:t>
+      </w:r>
+      <w:r>
+        <w:rPr>
+          <w:lang w:val="el-GR"/>
+        </w:rPr>
+        <w:t>).</w:t>
       </w:r>
       <w:r>
         <w:rPr>
@@ -7322,7 +8247,10 @@
         <w:rPr>
           <w:lang w:val="el-GR"/>
         </w:rPr>
-        <w:t>μεταξύ 0 και 1 ή -1 έως 1). Ο αλγόριθμος βασίζεται στη</w:t>
+        <w:t xml:space="preserve">Η εξαγωγή αυτού του χαρακτηριστικού γίνεται στην </w:t>
+      </w:r>
+      <w:r>
+        <w:t>Essentia</w:t>
       </w:r>
       <w:r>
         <w:rPr>
@@ -7334,13 +8262,124 @@
         <w:rPr>
           <w:lang w:val="el-GR"/>
         </w:rPr>
-        <w:t>διασταυρούμενη συσχέτιση του χρωματογραφήματος.</w:t>
-      </w:r>
-      <w:r>
-        <w:rPr>
-          <w:lang w:val="el-GR"/>
-        </w:rPr>
-        <w:t xml:space="preserve"> Η εξαγωγή αυτού του χαρακτηριστικού γίνεται στην </w:t>
+        <w:t xml:space="preserve">με την μέθοδο </w:t>
+      </w:r>
+      <w:r>
+        <w:t>Centroid</w:t>
+      </w:r>
+      <w:r>
+        <w:rPr>
+          <w:lang w:val="el-GR"/>
+        </w:rPr>
+        <w:t>.</w:t>
+      </w:r>
+    </w:p>
+    <w:p>
+      <w:pPr>
+        <w:rPr>
+          <w:lang w:val="el-GR"/>
+        </w:rPr>
+      </w:pPr>
+    </w:p>
+    <w:p>
+      <w:pPr>
+        <w:rPr>
+          <w:lang w:val="el-GR"/>
+        </w:rPr>
+      </w:pPr>
+    </w:p>
+    <w:p>
+      <w:pPr>
+        <w:pStyle w:val="Heading2"/>
+        <w:rPr>
+          <w:lang w:val="en-US"/>
+        </w:rPr>
+      </w:pPr>
+      <w:bookmarkStart w:id="43" w:name="_Toc208484174"/>
+      <w:r>
+        <w:t>Εκφραστικότητα</w:t>
+      </w:r>
+      <w:bookmarkEnd w:id="43"/>
+    </w:p>
+    <w:p>
+      <w:pPr>
+        <w:pStyle w:val="Heading3"/>
+      </w:pPr>
+      <w:bookmarkStart w:id="44" w:name="_Toc208484175"/>
+      <w:r>
+        <w:t>Log Attack Time</w:t>
+      </w:r>
+      <w:bookmarkEnd w:id="44"/>
+    </w:p>
+    <w:p>
+      <w:r>
+        <w:t>TODO</w:t>
+      </w:r>
+    </w:p>
+    <w:p/>
+    <w:p>
+      <w:pPr>
+        <w:pStyle w:val="Heading3"/>
+      </w:pPr>
+      <w:bookmarkStart w:id="45" w:name="_Toc208484176"/>
+      <w:r>
+        <w:t>Vibrato</w:t>
+      </w:r>
+      <w:bookmarkEnd w:id="45"/>
+    </w:p>
+    <w:p>
+      <w:pPr>
+        <w:rPr>
+          <w:lang w:val="el-GR"/>
+        </w:rPr>
+      </w:pPr>
+      <w:r>
+        <w:rPr>
+          <w:lang w:val="el-GR"/>
+        </w:rPr>
+        <w:t xml:space="preserve">Το βιμπράτο είναι μια εκφραστική τεχνική που χρησιμοποιείται στη φωνητική και οργανική μουσική και συνίσταται σε μια τακτική ταλάντωση του ύψους. Τα κύρια χαρακτηριστικά της είναι η ποσότητα της διακύμανσης του ύψους (έκταση) και η ταχύτητα (ρυθμός) αυτής της διακύμανσης του ύψους. Οι </w:t>
+      </w:r>
+      <w:r>
+        <w:t>Panda</w:t>
+      </w:r>
+      <w:r>
+        <w:rPr>
+          <w:lang w:val="el-GR"/>
+        </w:rPr>
+        <w:t xml:space="preserve"> </w:t>
+      </w:r>
+      <w:r>
+        <w:t>et</w:t>
+      </w:r>
+      <w:r>
+        <w:rPr>
+          <w:lang w:val="el-GR"/>
+        </w:rPr>
+        <w:t xml:space="preserve"> </w:t>
+      </w:r>
+      <w:r>
+        <w:t>al</w:t>
+      </w:r>
+      <w:r>
+        <w:rPr>
+          <w:lang w:val="el-GR"/>
+        </w:rPr>
+        <w:t xml:space="preserve">.  πρότειναν έναν αλγόριθμο ανίχνευσης βιμπράτο βασισμένο στην ανάλυση της ακολουθίας </w:t>
+      </w:r>
+      <w:r>
+        <w:t>F</w:t>
+      </w:r>
+      <w:r>
+        <w:rPr>
+          <w:lang w:val="el-GR"/>
+        </w:rPr>
+        <w:t xml:space="preserve">0 κάθε νότας, από την οποία εξάγονται διάφορα χαρακτηριστικά, π.χ. παρουσία, ρυθμός, έκταση, κάλυψη, κάλυψη υψηλής συχνότητας, λόγος βιμπράτο προς μη-βιμπράτο και βασική συχνότητα νοτών βιμπράτο. Προτάθηκαν και άλλες προσεγγίσεις για την εξαγωγή παραμέτρων βιμπράτο, όπως η χρήση μεθόδων διαγώνιωσης φίλτρου ή απευθείας από το φασματογράφημα χρησιμοποιώντας προκαθορισμένα πρότυπα βιμπράτο. </w:t>
+      </w:r>
+      <w:r>
+        <w:rPr>
+          <w:lang w:val="el-GR"/>
+        </w:rPr>
+        <w:t xml:space="preserve">Η εξαγωγή αυτού του χαρακτηριστικού γίνεται στην </w:t>
       </w:r>
       <w:r>
         <w:t>Essentia</w:t>
@@ -7358,7 +8397,7 @@
         <w:t xml:space="preserve">με την μέθοδο </w:t>
       </w:r>
       <w:r>
-        <w:t>Key</w:t>
+        <w:t>Vibrato</w:t>
       </w:r>
       <w:r>
         <w:rPr>
@@ -7366,60 +8405,70 @@
         </w:rPr>
         <w:t>.</w:t>
       </w:r>
-    </w:p>
-    <w:p>
-      <w:pPr>
-        <w:rPr>
-          <w:lang w:val="el-GR"/>
-        </w:rPr>
-      </w:pPr>
+      <w:r>
+        <w:rPr>
+          <w:lang w:val="el-GR"/>
+        </w:rPr>
+        <w:t xml:space="preserve"> </w:t>
+      </w:r>
+      <w:r>
+        <w:t>TODO</w:t>
+      </w:r>
+    </w:p>
+    <w:p>
+      <w:pPr>
+        <w:rPr>
+          <w:lang w:val="el-GR"/>
+        </w:rPr>
+      </w:pPr>
+    </w:p>
+    <w:p>
+      <w:pPr>
+        <w:pStyle w:val="Heading2"/>
+        <w:rPr>
+          <w:lang w:val="en-US"/>
+        </w:rPr>
+      </w:pPr>
+      <w:bookmarkStart w:id="46" w:name="_Toc208484177"/>
+      <w:r>
+        <w:t>Μουσική Υφή</w:t>
+      </w:r>
+      <w:bookmarkEnd w:id="46"/>
     </w:p>
     <w:p>
       <w:pPr>
         <w:pStyle w:val="Heading3"/>
       </w:pPr>
-      <w:bookmarkStart w:id="32" w:name="_Toc208484161"/>
-      <w:r>
-        <w:t>Spectral Peaks</w:t>
-      </w:r>
-      <w:bookmarkEnd w:id="32"/>
-    </w:p>
-    <w:p>
-      <w:r>
-        <w:t>TODO</w:t>
-      </w:r>
-    </w:p>
-    <w:p>
-      <w:pPr>
-        <w:pStyle w:val="Heading3"/>
-      </w:pPr>
-      <w:r>
-        <w:t>Roughness (Sensory Dissonance)</w:t>
-      </w:r>
-    </w:p>
-    <w:p>
-      <w:pPr>
-        <w:rPr>
-          <w:lang w:val="el-GR"/>
-        </w:rPr>
-      </w:pPr>
-      <w:r>
-        <w:rPr>
-          <w:lang w:val="el-GR"/>
-        </w:rPr>
-        <w:t xml:space="preserve">Η τραχύτητα </w:t>
-      </w:r>
-      <w:r>
-        <w:rPr>
-          <w:lang w:val="el-GR"/>
-        </w:rPr>
-        <w:t xml:space="preserve">ή δυσαρμονία </w:t>
-      </w:r>
-      <w:r>
-        <w:rPr>
-          <w:lang w:val="el-GR"/>
-        </w:rPr>
-        <w:t>σχετίζεται με το φαινόμενο του χτυπήματος που συμβαίνει κάθε φορά που ένα ζεύγος ημιτονοειδών βρίσκεται σε κοντινή συχνότητα. Αυτό το χαρακτηριστικό υλοποιείται στο</w:t>
+      <w:bookmarkStart w:id="47" w:name="_Toc208484178"/>
+      <w:r>
+        <w:t>Spectral Flatness</w:t>
+      </w:r>
+      <w:bookmarkEnd w:id="47"/>
+    </w:p>
+    <w:p/>
+    <w:p>
+      <w:pPr>
+        <w:rPr>
+          <w:lang w:val="el-GR"/>
+        </w:rPr>
+      </w:pPr>
+      <w:r>
+        <w:rPr>
+          <w:lang w:val="el-GR"/>
+        </w:rPr>
+        <w:t>Η φασματική επιπεδότητ</w:t>
+      </w:r>
+      <w:r>
+        <w:rPr>
+          <w:lang w:val="el-GR"/>
+        </w:rPr>
+        <w:t>α</w:t>
+      </w:r>
+      <w:r>
+        <w:rPr>
+          <w:lang w:val="el-GR"/>
+        </w:rPr>
+        <w:t xml:space="preserve"> υποδεικνύει εάν η κατανομή του φάσματος είναι ομαλή ή αιχμηρή, δηλαδή, εκτιμά σε ποιο βαθμό οι συχνότητες σε ένα φάσμα</w:t>
       </w:r>
       <w:r>
         <w:rPr>
@@ -7428,878 +8477,10 @@
         <w:t xml:space="preserve"> </w:t>
       </w:r>
       <w:r>
-        <w:t>Essentia</w:t>
-      </w:r>
-      <w:r>
-        <w:rPr>
-          <w:lang w:val="el-GR"/>
-        </w:rPr>
-        <w:t xml:space="preserve"> χρησιμοποιώντας διαφορετικούς αλγόριθμους, τη μέθοδο του </w:t>
-      </w:r>
-      <w:r>
-        <w:t>Sethares</w:t>
-      </w:r>
-      <w:r>
-        <w:rPr>
-          <w:lang w:val="el-GR"/>
-        </w:rPr>
-        <w:t>, η οποία εκτιμά τη συνολική τραχύτητα υπολογίζοντας τον μέσο όρο όλων των εκτιμήσεων δυσαρμονίας σε όλα τα πιθανά ζεύγη κορυφών του φάσματος.</w:t>
-      </w:r>
-      <w:r>
-        <w:rPr>
-          <w:lang w:val="el-GR"/>
-        </w:rPr>
-        <w:t xml:space="preserve"> </w:t>
-      </w:r>
-    </w:p>
-    <w:p>
-      <w:pPr>
-        <w:rPr>
-          <w:lang w:val="el-GR"/>
-        </w:rPr>
-      </w:pPr>
-    </w:p>
-    <w:p>
-      <w:pPr>
-        <w:rPr>
-          <w:lang w:val="el-GR"/>
-        </w:rPr>
-      </w:pPr>
-    </w:p>
-    <w:p>
-      <w:pPr>
-        <w:rPr>
-          <w:lang w:val="el-GR"/>
-        </w:rPr>
-      </w:pPr>
-    </w:p>
-    <w:p>
-      <w:pPr>
-        <w:pStyle w:val="Heading2"/>
-        <w:rPr>
-          <w:lang w:val="en-US"/>
-        </w:rPr>
-      </w:pPr>
-      <w:bookmarkStart w:id="33" w:name="_Toc208484163"/>
-      <w:r>
-        <w:t>Ρυθμός</w:t>
-      </w:r>
-      <w:bookmarkEnd w:id="33"/>
-    </w:p>
-    <w:p>
-      <w:pPr>
-        <w:rPr>
-          <w:lang w:val="el-GR"/>
-        </w:rPr>
-      </w:pPr>
-      <w:r>
-        <w:rPr>
-          <w:lang w:val="el-GR"/>
-        </w:rPr>
-        <w:t xml:space="preserve">Ο ρυθμός αντιπροσωπεύει το στοιχείο του «χρόνου» στη μουσική, τα μοτίβα των </w:t>
-      </w:r>
-      <w:r>
-        <w:rPr>
-          <w:lang w:val="el-GR"/>
-        </w:rPr>
-        <w:t>εκτενών</w:t>
-      </w:r>
-      <w:r>
-        <w:rPr>
-          <w:lang w:val="el-GR"/>
-        </w:rPr>
-        <w:t xml:space="preserve"> και σύντομων ήχων και σιωπών που συναντώνται στη μουσική.</w:t>
-      </w:r>
-      <w:r>
-        <w:rPr>
-          <w:lang w:val="el-GR"/>
-        </w:rPr>
-        <w:t xml:space="preserve"> Η κανονικότητα του ρυθμού, η σχέση του κύριου ρυθμού με τους δευτερεύοντες ρυθμούς και η σχετική ισχύς των δευτερευόντων ρυθμών με τον κύριο ρυθμό είναι μερικά παραδείγματα χαρακτηριστικών</w:t>
-      </w:r>
-      <w:r>
-        <w:rPr>
-          <w:lang w:val="el-GR"/>
-        </w:rPr>
-        <w:t xml:space="preserve"> που μπορούμε να εξορύξουμε για ταξινόμιση μουσικού είδους.</w:t>
-      </w:r>
-    </w:p>
-    <w:p>
-      <w:pPr>
-        <w:pStyle w:val="Heading3"/>
-      </w:pPr>
-      <w:bookmarkStart w:id="34" w:name="_Toc208484164"/>
-      <w:r>
-        <w:t xml:space="preserve">Tempo - </w:t>
-      </w:r>
-      <w:r>
-        <w:t>BPM</w:t>
-      </w:r>
-      <w:bookmarkEnd w:id="34"/>
-      <w:r>
-        <w:t xml:space="preserve"> </w:t>
-      </w:r>
-    </w:p>
-    <w:p>
-      <w:pPr>
-        <w:rPr>
-          <w:lang w:val="el-GR"/>
-        </w:rPr>
-      </w:pPr>
-      <w:r>
-        <w:rPr>
-          <w:lang w:val="el-GR"/>
-        </w:rPr>
-        <w:t>Έχουν προταθεί διάφοροι αλγόριθμοι για την εκτίμηση του τέμπο, δηλαδή της ταχύτητας ενός δεδομένου μουσικού κομματιού, που συνήθως υποδεικνύεται σε παλμούς ανά λεπτό (</w:t>
-      </w:r>
-      <w:r>
-        <w:t>BPM</w:t>
-      </w:r>
-      <w:r>
-        <w:rPr>
-          <w:lang w:val="el-GR"/>
-        </w:rPr>
-        <w:t>). Αυτή η λειτουργία</w:t>
-      </w:r>
-      <w:r>
-        <w:rPr>
-          <w:lang w:val="el-GR"/>
-        </w:rPr>
-        <w:t xml:space="preserve"> </w:t>
-      </w:r>
-      <w:r>
-        <w:rPr>
-          <w:lang w:val="el-GR"/>
-        </w:rPr>
-        <w:t>εκτιμάται συνήθως ανιχνεύοντας περιοδικότητες από την καμπύλη ανίχνευσης έναρξης.</w:t>
-      </w:r>
-      <w:r>
-        <w:rPr>
-          <w:lang w:val="el-GR"/>
-        </w:rPr>
-        <w:t xml:space="preserve"> </w:t>
-      </w:r>
-      <w:r>
-        <w:rPr>
-          <w:lang w:val="el-GR"/>
-        </w:rPr>
-        <w:t xml:space="preserve">Η εξαγωγή αυτού του χαρακτηριστικού γίνεται στην </w:t>
-      </w:r>
-      <w:r>
-        <w:t>Essentia</w:t>
-      </w:r>
-      <w:r>
-        <w:rPr>
-          <w:lang w:val="el-GR"/>
-        </w:rPr>
-        <w:t xml:space="preserve"> </w:t>
-      </w:r>
-      <w:r>
-        <w:rPr>
-          <w:lang w:val="el-GR"/>
-        </w:rPr>
-        <w:t xml:space="preserve">με την μέθοδο </w:t>
-      </w:r>
-      <w:r>
-        <w:rPr>
-          <w:lang w:val="el-GR"/>
-        </w:rPr>
-        <w:t>RhythmExtractor2013</w:t>
-      </w:r>
-      <w:r>
-        <w:rPr>
-          <w:lang w:val="el-GR"/>
-        </w:rPr>
-        <w:t>.</w:t>
-      </w:r>
-    </w:p>
-    <w:p>
-      <w:pPr>
-        <w:pStyle w:val="Heading3"/>
-      </w:pPr>
-      <w:bookmarkStart w:id="35" w:name="_Toc208484165"/>
-      <w:r>
-        <w:t>Onset</w:t>
-      </w:r>
-      <w:bookmarkEnd w:id="35"/>
-      <w:r>
-        <w:t xml:space="preserve"> </w:t>
-      </w:r>
-      <w:r>
-        <w:t>Time</w:t>
-      </w:r>
-    </w:p>
-    <w:p>
-      <w:pPr>
-        <w:rPr>
-          <w:lang w:val="el-GR"/>
-        </w:rPr>
-      </w:pPr>
-      <w:r>
-        <w:rPr>
-          <w:lang w:val="el-GR"/>
-        </w:rPr>
-        <w:t>Ένας άλλος τρόπος προσδιορισμού του ρυθμού βασίζεται στον υπολογισμό μιας καμπύλης ανίχνευσης έναρξης, η οποία δείχνει τις διαδοχικές «εκρήξεις ενέργειας» που αντιστοιχούν στους διαδοχικούς παλμούς. Η επιλογή κορυφής εκτελείται αυτόματα στην καμπύλη ανίχνευσης έναρξης, για να δείξει τις εκτιμώμενες θέσεις των «ενάρξεων» της νότας</w:t>
-      </w:r>
-      <w:r>
-        <w:rPr>
-          <w:lang w:val="el-GR"/>
-        </w:rPr>
-        <w:t xml:space="preserve">. </w:t>
-      </w:r>
-      <w:r>
-        <w:rPr>
-          <w:lang w:val="el-GR"/>
-        </w:rPr>
-        <w:t xml:space="preserve">Η εξαγωγή αυτού του χαρακτηριστικού γίνεται στην </w:t>
-      </w:r>
-      <w:r>
-        <w:t>Essentia</w:t>
-      </w:r>
-      <w:r>
-        <w:rPr>
-          <w:lang w:val="el-GR"/>
-        </w:rPr>
-        <w:t xml:space="preserve"> </w:t>
-      </w:r>
-      <w:r>
-        <w:rPr>
-          <w:lang w:val="el-GR"/>
-        </w:rPr>
-        <w:t xml:space="preserve">με την μέθοδο </w:t>
-      </w:r>
-      <w:r>
-        <w:t>TODO</w:t>
-      </w:r>
-      <w:r>
-        <w:rPr>
-          <w:lang w:val="el-GR"/>
-        </w:rPr>
-        <w:t>.</w:t>
-      </w:r>
-    </w:p>
-    <w:p>
-      <w:pPr>
-        <w:rPr>
-          <w:lang w:val="el-GR"/>
-        </w:rPr>
-      </w:pPr>
-    </w:p>
-    <w:p>
-      <w:pPr>
-        <w:pStyle w:val="Heading3"/>
-      </w:pPr>
-      <w:bookmarkStart w:id="36" w:name="_Toc208484166"/>
-      <w:r>
-        <w:t>Beat Histogram</w:t>
-      </w:r>
-      <w:bookmarkEnd w:id="36"/>
-    </w:p>
-    <w:p>
-      <w:r>
-        <w:t>TODO</w:t>
-      </w:r>
-    </w:p>
-    <w:p>
-      <w:pPr>
-        <w:rPr>
-          <w:lang w:val="el-GR"/>
-        </w:rPr>
-      </w:pPr>
-    </w:p>
-    <w:p>
-      <w:pPr>
-        <w:pStyle w:val="Heading2"/>
-        <w:rPr>
-          <w:lang w:val="en-US"/>
-        </w:rPr>
-      </w:pPr>
-      <w:bookmarkStart w:id="37" w:name="_Toc208484167"/>
-      <w:r>
-        <w:t>Δυναμική</w:t>
-      </w:r>
-      <w:bookmarkEnd w:id="37"/>
-    </w:p>
-    <w:p>
-      <w:pPr>
-        <w:pStyle w:val="Heading3"/>
-      </w:pPr>
-      <w:bookmarkStart w:id="38" w:name="_Toc208484168"/>
-      <w:r>
-        <w:t>Loudness</w:t>
-      </w:r>
-      <w:bookmarkEnd w:id="38"/>
-    </w:p>
-    <w:p>
-      <w:pPr>
-        <w:rPr>
-          <w:lang w:val="el-GR"/>
-        </w:rPr>
-      </w:pPr>
-      <w:r>
-        <w:rPr>
-          <w:lang w:val="el-GR"/>
-        </w:rPr>
-        <w:t xml:space="preserve">Η ένταση του ήχου είναι η υποκειμενική αντίληψη της έντασης ενός ήχου. Αυτή η μετρική μετριέται σε ήχους, όπου ο διπλασιασμός σε ήχους αντιστοιχεί σε διπλασιασμό της έντασης. </w:t>
-      </w:r>
-      <w:r>
-        <w:rPr>
-          <w:lang w:val="el-GR"/>
-        </w:rPr>
-        <w:t xml:space="preserve">Η εξαγωγή αυτού του χαρακτηριστικού γίνεται στην </w:t>
-      </w:r>
-      <w:r>
-        <w:t>Essentia</w:t>
-      </w:r>
-      <w:r>
-        <w:rPr>
-          <w:lang w:val="el-GR"/>
-        </w:rPr>
-        <w:t xml:space="preserve"> </w:t>
-      </w:r>
-      <w:r>
-        <w:rPr>
-          <w:lang w:val="el-GR"/>
-        </w:rPr>
-        <w:t xml:space="preserve">με την μέθοδο </w:t>
-      </w:r>
-      <w:r>
-        <w:t>Loudness</w:t>
-      </w:r>
-      <w:r>
-        <w:rPr>
-          <w:lang w:val="el-GR"/>
-        </w:rPr>
-        <w:t>.</w:t>
-      </w:r>
-    </w:p>
-    <w:p>
-      <w:pPr>
-        <w:pStyle w:val="Heading3"/>
-      </w:pPr>
-      <w:bookmarkStart w:id="39" w:name="_Toc208484169"/>
-      <w:r>
-        <w:t>Dynamic Range</w:t>
-      </w:r>
-      <w:bookmarkEnd w:id="39"/>
-    </w:p>
-    <w:p>
-      <w:r>
-        <w:t>TODO</w:t>
-      </w:r>
-    </w:p>
-    <w:p>
-      <w:pPr>
-        <w:pStyle w:val="Heading3"/>
-      </w:pPr>
-      <w:bookmarkStart w:id="40" w:name="_Toc208484170"/>
-      <w:r>
-        <w:t>RMS Energy</w:t>
-      </w:r>
-      <w:bookmarkEnd w:id="40"/>
-    </w:p>
-    <w:p>
-      <w:pPr>
-        <w:rPr>
-          <w:lang w:val="el-GR"/>
-        </w:rPr>
-      </w:pPr>
-      <w:r>
-        <w:rPr>
-          <w:lang w:val="el-GR"/>
-        </w:rPr>
-        <w:t xml:space="preserve">Η ενέργεια </w:t>
-      </w:r>
-      <w:r>
-        <w:t>RMS</w:t>
-      </w:r>
-      <w:r>
-        <w:rPr>
-          <w:lang w:val="el-GR"/>
-        </w:rPr>
-        <w:t xml:space="preserve"> χρησιμοποιείται για τη μέτρηση της ισχύος ενός σήματος σε ένα παράθυρο ή της συνολικής ενέργειας. Αυτό συνήθως υπολογίζεται λαμβάνοντας την τετραγωνική μέση τιμή (</w:t>
-      </w:r>
-      <w:r>
-        <w:t>RMS</w:t>
-      </w:r>
-      <w:r>
-        <w:rPr>
-          <w:lang w:val="el-GR"/>
-        </w:rPr>
-        <w:t xml:space="preserve">). Περιγράφει περίπου την ένταση ενός μουσικού σήματος. </w:t>
-      </w:r>
-      <w:r>
-        <w:rPr>
-          <w:lang w:val="el-GR"/>
-        </w:rPr>
-        <w:t xml:space="preserve">Η εξαγωγή αυτού του χαρακτηριστικού γίνεται στην </w:t>
-      </w:r>
-      <w:r>
-        <w:t>Essentia</w:t>
-      </w:r>
-      <w:r>
-        <w:rPr>
-          <w:lang w:val="el-GR"/>
-        </w:rPr>
-        <w:t xml:space="preserve"> </w:t>
-      </w:r>
-      <w:r>
-        <w:rPr>
-          <w:lang w:val="el-GR"/>
-        </w:rPr>
-        <w:t xml:space="preserve">με την μέθοδο </w:t>
-      </w:r>
-      <w:r>
-        <w:t>RMS</w:t>
-      </w:r>
-      <w:r>
-        <w:rPr>
-          <w:lang w:val="el-GR"/>
-        </w:rPr>
-        <w:t>.</w:t>
-      </w:r>
-    </w:p>
-    <w:p>
-      <w:pPr>
-        <w:rPr>
-          <w:lang w:val="el-GR"/>
-        </w:rPr>
-      </w:pPr>
-    </w:p>
-    <w:p>
-      <w:pPr>
-        <w:pStyle w:val="Heading2"/>
-        <w:rPr>
-          <w:lang w:val="en-US"/>
-        </w:rPr>
-      </w:pPr>
-      <w:bookmarkStart w:id="41" w:name="_Toc208484171"/>
-      <w:r>
-        <w:t>Ηχόχρωμα (Χροιά)</w:t>
-      </w:r>
-      <w:bookmarkEnd w:id="41"/>
-    </w:p>
-    <w:p>
-      <w:pPr>
-        <w:pStyle w:val="Heading3"/>
-      </w:pPr>
-      <w:r>
-        <w:lastRenderedPageBreak/>
-        <w:t>Mel-Frequency Cepstral Coefficients (MFCC)</w:t>
-      </w:r>
-    </w:p>
-    <w:p>
-      <w:pPr>
-        <w:rPr>
-          <w:lang w:val="el-GR"/>
-        </w:rPr>
-      </w:pPr>
-      <w:r>
-        <w:rPr>
-          <w:lang w:val="el-GR"/>
-        </w:rPr>
-        <w:t xml:space="preserve">Τα </w:t>
-      </w:r>
-      <w:r>
-        <w:t>MFCC</w:t>
-      </w:r>
-      <w:r>
-        <w:rPr>
-          <w:lang w:val="el-GR"/>
-        </w:rPr>
-        <w:t xml:space="preserve"> είναι ένα άλλο μέτρο του φασματικού σχήματος. Οι ζώνες συχνοτήτων τοποθετούνται λογαριθμικά στην κλίμακα </w:t>
-      </w:r>
-      <w:r>
-        <w:t>Mel</w:t>
-      </w:r>
-      <w:r>
-        <w:rPr>
-          <w:lang w:val="el-GR"/>
-        </w:rPr>
-        <w:t xml:space="preserve"> και οι συντελεστές </w:t>
-      </w:r>
-      <w:r>
-        <w:t>cepstral</w:t>
-      </w:r>
-      <w:r>
-        <w:rPr>
-          <w:lang w:val="el-GR"/>
-        </w:rPr>
-        <w:t xml:space="preserve"> υπολογίζονται στη συνέχεια με βάση τον Διακριτό Μετασχηματισμό Συνημίτονου του λογαριθμικού φάσματος μεγέθους. Συνήθως, μόνο οι πρώτοι 13 συντελεστές </w:t>
-      </w:r>
-      <w:r>
-        <w:t>cepstral</w:t>
-      </w:r>
-      <w:r>
-        <w:rPr>
-          <w:lang w:val="el-GR"/>
-        </w:rPr>
-        <w:t xml:space="preserve"> επιστρέφονται συνήθως από τα πλαίσια ήχου. Αυτοί οι 13 συντελεστές χρησιμοποιούνται κυρίως για την αναπαράσταση ομιλίας. </w:t>
-      </w:r>
-      <w:r>
-        <w:rPr>
-          <w:lang w:val="el-GR"/>
-        </w:rPr>
-        <w:t xml:space="preserve">Η εξαγωγή αυτού του χαρακτηριστικού γίνεται στην </w:t>
-      </w:r>
-      <w:r>
-        <w:t>Essentia</w:t>
-      </w:r>
-      <w:r>
-        <w:rPr>
-          <w:lang w:val="el-GR"/>
-        </w:rPr>
-        <w:t xml:space="preserve"> </w:t>
-      </w:r>
-      <w:r>
-        <w:rPr>
-          <w:lang w:val="el-GR"/>
-        </w:rPr>
-        <w:t xml:space="preserve">με την μέθοδο </w:t>
-      </w:r>
-      <w:r>
-        <w:t>MFCC</w:t>
-      </w:r>
-      <w:r>
-        <w:rPr>
-          <w:lang w:val="el-GR"/>
-        </w:rPr>
-        <w:t>.</w:t>
-      </w:r>
-    </w:p>
-    <w:p>
-      <w:pPr>
-        <w:rPr>
-          <w:lang w:val="el-GR"/>
-        </w:rPr>
-      </w:pPr>
-    </w:p>
-    <w:p>
-      <w:pPr>
-        <w:pStyle w:val="Heading3"/>
-      </w:pPr>
-      <w:bookmarkStart w:id="42" w:name="_Toc208484173"/>
-      <w:r>
-        <w:t>Spectral Centroid</w:t>
-      </w:r>
-      <w:bookmarkEnd w:id="42"/>
-    </w:p>
-    <w:p>
-      <w:pPr>
-        <w:rPr>
-          <w:lang w:val="el-GR"/>
-        </w:rPr>
-      </w:pPr>
-      <w:r>
-        <w:rPr>
-          <w:lang w:val="el-GR"/>
-        </w:rPr>
-        <w:t>Οι τέσσερις φασματικές ροπές είναι χρήσιμα μέτρα φασματικού σχήματος. Το φασματικό κέντρο βάρους (</w:t>
-      </w:r>
-      <w:r>
-        <w:t>spectral</w:t>
-      </w:r>
-      <w:r>
-        <w:rPr>
-          <w:lang w:val="el-GR"/>
-        </w:rPr>
-        <w:t xml:space="preserve"> </w:t>
-      </w:r>
-      <w:r>
-        <w:t>centroid</w:t>
-      </w:r>
-      <w:r>
-        <w:rPr>
-          <w:lang w:val="el-GR"/>
-        </w:rPr>
-        <w:t xml:space="preserve">) είναι η πρώτη ροπή (μέσος όρος) του φάσματος μεγέθους του </w:t>
-      </w:r>
-      <w:r>
-        <w:t>short</w:t>
-      </w:r>
-      <w:r>
-        <w:rPr>
-          <w:lang w:val="el-GR"/>
-        </w:rPr>
-        <w:t>-</w:t>
-      </w:r>
-      <w:r>
-        <w:t>time</w:t>
-      </w:r>
-      <w:r>
-        <w:rPr>
-          <w:lang w:val="el-GR"/>
-        </w:rPr>
-        <w:t xml:space="preserve"> μετασχηματισμού </w:t>
-      </w:r>
-      <w:r>
-        <w:t>Fourier</w:t>
-      </w:r>
-      <w:r>
-        <w:rPr>
-          <w:lang w:val="el-GR"/>
-        </w:rPr>
-        <w:t xml:space="preserve"> (</w:t>
-      </w:r>
-      <w:r>
-        <w:t>STFT</w:t>
-      </w:r>
-      <w:r>
-        <w:rPr>
-          <w:lang w:val="el-GR"/>
-        </w:rPr>
-        <w:t>).</w:t>
-      </w:r>
-      <w:r>
-        <w:rPr>
-          <w:lang w:val="el-GR"/>
-        </w:rPr>
-        <w:t xml:space="preserve"> </w:t>
-      </w:r>
-      <w:r>
-        <w:rPr>
-          <w:lang w:val="el-GR"/>
-        </w:rPr>
-        <w:t xml:space="preserve">Η εξαγωγή αυτού του χαρακτηριστικού γίνεται στην </w:t>
-      </w:r>
-      <w:r>
-        <w:t>Essentia</w:t>
-      </w:r>
-      <w:r>
-        <w:rPr>
-          <w:lang w:val="el-GR"/>
-        </w:rPr>
-        <w:t xml:space="preserve"> </w:t>
-      </w:r>
-      <w:r>
-        <w:rPr>
-          <w:lang w:val="el-GR"/>
-        </w:rPr>
-        <w:t xml:space="preserve">με την μέθοδο </w:t>
-      </w:r>
-      <w:r>
-        <w:t>Centroid</w:t>
-      </w:r>
-      <w:r>
-        <w:rPr>
-          <w:lang w:val="el-GR"/>
-        </w:rPr>
-        <w:t>.</w:t>
-      </w:r>
-    </w:p>
-    <w:p>
-      <w:pPr>
-        <w:rPr>
-          <w:lang w:val="el-GR"/>
-        </w:rPr>
-      </w:pPr>
-    </w:p>
-    <w:p>
-      <w:pPr>
-        <w:rPr>
-          <w:lang w:val="el-GR"/>
-        </w:rPr>
-      </w:pPr>
-    </w:p>
-    <w:p>
-      <w:pPr>
-        <w:pStyle w:val="Heading2"/>
-        <w:rPr>
-          <w:lang w:val="en-US"/>
-        </w:rPr>
-      </w:pPr>
-      <w:bookmarkStart w:id="43" w:name="_Toc208484174"/>
-      <w:r>
-        <w:t>Εκφραστικότητα</w:t>
-      </w:r>
-      <w:bookmarkEnd w:id="43"/>
-    </w:p>
-    <w:p>
-      <w:pPr>
-        <w:pStyle w:val="Heading3"/>
-      </w:pPr>
-      <w:bookmarkStart w:id="44" w:name="_Toc208484175"/>
-      <w:r>
-        <w:t>Log Attack Time</w:t>
-      </w:r>
-      <w:bookmarkEnd w:id="44"/>
-    </w:p>
-    <w:p>
-      <w:r>
-        <w:t>TODO</w:t>
-      </w:r>
-    </w:p>
-    <w:p/>
-    <w:p>
-      <w:pPr>
-        <w:pStyle w:val="Heading3"/>
-      </w:pPr>
-      <w:bookmarkStart w:id="45" w:name="_Toc208484176"/>
-      <w:r>
-        <w:t>Vibrato</w:t>
-      </w:r>
-      <w:bookmarkEnd w:id="45"/>
-    </w:p>
-    <w:p>
-      <w:pPr>
-        <w:rPr>
-          <w:lang w:val="el-GR"/>
-        </w:rPr>
-      </w:pPr>
-      <w:r>
-        <w:rPr>
-          <w:lang w:val="el-GR"/>
-        </w:rPr>
-        <w:t xml:space="preserve">Το βιμπράτο είναι μια εκφραστική τεχνική που χρησιμοποιείται στη φωνητική και οργανική μουσική και συνίσταται σε μια τακτική ταλάντωση του ύψους. Τα κύρια χαρακτηριστικά της είναι η ποσότητα της διακύμανσης του ύψους (έκταση) και η ταχύτητα (ρυθμός) αυτής της διακύμανσης του ύψους. Οι </w:t>
-      </w:r>
-      <w:r>
-        <w:t>Panda</w:t>
-      </w:r>
-      <w:r>
-        <w:rPr>
-          <w:lang w:val="el-GR"/>
-        </w:rPr>
-        <w:t xml:space="preserve"> </w:t>
-      </w:r>
-      <w:r>
-        <w:t>et</w:t>
-      </w:r>
-      <w:r>
-        <w:rPr>
-          <w:lang w:val="el-GR"/>
-        </w:rPr>
-        <w:t xml:space="preserve"> </w:t>
-      </w:r>
-      <w:r>
-        <w:t>al</w:t>
-      </w:r>
-      <w:r>
-        <w:rPr>
-          <w:lang w:val="el-GR"/>
-        </w:rPr>
-        <w:t xml:space="preserve">.  πρότειναν έναν αλγόριθμο ανίχνευσης βιμπράτο βασισμένο στην ανάλυση της ακολουθίας </w:t>
-      </w:r>
-      <w:r>
-        <w:t>F</w:t>
-      </w:r>
-      <w:r>
-        <w:rPr>
-          <w:lang w:val="el-GR"/>
-        </w:rPr>
-        <w:t xml:space="preserve">0 κάθε νότας, από την οποία εξάγονται διάφορα χαρακτηριστικά, π.χ. παρουσία, ρυθμός, έκταση, κάλυψη, κάλυψη υψηλής συχνότητας, λόγος βιμπράτο προς μη-βιμπράτο και βασική συχνότητα νοτών βιμπράτο. Προτάθηκαν και άλλες προσεγγίσεις για την εξαγωγή παραμέτρων βιμπράτο, όπως η χρήση μεθόδων διαγώνιωσης φίλτρου ή απευθείας από το φασματογράφημα χρησιμοποιώντας προκαθορισμένα πρότυπα βιμπράτο. </w:t>
-      </w:r>
-      <w:r>
-        <w:rPr>
-          <w:lang w:val="el-GR"/>
-        </w:rPr>
-        <w:t xml:space="preserve">Η εξαγωγή αυτού του χαρακτηριστικού γίνεται στην </w:t>
-      </w:r>
-      <w:r>
-        <w:t>Essentia</w:t>
-      </w:r>
-      <w:r>
-        <w:rPr>
-          <w:lang w:val="el-GR"/>
-        </w:rPr>
-        <w:t xml:space="preserve"> </w:t>
-      </w:r>
-      <w:r>
-        <w:rPr>
-          <w:lang w:val="el-GR"/>
-        </w:rPr>
-        <w:t xml:space="preserve">με την μέθοδο </w:t>
-      </w:r>
-      <w:r>
-        <w:t>Vibrato</w:t>
-      </w:r>
-      <w:r>
-        <w:rPr>
-          <w:lang w:val="el-GR"/>
-        </w:rPr>
-        <w:t>.</w:t>
-      </w:r>
-      <w:r>
-        <w:rPr>
-          <w:lang w:val="el-GR"/>
-        </w:rPr>
-        <w:t xml:space="preserve"> </w:t>
-      </w:r>
-      <w:r>
-        <w:t>TODO</w:t>
-      </w:r>
-    </w:p>
-    <w:p>
-      <w:pPr>
-        <w:rPr>
-          <w:lang w:val="el-GR"/>
-        </w:rPr>
-      </w:pPr>
-    </w:p>
-    <w:p>
-      <w:pPr>
-        <w:pStyle w:val="Heading2"/>
-        <w:rPr>
-          <w:lang w:val="en-US"/>
-        </w:rPr>
-      </w:pPr>
-      <w:bookmarkStart w:id="46" w:name="_Toc208484177"/>
-      <w:r>
-        <w:t>Μουσική Υφή</w:t>
-      </w:r>
-      <w:bookmarkEnd w:id="46"/>
-    </w:p>
-    <w:p>
-      <w:pPr>
-        <w:pStyle w:val="Heading3"/>
-      </w:pPr>
-      <w:bookmarkStart w:id="47" w:name="_Toc208484178"/>
-      <w:r>
-        <w:t>Spectral Flatness</w:t>
-      </w:r>
-      <w:bookmarkEnd w:id="47"/>
-    </w:p>
-    <w:p/>
-    <w:p>
-      <w:pPr>
-        <w:rPr>
-          <w:lang w:val="el-GR"/>
-        </w:rPr>
-      </w:pPr>
-      <w:r>
-        <w:rPr>
-          <w:lang w:val="el-GR"/>
-        </w:rPr>
-        <w:t>Η φασματική επιπεδότητ</w:t>
-      </w:r>
-      <w:r>
-        <w:rPr>
-          <w:lang w:val="el-GR"/>
-        </w:rPr>
-        <w:t>α</w:t>
-      </w:r>
-      <w:r>
-        <w:rPr>
-          <w:lang w:val="el-GR"/>
-        </w:rPr>
-        <w:t xml:space="preserve"> υποδεικνύει εάν η κατανομή του φάσματος είναι ομαλή ή αιχμηρή, δηλαδή, εκτιμά σε ποιο βαθμό οι συχνότητες σε ένα φάσμα</w:t>
-      </w:r>
-      <w:r>
-        <w:rPr>
-          <w:lang w:val="el-GR"/>
-        </w:rPr>
-        <w:t xml:space="preserve"> </w:t>
-      </w:r>
-      <w:r>
-        <w:rPr>
-          <w:lang w:val="el-GR"/>
-        </w:rPr>
-        <w:t xml:space="preserve">είναι ομοιόμορφα κατανεμημένες (σαν θόρυβο). </w:t>
-      </w:r>
-      <w:r>
-        <w:rPr>
-          <w:lang w:val="el-GR"/>
-        </w:rPr>
-        <w:lastRenderedPageBreak/>
-        <w:t>Συνήθως υπολογίζεται ως ο λόγος μεταξύ του γεωμετρικού μέσου και του αριθμητικού μέσου</w:t>
+        <w:rPr>
+          <w:lang w:val="el-GR"/>
+        </w:rPr>
+        <w:t>είναι ομοιόμορφα κατανεμημένες (σαν θόρυβο). Συνήθως υπολογίζεται ως ο λόγος μεταξύ του γεωμετρικού μέσου και του αριθμητικού μέσου</w:t>
       </w:r>
       <w:r>
         <w:rPr>
@@ -8547,11 +8728,6 @@
       <w:bookmarkEnd w:id="53"/>
     </w:p>
     <w:p>
-      <w:pPr>
-        <w:rPr>
-          <w:lang w:val="el-GR"/>
-        </w:rPr>
-      </w:pPr>
       <w:r>
         <w:rPr>
           <w:lang w:val="el-GR"/>
@@ -8623,6 +8799,7 @@
       </w:pPr>
       <w:bookmarkStart w:id="54" w:name="_Toc208484185"/>
       <w:r>
+        <w:lastRenderedPageBreak/>
         <w:t>Άλλα Χαρακτηριστικά Υψηλού Επιπέδου</w:t>
       </w:r>
       <w:bookmarkEnd w:id="54"/>
@@ -8692,14 +8869,7 @@
         <w:rPr>
           <w:lang w:val="el-GR"/>
         </w:rPr>
-        <w:t xml:space="preserve"> προέρχεται από την Ανάλυση Διακύμανσης Αποκλίνουσας Τάσης (DFA). Οι παράμετροι minTau και maxTau χρησιμοποιούνται για να ορίσουν το χρονικό εύρος στο οποίο θα εκτελεστεί η DFA. Η έξοδος αυτού του αλγορίθμου είναι η </w:t>
-      </w:r>
-      <w:r>
-        <w:rPr>
-          <w:lang w:val="el-GR"/>
-        </w:rPr>
-        <w:lastRenderedPageBreak/>
-        <w:t>χορευτική ικανότητα του ηχητικού σήματος. Αυτές οι τιμές συνήθως κυμαίνονται από 0 έως 3 (υψηλότερες τιμές σημαίνουν πιο χορευτική ικανότητα).</w:t>
+        <w:t xml:space="preserve"> προέρχεται από την Ανάλυση Διακύμανσης Αποκλίνουσας Τάσης (DFA). Οι παράμετροι minTau και maxTau χρησιμοποιούνται για να ορίσουν το χρονικό εύρος στο οποίο θα εκτελεστεί η DFA. Η έξοδος αυτού του αλγορίθμου είναι η χορευτική ικανότητα του ηχητικού σήματος. Αυτές οι τιμές συνήθως κυμαίνονται από 0 έως 3 (υψηλότερες τιμές σημαίνουν πιο χορευτική ικανότητα).</w:t>
       </w:r>
     </w:p>
     <w:p>
@@ -9500,6 +9670,7 @@
         <w:rPr>
           <w:lang w:val="el-GR"/>
         </w:rPr>
+        <w:lastRenderedPageBreak/>
         <w:t xml:space="preserve">Μερικά χαρακτηριστικά περιμένουμε να έχουν υψηλή συσχέτιση, όπως π.χ. το αποτέλεσμα της εξόρυξης των αλγορίθμων </w:t>
       </w:r>
       <w:r>
@@ -9933,7 +10104,6 @@
         <w:rPr>
           <w:lang w:val="en-GB"/>
         </w:rPr>
-        <w:lastRenderedPageBreak/>
         <w:t>hpcp</w:t>
       </w:r>
       <w:proofErr w:type="spellEnd"/>
@@ -11003,124 +11173,919 @@
         </w:rPr>
       </w:pPr>
       <w:r>
-        <w:t>Δυναμικ</w:t>
-      </w:r>
-      <w:r>
-        <w:t>ό</w:t>
-      </w:r>
-      <w:r>
         <w:rPr>
           <w:lang w:val="en-GB"/>
         </w:rPr>
-        <w:t xml:space="preserve"> Batch Processing </w:t>
-      </w:r>
-      <w:r>
-        <w:t>και</w:t>
-      </w:r>
+        <w:t>Batch Processing</w:t>
+      </w:r>
+    </w:p>
+    <w:p>
+      <w:r>
+        <w:rPr>
+          <w:lang w:val="el-GR"/>
+        </w:rPr>
+        <w:t xml:space="preserve">Η επεξεργασία των δεδομένων γίνεται μέσω ενός batch processing μηχανισμού που διαχειρίζεται αποτελεσματικά τόσο τα έγκυρα όσο και τα προβληματικά </w:t>
+      </w:r>
+      <w:r>
+        <w:rPr>
+          <w:lang w:val="el-GR"/>
+        </w:rPr>
+        <w:t>δεδομένα</w:t>
+      </w:r>
+      <w:r>
+        <w:rPr>
+          <w:lang w:val="el-GR"/>
+        </w:rPr>
+        <w:t xml:space="preserve">. Κάθε batch επεξεργάζεται ανεξάρτητα, και τα </w:t>
+      </w:r>
+      <w:r>
+        <w:rPr>
+          <w:lang w:val="el-GR"/>
+        </w:rPr>
+        <w:t>δεδομένα</w:t>
+      </w:r>
+      <w:r>
+        <w:rPr>
+          <w:lang w:val="el-GR"/>
+        </w:rPr>
+        <w:t xml:space="preserve"> που δεν μπορούν να επεξεργαστούν λόγω </w:t>
+      </w:r>
+      <w:r>
+        <w:rPr>
+          <w:lang w:val="el-GR"/>
+        </w:rPr>
+        <w:t xml:space="preserve">πιθανού </w:t>
+      </w:r>
+      <w:r>
+        <w:t>corruption</w:t>
+      </w:r>
+      <w:r>
+        <w:rPr>
+          <w:lang w:val="el-GR"/>
+        </w:rPr>
+        <w:t xml:space="preserve"> </w:t>
+      </w:r>
+      <w:r>
+        <w:rPr>
+          <w:lang w:val="el-GR"/>
+        </w:rPr>
+        <w:t>παραλείπονται χωρίς να επηρεάζουν την επεξεργασία των υπόλοιπων. Το σύστημα καταγράφει αναλυτικά στατιστικά για τον αριθμό των batches που επεξεργάστηκαν επιτυχώς, τα records που εκπαιδεύτηκαν, και τα batches που παραλείφθηκαν.</w:t>
+      </w:r>
+      <w:r>
+        <w:rPr>
+          <w:lang w:val="el-GR"/>
+        </w:rPr>
+        <w:t xml:space="preserve"> </w:t>
+      </w:r>
+      <w:r>
+        <w:rPr>
+          <w:lang w:val="el-GR"/>
+        </w:rPr>
+        <w:t xml:space="preserve">Όταν ένα batch δεν περιέχει έγκυρα δεδομένα για εκπαίδευση, παραλείπεται εντελώς και το σύστημα συνεχίζει με το επόμενο. </w:t>
+      </w:r>
+    </w:p>
+    <w:p>
+      <w:pPr>
+        <w:rPr>
+          <w:lang w:val="el-GR"/>
+        </w:rPr>
+      </w:pPr>
+    </w:p>
+    <w:p>
+      <w:pPr>
+        <w:pStyle w:val="Heading2"/>
+      </w:pPr>
+      <w:r>
+        <w:t>Διφασική Διαδικασία Partial Fit</w:t>
+      </w:r>
+    </w:p>
+    <w:p>
+      <w:r>
+        <w:rPr>
+          <w:lang w:val="el-GR"/>
+        </w:rPr>
+        <w:lastRenderedPageBreak/>
+        <w:t xml:space="preserve">Η εκπαίδευση με partial_fit οργανώνεται σε δύο διακριτές φάσεις. Στην πρώτη φάση, που αφορά το πρώτο έγκυρο batch, τόσο το </w:t>
+      </w:r>
+      <w:r>
+        <w:rPr>
+          <w:b/>
+          <w:bCs/>
+          <w:lang w:val="el-GR"/>
+        </w:rPr>
+        <w:t>StandardScaler</w:t>
+      </w:r>
+      <w:r>
+        <w:rPr>
+          <w:lang w:val="el-GR"/>
+        </w:rPr>
+        <w:t xml:space="preserve"> όσο και το </w:t>
+      </w:r>
+      <w:r>
+        <w:rPr>
+          <w:b/>
+          <w:bCs/>
+          <w:lang w:val="el-GR"/>
+        </w:rPr>
+        <w:t>SGDClassifier</w:t>
+      </w:r>
+      <w:r>
+        <w:rPr>
+          <w:lang w:val="el-GR"/>
+        </w:rPr>
+        <w:t xml:space="preserve"> αρχικοποιούνται με </w:t>
+      </w:r>
+      <w:r>
+        <w:rPr>
+          <w:b/>
+          <w:bCs/>
+          <w:lang w:val="el-GR"/>
+        </w:rPr>
+        <w:t>partial_fit</w:t>
+      </w:r>
+      <w:r>
+        <w:rPr>
+          <w:lang w:val="el-GR"/>
+        </w:rPr>
+        <w:t xml:space="preserve">. Το StandardScaler μαθαίνει τα στατιστικά των </w:t>
+      </w:r>
+      <w:r>
+        <w:rPr>
+          <w:lang w:val="el-GR"/>
+        </w:rPr>
+        <w:t>χαρακτηριστικών</w:t>
+      </w:r>
+      <w:r>
+        <w:rPr>
+          <w:lang w:val="el-GR"/>
+        </w:rPr>
+        <w:t xml:space="preserve"> για την κανονικοποίηση, ενώ το SGDClassifier αρχικοποιείται με τις διαθέσιμες κλάσεις εξόδου μέσω της παραμέτρου classes=[0,1,2,3].</w:t>
+      </w:r>
+      <w:r>
+        <w:rPr>
+          <w:lang w:val="el-GR"/>
+        </w:rPr>
+        <w:t xml:space="preserve"> </w:t>
+      </w:r>
+      <w:r>
+        <w:rPr>
+          <w:lang w:val="el-GR"/>
+        </w:rPr>
+        <w:t xml:space="preserve">Στη δεύτερη φάση, που περιλαμβάνει όλα τα επόμενα batches, το StandardScaler εφαρμόζει μόνο transform χωρίς να ενημερώνει τα στατιστικά του, ενώ το SGDClassifier συνεχίζει την εκπαίδευση με επιπλέον partial_fit calls. </w:t>
+      </w:r>
+      <w:r>
+        <w:rPr>
+          <w:lang w:val="el-GR"/>
+        </w:rPr>
+        <w:t>Έτσι</w:t>
+      </w:r>
+      <w:r>
+        <w:rPr>
+          <w:lang w:val="el-GR"/>
+        </w:rPr>
+        <w:t xml:space="preserve"> εξασφαλίζε</w:t>
+      </w:r>
+      <w:r>
+        <w:rPr>
+          <w:lang w:val="el-GR"/>
+        </w:rPr>
+        <w:t>ται</w:t>
+      </w:r>
+      <w:r>
+        <w:rPr>
+          <w:lang w:val="el-GR"/>
+        </w:rPr>
+        <w:t xml:space="preserve"> ότι η κανονικοποίηση παραμένει συνεπής σε όλη τη διάρκεια της εκπαίδευσης, ενώ το μοντέλο συνεχίζει να μαθαίνει από νέα δεδομένα χωρίς να χάνει τις προηγούμενες γνώσεις του.</w:t>
+      </w:r>
+    </w:p>
+    <w:p>
+      <w:pPr>
+        <w:pStyle w:val="Heading1"/>
+        <w:rPr>
+          <w:lang w:val="en-US"/>
+        </w:rPr>
+      </w:pPr>
+      <w:bookmarkStart w:id="62" w:name="_Toc208484193"/>
+      <w:r>
+        <w:t>Αξιολόγιση Μοντέλου</w:t>
+      </w:r>
+      <w:bookmarkEnd w:id="62"/>
+    </w:p>
+    <w:p>
+      <w:pPr>
+        <w:rPr>
+          <w:lang w:val="el-GR"/>
+        </w:rPr>
+      </w:pPr>
+      <w:r>
+        <w:rPr>
+          <w:lang w:val="el-GR"/>
+        </w:rPr>
+        <w:t>Η αξιολόγιση του μοντέλου</w:t>
+      </w:r>
+      <w:r>
+        <w:rPr>
+          <w:lang w:val="el-GR"/>
+        </w:rPr>
+        <w:t xml:space="preserve"> ξεκινά με τη δημιουργία ενός νέου </w:t>
+      </w:r>
+      <w:r>
+        <w:t>test</w:t>
+      </w:r>
+      <w:r>
+        <w:rPr>
+          <w:lang w:val="el-GR"/>
+        </w:rPr>
+        <w:t xml:space="preserve"> </w:t>
+      </w:r>
+      <w:r>
+        <w:t>generator</w:t>
+      </w:r>
+      <w:r>
+        <w:rPr>
+          <w:lang w:val="el-GR"/>
+        </w:rPr>
+        <w:t xml:space="preserve"> που φορτώνει δεδομένα από την ίδια βάση χρησιμοποιώντας την ίδια </w:t>
+      </w:r>
+      <w:r>
+        <w:t>streaming</w:t>
+      </w:r>
+      <w:r>
+        <w:rPr>
+          <w:lang w:val="el-GR"/>
+        </w:rPr>
+        <w:t xml:space="preserve"> αρχιτεκτονική και τα ίδια 24 επιλεγμένα </w:t>
+      </w:r>
+      <w:r>
+        <w:t>features</w:t>
+      </w:r>
+      <w:r>
+        <w:rPr>
+          <w:lang w:val="el-GR"/>
+        </w:rPr>
+        <w:t xml:space="preserve"> (</w:t>
+      </w:r>
+      <w:r>
+        <w:t>track</w:t>
+      </w:r>
+      <w:r>
+        <w:rPr>
+          <w:lang w:val="el-GR"/>
+        </w:rPr>
+        <w:t>_</w:t>
+      </w:r>
+      <w:r>
+        <w:t>id</w:t>
+      </w:r>
+      <w:r>
+        <w:rPr>
+          <w:lang w:val="el-GR"/>
+        </w:rPr>
+        <w:t xml:space="preserve">, </w:t>
+      </w:r>
+      <w:r>
+        <w:t>genre</w:t>
+      </w:r>
+      <w:r>
+        <w:rPr>
+          <w:lang w:val="el-GR"/>
+        </w:rPr>
+        <w:t xml:space="preserve"> και τα υπόλοιπα εξορυγμένα 22)</w:t>
+      </w:r>
+      <w:r>
+        <w:rPr>
+          <w:lang w:val="el-GR"/>
+        </w:rPr>
+        <w:t xml:space="preserve"> που χρησιμοποιήθηκαν κατά την εκπαίδευση. Η </w:t>
+      </w:r>
+      <w:r>
+        <w:t>evaluate</w:t>
+      </w:r>
+      <w:r>
+        <w:rPr>
+          <w:lang w:val="el-GR"/>
+        </w:rPr>
+        <w:t>_</w:t>
+      </w:r>
+      <w:r>
+        <w:t>incremental</w:t>
+      </w:r>
+      <w:r>
+        <w:rPr>
+          <w:lang w:val="el-GR"/>
+        </w:rPr>
+        <w:t>_</w:t>
+      </w:r>
+      <w:r>
+        <w:t>model</w:t>
+      </w:r>
+      <w:r>
+        <w:rPr>
+          <w:lang w:val="el-GR"/>
+        </w:rPr>
+        <w:t xml:space="preserve"> </w:t>
+      </w:r>
+      <w:r>
+        <w:t>function</w:t>
+      </w:r>
+      <w:r>
+        <w:rPr>
+          <w:lang w:val="el-GR"/>
+        </w:rPr>
+        <w:t xml:space="preserve"> επεξεργάζεται τα </w:t>
+      </w:r>
+      <w:r>
+        <w:t>test</w:t>
+      </w:r>
+      <w:r>
+        <w:rPr>
+          <w:lang w:val="el-GR"/>
+        </w:rPr>
+        <w:t xml:space="preserve"> δεδομένα σε </w:t>
+      </w:r>
+      <w:r>
+        <w:t>batches</w:t>
+      </w:r>
+      <w:r>
+        <w:rPr>
+          <w:lang w:val="el-GR"/>
+        </w:rPr>
+        <w:t xml:space="preserve"> των 128 </w:t>
+      </w:r>
+      <w:r>
+        <w:t>records</w:t>
+      </w:r>
+      <w:r>
+        <w:rPr>
+          <w:lang w:val="el-GR"/>
+        </w:rPr>
+        <w:t xml:space="preserve">, εφαρμόζοντας την ίδια </w:t>
+      </w:r>
+      <w:r>
+        <w:t>fixed</w:t>
+      </w:r>
+      <w:r>
+        <w:rPr>
+          <w:lang w:val="el-GR"/>
+        </w:rPr>
+        <w:t>_</w:t>
+      </w:r>
+      <w:r>
+        <w:t>size</w:t>
+      </w:r>
+      <w:r>
+        <w:rPr>
+          <w:lang w:val="el-GR"/>
+        </w:rPr>
+        <w:t>_</w:t>
+      </w:r>
+      <w:r>
+        <w:t>feature</w:t>
+      </w:r>
+      <w:r>
+        <w:rPr>
+          <w:lang w:val="el-GR"/>
+        </w:rPr>
+        <w:t>_</w:t>
+      </w:r>
+      <w:r>
+        <w:t>transform</w:t>
+      </w:r>
+      <w:r>
+        <w:rPr>
+          <w:lang w:val="el-GR"/>
+        </w:rPr>
+        <w:t xml:space="preserve"> για την προεπεξεργασία των </w:t>
+      </w:r>
+      <w:r>
+        <w:t>features</w:t>
+      </w:r>
+      <w:r>
+        <w:rPr>
+          <w:lang w:val="el-GR"/>
+        </w:rPr>
+        <w:t xml:space="preserve"> και τη </w:t>
+      </w:r>
+      <w:r>
+        <w:t>genre</w:t>
+      </w:r>
+      <w:r>
+        <w:rPr>
+          <w:lang w:val="el-GR"/>
+        </w:rPr>
+        <w:t>_</w:t>
+      </w:r>
+      <w:r>
+        <w:t>label</w:t>
+      </w:r>
+      <w:r>
+        <w:rPr>
+          <w:lang w:val="el-GR"/>
+        </w:rPr>
+        <w:t>_</w:t>
+      </w:r>
+      <w:proofErr w:type="spellStart"/>
+      <w:r>
+        <w:t>func</w:t>
+      </w:r>
+      <w:proofErr w:type="spellEnd"/>
+      <w:r>
+        <w:rPr>
+          <w:lang w:val="el-GR"/>
+        </w:rPr>
+        <w:t xml:space="preserve"> για την εξαγωγή των </w:t>
+      </w:r>
+      <w:r>
+        <w:t>labels</w:t>
+      </w:r>
+      <w:r>
+        <w:rPr>
+          <w:lang w:val="el-GR"/>
+        </w:rPr>
+        <w:t xml:space="preserve">. Για κάθε έγκυρο </w:t>
+      </w:r>
+      <w:r>
+        <w:t>batch</w:t>
+      </w:r>
+      <w:r>
+        <w:rPr>
+          <w:lang w:val="el-GR"/>
+        </w:rPr>
+        <w:t xml:space="preserve">, τα </w:t>
+      </w:r>
+      <w:r>
+        <w:rPr>
+          <w:lang w:val="el-GR"/>
+        </w:rPr>
+        <w:t>κανονικοποιημένα χαρακτηριστικά</w:t>
+      </w:r>
+      <w:r>
+        <w:rPr>
+          <w:lang w:val="el-GR"/>
+        </w:rPr>
+        <w:t xml:space="preserve"> περνούν μέσω του εκπαιδευμένου </w:t>
+      </w:r>
+      <w:proofErr w:type="spellStart"/>
+      <w:r>
+        <w:t>StandardScaler</w:t>
+      </w:r>
+      <w:proofErr w:type="spellEnd"/>
+      <w:r>
+        <w:rPr>
+          <w:lang w:val="el-GR"/>
+        </w:rPr>
+        <w:t xml:space="preserve"> και στη συνέχεια το </w:t>
+      </w:r>
+      <w:proofErr w:type="spellStart"/>
+      <w:r>
+        <w:t>SGDClassifier</w:t>
+      </w:r>
+      <w:proofErr w:type="spellEnd"/>
+      <w:r>
+        <w:rPr>
+          <w:lang w:val="el-GR"/>
+        </w:rPr>
+        <w:t xml:space="preserve"> εκτελεί προβλέψεις χρησιμοποιώντας την μέθοδο</w:t>
+      </w:r>
+      <w:r>
+        <w:rPr>
+          <w:lang w:val="el-GR"/>
+        </w:rPr>
+        <w:t xml:space="preserve"> </w:t>
+      </w:r>
+      <w:r>
+        <w:t>predict</w:t>
+      </w:r>
+      <w:r>
+        <w:rPr>
+          <w:lang w:val="el-GR"/>
+        </w:rPr>
+        <w:t xml:space="preserve">. Οι προβλέψεις συλλέγονται μαζί με τα πραγματικά </w:t>
+      </w:r>
+      <w:r>
+        <w:t>labels</w:t>
+      </w:r>
+      <w:r>
+        <w:rPr>
+          <w:lang w:val="el-GR"/>
+        </w:rPr>
+        <w:t xml:space="preserve"> σε δύο κεντρικές λίστες (</w:t>
+      </w:r>
+      <w:r>
+        <w:t>all</w:t>
+      </w:r>
+      <w:r>
+        <w:rPr>
+          <w:lang w:val="el-GR"/>
+        </w:rPr>
+        <w:t>_</w:t>
+      </w:r>
+      <w:r>
+        <w:t>preds</w:t>
+      </w:r>
+      <w:r>
+        <w:rPr>
+          <w:lang w:val="el-GR"/>
+        </w:rPr>
+        <w:t xml:space="preserve"> και </w:t>
+      </w:r>
+      <w:r>
+        <w:t>all</w:t>
+      </w:r>
+      <w:r>
+        <w:rPr>
+          <w:lang w:val="el-GR"/>
+        </w:rPr>
+        <w:t>_</w:t>
+      </w:r>
+      <w:r>
+        <w:t>true</w:t>
+      </w:r>
+      <w:r>
+        <w:rPr>
+          <w:lang w:val="el-GR"/>
+        </w:rPr>
+        <w:t>)</w:t>
+      </w:r>
+      <w:r>
+        <w:rPr>
+          <w:lang w:val="el-GR"/>
+        </w:rPr>
+        <w:t xml:space="preserve">. </w:t>
+      </w:r>
+      <w:r>
+        <w:rPr>
+          <w:lang w:val="el-GR"/>
+        </w:rPr>
+        <w:t xml:space="preserve">Μετά την ολοκλήρωση των προβλέψεων, το σύστημα υπολογίζει </w:t>
+      </w:r>
+      <w:r>
+        <w:rPr>
+          <w:lang w:val="el-GR"/>
+        </w:rPr>
+        <w:t xml:space="preserve">μερικές </w:t>
+      </w:r>
+      <w:r>
+        <w:rPr>
+          <w:lang w:val="el-GR"/>
+        </w:rPr>
+        <w:t xml:space="preserve">μετρικές απόδοσης χρησιμοποιώντας τις τυποποιημένες μεθόδους του </w:t>
+      </w:r>
+      <w:r>
+        <w:t>scikit</w:t>
+      </w:r>
+      <w:r>
+        <w:rPr>
+          <w:lang w:val="el-GR"/>
+        </w:rPr>
+        <w:t>-</w:t>
+      </w:r>
+      <w:r>
+        <w:t>learn</w:t>
+      </w:r>
+      <w:r>
+        <w:rPr>
+          <w:lang w:val="el-GR"/>
+        </w:rPr>
+        <w:t xml:space="preserve">: </w:t>
+      </w:r>
+      <w:r>
+        <w:t>accuracy</w:t>
+      </w:r>
+      <w:r>
+        <w:rPr>
+          <w:lang w:val="el-GR"/>
+        </w:rPr>
+        <w:t xml:space="preserve"> </w:t>
+      </w:r>
+      <w:r>
+        <w:t>score</w:t>
+      </w:r>
+      <w:r>
+        <w:rPr>
+          <w:lang w:val="el-GR"/>
+        </w:rPr>
+        <w:t xml:space="preserve"> για τη συνολική απόδοση, </w:t>
+      </w:r>
+      <w:r>
+        <w:t>confusion</w:t>
+      </w:r>
+      <w:r>
+        <w:rPr>
+          <w:lang w:val="el-GR"/>
+        </w:rPr>
+        <w:t xml:space="preserve"> </w:t>
+      </w:r>
+      <w:r>
+        <w:t>matrix</w:t>
+      </w:r>
+      <w:r>
+        <w:rPr>
+          <w:lang w:val="el-GR"/>
+        </w:rPr>
+        <w:t xml:space="preserve"> για την ανάλυση των </w:t>
+      </w:r>
+      <w:r>
+        <w:rPr>
+          <w:lang w:val="el-GR"/>
+        </w:rPr>
+        <w:t>μοτίβων</w:t>
+      </w:r>
+      <w:r>
+        <w:rPr>
+          <w:lang w:val="el-GR"/>
+        </w:rPr>
+        <w:t xml:space="preserve"> στα λάθη του μοντέλου ανά κλάση, και </w:t>
+      </w:r>
+      <w:r>
+        <w:t>detailed</w:t>
+      </w:r>
+      <w:r>
+        <w:rPr>
+          <w:lang w:val="el-GR"/>
+        </w:rPr>
+        <w:t xml:space="preserve"> </w:t>
+      </w:r>
+      <w:r>
+        <w:t>classification</w:t>
+      </w:r>
+      <w:r>
+        <w:rPr>
+          <w:lang w:val="el-GR"/>
+        </w:rPr>
+        <w:t xml:space="preserve"> </w:t>
+      </w:r>
+      <w:r>
+        <w:t>report</w:t>
+      </w:r>
+      <w:r>
+        <w:rPr>
+          <w:lang w:val="el-GR"/>
+        </w:rPr>
+        <w:t xml:space="preserve"> με </w:t>
+      </w:r>
+      <w:r>
+        <w:t>precision</w:t>
+      </w:r>
+      <w:r>
+        <w:rPr>
+          <w:lang w:val="el-GR"/>
+        </w:rPr>
+        <w:t xml:space="preserve">, </w:t>
+      </w:r>
+      <w:r>
+        <w:t>recall</w:t>
+      </w:r>
+      <w:r>
+        <w:rPr>
+          <w:lang w:val="el-GR"/>
+        </w:rPr>
+        <w:t xml:space="preserve">, και </w:t>
+      </w:r>
+      <w:r>
+        <w:t>F</w:t>
+      </w:r>
+      <w:r>
+        <w:rPr>
+          <w:lang w:val="el-GR"/>
+        </w:rPr>
+        <w:t>1-</w:t>
+      </w:r>
+      <w:r>
+        <w:t>score</w:t>
+      </w:r>
+      <w:r>
+        <w:rPr>
+          <w:lang w:val="el-GR"/>
+        </w:rPr>
+        <w:t xml:space="preserve"> για κάθε μουσικό είδος ξεχωριστά. </w:t>
+      </w:r>
+      <w:bookmarkStart w:id="63" w:name="_Toc208484194"/>
+    </w:p>
+    <w:p>
+      <w:pPr>
+        <w:rPr>
+          <w:lang w:val="el-GR"/>
+        </w:rPr>
+      </w:pPr>
+      <w:r>
+        <w:rPr>
+          <w:rStyle w:val="Heading1Char"/>
+        </w:rPr>
+        <w:t>Εν Κατακλείδι</w:t>
+      </w:r>
+      <w:bookmarkEnd w:id="63"/>
+    </w:p>
+    <w:p>
+      <w:pPr>
+        <w:rPr>
+          <w:lang w:val="el-GR"/>
+        </w:rPr>
+      </w:pPr>
+      <w:r>
+        <w:rPr>
+          <w:lang w:val="el-GR"/>
+        </w:rPr>
+        <w:t xml:space="preserve">Τελικά, επεξεργάστηκα δεδομένα τραγούδια για να εξορύξω χαρακτηριστικά σχετικά με το μουσικό τους είδος, </w:t>
+      </w:r>
+      <w:r>
+        <w:rPr>
+          <w:lang w:val="el-GR"/>
+        </w:rPr>
+        <w:t>απέριψα πολλά από αυτά για να αποφύγω τον πλεονασμό,</w:t>
+      </w:r>
+      <w:r>
+        <w:rPr>
+          <w:lang w:val="el-GR"/>
+        </w:rPr>
+        <w:t xml:space="preserve"> δημιούργησα ένα μοντέλο μηχανικής μάθησης που δέχεται ως είσοδο </w:t>
+      </w:r>
+      <w:r>
+        <w:rPr>
+          <w:lang w:val="el-GR"/>
+        </w:rPr>
+        <w:t>τη</w:t>
+      </w:r>
+      <w:r>
+        <w:rPr>
+          <w:lang w:val="el-GR"/>
+        </w:rPr>
+        <w:t xml:space="preserve"> βάση δεδομένων με </w:t>
+      </w:r>
+      <w:r>
+        <w:rPr>
+          <w:lang w:val="el-GR"/>
+        </w:rPr>
+        <w:t xml:space="preserve">τα </w:t>
+      </w:r>
+      <w:r>
+        <w:rPr>
+          <w:lang w:val="el-GR"/>
+        </w:rPr>
+        <w:t xml:space="preserve">εξορυγμένα δεδομένα επεξεργασίας ήχου και προβλέπει το μουσικό είδος (ανάμεσα σε </w:t>
+      </w:r>
+      <w:r>
+        <w:t>pop</w:t>
+      </w:r>
+      <w:r>
+        <w:rPr>
+          <w:lang w:val="el-GR"/>
+        </w:rPr>
+        <w:t xml:space="preserve">, </w:t>
+      </w:r>
+      <w:r>
+        <w:t>rock</w:t>
+      </w:r>
+      <w:r>
+        <w:rPr>
+          <w:lang w:val="el-GR"/>
+        </w:rPr>
+        <w:t xml:space="preserve">, </w:t>
+      </w:r>
+      <w:r>
+        <w:t>jazz</w:t>
+      </w:r>
+      <w:r>
+        <w:rPr>
+          <w:lang w:val="el-GR"/>
+        </w:rPr>
+        <w:t xml:space="preserve"> και </w:t>
+      </w:r>
+      <w:r>
+        <w:t>punk</w:t>
+      </w:r>
+      <w:r>
+        <w:rPr>
+          <w:lang w:val="el-GR"/>
+        </w:rPr>
+        <w:t xml:space="preserve">) ενός κομματιού της βάσης δεδομένων μου με ακρίβεια </w:t>
+      </w:r>
+      <w:r>
+        <w:rPr>
+          <w:b/>
+          <w:bCs/>
+          <w:lang w:val="el-GR"/>
+        </w:rPr>
+        <w:t>~49.07</w:t>
+      </w:r>
+      <w:r>
+        <w:rPr>
+          <w:lang w:val="el-GR"/>
+        </w:rPr>
+        <w:t>%.</w:t>
+      </w:r>
+    </w:p>
+    <w:p>
+      <w:pPr>
+        <w:keepNext/>
+      </w:pPr>
       <w:r>
         <w:rPr>
           <w:lang w:val="en-GB"/>
         </w:rPr>
-        <w:t xml:space="preserve"> Error Handling</w:t>
-      </w:r>
-    </w:p>
-    <w:p>
-      <w:pPr>
-        <w:rPr>
-          <w:lang w:val="el-GR"/>
-        </w:rPr>
-      </w:pPr>
-      <w:r>
-        <w:rPr>
-          <w:lang w:val="el-GR"/>
-        </w:rPr>
-        <w:t>Η επεξεργασία των δεδομένων γίνεται μέσω ενός sophisticated batch processing μηχανισμού που διαχειρίζεται αποτελεσματικά τόσο τα έγκυρα όσο και τα προβληματικά records. Κάθε batch επεξεργάζεται ανεξάρτητα, και τα records που δεν μπορούν να επεξεργαστούν λόγω missing features, invalid labels, ή corruption παραλείπονται χωρίς να επηρεάζουν την επεξεργασία των υπόλοιπων. Το σύστημα καταγράφει αναλυτικά στατιστικά για τον αριθμό των batches που επεξεργάστηκαν επιτυχώς, τα records που εκπαιδεύτηκαν, και τα batches που παραλείφθηκαν.</w:t>
-      </w:r>
-      <w:r>
-        <w:rPr>
-          <w:lang w:val="el-GR"/>
-        </w:rPr>
-        <w:t xml:space="preserve"> </w:t>
-      </w:r>
-      <w:r>
-        <w:rPr>
-          <w:lang w:val="el-GR"/>
-        </w:rPr>
-        <w:t>Όταν ένα batch δεν περιέχει έγκυρα δεδομένα για εκπαίδευση, παραλείπεται εντελώς και το σύστημα συνεχίζει με το επόμενο. Αυτή η ανθεκτική προσέγγιση επιτρέπει την επεξεργασία datasets με ποικίλη ποιότητα δεδομένων, εξασφαλίζοντας ότι η εκπαίδευση προχωρά με τα καλύτερα διαθέσιμα δεδομένα. Παράλληλα, το εκτενές logging παρέχει διαγνωστικές πληροφορίες που επιτρέπουν την ταυτοποίηση και διόρθωση προβλημάτων στα πηγαία δεδομένα.</w:t>
-      </w:r>
-    </w:p>
-    <w:p>
-      <w:pPr>
-        <w:rPr>
-          <w:lang w:val="el-GR"/>
-        </w:rPr>
-      </w:pPr>
-    </w:p>
-    <w:p>
-      <w:pPr>
-        <w:pStyle w:val="Heading2"/>
-      </w:pPr>
-      <w:r>
-        <w:t>Διφασική Διαδικασία Partial Fit</w:t>
-      </w:r>
-    </w:p>
-    <w:p>
-      <w:pPr>
-        <w:rPr>
-          <w:lang w:val="el-GR"/>
-        </w:rPr>
-      </w:pPr>
-      <w:r>
-        <w:rPr>
-          <w:lang w:val="el-GR"/>
-        </w:rPr>
-        <w:t>Η εκπαίδευση με partial_fit οργανώνεται σε δύο διακριτές φάσεις. Στην πρώτη φάση, που αφορά το πρώτο έγκυρο batch, τόσο το StandardScaler όσο και το SGDClassifier αρχικοποιούνται με partial_fit. Το StandardScaler μαθαίνει τα στατιστικά των features για την κανονικοποίηση, ενώ το SGDClassifier αρχικοποιείται με τις διαθέσιμες κλάσεις εξόδου μέσω της παραμέτρου classes=[0,1,2,3]. Αυτή η αρχικοποίηση είναι κρίσιμη για την ορθή λειτουργία του incremental learning.Στη δεύτερη φάση, που περιλαμβάνει όλα τα επόμενα batches, το StandardScaler εφαρμόζει μόνο transform χωρίς να ενημερώνει τα στατιστικά του, ενώ το SGDClassifier συνεχίζει την εκπαίδευση με επιπλέον partial_fit calls. Αυτή η διαφοροποίηση εξασφαλίζει ότι η κανονικοποίηση παραμένει συνεπής σε όλη τη διάρκεια της εκπαίδευσης, ενώ το μοντέλο συνεχίζει να μαθαίνει από νέα δεδομένα χωρίς να χάνει τις προηγούμενες γνώσεις του.</w:t>
+        <w:lastRenderedPageBreak/>
+        <w:drawing>
+          <wp:inline distT="0" distB="0" distL="0" distR="0" wp14:anchorId="2413DDDC" wp14:editId="060C9883">
+            <wp:extent cx="5943600" cy="3433445"/>
+            <wp:effectExtent l="0" t="0" r="0" b="0"/>
+            <wp:docPr id="987117911" name="Picture 1"/>
+            <wp:cNvGraphicFramePr>
+              <a:graphicFrameLocks xmlns:a="http://schemas.openxmlformats.org/drawingml/2006/main" noChangeAspect="1"/>
+            </wp:cNvGraphicFramePr>
+            <a:graphic xmlns:a="http://schemas.openxmlformats.org/drawingml/2006/main">
+              <a:graphicData uri="http://schemas.openxmlformats.org/drawingml/2006/picture">
+                <pic:pic xmlns:pic="http://schemas.openxmlformats.org/drawingml/2006/picture">
+                  <pic:nvPicPr>
+                    <pic:cNvPr id="987117911" name=""/>
+                    <pic:cNvPicPr/>
+                  </pic:nvPicPr>
+                  <pic:blipFill>
+                    <a:blip r:embed="rId11"/>
+                    <a:stretch>
+                      <a:fillRect/>
+                    </a:stretch>
+                  </pic:blipFill>
+                  <pic:spPr>
+                    <a:xfrm>
+                      <a:off x="0" y="0"/>
+                      <a:ext cx="5943600" cy="3433445"/>
+                    </a:xfrm>
+                    <a:prstGeom prst="rect">
+                      <a:avLst/>
+                    </a:prstGeom>
+                  </pic:spPr>
+                </pic:pic>
+              </a:graphicData>
+            </a:graphic>
+          </wp:inline>
+        </w:drawing>
+      </w:r>
+    </w:p>
+    <w:p>
+      <w:pPr>
+        <w:pStyle w:val="Caption"/>
+        <w:jc w:val="center"/>
+        <w:rPr>
+          <w:lang w:val="el-GR"/>
+        </w:rPr>
+      </w:pPr>
+      <w:r>
+        <w:rPr>
+          <w:lang w:val="el-GR"/>
+        </w:rPr>
+        <w:t xml:space="preserve">Εικόνα </w:t>
+      </w:r>
+      <w:r>
+        <w:fldChar w:fldCharType="begin"/>
+      </w:r>
+      <w:r>
+        <w:rPr>
+          <w:lang w:val="el-GR"/>
+        </w:rPr>
+        <w:instrText xml:space="preserve"> </w:instrText>
+      </w:r>
+      <w:r>
+        <w:instrText>SEQ</w:instrText>
+      </w:r>
+      <w:r>
+        <w:rPr>
+          <w:lang w:val="el-GR"/>
+        </w:rPr>
+        <w:instrText xml:space="preserve"> Εικόνα \* </w:instrText>
+      </w:r>
+      <w:r>
+        <w:instrText>ARABIC</w:instrText>
+      </w:r>
+      <w:r>
+        <w:rPr>
+          <w:lang w:val="el-GR"/>
+        </w:rPr>
+        <w:instrText xml:space="preserve"> </w:instrText>
+      </w:r>
+      <w:r>
+        <w:fldChar w:fldCharType="separate"/>
+      </w:r>
+      <w:r>
+        <w:rPr>
+          <w:noProof/>
+          <w:lang w:val="el-GR"/>
+        </w:rPr>
+        <w:t>4</w:t>
+      </w:r>
+      <w:r>
+        <w:fldChar w:fldCharType="end"/>
+      </w:r>
+      <w:r>
+        <w:rPr>
+          <w:lang w:val="el-GR"/>
+        </w:rPr>
+        <w:t xml:space="preserve"> Αποτέλεσμα Αξιολόγισης μετά την απόρριψη χαρακτηριστικών με μεγάλη συσχέτιση</w:t>
       </w:r>
     </w:p>
     <w:p>
       <w:pPr>
         <w:pStyle w:val="Heading1"/>
       </w:pPr>
-      <w:bookmarkStart w:id="62" w:name="_Toc208484193"/>
-      <w:r>
-        <w:t>Αξιολόγιση Μοντέλου και Διαμόρφωση</w:t>
-      </w:r>
-      <w:bookmarkEnd w:id="62"/>
-      <w:r>
-        <w:t xml:space="preserve"> </w:t>
-      </w:r>
-    </w:p>
-    <w:p>
-      <w:pPr>
-        <w:pStyle w:val="Heading1"/>
-      </w:pPr>
-      <w:bookmarkStart w:id="63" w:name="_Toc208484194"/>
-      <w:r>
-        <w:t>Εν Κατακλείδι</w:t>
-      </w:r>
-      <w:bookmarkEnd w:id="63"/>
-      <w:r>
-        <w:t xml:space="preserve"> &lt;3</w:t>
-      </w:r>
-    </w:p>
-    <w:p>
-      <w:pPr>
-        <w:rPr>
-          <w:lang w:val="en-GB"/>
-        </w:rPr>
-      </w:pPr>
-    </w:p>
-    <w:p>
-      <w:pPr>
-        <w:rPr>
-          <w:lang w:val="en-GB"/>
-        </w:rPr>
-      </w:pPr>
-    </w:p>
-    <w:p>
-      <w:pPr>
-        <w:pStyle w:val="Heading1"/>
-      </w:pPr>
       <w:bookmarkStart w:id="64" w:name="_Toc208484195"/>
       <w:r>
         <w:t>Πηγές</w:t>
@@ -11131,7 +12096,7 @@
       <w:r>
         <w:t xml:space="preserve">[1] </w:t>
       </w:r>
-      <w:hyperlink r:id="rId11" w:history="1">
+      <w:hyperlink r:id="rId12" w:history="1">
         <w:r>
           <w:rPr>
             <w:rStyle w:val="Hyperlink"/>
@@ -11153,7 +12118,7 @@
       <w:r>
         <w:t xml:space="preserve">[2] </w:t>
       </w:r>
-      <w:hyperlink r:id="rId12" w:history="1">
+      <w:hyperlink r:id="rId13" w:history="1">
         <w:r>
           <w:rPr>
             <w:rStyle w:val="Hyperlink"/>
@@ -11211,7 +12176,7 @@
     </w:p>
     <w:p/>
     <w:sectPr>
-      <w:footerReference w:type="default" r:id="rId13"/>
+      <w:footerReference w:type="default" r:id="rId14"/>
       <w:pgSz w:w="12240" w:h="15840"/>
       <w:pgMar w:top="1440" w:right="1440" w:bottom="1440" w:left="1440" w:header="720" w:footer="720" w:gutter="0"/>
       <w:pgNumType w:start="1"/>
@@ -11249,54 +12214,7 @@
 
 <file path=word/footer1.xml><?xml version="1.0" encoding="utf-8"?>
 <w:ftr xmlns:wpc="http://schemas.microsoft.com/office/word/2010/wordprocessingCanvas" xmlns:cx="http://schemas.microsoft.com/office/drawing/2014/chartex" xmlns:cx1="http://schemas.microsoft.com/office/drawing/2015/9/8/chartex" xmlns:cx2="http://schemas.microsoft.com/office/drawing/2015/10/21/chartex" xmlns:cx3="http://schemas.microsoft.com/office/drawing/2016/5/9/chartex" xmlns:cx4="http://schemas.microsoft.com/office/drawing/2016/5/10/chartex" xmlns:cx5="http://schemas.microsoft.com/office/drawing/2016/5/11/chartex" xmlns:cx6="http://schemas.microsoft.com/office/drawing/2016/5/12/chartex" xmlns:cx7="http://schemas.microsoft.com/office/drawing/2016/5/13/chartex" xmlns:cx8="http://schemas.microsoft.com/office/drawing/2016/5/14/chartex" xmlns:mc="http://schemas.openxmlformats.org/markup-compatibility/2006" xmlns:aink="http://schemas.microsoft.com/office/drawing/2016/ink" xmlns:am3d="http://schemas.microsoft.com/office/drawing/2017/model3d" xmlns:o="urn:schemas-microsoft-com:office:office" xmlns:oel="http://schemas.microsoft.com/office/2019/extlst" xmlns:r="http://schemas.openxmlformats.org/officeDocument/2006/relationships" xmlns:m="http://schemas.openxmlformats.org/officeDocument/2006/math" xmlns:v="urn:schemas-microsoft-com:vml" xmlns:wp14="http://schemas.microsoft.com/office/word/2010/wordprocessingDrawing" xmlns:wp="http://schemas.openxmlformats.org/drawingml/2006/wordprocessingDrawing" xmlns:w10="urn:schemas-microsoft-com:office:word" xmlns:w="http://schemas.openxmlformats.org/wordprocessingml/2006/main" xmlns:w14="http://schemas.microsoft.com/office/word/2010/wordml" xmlns:w15="http://schemas.microsoft.com/office/word/2012/wordml" xmlns:w16cex="http://schemas.microsoft.com/office/word/2018/wordml/cex" xmlns:w16cid="http://schemas.microsoft.com/office/word/2016/wordml/cid" xmlns:w16="http://schemas.microsoft.com/office/word/2018/wordml" xmlns:w16du="http://schemas.microsoft.com/office/word/2023/wordml/word16du" xmlns:w16sdtdh="http://schemas.microsoft.com/office/word/2020/wordml/sdtdatahash" xmlns:w16sdtfl="http://schemas.microsoft.com/office/word/2024/wordml/sdtformatlock" xmlns:w16se="http://schemas.microsoft.com/office/word/2015/wordml/symex" xmlns:wpg="http://schemas.microsoft.com/office/word/2010/wordprocessingGroup" xmlns:wpi="http://schemas.microsoft.com/office/word/2010/wordprocessingInk" xmlns:wne="http://schemas.microsoft.com/office/word/2006/wordml" xmlns:wps="http://schemas.microsoft.com/office/word/2010/wordprocessingShape" mc:Ignorable="w14 w15 w16se w16cid w16 w16cex w16sdtdh w16sdtfl w16du wp14">
-  <w:sdt>
-    <w:sdtPr>
-      <w:id w:val="2064603810"/>
-      <w:docPartObj>
-        <w:docPartGallery w:val="Page Numbers (Bottom of Page)"/>
-        <w:docPartUnique/>
-      </w:docPartObj>
-    </w:sdtPr>
-    <w:sdtEndPr>
-      <w:rPr>
-        <w:noProof/>
-      </w:rPr>
-    </w:sdtEndPr>
-    <w:sdtContent>
-      <w:p>
-        <w:pPr>
-          <w:pStyle w:val="Footer"/>
-          <w:jc w:val="right"/>
-        </w:pPr>
-        <w:r>
-          <w:fldChar w:fldCharType="begin"/>
-        </w:r>
-        <w:r>
-          <w:instrText xml:space="preserve"> PAGE   \* MERGEFORMAT </w:instrText>
-        </w:r>
-        <w:r>
-          <w:fldChar w:fldCharType="separate"/>
-        </w:r>
-        <w:r>
-          <w:rPr>
-            <w:noProof/>
-          </w:rPr>
-          <w:t>2</w:t>
-        </w:r>
-        <w:r>
-          <w:rPr>
-            <w:noProof/>
-          </w:rPr>
-          <w:fldChar w:fldCharType="end"/>
-        </w:r>
-      </w:p>
-    </w:sdtContent>
-  </w:sdt>
-  <w:p>
-    <w:pPr>
-      <w:pStyle w:val="Footer"/>
-    </w:pPr>
-  </w:p>
+  <w:p/>
 </w:ftr>
 </file>
 
@@ -12683,7 +13601,7 @@
   <w:style w:type="paragraph" w:default="1" w:styleId="Normal">
     <w:name w:val="Normal"/>
     <w:qFormat/>
-    <w:rsid w:val="00243F23"/>
+    <w:rsid w:val="00E8021A"/>
   </w:style>
   <w:style w:type="paragraph" w:styleId="Heading1">
     <w:name w:val="heading 1"/>
@@ -12924,7 +13842,6 @@
   <w:style w:type="character" w:default="1" w:styleId="DefaultParagraphFont">
     <w:name w:val="Default Paragraph Font"/>
     <w:uiPriority w:val="1"/>
-    <w:semiHidden/>
     <w:unhideWhenUsed/>
   </w:style>
   <w:style w:type="table" w:default="1" w:styleId="TableNormal">
